--- a/docx/fr/BUFRCREX_TableB_fr_40.docx
+++ b/docx/fr/BUFRCREX_TableB_fr_40.docx
@@ -8,19 +8,33 @@
       </w:pPr>
       <w:r>
         <w:rPr>
-          <w:rFonts w:ascii="Arial" w:hAnsi="Arial"/>
+          <w:rFonts w:ascii="Verdana" w:hAnsi="Verdana"/>
           <w:b/>
           <w:sz w:val="22"/>
         </w:rPr>
-        <w:t>BUFR/CREX Table B — Class 40: Données satellitaires</w:t>
+        <w:t>Classe 40 : Données satellitaires</w:t>
       </w:r>
     </w:p>
     <w:tbl>
       <w:tblPr>
         <w:tblStyle w:val="TableGrid"/>
         <w:tblW w:type="auto" w:w="0"/>
-        <w:jc w:val="center"/>
+        <w:jc w:val="left"/>
         <w:tblLook w:firstColumn="1" w:firstRow="1" w:lastColumn="0" w:lastRow="0" w:noHBand="0" w:noVBand="1" w:val="04A0"/>
+        <w:tblBorders>
+          <w:top w:val="single" w:sz="4" w:space="0" w:color="595959"/>
+          <w:left w:val="single" w:sz="4" w:space="0" w:color="595959"/>
+          <w:bottom w:val="single" w:sz="4" w:space="0" w:color="595959"/>
+          <w:right w:val="single" w:sz="4" w:space="0" w:color="595959"/>
+          <w:insideH w:val="single" w:sz="4" w:space="0" w:color="595959"/>
+          <w:insideV w:val="single" w:sz="4" w:space="0" w:color="595959"/>
+        </w:tblBorders>
+        <w:tblCellMar>
+          <w:top w:w="85" w:type="dxa"/>
+          <w:left w:w="85" w:type="dxa"/>
+          <w:bottom w:w="85" w:type="dxa"/>
+          <w:right w:w="85" w:type="dxa"/>
+        </w:tblCellMar>
       </w:tblPr>
       <w:tblGrid>
         <w:gridCol w:w="1514"/>
@@ -35,20 +49,20 @@
         <w:gridCol w:w="1514"/>
       </w:tblGrid>
       <w:tr>
-        <w:tc>
-          <w:tcPr>
-            <w:tcW w:type="dxa" w:w="1514"/>
-            <w:shd w:val="clear" w:color="auto" w:fill="D9E2F3"/>
-          </w:tcPr>
-          <w:p>
-            <w:pPr>
-              <w:jc w:val="center"/>
-            </w:pPr>
-            <w:r/>
-            <w:r>
-              <w:rPr>
-                <w:rFonts w:ascii="Arial" w:hAnsi="Arial"/>
-                <w:b/>
+        <w:trPr>
+          <w:tblHeader/>
+        </w:trPr>
+        <w:tc>
+          <w:tcPr>
+            <w:tcW w:type="dxa" w:w="1514"/>
+            <w:shd w:val="clear" w:color="auto" w:fill="D9D9D9"/>
+          </w:tcPr>
+          <w:p>
+            <w:r/>
+            <w:r>
+              <w:rPr>
+                <w:rFonts w:ascii="Verdana" w:hAnsi="Verdana"/>
+                <w:b w:val="0"/>
                 <w:sz w:val="16"/>
               </w:rPr>
               <w:t>FXY</w:t>
@@ -58,194 +72,170 @@
         <w:tc>
           <w:tcPr>
             <w:tcW w:type="dxa" w:w="1514"/>
-            <w:shd w:val="clear" w:color="auto" w:fill="D9E2F3"/>
-          </w:tcPr>
-          <w:p>
-            <w:pPr>
-              <w:jc w:val="center"/>
-            </w:pPr>
-            <w:r/>
-            <w:r>
-              <w:rPr>
-                <w:rFonts w:ascii="Arial" w:hAnsi="Arial"/>
-                <w:b/>
-                <w:sz w:val="16"/>
-              </w:rPr>
-              <w:t>ElementName</w:t>
-            </w:r>
-          </w:p>
-        </w:tc>
-        <w:tc>
-          <w:tcPr>
-            <w:tcW w:type="dxa" w:w="1514"/>
-            <w:shd w:val="clear" w:color="auto" w:fill="D9E2F3"/>
-          </w:tcPr>
-          <w:p>
-            <w:pPr>
-              <w:jc w:val="center"/>
-            </w:pPr>
-            <w:r/>
-            <w:r>
-              <w:rPr>
-                <w:rFonts w:ascii="Arial" w:hAnsi="Arial"/>
-                <w:b/>
-                <w:sz w:val="16"/>
-              </w:rPr>
-              <w:t>BUFR Unit</w:t>
-            </w:r>
-          </w:p>
-        </w:tc>
-        <w:tc>
-          <w:tcPr>
-            <w:tcW w:type="dxa" w:w="1514"/>
-            <w:shd w:val="clear" w:color="auto" w:fill="D9E2F3"/>
-          </w:tcPr>
-          <w:p>
-            <w:pPr>
-              <w:jc w:val="center"/>
-            </w:pPr>
-            <w:r/>
-            <w:r>
-              <w:rPr>
-                <w:rFonts w:ascii="Arial" w:hAnsi="Arial"/>
-                <w:b/>
-                <w:sz w:val="16"/>
-              </w:rPr>
-              <w:t>Scale</w:t>
-            </w:r>
-          </w:p>
-        </w:tc>
-        <w:tc>
-          <w:tcPr>
-            <w:tcW w:type="dxa" w:w="1514"/>
-            <w:shd w:val="clear" w:color="auto" w:fill="D9E2F3"/>
-          </w:tcPr>
-          <w:p>
-            <w:pPr>
-              <w:jc w:val="center"/>
-            </w:pPr>
-            <w:r/>
-            <w:r>
-              <w:rPr>
-                <w:rFonts w:ascii="Arial" w:hAnsi="Arial"/>
-                <w:b/>
-                <w:sz w:val="16"/>
-              </w:rPr>
-              <w:t>Ref Value</w:t>
-            </w:r>
-          </w:p>
-        </w:tc>
-        <w:tc>
-          <w:tcPr>
-            <w:tcW w:type="dxa" w:w="1514"/>
-            <w:shd w:val="clear" w:color="auto" w:fill="D9E2F3"/>
-          </w:tcPr>
-          <w:p>
-            <w:pPr>
-              <w:jc w:val="center"/>
-            </w:pPr>
-            <w:r/>
-            <w:r>
-              <w:rPr>
-                <w:rFonts w:ascii="Arial" w:hAnsi="Arial"/>
-                <w:b/>
-                <w:sz w:val="16"/>
-              </w:rPr>
-              <w:t>Bits</w:t>
-            </w:r>
-          </w:p>
-        </w:tc>
-        <w:tc>
-          <w:tcPr>
-            <w:tcW w:type="dxa" w:w="1514"/>
-            <w:shd w:val="clear" w:color="auto" w:fill="D9E2F3"/>
-          </w:tcPr>
-          <w:p>
-            <w:pPr>
-              <w:jc w:val="center"/>
-            </w:pPr>
-            <w:r/>
-            <w:r>
-              <w:rPr>
-                <w:rFonts w:ascii="Arial" w:hAnsi="Arial"/>
-                <w:b/>
-                <w:sz w:val="16"/>
-              </w:rPr>
-              <w:t>CREX Unit</w:t>
-            </w:r>
-          </w:p>
-        </w:tc>
-        <w:tc>
-          <w:tcPr>
-            <w:tcW w:type="dxa" w:w="1514"/>
-            <w:shd w:val="clear" w:color="auto" w:fill="D9E2F3"/>
-          </w:tcPr>
-          <w:p>
-            <w:pPr>
-              <w:jc w:val="center"/>
-            </w:pPr>
-            <w:r/>
-            <w:r>
-              <w:rPr>
-                <w:rFonts w:ascii="Arial" w:hAnsi="Arial"/>
-                <w:b/>
-                <w:sz w:val="16"/>
-              </w:rPr>
-              <w:t>Scale</w:t>
-            </w:r>
-          </w:p>
-        </w:tc>
-        <w:tc>
-          <w:tcPr>
-            <w:tcW w:type="dxa" w:w="1514"/>
-            <w:shd w:val="clear" w:color="auto" w:fill="D9E2F3"/>
-          </w:tcPr>
-          <w:p>
-            <w:pPr>
-              <w:jc w:val="center"/>
-            </w:pPr>
-            <w:r/>
-            <w:r>
-              <w:rPr>
-                <w:rFonts w:ascii="Arial" w:hAnsi="Arial"/>
-                <w:b/>
-                <w:sz w:val="16"/>
-              </w:rPr>
-              <w:t>Chars</w:t>
-            </w:r>
-          </w:p>
-        </w:tc>
-        <w:tc>
-          <w:tcPr>
-            <w:tcW w:type="dxa" w:w="1514"/>
-            <w:shd w:val="clear" w:color="auto" w:fill="D9E2F3"/>
-          </w:tcPr>
-          <w:p>
-            <w:pPr>
-              <w:jc w:val="center"/>
-            </w:pPr>
-            <w:r/>
-            <w:r>
-              <w:rPr>
-                <w:rFonts w:ascii="Arial" w:hAnsi="Arial"/>
-                <w:b/>
-                <w:sz w:val="16"/>
-              </w:rPr>
-              <w:t>Note</w:t>
+            <w:shd w:val="clear" w:color="auto" w:fill="D9D9D9"/>
+          </w:tcPr>
+          <w:p>
+            <w:r/>
+            <w:r>
+              <w:rPr>
+                <w:rFonts w:ascii="Verdana" w:hAnsi="Verdana"/>
+                <w:b w:val="0"/>
+                <w:sz w:val="16"/>
+              </w:rPr>
+              <w:t>NOM DE L'ÉLÉMENT</w:t>
+            </w:r>
+          </w:p>
+        </w:tc>
+        <w:tc>
+          <w:tcPr>
+            <w:tcW w:type="dxa" w:w="1514"/>
+            <w:shd w:val="clear" w:color="auto" w:fill="D9D9D9"/>
+          </w:tcPr>
+          <w:p>
+            <w:r/>
+            <w:r>
+              <w:rPr>
+                <w:rFonts w:ascii="Verdana" w:hAnsi="Verdana"/>
+                <w:b w:val="0"/>
+                <w:sz w:val="16"/>
+              </w:rPr>
+              <w:t>UNITÉ BUFR</w:t>
+            </w:r>
+          </w:p>
+        </w:tc>
+        <w:tc>
+          <w:tcPr>
+            <w:tcW w:type="dxa" w:w="1514"/>
+            <w:shd w:val="clear" w:color="auto" w:fill="D9D9D9"/>
+          </w:tcPr>
+          <w:p>
+            <w:r/>
+            <w:r>
+              <w:rPr>
+                <w:rFonts w:ascii="Verdana" w:hAnsi="Verdana"/>
+                <w:b w:val="0"/>
+                <w:sz w:val="16"/>
+              </w:rPr>
+              <w:t>ÉCHELLE</w:t>
+            </w:r>
+          </w:p>
+        </w:tc>
+        <w:tc>
+          <w:tcPr>
+            <w:tcW w:type="dxa" w:w="1514"/>
+            <w:shd w:val="clear" w:color="auto" w:fill="D9D9D9"/>
+          </w:tcPr>
+          <w:p>
+            <w:r/>
+            <w:r>
+              <w:rPr>
+                <w:rFonts w:ascii="Verdana" w:hAnsi="Verdana"/>
+                <w:b w:val="0"/>
+                <w:sz w:val="16"/>
+              </w:rPr>
+              <w:t>VAL. RÉF.</w:t>
+            </w:r>
+          </w:p>
+        </w:tc>
+        <w:tc>
+          <w:tcPr>
+            <w:tcW w:type="dxa" w:w="1514"/>
+            <w:shd w:val="clear" w:color="auto" w:fill="D9D9D9"/>
+          </w:tcPr>
+          <w:p>
+            <w:r/>
+            <w:r>
+              <w:rPr>
+                <w:rFonts w:ascii="Verdana" w:hAnsi="Verdana"/>
+                <w:b w:val="0"/>
+                <w:sz w:val="16"/>
+              </w:rPr>
+              <w:t>BITS</w:t>
+            </w:r>
+          </w:p>
+        </w:tc>
+        <w:tc>
+          <w:tcPr>
+            <w:tcW w:type="dxa" w:w="1514"/>
+            <w:shd w:val="clear" w:color="auto" w:fill="D9D9D9"/>
+          </w:tcPr>
+          <w:p>
+            <w:r/>
+            <w:r>
+              <w:rPr>
+                <w:rFonts w:ascii="Verdana" w:hAnsi="Verdana"/>
+                <w:b w:val="0"/>
+                <w:sz w:val="16"/>
+              </w:rPr>
+              <w:t>UNITÉ CREX</w:t>
+            </w:r>
+          </w:p>
+        </w:tc>
+        <w:tc>
+          <w:tcPr>
+            <w:tcW w:type="dxa" w:w="1514"/>
+            <w:shd w:val="clear" w:color="auto" w:fill="D9D9D9"/>
+          </w:tcPr>
+          <w:p>
+            <w:r/>
+            <w:r>
+              <w:rPr>
+                <w:rFonts w:ascii="Verdana" w:hAnsi="Verdana"/>
+                <w:b w:val="0"/>
+                <w:sz w:val="16"/>
+              </w:rPr>
+              <w:t>ÉCHELLE</w:t>
+            </w:r>
+          </w:p>
+        </w:tc>
+        <w:tc>
+          <w:tcPr>
+            <w:tcW w:type="dxa" w:w="1514"/>
+            <w:shd w:val="clear" w:color="auto" w:fill="D9D9D9"/>
+          </w:tcPr>
+          <w:p>
+            <w:r/>
+            <w:r>
+              <w:rPr>
+                <w:rFonts w:ascii="Verdana" w:hAnsi="Verdana"/>
+                <w:b w:val="0"/>
+                <w:sz w:val="16"/>
+              </w:rPr>
+              <w:t>CAR.</w:t>
+            </w:r>
+          </w:p>
+        </w:tc>
+        <w:tc>
+          <w:tcPr>
+            <w:tcW w:type="dxa" w:w="1514"/>
+            <w:shd w:val="clear" w:color="auto" w:fill="D9D9D9"/>
+          </w:tcPr>
+          <w:p>
+            <w:r/>
+            <w:r>
+              <w:rPr>
+                <w:rFonts w:ascii="Verdana" w:hAnsi="Verdana"/>
+                <w:b w:val="0"/>
+                <w:sz w:val="16"/>
+              </w:rPr>
+              <w:t>NOTE</w:t>
             </w:r>
           </w:p>
         </w:tc>
       </w:tr>
       <w:tr>
-        <w:tc>
-          <w:tcPr>
-            <w:tcW w:type="dxa" w:w="1514"/>
-          </w:tcPr>
-          <w:p>
-            <w:r/>
-            <w:r>
-              <w:rPr>
-                <w:rFonts w:ascii="Arial" w:hAnsi="Arial"/>
+        <w:trPr>
+          <w:cantSplit/>
+        </w:trPr>
+        <w:tc>
+          <w:tcPr>
+            <w:tcW w:type="dxa" w:w="1514"/>
+          </w:tcPr>
+          <w:p>
+            <w:r/>
+            <w:r>
+              <w:rPr>
+                <w:rFonts w:ascii="Verdana" w:hAnsi="Verdana"/>
                 <w:b w:val="0"/>
                 <w:sz w:val="16"/>
               </w:rPr>
@@ -261,7 +251,7 @@
             <w:r/>
             <w:r>
               <w:rPr>
-                <w:rFonts w:ascii="Arial" w:hAnsi="Arial"/>
+                <w:rFonts w:ascii="Verdana" w:hAnsi="Verdana"/>
                 <w:b w:val="0"/>
                 <w:sz w:val="16"/>
               </w:rPr>
@@ -277,7 +267,7 @@
             <w:r/>
             <w:r>
               <w:rPr>
-                <w:rFonts w:ascii="Arial" w:hAnsi="Arial"/>
+                <w:rFonts w:ascii="Verdana" w:hAnsi="Verdana"/>
                 <w:b w:val="0"/>
                 <w:sz w:val="16"/>
               </w:rPr>
@@ -293,7 +283,7 @@
             <w:r/>
             <w:r>
               <w:rPr>
-                <w:rFonts w:ascii="Arial" w:hAnsi="Arial"/>
+                <w:rFonts w:ascii="Verdana" w:hAnsi="Verdana"/>
                 <w:b w:val="0"/>
                 <w:sz w:val="16"/>
               </w:rPr>
@@ -309,7 +299,7 @@
             <w:r/>
             <w:r>
               <w:rPr>
-                <w:rFonts w:ascii="Arial" w:hAnsi="Arial"/>
+                <w:rFonts w:ascii="Verdana" w:hAnsi="Verdana"/>
                 <w:b w:val="0"/>
                 <w:sz w:val="16"/>
               </w:rPr>
@@ -325,7 +315,7 @@
             <w:r/>
             <w:r>
               <w:rPr>
-                <w:rFonts w:ascii="Arial" w:hAnsi="Arial"/>
+                <w:rFonts w:ascii="Verdana" w:hAnsi="Verdana"/>
                 <w:b w:val="0"/>
                 <w:sz w:val="16"/>
               </w:rPr>
@@ -341,7 +331,7 @@
             <w:r/>
             <w:r>
               <w:rPr>
-                <w:rFonts w:ascii="Arial" w:hAnsi="Arial"/>
+                <w:rFonts w:ascii="Verdana" w:hAnsi="Verdana"/>
                 <w:b w:val="0"/>
                 <w:sz w:val="16"/>
               </w:rPr>
@@ -357,7 +347,7 @@
             <w:r/>
             <w:r>
               <w:rPr>
-                <w:rFonts w:ascii="Arial" w:hAnsi="Arial"/>
+                <w:rFonts w:ascii="Verdana" w:hAnsi="Verdana"/>
                 <w:b w:val="0"/>
                 <w:sz w:val="16"/>
               </w:rPr>
@@ -373,7 +363,7 @@
             <w:r/>
             <w:r>
               <w:rPr>
-                <w:rFonts w:ascii="Arial" w:hAnsi="Arial"/>
+                <w:rFonts w:ascii="Verdana" w:hAnsi="Verdana"/>
                 <w:b w:val="0"/>
                 <w:sz w:val="16"/>
               </w:rPr>
@@ -389,7 +379,7 @@
             <w:r/>
             <w:r>
               <w:rPr>
-                <w:rFonts w:ascii="Arial" w:hAnsi="Arial"/>
+                <w:rFonts w:ascii="Verdana" w:hAnsi="Verdana"/>
                 <w:b w:val="0"/>
                 <w:sz w:val="16"/>
               </w:rPr>
@@ -398,15 +388,18 @@
         </w:tc>
       </w:tr>
       <w:tr>
-        <w:tc>
-          <w:tcPr>
-            <w:tcW w:type="dxa" w:w="1514"/>
-          </w:tcPr>
-          <w:p>
-            <w:r/>
-            <w:r>
-              <w:rPr>
-                <w:rFonts w:ascii="Arial" w:hAnsi="Arial"/>
+        <w:trPr>
+          <w:cantSplit/>
+        </w:trPr>
+        <w:tc>
+          <w:tcPr>
+            <w:tcW w:type="dxa" w:w="1514"/>
+          </w:tcPr>
+          <w:p>
+            <w:r/>
+            <w:r>
+              <w:rPr>
+                <w:rFonts w:ascii="Verdana" w:hAnsi="Verdana"/>
                 <w:b w:val="0"/>
                 <w:sz w:val="16"/>
               </w:rPr>
@@ -422,7 +415,7 @@
             <w:r/>
             <w:r>
               <w:rPr>
-                <w:rFonts w:ascii="Arial" w:hAnsi="Arial"/>
+                <w:rFonts w:ascii="Verdana" w:hAnsi="Verdana"/>
                 <w:b w:val="0"/>
                 <w:sz w:val="16"/>
               </w:rPr>
@@ -438,7 +431,7 @@
             <w:r/>
             <w:r>
               <w:rPr>
-                <w:rFonts w:ascii="Arial" w:hAnsi="Arial"/>
+                <w:rFonts w:ascii="Verdana" w:hAnsi="Verdana"/>
                 <w:b w:val="0"/>
                 <w:sz w:val="16"/>
               </w:rPr>
@@ -454,7 +447,7 @@
             <w:r/>
             <w:r>
               <w:rPr>
-                <w:rFonts w:ascii="Arial" w:hAnsi="Arial"/>
+                <w:rFonts w:ascii="Verdana" w:hAnsi="Verdana"/>
                 <w:b w:val="0"/>
                 <w:sz w:val="16"/>
               </w:rPr>
@@ -470,7 +463,7 @@
             <w:r/>
             <w:r>
               <w:rPr>
-                <w:rFonts w:ascii="Arial" w:hAnsi="Arial"/>
+                <w:rFonts w:ascii="Verdana" w:hAnsi="Verdana"/>
                 <w:b w:val="0"/>
                 <w:sz w:val="16"/>
               </w:rPr>
@@ -486,7 +479,7 @@
             <w:r/>
             <w:r>
               <w:rPr>
-                <w:rFonts w:ascii="Arial" w:hAnsi="Arial"/>
+                <w:rFonts w:ascii="Verdana" w:hAnsi="Verdana"/>
                 <w:b w:val="0"/>
                 <w:sz w:val="16"/>
               </w:rPr>
@@ -502,7 +495,7 @@
             <w:r/>
             <w:r>
               <w:rPr>
-                <w:rFonts w:ascii="Arial" w:hAnsi="Arial"/>
+                <w:rFonts w:ascii="Verdana" w:hAnsi="Verdana"/>
                 <w:b w:val="0"/>
                 <w:sz w:val="16"/>
               </w:rPr>
@@ -518,7 +511,7 @@
             <w:r/>
             <w:r>
               <w:rPr>
-                <w:rFonts w:ascii="Arial" w:hAnsi="Arial"/>
+                <w:rFonts w:ascii="Verdana" w:hAnsi="Verdana"/>
                 <w:b w:val="0"/>
                 <w:sz w:val="16"/>
               </w:rPr>
@@ -534,7 +527,7 @@
             <w:r/>
             <w:r>
               <w:rPr>
-                <w:rFonts w:ascii="Arial" w:hAnsi="Arial"/>
+                <w:rFonts w:ascii="Verdana" w:hAnsi="Verdana"/>
                 <w:b w:val="0"/>
                 <w:sz w:val="16"/>
               </w:rPr>
@@ -550,7 +543,7 @@
             <w:r/>
             <w:r>
               <w:rPr>
-                <w:rFonts w:ascii="Arial" w:hAnsi="Arial"/>
+                <w:rFonts w:ascii="Verdana" w:hAnsi="Verdana"/>
                 <w:b w:val="0"/>
                 <w:sz w:val="16"/>
               </w:rPr>
@@ -559,15 +552,18 @@
         </w:tc>
       </w:tr>
       <w:tr>
-        <w:tc>
-          <w:tcPr>
-            <w:tcW w:type="dxa" w:w="1514"/>
-          </w:tcPr>
-          <w:p>
-            <w:r/>
-            <w:r>
-              <w:rPr>
-                <w:rFonts w:ascii="Arial" w:hAnsi="Arial"/>
+        <w:trPr>
+          <w:cantSplit/>
+        </w:trPr>
+        <w:tc>
+          <w:tcPr>
+            <w:tcW w:type="dxa" w:w="1514"/>
+          </w:tcPr>
+          <w:p>
+            <w:r/>
+            <w:r>
+              <w:rPr>
+                <w:rFonts w:ascii="Verdana" w:hAnsi="Verdana"/>
                 <w:b w:val="0"/>
                 <w:sz w:val="16"/>
               </w:rPr>
@@ -583,7 +579,7 @@
             <w:r/>
             <w:r>
               <w:rPr>
-                <w:rFonts w:ascii="Arial" w:hAnsi="Arial"/>
+                <w:rFonts w:ascii="Verdana" w:hAnsi="Verdana"/>
                 <w:b w:val="0"/>
                 <w:sz w:val="16"/>
               </w:rPr>
@@ -599,7 +595,7 @@
             <w:r/>
             <w:r>
               <w:rPr>
-                <w:rFonts w:ascii="Arial" w:hAnsi="Arial"/>
+                <w:rFonts w:ascii="Verdana" w:hAnsi="Verdana"/>
                 <w:b w:val="0"/>
                 <w:sz w:val="16"/>
               </w:rPr>
@@ -615,7 +611,7 @@
             <w:r/>
             <w:r>
               <w:rPr>
-                <w:rFonts w:ascii="Arial" w:hAnsi="Arial"/>
+                <w:rFonts w:ascii="Verdana" w:hAnsi="Verdana"/>
                 <w:b w:val="0"/>
                 <w:sz w:val="16"/>
               </w:rPr>
@@ -631,7 +627,7 @@
             <w:r/>
             <w:r>
               <w:rPr>
-                <w:rFonts w:ascii="Arial" w:hAnsi="Arial"/>
+                <w:rFonts w:ascii="Verdana" w:hAnsi="Verdana"/>
                 <w:b w:val="0"/>
                 <w:sz w:val="16"/>
               </w:rPr>
@@ -647,7 +643,7 @@
             <w:r/>
             <w:r>
               <w:rPr>
-                <w:rFonts w:ascii="Arial" w:hAnsi="Arial"/>
+                <w:rFonts w:ascii="Verdana" w:hAnsi="Verdana"/>
                 <w:b w:val="0"/>
                 <w:sz w:val="16"/>
               </w:rPr>
@@ -663,7 +659,7 @@
             <w:r/>
             <w:r>
               <w:rPr>
-                <w:rFonts w:ascii="Arial" w:hAnsi="Arial"/>
+                <w:rFonts w:ascii="Verdana" w:hAnsi="Verdana"/>
                 <w:b w:val="0"/>
                 <w:sz w:val="16"/>
               </w:rPr>
@@ -679,7 +675,7 @@
             <w:r/>
             <w:r>
               <w:rPr>
-                <w:rFonts w:ascii="Arial" w:hAnsi="Arial"/>
+                <w:rFonts w:ascii="Verdana" w:hAnsi="Verdana"/>
                 <w:b w:val="0"/>
                 <w:sz w:val="16"/>
               </w:rPr>
@@ -695,7 +691,7 @@
             <w:r/>
             <w:r>
               <w:rPr>
-                <w:rFonts w:ascii="Arial" w:hAnsi="Arial"/>
+                <w:rFonts w:ascii="Verdana" w:hAnsi="Verdana"/>
                 <w:b w:val="0"/>
                 <w:sz w:val="16"/>
               </w:rPr>
@@ -711,7 +707,7 @@
             <w:r/>
             <w:r>
               <w:rPr>
-                <w:rFonts w:ascii="Arial" w:hAnsi="Arial"/>
+                <w:rFonts w:ascii="Verdana" w:hAnsi="Verdana"/>
                 <w:b w:val="0"/>
                 <w:sz w:val="16"/>
               </w:rPr>
@@ -720,15 +716,18 @@
         </w:tc>
       </w:tr>
       <w:tr>
-        <w:tc>
-          <w:tcPr>
-            <w:tcW w:type="dxa" w:w="1514"/>
-          </w:tcPr>
-          <w:p>
-            <w:r/>
-            <w:r>
-              <w:rPr>
-                <w:rFonts w:ascii="Arial" w:hAnsi="Arial"/>
+        <w:trPr>
+          <w:cantSplit/>
+        </w:trPr>
+        <w:tc>
+          <w:tcPr>
+            <w:tcW w:type="dxa" w:w="1514"/>
+          </w:tcPr>
+          <w:p>
+            <w:r/>
+            <w:r>
+              <w:rPr>
+                <w:rFonts w:ascii="Verdana" w:hAnsi="Verdana"/>
                 <w:b w:val="0"/>
                 <w:sz w:val="16"/>
               </w:rPr>
@@ -744,7 +743,7 @@
             <w:r/>
             <w:r>
               <w:rPr>
-                <w:rFonts w:ascii="Arial" w:hAnsi="Arial"/>
+                <w:rFonts w:ascii="Verdana" w:hAnsi="Verdana"/>
                 <w:b w:val="0"/>
                 <w:sz w:val="16"/>
               </w:rPr>
@@ -760,7 +759,7 @@
             <w:r/>
             <w:r>
               <w:rPr>
-                <w:rFonts w:ascii="Arial" w:hAnsi="Arial"/>
+                <w:rFonts w:ascii="Verdana" w:hAnsi="Verdana"/>
                 <w:b w:val="0"/>
                 <w:sz w:val="16"/>
               </w:rPr>
@@ -776,7 +775,7 @@
             <w:r/>
             <w:r>
               <w:rPr>
-                <w:rFonts w:ascii="Arial" w:hAnsi="Arial"/>
+                <w:rFonts w:ascii="Verdana" w:hAnsi="Verdana"/>
                 <w:b w:val="0"/>
                 <w:sz w:val="16"/>
               </w:rPr>
@@ -792,7 +791,7 @@
             <w:r/>
             <w:r>
               <w:rPr>
-                <w:rFonts w:ascii="Arial" w:hAnsi="Arial"/>
+                <w:rFonts w:ascii="Verdana" w:hAnsi="Verdana"/>
                 <w:b w:val="0"/>
                 <w:sz w:val="16"/>
               </w:rPr>
@@ -808,7 +807,7 @@
             <w:r/>
             <w:r>
               <w:rPr>
-                <w:rFonts w:ascii="Arial" w:hAnsi="Arial"/>
+                <w:rFonts w:ascii="Verdana" w:hAnsi="Verdana"/>
                 <w:b w:val="0"/>
                 <w:sz w:val="16"/>
               </w:rPr>
@@ -824,7 +823,7 @@
             <w:r/>
             <w:r>
               <w:rPr>
-                <w:rFonts w:ascii="Arial" w:hAnsi="Arial"/>
+                <w:rFonts w:ascii="Verdana" w:hAnsi="Verdana"/>
                 <w:b w:val="0"/>
                 <w:sz w:val="16"/>
               </w:rPr>
@@ -840,7 +839,7 @@
             <w:r/>
             <w:r>
               <w:rPr>
-                <w:rFonts w:ascii="Arial" w:hAnsi="Arial"/>
+                <w:rFonts w:ascii="Verdana" w:hAnsi="Verdana"/>
                 <w:b w:val="0"/>
                 <w:sz w:val="16"/>
               </w:rPr>
@@ -856,7 +855,7 @@
             <w:r/>
             <w:r>
               <w:rPr>
-                <w:rFonts w:ascii="Arial" w:hAnsi="Arial"/>
+                <w:rFonts w:ascii="Verdana" w:hAnsi="Verdana"/>
                 <w:b w:val="0"/>
                 <w:sz w:val="16"/>
               </w:rPr>
@@ -872,7 +871,7 @@
             <w:r/>
             <w:r>
               <w:rPr>
-                <w:rFonts w:ascii="Arial" w:hAnsi="Arial"/>
+                <w:rFonts w:ascii="Verdana" w:hAnsi="Verdana"/>
                 <w:b w:val="0"/>
                 <w:sz w:val="16"/>
               </w:rPr>
@@ -881,15 +880,18 @@
         </w:tc>
       </w:tr>
       <w:tr>
-        <w:tc>
-          <w:tcPr>
-            <w:tcW w:type="dxa" w:w="1514"/>
-          </w:tcPr>
-          <w:p>
-            <w:r/>
-            <w:r>
-              <w:rPr>
-                <w:rFonts w:ascii="Arial" w:hAnsi="Arial"/>
+        <w:trPr>
+          <w:cantSplit/>
+        </w:trPr>
+        <w:tc>
+          <w:tcPr>
+            <w:tcW w:type="dxa" w:w="1514"/>
+          </w:tcPr>
+          <w:p>
+            <w:r/>
+            <w:r>
+              <w:rPr>
+                <w:rFonts w:ascii="Verdana" w:hAnsi="Verdana"/>
                 <w:b w:val="0"/>
                 <w:sz w:val="16"/>
               </w:rPr>
@@ -905,7 +907,7 @@
             <w:r/>
             <w:r>
               <w:rPr>
-                <w:rFonts w:ascii="Arial" w:hAnsi="Arial"/>
+                <w:rFonts w:ascii="Verdana" w:hAnsi="Verdana"/>
                 <w:b w:val="0"/>
                 <w:sz w:val="16"/>
               </w:rPr>
@@ -921,7 +923,7 @@
             <w:r/>
             <w:r>
               <w:rPr>
-                <w:rFonts w:ascii="Arial" w:hAnsi="Arial"/>
+                <w:rFonts w:ascii="Verdana" w:hAnsi="Verdana"/>
                 <w:b w:val="0"/>
                 <w:sz w:val="16"/>
               </w:rPr>
@@ -937,7 +939,7 @@
             <w:r/>
             <w:r>
               <w:rPr>
-                <w:rFonts w:ascii="Arial" w:hAnsi="Arial"/>
+                <w:rFonts w:ascii="Verdana" w:hAnsi="Verdana"/>
                 <w:b w:val="0"/>
                 <w:sz w:val="16"/>
               </w:rPr>
@@ -953,7 +955,7 @@
             <w:r/>
             <w:r>
               <w:rPr>
-                <w:rFonts w:ascii="Arial" w:hAnsi="Arial"/>
+                <w:rFonts w:ascii="Verdana" w:hAnsi="Verdana"/>
                 <w:b w:val="0"/>
                 <w:sz w:val="16"/>
               </w:rPr>
@@ -969,7 +971,7 @@
             <w:r/>
             <w:r>
               <w:rPr>
-                <w:rFonts w:ascii="Arial" w:hAnsi="Arial"/>
+                <w:rFonts w:ascii="Verdana" w:hAnsi="Verdana"/>
                 <w:b w:val="0"/>
                 <w:sz w:val="16"/>
               </w:rPr>
@@ -985,7 +987,7 @@
             <w:r/>
             <w:r>
               <w:rPr>
-                <w:rFonts w:ascii="Arial" w:hAnsi="Arial"/>
+                <w:rFonts w:ascii="Verdana" w:hAnsi="Verdana"/>
                 <w:b w:val="0"/>
                 <w:sz w:val="16"/>
               </w:rPr>
@@ -1001,7 +1003,7 @@
             <w:r/>
             <w:r>
               <w:rPr>
-                <w:rFonts w:ascii="Arial" w:hAnsi="Arial"/>
+                <w:rFonts w:ascii="Verdana" w:hAnsi="Verdana"/>
                 <w:b w:val="0"/>
                 <w:sz w:val="16"/>
               </w:rPr>
@@ -1017,7 +1019,7 @@
             <w:r/>
             <w:r>
               <w:rPr>
-                <w:rFonts w:ascii="Arial" w:hAnsi="Arial"/>
+                <w:rFonts w:ascii="Verdana" w:hAnsi="Verdana"/>
                 <w:b w:val="0"/>
                 <w:sz w:val="16"/>
               </w:rPr>
@@ -1033,7 +1035,7 @@
             <w:r/>
             <w:r>
               <w:rPr>
-                <w:rFonts w:ascii="Arial" w:hAnsi="Arial"/>
+                <w:rFonts w:ascii="Verdana" w:hAnsi="Verdana"/>
                 <w:b w:val="0"/>
                 <w:sz w:val="16"/>
               </w:rPr>
@@ -1042,15 +1044,18 @@
         </w:tc>
       </w:tr>
       <w:tr>
-        <w:tc>
-          <w:tcPr>
-            <w:tcW w:type="dxa" w:w="1514"/>
-          </w:tcPr>
-          <w:p>
-            <w:r/>
-            <w:r>
-              <w:rPr>
-                <w:rFonts w:ascii="Arial" w:hAnsi="Arial"/>
+        <w:trPr>
+          <w:cantSplit/>
+        </w:trPr>
+        <w:tc>
+          <w:tcPr>
+            <w:tcW w:type="dxa" w:w="1514"/>
+          </w:tcPr>
+          <w:p>
+            <w:r/>
+            <w:r>
+              <w:rPr>
+                <w:rFonts w:ascii="Verdana" w:hAnsi="Verdana"/>
                 <w:b w:val="0"/>
                 <w:sz w:val="16"/>
               </w:rPr>
@@ -1066,7 +1071,7 @@
             <w:r/>
             <w:r>
               <w:rPr>
-                <w:rFonts w:ascii="Arial" w:hAnsi="Arial"/>
+                <w:rFonts w:ascii="Verdana" w:hAnsi="Verdana"/>
                 <w:b w:val="0"/>
                 <w:sz w:val="16"/>
               </w:rPr>
@@ -1082,7 +1087,7 @@
             <w:r/>
             <w:r>
               <w:rPr>
-                <w:rFonts w:ascii="Arial" w:hAnsi="Arial"/>
+                <w:rFonts w:ascii="Verdana" w:hAnsi="Verdana"/>
                 <w:b w:val="0"/>
                 <w:sz w:val="16"/>
               </w:rPr>
@@ -1098,7 +1103,7 @@
             <w:r/>
             <w:r>
               <w:rPr>
-                <w:rFonts w:ascii="Arial" w:hAnsi="Arial"/>
+                <w:rFonts w:ascii="Verdana" w:hAnsi="Verdana"/>
                 <w:b w:val="0"/>
                 <w:sz w:val="16"/>
               </w:rPr>
@@ -1114,7 +1119,7 @@
             <w:r/>
             <w:r>
               <w:rPr>
-                <w:rFonts w:ascii="Arial" w:hAnsi="Arial"/>
+                <w:rFonts w:ascii="Verdana" w:hAnsi="Verdana"/>
                 <w:b w:val="0"/>
                 <w:sz w:val="16"/>
               </w:rPr>
@@ -1130,7 +1135,7 @@
             <w:r/>
             <w:r>
               <w:rPr>
-                <w:rFonts w:ascii="Arial" w:hAnsi="Arial"/>
+                <w:rFonts w:ascii="Verdana" w:hAnsi="Verdana"/>
                 <w:b w:val="0"/>
                 <w:sz w:val="16"/>
               </w:rPr>
@@ -1146,7 +1151,7 @@
             <w:r/>
             <w:r>
               <w:rPr>
-                <w:rFonts w:ascii="Arial" w:hAnsi="Arial"/>
+                <w:rFonts w:ascii="Verdana" w:hAnsi="Verdana"/>
                 <w:b w:val="0"/>
                 <w:sz w:val="16"/>
               </w:rPr>
@@ -1162,7 +1167,7 @@
             <w:r/>
             <w:r>
               <w:rPr>
-                <w:rFonts w:ascii="Arial" w:hAnsi="Arial"/>
+                <w:rFonts w:ascii="Verdana" w:hAnsi="Verdana"/>
                 <w:b w:val="0"/>
                 <w:sz w:val="16"/>
               </w:rPr>
@@ -1178,7 +1183,7 @@
             <w:r/>
             <w:r>
               <w:rPr>
-                <w:rFonts w:ascii="Arial" w:hAnsi="Arial"/>
+                <w:rFonts w:ascii="Verdana" w:hAnsi="Verdana"/>
                 <w:b w:val="0"/>
                 <w:sz w:val="16"/>
               </w:rPr>
@@ -1194,7 +1199,7 @@
             <w:r/>
             <w:r>
               <w:rPr>
-                <w:rFonts w:ascii="Arial" w:hAnsi="Arial"/>
+                <w:rFonts w:ascii="Verdana" w:hAnsi="Verdana"/>
                 <w:b w:val="0"/>
                 <w:sz w:val="16"/>
               </w:rPr>
@@ -1203,15 +1208,18 @@
         </w:tc>
       </w:tr>
       <w:tr>
-        <w:tc>
-          <w:tcPr>
-            <w:tcW w:type="dxa" w:w="1514"/>
-          </w:tcPr>
-          <w:p>
-            <w:r/>
-            <w:r>
-              <w:rPr>
-                <w:rFonts w:ascii="Arial" w:hAnsi="Arial"/>
+        <w:trPr>
+          <w:cantSplit/>
+        </w:trPr>
+        <w:tc>
+          <w:tcPr>
+            <w:tcW w:type="dxa" w:w="1514"/>
+          </w:tcPr>
+          <w:p>
+            <w:r/>
+            <w:r>
+              <w:rPr>
+                <w:rFonts w:ascii="Verdana" w:hAnsi="Verdana"/>
                 <w:b w:val="0"/>
                 <w:sz w:val="16"/>
               </w:rPr>
@@ -1227,7 +1235,7 @@
             <w:r/>
             <w:r>
               <w:rPr>
-                <w:rFonts w:ascii="Arial" w:hAnsi="Arial"/>
+                <w:rFonts w:ascii="Verdana" w:hAnsi="Verdana"/>
                 <w:b w:val="0"/>
                 <w:sz w:val="16"/>
               </w:rPr>
@@ -1243,7 +1251,7 @@
             <w:r/>
             <w:r>
               <w:rPr>
-                <w:rFonts w:ascii="Arial" w:hAnsi="Arial"/>
+                <w:rFonts w:ascii="Verdana" w:hAnsi="Verdana"/>
                 <w:b w:val="0"/>
                 <w:sz w:val="16"/>
               </w:rPr>
@@ -1259,7 +1267,7 @@
             <w:r/>
             <w:r>
               <w:rPr>
-                <w:rFonts w:ascii="Arial" w:hAnsi="Arial"/>
+                <w:rFonts w:ascii="Verdana" w:hAnsi="Verdana"/>
                 <w:b w:val="0"/>
                 <w:sz w:val="16"/>
               </w:rPr>
@@ -1275,7 +1283,7 @@
             <w:r/>
             <w:r>
               <w:rPr>
-                <w:rFonts w:ascii="Arial" w:hAnsi="Arial"/>
+                <w:rFonts w:ascii="Verdana" w:hAnsi="Verdana"/>
                 <w:b w:val="0"/>
                 <w:sz w:val="16"/>
               </w:rPr>
@@ -1291,7 +1299,7 @@
             <w:r/>
             <w:r>
               <w:rPr>
-                <w:rFonts w:ascii="Arial" w:hAnsi="Arial"/>
+                <w:rFonts w:ascii="Verdana" w:hAnsi="Verdana"/>
                 <w:b w:val="0"/>
                 <w:sz w:val="16"/>
               </w:rPr>
@@ -1307,7 +1315,7 @@
             <w:r/>
             <w:r>
               <w:rPr>
-                <w:rFonts w:ascii="Arial" w:hAnsi="Arial"/>
+                <w:rFonts w:ascii="Verdana" w:hAnsi="Verdana"/>
                 <w:b w:val="0"/>
                 <w:sz w:val="16"/>
               </w:rPr>
@@ -1323,7 +1331,7 @@
             <w:r/>
             <w:r>
               <w:rPr>
-                <w:rFonts w:ascii="Arial" w:hAnsi="Arial"/>
+                <w:rFonts w:ascii="Verdana" w:hAnsi="Verdana"/>
                 <w:b w:val="0"/>
                 <w:sz w:val="16"/>
               </w:rPr>
@@ -1339,7 +1347,7 @@
             <w:r/>
             <w:r>
               <w:rPr>
-                <w:rFonts w:ascii="Arial" w:hAnsi="Arial"/>
+                <w:rFonts w:ascii="Verdana" w:hAnsi="Verdana"/>
                 <w:b w:val="0"/>
                 <w:sz w:val="16"/>
               </w:rPr>
@@ -1355,7 +1363,7 @@
             <w:r/>
             <w:r>
               <w:rPr>
-                <w:rFonts w:ascii="Arial" w:hAnsi="Arial"/>
+                <w:rFonts w:ascii="Verdana" w:hAnsi="Verdana"/>
                 <w:b w:val="0"/>
                 <w:sz w:val="16"/>
               </w:rPr>
@@ -1364,15 +1372,18 @@
         </w:tc>
       </w:tr>
       <w:tr>
-        <w:tc>
-          <w:tcPr>
-            <w:tcW w:type="dxa" w:w="1514"/>
-          </w:tcPr>
-          <w:p>
-            <w:r/>
-            <w:r>
-              <w:rPr>
-                <w:rFonts w:ascii="Arial" w:hAnsi="Arial"/>
+        <w:trPr>
+          <w:cantSplit/>
+        </w:trPr>
+        <w:tc>
+          <w:tcPr>
+            <w:tcW w:type="dxa" w:w="1514"/>
+          </w:tcPr>
+          <w:p>
+            <w:r/>
+            <w:r>
+              <w:rPr>
+                <w:rFonts w:ascii="Verdana" w:hAnsi="Verdana"/>
                 <w:b w:val="0"/>
                 <w:sz w:val="16"/>
               </w:rPr>
@@ -1388,7 +1399,7 @@
             <w:r/>
             <w:r>
               <w:rPr>
-                <w:rFonts w:ascii="Arial" w:hAnsi="Arial"/>
+                <w:rFonts w:ascii="Verdana" w:hAnsi="Verdana"/>
                 <w:b w:val="0"/>
                 <w:sz w:val="16"/>
               </w:rPr>
@@ -1404,7 +1415,7 @@
             <w:r/>
             <w:r>
               <w:rPr>
-                <w:rFonts w:ascii="Arial" w:hAnsi="Arial"/>
+                <w:rFonts w:ascii="Verdana" w:hAnsi="Verdana"/>
                 <w:b w:val="0"/>
                 <w:sz w:val="16"/>
               </w:rPr>
@@ -1420,7 +1431,7 @@
             <w:r/>
             <w:r>
               <w:rPr>
-                <w:rFonts w:ascii="Arial" w:hAnsi="Arial"/>
+                <w:rFonts w:ascii="Verdana" w:hAnsi="Verdana"/>
                 <w:b w:val="0"/>
                 <w:sz w:val="16"/>
               </w:rPr>
@@ -1436,7 +1447,7 @@
             <w:r/>
             <w:r>
               <w:rPr>
-                <w:rFonts w:ascii="Arial" w:hAnsi="Arial"/>
+                <w:rFonts w:ascii="Verdana" w:hAnsi="Verdana"/>
                 <w:b w:val="0"/>
                 <w:sz w:val="16"/>
               </w:rPr>
@@ -1452,7 +1463,7 @@
             <w:r/>
             <w:r>
               <w:rPr>
-                <w:rFonts w:ascii="Arial" w:hAnsi="Arial"/>
+                <w:rFonts w:ascii="Verdana" w:hAnsi="Verdana"/>
                 <w:b w:val="0"/>
                 <w:sz w:val="16"/>
               </w:rPr>
@@ -1468,7 +1479,7 @@
             <w:r/>
             <w:r>
               <w:rPr>
-                <w:rFonts w:ascii="Arial" w:hAnsi="Arial"/>
+                <w:rFonts w:ascii="Verdana" w:hAnsi="Verdana"/>
                 <w:b w:val="0"/>
                 <w:sz w:val="16"/>
               </w:rPr>
@@ -1484,7 +1495,7 @@
             <w:r/>
             <w:r>
               <w:rPr>
-                <w:rFonts w:ascii="Arial" w:hAnsi="Arial"/>
+                <w:rFonts w:ascii="Verdana" w:hAnsi="Verdana"/>
                 <w:b w:val="0"/>
                 <w:sz w:val="16"/>
               </w:rPr>
@@ -1500,7 +1511,7 @@
             <w:r/>
             <w:r>
               <w:rPr>
-                <w:rFonts w:ascii="Arial" w:hAnsi="Arial"/>
+                <w:rFonts w:ascii="Verdana" w:hAnsi="Verdana"/>
                 <w:b w:val="0"/>
                 <w:sz w:val="16"/>
               </w:rPr>
@@ -1516,7 +1527,7 @@
             <w:r/>
             <w:r>
               <w:rPr>
-                <w:rFonts w:ascii="Arial" w:hAnsi="Arial"/>
+                <w:rFonts w:ascii="Verdana" w:hAnsi="Verdana"/>
                 <w:b w:val="0"/>
                 <w:sz w:val="16"/>
               </w:rPr>
@@ -1525,15 +1536,18 @@
         </w:tc>
       </w:tr>
       <w:tr>
-        <w:tc>
-          <w:tcPr>
-            <w:tcW w:type="dxa" w:w="1514"/>
-          </w:tcPr>
-          <w:p>
-            <w:r/>
-            <w:r>
-              <w:rPr>
-                <w:rFonts w:ascii="Arial" w:hAnsi="Arial"/>
+        <w:trPr>
+          <w:cantSplit/>
+        </w:trPr>
+        <w:tc>
+          <w:tcPr>
+            <w:tcW w:type="dxa" w:w="1514"/>
+          </w:tcPr>
+          <w:p>
+            <w:r/>
+            <w:r>
+              <w:rPr>
+                <w:rFonts w:ascii="Verdana" w:hAnsi="Verdana"/>
                 <w:b w:val="0"/>
                 <w:sz w:val="16"/>
               </w:rPr>
@@ -1549,7 +1563,7 @@
             <w:r/>
             <w:r>
               <w:rPr>
-                <w:rFonts w:ascii="Arial" w:hAnsi="Arial"/>
+                <w:rFonts w:ascii="Verdana" w:hAnsi="Verdana"/>
                 <w:b w:val="0"/>
                 <w:sz w:val="16"/>
               </w:rPr>
@@ -1565,7 +1579,7 @@
             <w:r/>
             <w:r>
               <w:rPr>
-                <w:rFonts w:ascii="Arial" w:hAnsi="Arial"/>
+                <w:rFonts w:ascii="Verdana" w:hAnsi="Verdana"/>
                 <w:b w:val="0"/>
                 <w:sz w:val="16"/>
               </w:rPr>
@@ -1581,7 +1595,7 @@
             <w:r/>
             <w:r>
               <w:rPr>
-                <w:rFonts w:ascii="Arial" w:hAnsi="Arial"/>
+                <w:rFonts w:ascii="Verdana" w:hAnsi="Verdana"/>
                 <w:b w:val="0"/>
                 <w:sz w:val="16"/>
               </w:rPr>
@@ -1597,7 +1611,7 @@
             <w:r/>
             <w:r>
               <w:rPr>
-                <w:rFonts w:ascii="Arial" w:hAnsi="Arial"/>
+                <w:rFonts w:ascii="Verdana" w:hAnsi="Verdana"/>
                 <w:b w:val="0"/>
                 <w:sz w:val="16"/>
               </w:rPr>
@@ -1613,7 +1627,7 @@
             <w:r/>
             <w:r>
               <w:rPr>
-                <w:rFonts w:ascii="Arial" w:hAnsi="Arial"/>
+                <w:rFonts w:ascii="Verdana" w:hAnsi="Verdana"/>
                 <w:b w:val="0"/>
                 <w:sz w:val="16"/>
               </w:rPr>
@@ -1629,7 +1643,7 @@
             <w:r/>
             <w:r>
               <w:rPr>
-                <w:rFonts w:ascii="Arial" w:hAnsi="Arial"/>
+                <w:rFonts w:ascii="Verdana" w:hAnsi="Verdana"/>
                 <w:b w:val="0"/>
                 <w:sz w:val="16"/>
               </w:rPr>
@@ -1645,7 +1659,7 @@
             <w:r/>
             <w:r>
               <w:rPr>
-                <w:rFonts w:ascii="Arial" w:hAnsi="Arial"/>
+                <w:rFonts w:ascii="Verdana" w:hAnsi="Verdana"/>
                 <w:b w:val="0"/>
                 <w:sz w:val="16"/>
               </w:rPr>
@@ -1661,7 +1675,7 @@
             <w:r/>
             <w:r>
               <w:rPr>
-                <w:rFonts w:ascii="Arial" w:hAnsi="Arial"/>
+                <w:rFonts w:ascii="Verdana" w:hAnsi="Verdana"/>
                 <w:b w:val="0"/>
                 <w:sz w:val="16"/>
               </w:rPr>
@@ -1677,7 +1691,7 @@
             <w:r/>
             <w:r>
               <w:rPr>
-                <w:rFonts w:ascii="Arial" w:hAnsi="Arial"/>
+                <w:rFonts w:ascii="Verdana" w:hAnsi="Verdana"/>
                 <w:b w:val="0"/>
                 <w:sz w:val="16"/>
               </w:rPr>
@@ -1686,15 +1700,18 @@
         </w:tc>
       </w:tr>
       <w:tr>
-        <w:tc>
-          <w:tcPr>
-            <w:tcW w:type="dxa" w:w="1514"/>
-          </w:tcPr>
-          <w:p>
-            <w:r/>
-            <w:r>
-              <w:rPr>
-                <w:rFonts w:ascii="Arial" w:hAnsi="Arial"/>
+        <w:trPr>
+          <w:cantSplit/>
+        </w:trPr>
+        <w:tc>
+          <w:tcPr>
+            <w:tcW w:type="dxa" w:w="1514"/>
+          </w:tcPr>
+          <w:p>
+            <w:r/>
+            <w:r>
+              <w:rPr>
+                <w:rFonts w:ascii="Verdana" w:hAnsi="Verdana"/>
                 <w:b w:val="0"/>
                 <w:sz w:val="16"/>
               </w:rPr>
@@ -1710,7 +1727,7 @@
             <w:r/>
             <w:r>
               <w:rPr>
-                <w:rFonts w:ascii="Arial" w:hAnsi="Arial"/>
+                <w:rFonts w:ascii="Verdana" w:hAnsi="Verdana"/>
                 <w:b w:val="0"/>
                 <w:sz w:val="16"/>
               </w:rPr>
@@ -1726,7 +1743,7 @@
             <w:r/>
             <w:r>
               <w:rPr>
-                <w:rFonts w:ascii="Arial" w:hAnsi="Arial"/>
+                <w:rFonts w:ascii="Verdana" w:hAnsi="Verdana"/>
                 <w:b w:val="0"/>
                 <w:sz w:val="16"/>
               </w:rPr>
@@ -1742,7 +1759,7 @@
             <w:r/>
             <w:r>
               <w:rPr>
-                <w:rFonts w:ascii="Arial" w:hAnsi="Arial"/>
+                <w:rFonts w:ascii="Verdana" w:hAnsi="Verdana"/>
                 <w:b w:val="0"/>
                 <w:sz w:val="16"/>
               </w:rPr>
@@ -1758,7 +1775,7 @@
             <w:r/>
             <w:r>
               <w:rPr>
-                <w:rFonts w:ascii="Arial" w:hAnsi="Arial"/>
+                <w:rFonts w:ascii="Verdana" w:hAnsi="Verdana"/>
                 <w:b w:val="0"/>
                 <w:sz w:val="16"/>
               </w:rPr>
@@ -1774,7 +1791,7 @@
             <w:r/>
             <w:r>
               <w:rPr>
-                <w:rFonts w:ascii="Arial" w:hAnsi="Arial"/>
+                <w:rFonts w:ascii="Verdana" w:hAnsi="Verdana"/>
                 <w:b w:val="0"/>
                 <w:sz w:val="16"/>
               </w:rPr>
@@ -1790,7 +1807,7 @@
             <w:r/>
             <w:r>
               <w:rPr>
-                <w:rFonts w:ascii="Arial" w:hAnsi="Arial"/>
+                <w:rFonts w:ascii="Verdana" w:hAnsi="Verdana"/>
                 <w:b w:val="0"/>
                 <w:sz w:val="16"/>
               </w:rPr>
@@ -1806,7 +1823,7 @@
             <w:r/>
             <w:r>
               <w:rPr>
-                <w:rFonts w:ascii="Arial" w:hAnsi="Arial"/>
+                <w:rFonts w:ascii="Verdana" w:hAnsi="Verdana"/>
                 <w:b w:val="0"/>
                 <w:sz w:val="16"/>
               </w:rPr>
@@ -1822,7 +1839,7 @@
             <w:r/>
             <w:r>
               <w:rPr>
-                <w:rFonts w:ascii="Arial" w:hAnsi="Arial"/>
+                <w:rFonts w:ascii="Verdana" w:hAnsi="Verdana"/>
                 <w:b w:val="0"/>
                 <w:sz w:val="16"/>
               </w:rPr>
@@ -1838,7 +1855,7 @@
             <w:r/>
             <w:r>
               <w:rPr>
-                <w:rFonts w:ascii="Arial" w:hAnsi="Arial"/>
+                <w:rFonts w:ascii="Verdana" w:hAnsi="Verdana"/>
                 <w:b w:val="0"/>
                 <w:sz w:val="16"/>
               </w:rPr>
@@ -1847,15 +1864,18 @@
         </w:tc>
       </w:tr>
       <w:tr>
-        <w:tc>
-          <w:tcPr>
-            <w:tcW w:type="dxa" w:w="1514"/>
-          </w:tcPr>
-          <w:p>
-            <w:r/>
-            <w:r>
-              <w:rPr>
-                <w:rFonts w:ascii="Arial" w:hAnsi="Arial"/>
+        <w:trPr>
+          <w:cantSplit/>
+        </w:trPr>
+        <w:tc>
+          <w:tcPr>
+            <w:tcW w:type="dxa" w:w="1514"/>
+          </w:tcPr>
+          <w:p>
+            <w:r/>
+            <w:r>
+              <w:rPr>
+                <w:rFonts w:ascii="Verdana" w:hAnsi="Verdana"/>
                 <w:b w:val="0"/>
                 <w:sz w:val="16"/>
               </w:rPr>
@@ -1871,7 +1891,7 @@
             <w:r/>
             <w:r>
               <w:rPr>
-                <w:rFonts w:ascii="Arial" w:hAnsi="Arial"/>
+                <w:rFonts w:ascii="Verdana" w:hAnsi="Verdana"/>
                 <w:b w:val="0"/>
                 <w:sz w:val="16"/>
               </w:rPr>
@@ -1887,7 +1907,7 @@
             <w:r/>
             <w:r>
               <w:rPr>
-                <w:rFonts w:ascii="Arial" w:hAnsi="Arial"/>
+                <w:rFonts w:ascii="Verdana" w:hAnsi="Verdana"/>
                 <w:b w:val="0"/>
                 <w:sz w:val="16"/>
               </w:rPr>
@@ -1903,7 +1923,7 @@
             <w:r/>
             <w:r>
               <w:rPr>
-                <w:rFonts w:ascii="Arial" w:hAnsi="Arial"/>
+                <w:rFonts w:ascii="Verdana" w:hAnsi="Verdana"/>
                 <w:b w:val="0"/>
                 <w:sz w:val="16"/>
               </w:rPr>
@@ -1919,7 +1939,7 @@
             <w:r/>
             <w:r>
               <w:rPr>
-                <w:rFonts w:ascii="Arial" w:hAnsi="Arial"/>
+                <w:rFonts w:ascii="Verdana" w:hAnsi="Verdana"/>
                 <w:b w:val="0"/>
                 <w:sz w:val="16"/>
               </w:rPr>
@@ -1935,7 +1955,7 @@
             <w:r/>
             <w:r>
               <w:rPr>
-                <w:rFonts w:ascii="Arial" w:hAnsi="Arial"/>
+                <w:rFonts w:ascii="Verdana" w:hAnsi="Verdana"/>
                 <w:b w:val="0"/>
                 <w:sz w:val="16"/>
               </w:rPr>
@@ -1951,7 +1971,7 @@
             <w:r/>
             <w:r>
               <w:rPr>
-                <w:rFonts w:ascii="Arial" w:hAnsi="Arial"/>
+                <w:rFonts w:ascii="Verdana" w:hAnsi="Verdana"/>
                 <w:b w:val="0"/>
                 <w:sz w:val="16"/>
               </w:rPr>
@@ -1967,7 +1987,7 @@
             <w:r/>
             <w:r>
               <w:rPr>
-                <w:rFonts w:ascii="Arial" w:hAnsi="Arial"/>
+                <w:rFonts w:ascii="Verdana" w:hAnsi="Verdana"/>
                 <w:b w:val="0"/>
                 <w:sz w:val="16"/>
               </w:rPr>
@@ -1983,7 +2003,7 @@
             <w:r/>
             <w:r>
               <w:rPr>
-                <w:rFonts w:ascii="Arial" w:hAnsi="Arial"/>
+                <w:rFonts w:ascii="Verdana" w:hAnsi="Verdana"/>
                 <w:b w:val="0"/>
                 <w:sz w:val="16"/>
               </w:rPr>
@@ -1999,7 +2019,7 @@
             <w:r/>
             <w:r>
               <w:rPr>
-                <w:rFonts w:ascii="Arial" w:hAnsi="Arial"/>
+                <w:rFonts w:ascii="Verdana" w:hAnsi="Verdana"/>
                 <w:b w:val="0"/>
                 <w:sz w:val="16"/>
               </w:rPr>
@@ -2008,15 +2028,18 @@
         </w:tc>
       </w:tr>
       <w:tr>
-        <w:tc>
-          <w:tcPr>
-            <w:tcW w:type="dxa" w:w="1514"/>
-          </w:tcPr>
-          <w:p>
-            <w:r/>
-            <w:r>
-              <w:rPr>
-                <w:rFonts w:ascii="Arial" w:hAnsi="Arial"/>
+        <w:trPr>
+          <w:cantSplit/>
+        </w:trPr>
+        <w:tc>
+          <w:tcPr>
+            <w:tcW w:type="dxa" w:w="1514"/>
+          </w:tcPr>
+          <w:p>
+            <w:r/>
+            <w:r>
+              <w:rPr>
+                <w:rFonts w:ascii="Verdana" w:hAnsi="Verdana"/>
                 <w:b w:val="0"/>
                 <w:sz w:val="16"/>
               </w:rPr>
@@ -2032,7 +2055,7 @@
             <w:r/>
             <w:r>
               <w:rPr>
-                <w:rFonts w:ascii="Arial" w:hAnsi="Arial"/>
+                <w:rFonts w:ascii="Verdana" w:hAnsi="Verdana"/>
                 <w:b w:val="0"/>
                 <w:sz w:val="16"/>
               </w:rPr>
@@ -2048,7 +2071,7 @@
             <w:r/>
             <w:r>
               <w:rPr>
-                <w:rFonts w:ascii="Arial" w:hAnsi="Arial"/>
+                <w:rFonts w:ascii="Verdana" w:hAnsi="Verdana"/>
                 <w:b w:val="0"/>
                 <w:sz w:val="16"/>
               </w:rPr>
@@ -2064,7 +2087,7 @@
             <w:r/>
             <w:r>
               <w:rPr>
-                <w:rFonts w:ascii="Arial" w:hAnsi="Arial"/>
+                <w:rFonts w:ascii="Verdana" w:hAnsi="Verdana"/>
                 <w:b w:val="0"/>
                 <w:sz w:val="16"/>
               </w:rPr>
@@ -2080,7 +2103,7 @@
             <w:r/>
             <w:r>
               <w:rPr>
-                <w:rFonts w:ascii="Arial" w:hAnsi="Arial"/>
+                <w:rFonts w:ascii="Verdana" w:hAnsi="Verdana"/>
                 <w:b w:val="0"/>
                 <w:sz w:val="16"/>
               </w:rPr>
@@ -2096,7 +2119,7 @@
             <w:r/>
             <w:r>
               <w:rPr>
-                <w:rFonts w:ascii="Arial" w:hAnsi="Arial"/>
+                <w:rFonts w:ascii="Verdana" w:hAnsi="Verdana"/>
                 <w:b w:val="0"/>
                 <w:sz w:val="16"/>
               </w:rPr>
@@ -2112,7 +2135,7 @@
             <w:r/>
             <w:r>
               <w:rPr>
-                <w:rFonts w:ascii="Arial" w:hAnsi="Arial"/>
+                <w:rFonts w:ascii="Verdana" w:hAnsi="Verdana"/>
                 <w:b w:val="0"/>
                 <w:sz w:val="16"/>
               </w:rPr>
@@ -2128,7 +2151,7 @@
             <w:r/>
             <w:r>
               <w:rPr>
-                <w:rFonts w:ascii="Arial" w:hAnsi="Arial"/>
+                <w:rFonts w:ascii="Verdana" w:hAnsi="Verdana"/>
                 <w:b w:val="0"/>
                 <w:sz w:val="16"/>
               </w:rPr>
@@ -2144,7 +2167,7 @@
             <w:r/>
             <w:r>
               <w:rPr>
-                <w:rFonts w:ascii="Arial" w:hAnsi="Arial"/>
+                <w:rFonts w:ascii="Verdana" w:hAnsi="Verdana"/>
                 <w:b w:val="0"/>
                 <w:sz w:val="16"/>
               </w:rPr>
@@ -2160,7 +2183,7 @@
             <w:r/>
             <w:r>
               <w:rPr>
-                <w:rFonts w:ascii="Arial" w:hAnsi="Arial"/>
+                <w:rFonts w:ascii="Verdana" w:hAnsi="Verdana"/>
                 <w:b w:val="0"/>
                 <w:sz w:val="16"/>
               </w:rPr>
@@ -2169,15 +2192,18 @@
         </w:tc>
       </w:tr>
       <w:tr>
-        <w:tc>
-          <w:tcPr>
-            <w:tcW w:type="dxa" w:w="1514"/>
-          </w:tcPr>
-          <w:p>
-            <w:r/>
-            <w:r>
-              <w:rPr>
-                <w:rFonts w:ascii="Arial" w:hAnsi="Arial"/>
+        <w:trPr>
+          <w:cantSplit/>
+        </w:trPr>
+        <w:tc>
+          <w:tcPr>
+            <w:tcW w:type="dxa" w:w="1514"/>
+          </w:tcPr>
+          <w:p>
+            <w:r/>
+            <w:r>
+              <w:rPr>
+                <w:rFonts w:ascii="Verdana" w:hAnsi="Verdana"/>
                 <w:b w:val="0"/>
                 <w:sz w:val="16"/>
               </w:rPr>
@@ -2193,7 +2219,7 @@
             <w:r/>
             <w:r>
               <w:rPr>
-                <w:rFonts w:ascii="Arial" w:hAnsi="Arial"/>
+                <w:rFonts w:ascii="Verdana" w:hAnsi="Verdana"/>
                 <w:b w:val="0"/>
                 <w:sz w:val="16"/>
               </w:rPr>
@@ -2209,7 +2235,7 @@
             <w:r/>
             <w:r>
               <w:rPr>
-                <w:rFonts w:ascii="Arial" w:hAnsi="Arial"/>
+                <w:rFonts w:ascii="Verdana" w:hAnsi="Verdana"/>
                 <w:b w:val="0"/>
                 <w:sz w:val="16"/>
               </w:rPr>
@@ -2225,7 +2251,7 @@
             <w:r/>
             <w:r>
               <w:rPr>
-                <w:rFonts w:ascii="Arial" w:hAnsi="Arial"/>
+                <w:rFonts w:ascii="Verdana" w:hAnsi="Verdana"/>
                 <w:b w:val="0"/>
                 <w:sz w:val="16"/>
               </w:rPr>
@@ -2241,7 +2267,7 @@
             <w:r/>
             <w:r>
               <w:rPr>
-                <w:rFonts w:ascii="Arial" w:hAnsi="Arial"/>
+                <w:rFonts w:ascii="Verdana" w:hAnsi="Verdana"/>
                 <w:b w:val="0"/>
                 <w:sz w:val="16"/>
               </w:rPr>
@@ -2257,7 +2283,7 @@
             <w:r/>
             <w:r>
               <w:rPr>
-                <w:rFonts w:ascii="Arial" w:hAnsi="Arial"/>
+                <w:rFonts w:ascii="Verdana" w:hAnsi="Verdana"/>
                 <w:b w:val="0"/>
                 <w:sz w:val="16"/>
               </w:rPr>
@@ -2273,7 +2299,7 @@
             <w:r/>
             <w:r>
               <w:rPr>
-                <w:rFonts w:ascii="Arial" w:hAnsi="Arial"/>
+                <w:rFonts w:ascii="Verdana" w:hAnsi="Verdana"/>
                 <w:b w:val="0"/>
                 <w:sz w:val="16"/>
               </w:rPr>
@@ -2289,7 +2315,7 @@
             <w:r/>
             <w:r>
               <w:rPr>
-                <w:rFonts w:ascii="Arial" w:hAnsi="Arial"/>
+                <w:rFonts w:ascii="Verdana" w:hAnsi="Verdana"/>
                 <w:b w:val="0"/>
                 <w:sz w:val="16"/>
               </w:rPr>
@@ -2305,7 +2331,7 @@
             <w:r/>
             <w:r>
               <w:rPr>
-                <w:rFonts w:ascii="Arial" w:hAnsi="Arial"/>
+                <w:rFonts w:ascii="Verdana" w:hAnsi="Verdana"/>
                 <w:b w:val="0"/>
                 <w:sz w:val="16"/>
               </w:rPr>
@@ -2321,7 +2347,7 @@
             <w:r/>
             <w:r>
               <w:rPr>
-                <w:rFonts w:ascii="Arial" w:hAnsi="Arial"/>
+                <w:rFonts w:ascii="Verdana" w:hAnsi="Verdana"/>
                 <w:b w:val="0"/>
                 <w:sz w:val="16"/>
               </w:rPr>
@@ -2330,15 +2356,18 @@
         </w:tc>
       </w:tr>
       <w:tr>
-        <w:tc>
-          <w:tcPr>
-            <w:tcW w:type="dxa" w:w="1514"/>
-          </w:tcPr>
-          <w:p>
-            <w:r/>
-            <w:r>
-              <w:rPr>
-                <w:rFonts w:ascii="Arial" w:hAnsi="Arial"/>
+        <w:trPr>
+          <w:cantSplit/>
+        </w:trPr>
+        <w:tc>
+          <w:tcPr>
+            <w:tcW w:type="dxa" w:w="1514"/>
+          </w:tcPr>
+          <w:p>
+            <w:r/>
+            <w:r>
+              <w:rPr>
+                <w:rFonts w:ascii="Verdana" w:hAnsi="Verdana"/>
                 <w:b w:val="0"/>
                 <w:sz w:val="16"/>
               </w:rPr>
@@ -2354,7 +2383,7 @@
             <w:r/>
             <w:r>
               <w:rPr>
-                <w:rFonts w:ascii="Arial" w:hAnsi="Arial"/>
+                <w:rFonts w:ascii="Verdana" w:hAnsi="Verdana"/>
                 <w:b w:val="0"/>
                 <w:sz w:val="16"/>
               </w:rPr>
@@ -2370,7 +2399,7 @@
             <w:r/>
             <w:r>
               <w:rPr>
-                <w:rFonts w:ascii="Arial" w:hAnsi="Arial"/>
+                <w:rFonts w:ascii="Verdana" w:hAnsi="Verdana"/>
                 <w:b w:val="0"/>
                 <w:sz w:val="16"/>
               </w:rPr>
@@ -2386,7 +2415,7 @@
             <w:r/>
             <w:r>
               <w:rPr>
-                <w:rFonts w:ascii="Arial" w:hAnsi="Arial"/>
+                <w:rFonts w:ascii="Verdana" w:hAnsi="Verdana"/>
                 <w:b w:val="0"/>
                 <w:sz w:val="16"/>
               </w:rPr>
@@ -2402,7 +2431,7 @@
             <w:r/>
             <w:r>
               <w:rPr>
-                <w:rFonts w:ascii="Arial" w:hAnsi="Arial"/>
+                <w:rFonts w:ascii="Verdana" w:hAnsi="Verdana"/>
                 <w:b w:val="0"/>
                 <w:sz w:val="16"/>
               </w:rPr>
@@ -2418,7 +2447,7 @@
             <w:r/>
             <w:r>
               <w:rPr>
-                <w:rFonts w:ascii="Arial" w:hAnsi="Arial"/>
+                <w:rFonts w:ascii="Verdana" w:hAnsi="Verdana"/>
                 <w:b w:val="0"/>
                 <w:sz w:val="16"/>
               </w:rPr>
@@ -2434,7 +2463,7 @@
             <w:r/>
             <w:r>
               <w:rPr>
-                <w:rFonts w:ascii="Arial" w:hAnsi="Arial"/>
+                <w:rFonts w:ascii="Verdana" w:hAnsi="Verdana"/>
                 <w:b w:val="0"/>
                 <w:sz w:val="16"/>
               </w:rPr>
@@ -2450,7 +2479,7 @@
             <w:r/>
             <w:r>
               <w:rPr>
-                <w:rFonts w:ascii="Arial" w:hAnsi="Arial"/>
+                <w:rFonts w:ascii="Verdana" w:hAnsi="Verdana"/>
                 <w:b w:val="0"/>
                 <w:sz w:val="16"/>
               </w:rPr>
@@ -2466,7 +2495,7 @@
             <w:r/>
             <w:r>
               <w:rPr>
-                <w:rFonts w:ascii="Arial" w:hAnsi="Arial"/>
+                <w:rFonts w:ascii="Verdana" w:hAnsi="Verdana"/>
                 <w:b w:val="0"/>
                 <w:sz w:val="16"/>
               </w:rPr>
@@ -2482,7 +2511,7 @@
             <w:r/>
             <w:r>
               <w:rPr>
-                <w:rFonts w:ascii="Arial" w:hAnsi="Arial"/>
+                <w:rFonts w:ascii="Verdana" w:hAnsi="Verdana"/>
                 <w:b w:val="0"/>
                 <w:sz w:val="16"/>
               </w:rPr>
@@ -2491,15 +2520,18 @@
         </w:tc>
       </w:tr>
       <w:tr>
-        <w:tc>
-          <w:tcPr>
-            <w:tcW w:type="dxa" w:w="1514"/>
-          </w:tcPr>
-          <w:p>
-            <w:r/>
-            <w:r>
-              <w:rPr>
-                <w:rFonts w:ascii="Arial" w:hAnsi="Arial"/>
+        <w:trPr>
+          <w:cantSplit/>
+        </w:trPr>
+        <w:tc>
+          <w:tcPr>
+            <w:tcW w:type="dxa" w:w="1514"/>
+          </w:tcPr>
+          <w:p>
+            <w:r/>
+            <w:r>
+              <w:rPr>
+                <w:rFonts w:ascii="Verdana" w:hAnsi="Verdana"/>
                 <w:b w:val="0"/>
                 <w:sz w:val="16"/>
               </w:rPr>
@@ -2515,7 +2547,7 @@
             <w:r/>
             <w:r>
               <w:rPr>
-                <w:rFonts w:ascii="Arial" w:hAnsi="Arial"/>
+                <w:rFonts w:ascii="Verdana" w:hAnsi="Verdana"/>
                 <w:b w:val="0"/>
                 <w:sz w:val="16"/>
               </w:rPr>
@@ -2531,7 +2563,7 @@
             <w:r/>
             <w:r>
               <w:rPr>
-                <w:rFonts w:ascii="Arial" w:hAnsi="Arial"/>
+                <w:rFonts w:ascii="Verdana" w:hAnsi="Verdana"/>
                 <w:b w:val="0"/>
                 <w:sz w:val="16"/>
               </w:rPr>
@@ -2547,7 +2579,7 @@
             <w:r/>
             <w:r>
               <w:rPr>
-                <w:rFonts w:ascii="Arial" w:hAnsi="Arial"/>
+                <w:rFonts w:ascii="Verdana" w:hAnsi="Verdana"/>
                 <w:b w:val="0"/>
                 <w:sz w:val="16"/>
               </w:rPr>
@@ -2563,7 +2595,7 @@
             <w:r/>
             <w:r>
               <w:rPr>
-                <w:rFonts w:ascii="Arial" w:hAnsi="Arial"/>
+                <w:rFonts w:ascii="Verdana" w:hAnsi="Verdana"/>
                 <w:b w:val="0"/>
                 <w:sz w:val="16"/>
               </w:rPr>
@@ -2579,7 +2611,7 @@
             <w:r/>
             <w:r>
               <w:rPr>
-                <w:rFonts w:ascii="Arial" w:hAnsi="Arial"/>
+                <w:rFonts w:ascii="Verdana" w:hAnsi="Verdana"/>
                 <w:b w:val="0"/>
                 <w:sz w:val="16"/>
               </w:rPr>
@@ -2595,7 +2627,7 @@
             <w:r/>
             <w:r>
               <w:rPr>
-                <w:rFonts w:ascii="Arial" w:hAnsi="Arial"/>
+                <w:rFonts w:ascii="Verdana" w:hAnsi="Verdana"/>
                 <w:b w:val="0"/>
                 <w:sz w:val="16"/>
               </w:rPr>
@@ -2611,7 +2643,7 @@
             <w:r/>
             <w:r>
               <w:rPr>
-                <w:rFonts w:ascii="Arial" w:hAnsi="Arial"/>
+                <w:rFonts w:ascii="Verdana" w:hAnsi="Verdana"/>
                 <w:b w:val="0"/>
                 <w:sz w:val="16"/>
               </w:rPr>
@@ -2627,7 +2659,7 @@
             <w:r/>
             <w:r>
               <w:rPr>
-                <w:rFonts w:ascii="Arial" w:hAnsi="Arial"/>
+                <w:rFonts w:ascii="Verdana" w:hAnsi="Verdana"/>
                 <w:b w:val="0"/>
                 <w:sz w:val="16"/>
               </w:rPr>
@@ -2643,7 +2675,7 @@
             <w:r/>
             <w:r>
               <w:rPr>
-                <w:rFonts w:ascii="Arial" w:hAnsi="Arial"/>
+                <w:rFonts w:ascii="Verdana" w:hAnsi="Verdana"/>
                 <w:b w:val="0"/>
                 <w:sz w:val="16"/>
               </w:rPr>
@@ -2652,15 +2684,18 @@
         </w:tc>
       </w:tr>
       <w:tr>
-        <w:tc>
-          <w:tcPr>
-            <w:tcW w:type="dxa" w:w="1514"/>
-          </w:tcPr>
-          <w:p>
-            <w:r/>
-            <w:r>
-              <w:rPr>
-                <w:rFonts w:ascii="Arial" w:hAnsi="Arial"/>
+        <w:trPr>
+          <w:cantSplit/>
+        </w:trPr>
+        <w:tc>
+          <w:tcPr>
+            <w:tcW w:type="dxa" w:w="1514"/>
+          </w:tcPr>
+          <w:p>
+            <w:r/>
+            <w:r>
+              <w:rPr>
+                <w:rFonts w:ascii="Verdana" w:hAnsi="Verdana"/>
                 <w:b w:val="0"/>
                 <w:sz w:val="16"/>
               </w:rPr>
@@ -2676,7 +2711,7 @@
             <w:r/>
             <w:r>
               <w:rPr>
-                <w:rFonts w:ascii="Arial" w:hAnsi="Arial"/>
+                <w:rFonts w:ascii="Verdana" w:hAnsi="Verdana"/>
                 <w:b w:val="0"/>
                 <w:sz w:val="16"/>
               </w:rPr>
@@ -2692,7 +2727,7 @@
             <w:r/>
             <w:r>
               <w:rPr>
-                <w:rFonts w:ascii="Arial" w:hAnsi="Arial"/>
+                <w:rFonts w:ascii="Verdana" w:hAnsi="Verdana"/>
                 <w:b w:val="0"/>
                 <w:sz w:val="16"/>
               </w:rPr>
@@ -2708,7 +2743,7 @@
             <w:r/>
             <w:r>
               <w:rPr>
-                <w:rFonts w:ascii="Arial" w:hAnsi="Arial"/>
+                <w:rFonts w:ascii="Verdana" w:hAnsi="Verdana"/>
                 <w:b w:val="0"/>
                 <w:sz w:val="16"/>
               </w:rPr>
@@ -2724,7 +2759,7 @@
             <w:r/>
             <w:r>
               <w:rPr>
-                <w:rFonts w:ascii="Arial" w:hAnsi="Arial"/>
+                <w:rFonts w:ascii="Verdana" w:hAnsi="Verdana"/>
                 <w:b w:val="0"/>
                 <w:sz w:val="16"/>
               </w:rPr>
@@ -2740,7 +2775,7 @@
             <w:r/>
             <w:r>
               <w:rPr>
-                <w:rFonts w:ascii="Arial" w:hAnsi="Arial"/>
+                <w:rFonts w:ascii="Verdana" w:hAnsi="Verdana"/>
                 <w:b w:val="0"/>
                 <w:sz w:val="16"/>
               </w:rPr>
@@ -2756,7 +2791,7 @@
             <w:r/>
             <w:r>
               <w:rPr>
-                <w:rFonts w:ascii="Arial" w:hAnsi="Arial"/>
+                <w:rFonts w:ascii="Verdana" w:hAnsi="Verdana"/>
                 <w:b w:val="0"/>
                 <w:sz w:val="16"/>
               </w:rPr>
@@ -2772,7 +2807,7 @@
             <w:r/>
             <w:r>
               <w:rPr>
-                <w:rFonts w:ascii="Arial" w:hAnsi="Arial"/>
+                <w:rFonts w:ascii="Verdana" w:hAnsi="Verdana"/>
                 <w:b w:val="0"/>
                 <w:sz w:val="16"/>
               </w:rPr>
@@ -2788,7 +2823,7 @@
             <w:r/>
             <w:r>
               <w:rPr>
-                <w:rFonts w:ascii="Arial" w:hAnsi="Arial"/>
+                <w:rFonts w:ascii="Verdana" w:hAnsi="Verdana"/>
                 <w:b w:val="0"/>
                 <w:sz w:val="16"/>
               </w:rPr>
@@ -2804,7 +2839,7 @@
             <w:r/>
             <w:r>
               <w:rPr>
-                <w:rFonts w:ascii="Arial" w:hAnsi="Arial"/>
+                <w:rFonts w:ascii="Verdana" w:hAnsi="Verdana"/>
                 <w:b w:val="0"/>
                 <w:sz w:val="16"/>
               </w:rPr>
@@ -2813,15 +2848,18 @@
         </w:tc>
       </w:tr>
       <w:tr>
-        <w:tc>
-          <w:tcPr>
-            <w:tcW w:type="dxa" w:w="1514"/>
-          </w:tcPr>
-          <w:p>
-            <w:r/>
-            <w:r>
-              <w:rPr>
-                <w:rFonts w:ascii="Arial" w:hAnsi="Arial"/>
+        <w:trPr>
+          <w:cantSplit/>
+        </w:trPr>
+        <w:tc>
+          <w:tcPr>
+            <w:tcW w:type="dxa" w:w="1514"/>
+          </w:tcPr>
+          <w:p>
+            <w:r/>
+            <w:r>
+              <w:rPr>
+                <w:rFonts w:ascii="Verdana" w:hAnsi="Verdana"/>
                 <w:b w:val="0"/>
                 <w:sz w:val="16"/>
               </w:rPr>
@@ -2837,7 +2875,7 @@
             <w:r/>
             <w:r>
               <w:rPr>
-                <w:rFonts w:ascii="Arial" w:hAnsi="Arial"/>
+                <w:rFonts w:ascii="Verdana" w:hAnsi="Verdana"/>
                 <w:b w:val="0"/>
                 <w:sz w:val="16"/>
               </w:rPr>
@@ -2853,7 +2891,7 @@
             <w:r/>
             <w:r>
               <w:rPr>
-                <w:rFonts w:ascii="Arial" w:hAnsi="Arial"/>
+                <w:rFonts w:ascii="Verdana" w:hAnsi="Verdana"/>
                 <w:b w:val="0"/>
                 <w:sz w:val="16"/>
               </w:rPr>
@@ -2869,7 +2907,7 @@
             <w:r/>
             <w:r>
               <w:rPr>
-                <w:rFonts w:ascii="Arial" w:hAnsi="Arial"/>
+                <w:rFonts w:ascii="Verdana" w:hAnsi="Verdana"/>
                 <w:b w:val="0"/>
                 <w:sz w:val="16"/>
               </w:rPr>
@@ -2885,7 +2923,7 @@
             <w:r/>
             <w:r>
               <w:rPr>
-                <w:rFonts w:ascii="Arial" w:hAnsi="Arial"/>
+                <w:rFonts w:ascii="Verdana" w:hAnsi="Verdana"/>
                 <w:b w:val="0"/>
                 <w:sz w:val="16"/>
               </w:rPr>
@@ -2901,7 +2939,7 @@
             <w:r/>
             <w:r>
               <w:rPr>
-                <w:rFonts w:ascii="Arial" w:hAnsi="Arial"/>
+                <w:rFonts w:ascii="Verdana" w:hAnsi="Verdana"/>
                 <w:b w:val="0"/>
                 <w:sz w:val="16"/>
               </w:rPr>
@@ -2917,7 +2955,7 @@
             <w:r/>
             <w:r>
               <w:rPr>
-                <w:rFonts w:ascii="Arial" w:hAnsi="Arial"/>
+                <w:rFonts w:ascii="Verdana" w:hAnsi="Verdana"/>
                 <w:b w:val="0"/>
                 <w:sz w:val="16"/>
               </w:rPr>
@@ -2933,7 +2971,7 @@
             <w:r/>
             <w:r>
               <w:rPr>
-                <w:rFonts w:ascii="Arial" w:hAnsi="Arial"/>
+                <w:rFonts w:ascii="Verdana" w:hAnsi="Verdana"/>
                 <w:b w:val="0"/>
                 <w:sz w:val="16"/>
               </w:rPr>
@@ -2949,7 +2987,7 @@
             <w:r/>
             <w:r>
               <w:rPr>
-                <w:rFonts w:ascii="Arial" w:hAnsi="Arial"/>
+                <w:rFonts w:ascii="Verdana" w:hAnsi="Verdana"/>
                 <w:b w:val="0"/>
                 <w:sz w:val="16"/>
               </w:rPr>
@@ -2965,7 +3003,7 @@
             <w:r/>
             <w:r>
               <w:rPr>
-                <w:rFonts w:ascii="Arial" w:hAnsi="Arial"/>
+                <w:rFonts w:ascii="Verdana" w:hAnsi="Verdana"/>
                 <w:b w:val="0"/>
                 <w:sz w:val="16"/>
               </w:rPr>
@@ -2974,15 +3012,18 @@
         </w:tc>
       </w:tr>
       <w:tr>
-        <w:tc>
-          <w:tcPr>
-            <w:tcW w:type="dxa" w:w="1514"/>
-          </w:tcPr>
-          <w:p>
-            <w:r/>
-            <w:r>
-              <w:rPr>
-                <w:rFonts w:ascii="Arial" w:hAnsi="Arial"/>
+        <w:trPr>
+          <w:cantSplit/>
+        </w:trPr>
+        <w:tc>
+          <w:tcPr>
+            <w:tcW w:type="dxa" w:w="1514"/>
+          </w:tcPr>
+          <w:p>
+            <w:r/>
+            <w:r>
+              <w:rPr>
+                <w:rFonts w:ascii="Verdana" w:hAnsi="Verdana"/>
                 <w:b w:val="0"/>
                 <w:sz w:val="16"/>
               </w:rPr>
@@ -2998,7 +3039,7 @@
             <w:r/>
             <w:r>
               <w:rPr>
-                <w:rFonts w:ascii="Arial" w:hAnsi="Arial"/>
+                <w:rFonts w:ascii="Verdana" w:hAnsi="Verdana"/>
                 <w:b w:val="0"/>
                 <w:sz w:val="16"/>
               </w:rPr>
@@ -3014,7 +3055,7 @@
             <w:r/>
             <w:r>
               <w:rPr>
-                <w:rFonts w:ascii="Arial" w:hAnsi="Arial"/>
+                <w:rFonts w:ascii="Verdana" w:hAnsi="Verdana"/>
                 <w:b w:val="0"/>
                 <w:sz w:val="16"/>
               </w:rPr>
@@ -3030,7 +3071,7 @@
             <w:r/>
             <w:r>
               <w:rPr>
-                <w:rFonts w:ascii="Arial" w:hAnsi="Arial"/>
+                <w:rFonts w:ascii="Verdana" w:hAnsi="Verdana"/>
                 <w:b w:val="0"/>
                 <w:sz w:val="16"/>
               </w:rPr>
@@ -3046,7 +3087,7 @@
             <w:r/>
             <w:r>
               <w:rPr>
-                <w:rFonts w:ascii="Arial" w:hAnsi="Arial"/>
+                <w:rFonts w:ascii="Verdana" w:hAnsi="Verdana"/>
                 <w:b w:val="0"/>
                 <w:sz w:val="16"/>
               </w:rPr>
@@ -3062,7 +3103,7 @@
             <w:r/>
             <w:r>
               <w:rPr>
-                <w:rFonts w:ascii="Arial" w:hAnsi="Arial"/>
+                <w:rFonts w:ascii="Verdana" w:hAnsi="Verdana"/>
                 <w:b w:val="0"/>
                 <w:sz w:val="16"/>
               </w:rPr>
@@ -3078,7 +3119,7 @@
             <w:r/>
             <w:r>
               <w:rPr>
-                <w:rFonts w:ascii="Arial" w:hAnsi="Arial"/>
+                <w:rFonts w:ascii="Verdana" w:hAnsi="Verdana"/>
                 <w:b w:val="0"/>
                 <w:sz w:val="16"/>
               </w:rPr>
@@ -3094,7 +3135,7 @@
             <w:r/>
             <w:r>
               <w:rPr>
-                <w:rFonts w:ascii="Arial" w:hAnsi="Arial"/>
+                <w:rFonts w:ascii="Verdana" w:hAnsi="Verdana"/>
                 <w:b w:val="0"/>
                 <w:sz w:val="16"/>
               </w:rPr>
@@ -3110,7 +3151,7 @@
             <w:r/>
             <w:r>
               <w:rPr>
-                <w:rFonts w:ascii="Arial" w:hAnsi="Arial"/>
+                <w:rFonts w:ascii="Verdana" w:hAnsi="Verdana"/>
                 <w:b w:val="0"/>
                 <w:sz w:val="16"/>
               </w:rPr>
@@ -3126,7 +3167,7 @@
             <w:r/>
             <w:r>
               <w:rPr>
-                <w:rFonts w:ascii="Arial" w:hAnsi="Arial"/>
+                <w:rFonts w:ascii="Verdana" w:hAnsi="Verdana"/>
                 <w:b w:val="0"/>
                 <w:sz w:val="16"/>
               </w:rPr>
@@ -3135,15 +3176,18 @@
         </w:tc>
       </w:tr>
       <w:tr>
-        <w:tc>
-          <w:tcPr>
-            <w:tcW w:type="dxa" w:w="1514"/>
-          </w:tcPr>
-          <w:p>
-            <w:r/>
-            <w:r>
-              <w:rPr>
-                <w:rFonts w:ascii="Arial" w:hAnsi="Arial"/>
+        <w:trPr>
+          <w:cantSplit/>
+        </w:trPr>
+        <w:tc>
+          <w:tcPr>
+            <w:tcW w:type="dxa" w:w="1514"/>
+          </w:tcPr>
+          <w:p>
+            <w:r/>
+            <w:r>
+              <w:rPr>
+                <w:rFonts w:ascii="Verdana" w:hAnsi="Verdana"/>
                 <w:b w:val="0"/>
                 <w:sz w:val="16"/>
               </w:rPr>
@@ -3159,7 +3203,7 @@
             <w:r/>
             <w:r>
               <w:rPr>
-                <w:rFonts w:ascii="Arial" w:hAnsi="Arial"/>
+                <w:rFonts w:ascii="Verdana" w:hAnsi="Verdana"/>
                 <w:b w:val="0"/>
                 <w:sz w:val="16"/>
               </w:rPr>
@@ -3175,7 +3219,7 @@
             <w:r/>
             <w:r>
               <w:rPr>
-                <w:rFonts w:ascii="Arial" w:hAnsi="Arial"/>
+                <w:rFonts w:ascii="Verdana" w:hAnsi="Verdana"/>
                 <w:b w:val="0"/>
                 <w:sz w:val="16"/>
               </w:rPr>
@@ -3191,7 +3235,7 @@
             <w:r/>
             <w:r>
               <w:rPr>
-                <w:rFonts w:ascii="Arial" w:hAnsi="Arial"/>
+                <w:rFonts w:ascii="Verdana" w:hAnsi="Verdana"/>
                 <w:b w:val="0"/>
                 <w:sz w:val="16"/>
               </w:rPr>
@@ -3207,7 +3251,7 @@
             <w:r/>
             <w:r>
               <w:rPr>
-                <w:rFonts w:ascii="Arial" w:hAnsi="Arial"/>
+                <w:rFonts w:ascii="Verdana" w:hAnsi="Verdana"/>
                 <w:b w:val="0"/>
                 <w:sz w:val="16"/>
               </w:rPr>
@@ -3223,7 +3267,7 @@
             <w:r/>
             <w:r>
               <w:rPr>
-                <w:rFonts w:ascii="Arial" w:hAnsi="Arial"/>
+                <w:rFonts w:ascii="Verdana" w:hAnsi="Verdana"/>
                 <w:b w:val="0"/>
                 <w:sz w:val="16"/>
               </w:rPr>
@@ -3239,7 +3283,7 @@
             <w:r/>
             <w:r>
               <w:rPr>
-                <w:rFonts w:ascii="Arial" w:hAnsi="Arial"/>
+                <w:rFonts w:ascii="Verdana" w:hAnsi="Verdana"/>
                 <w:b w:val="0"/>
                 <w:sz w:val="16"/>
               </w:rPr>
@@ -3255,7 +3299,7 @@
             <w:r/>
             <w:r>
               <w:rPr>
-                <w:rFonts w:ascii="Arial" w:hAnsi="Arial"/>
+                <w:rFonts w:ascii="Verdana" w:hAnsi="Verdana"/>
                 <w:b w:val="0"/>
                 <w:sz w:val="16"/>
               </w:rPr>
@@ -3271,7 +3315,7 @@
             <w:r/>
             <w:r>
               <w:rPr>
-                <w:rFonts w:ascii="Arial" w:hAnsi="Arial"/>
+                <w:rFonts w:ascii="Verdana" w:hAnsi="Verdana"/>
                 <w:b w:val="0"/>
                 <w:sz w:val="16"/>
               </w:rPr>
@@ -3287,7 +3331,7 @@
             <w:r/>
             <w:r>
               <w:rPr>
-                <w:rFonts w:ascii="Arial" w:hAnsi="Arial"/>
+                <w:rFonts w:ascii="Verdana" w:hAnsi="Verdana"/>
                 <w:b w:val="0"/>
                 <w:sz w:val="16"/>
               </w:rPr>
@@ -3296,15 +3340,18 @@
         </w:tc>
       </w:tr>
       <w:tr>
-        <w:tc>
-          <w:tcPr>
-            <w:tcW w:type="dxa" w:w="1514"/>
-          </w:tcPr>
-          <w:p>
-            <w:r/>
-            <w:r>
-              <w:rPr>
-                <w:rFonts w:ascii="Arial" w:hAnsi="Arial"/>
+        <w:trPr>
+          <w:cantSplit/>
+        </w:trPr>
+        <w:tc>
+          <w:tcPr>
+            <w:tcW w:type="dxa" w:w="1514"/>
+          </w:tcPr>
+          <w:p>
+            <w:r/>
+            <w:r>
+              <w:rPr>
+                <w:rFonts w:ascii="Verdana" w:hAnsi="Verdana"/>
                 <w:b w:val="0"/>
                 <w:sz w:val="16"/>
               </w:rPr>
@@ -3320,7 +3367,7 @@
             <w:r/>
             <w:r>
               <w:rPr>
-                <w:rFonts w:ascii="Arial" w:hAnsi="Arial"/>
+                <w:rFonts w:ascii="Verdana" w:hAnsi="Verdana"/>
                 <w:b w:val="0"/>
                 <w:sz w:val="16"/>
               </w:rPr>
@@ -3336,7 +3383,7 @@
             <w:r/>
             <w:r>
               <w:rPr>
-                <w:rFonts w:ascii="Arial" w:hAnsi="Arial"/>
+                <w:rFonts w:ascii="Verdana" w:hAnsi="Verdana"/>
                 <w:b w:val="0"/>
                 <w:sz w:val="16"/>
               </w:rPr>
@@ -3352,7 +3399,7 @@
             <w:r/>
             <w:r>
               <w:rPr>
-                <w:rFonts w:ascii="Arial" w:hAnsi="Arial"/>
+                <w:rFonts w:ascii="Verdana" w:hAnsi="Verdana"/>
                 <w:b w:val="0"/>
                 <w:sz w:val="16"/>
               </w:rPr>
@@ -3368,7 +3415,7 @@
             <w:r/>
             <w:r>
               <w:rPr>
-                <w:rFonts w:ascii="Arial" w:hAnsi="Arial"/>
+                <w:rFonts w:ascii="Verdana" w:hAnsi="Verdana"/>
                 <w:b w:val="0"/>
                 <w:sz w:val="16"/>
               </w:rPr>
@@ -3384,7 +3431,7 @@
             <w:r/>
             <w:r>
               <w:rPr>
-                <w:rFonts w:ascii="Arial" w:hAnsi="Arial"/>
+                <w:rFonts w:ascii="Verdana" w:hAnsi="Verdana"/>
                 <w:b w:val="0"/>
                 <w:sz w:val="16"/>
               </w:rPr>
@@ -3400,7 +3447,7 @@
             <w:r/>
             <w:r>
               <w:rPr>
-                <w:rFonts w:ascii="Arial" w:hAnsi="Arial"/>
+                <w:rFonts w:ascii="Verdana" w:hAnsi="Verdana"/>
                 <w:b w:val="0"/>
                 <w:sz w:val="16"/>
               </w:rPr>
@@ -3416,7 +3463,7 @@
             <w:r/>
             <w:r>
               <w:rPr>
-                <w:rFonts w:ascii="Arial" w:hAnsi="Arial"/>
+                <w:rFonts w:ascii="Verdana" w:hAnsi="Verdana"/>
                 <w:b w:val="0"/>
                 <w:sz w:val="16"/>
               </w:rPr>
@@ -3432,7 +3479,7 @@
             <w:r/>
             <w:r>
               <w:rPr>
-                <w:rFonts w:ascii="Arial" w:hAnsi="Arial"/>
+                <w:rFonts w:ascii="Verdana" w:hAnsi="Verdana"/>
                 <w:b w:val="0"/>
                 <w:sz w:val="16"/>
               </w:rPr>
@@ -3448,7 +3495,7 @@
             <w:r/>
             <w:r>
               <w:rPr>
-                <w:rFonts w:ascii="Arial" w:hAnsi="Arial"/>
+                <w:rFonts w:ascii="Verdana" w:hAnsi="Verdana"/>
                 <w:b w:val="0"/>
                 <w:sz w:val="16"/>
               </w:rPr>
@@ -3457,15 +3504,18 @@
         </w:tc>
       </w:tr>
       <w:tr>
-        <w:tc>
-          <w:tcPr>
-            <w:tcW w:type="dxa" w:w="1514"/>
-          </w:tcPr>
-          <w:p>
-            <w:r/>
-            <w:r>
-              <w:rPr>
-                <w:rFonts w:ascii="Arial" w:hAnsi="Arial"/>
+        <w:trPr>
+          <w:cantSplit/>
+        </w:trPr>
+        <w:tc>
+          <w:tcPr>
+            <w:tcW w:type="dxa" w:w="1514"/>
+          </w:tcPr>
+          <w:p>
+            <w:r/>
+            <w:r>
+              <w:rPr>
+                <w:rFonts w:ascii="Verdana" w:hAnsi="Verdana"/>
                 <w:b w:val="0"/>
                 <w:sz w:val="16"/>
               </w:rPr>
@@ -3481,7 +3531,7 @@
             <w:r/>
             <w:r>
               <w:rPr>
-                <w:rFonts w:ascii="Arial" w:hAnsi="Arial"/>
+                <w:rFonts w:ascii="Verdana" w:hAnsi="Verdana"/>
                 <w:b w:val="0"/>
                 <w:sz w:val="16"/>
               </w:rPr>
@@ -3497,7 +3547,7 @@
             <w:r/>
             <w:r>
               <w:rPr>
-                <w:rFonts w:ascii="Arial" w:hAnsi="Arial"/>
+                <w:rFonts w:ascii="Verdana" w:hAnsi="Verdana"/>
                 <w:b w:val="0"/>
                 <w:sz w:val="16"/>
               </w:rPr>
@@ -3513,7 +3563,7 @@
             <w:r/>
             <w:r>
               <w:rPr>
-                <w:rFonts w:ascii="Arial" w:hAnsi="Arial"/>
+                <w:rFonts w:ascii="Verdana" w:hAnsi="Verdana"/>
                 <w:b w:val="0"/>
                 <w:sz w:val="16"/>
               </w:rPr>
@@ -3529,7 +3579,7 @@
             <w:r/>
             <w:r>
               <w:rPr>
-                <w:rFonts w:ascii="Arial" w:hAnsi="Arial"/>
+                <w:rFonts w:ascii="Verdana" w:hAnsi="Verdana"/>
                 <w:b w:val="0"/>
                 <w:sz w:val="16"/>
               </w:rPr>
@@ -3545,7 +3595,7 @@
             <w:r/>
             <w:r>
               <w:rPr>
-                <w:rFonts w:ascii="Arial" w:hAnsi="Arial"/>
+                <w:rFonts w:ascii="Verdana" w:hAnsi="Verdana"/>
                 <w:b w:val="0"/>
                 <w:sz w:val="16"/>
               </w:rPr>
@@ -3561,7 +3611,7 @@
             <w:r/>
             <w:r>
               <w:rPr>
-                <w:rFonts w:ascii="Arial" w:hAnsi="Arial"/>
+                <w:rFonts w:ascii="Verdana" w:hAnsi="Verdana"/>
                 <w:b w:val="0"/>
                 <w:sz w:val="16"/>
               </w:rPr>
@@ -3577,7 +3627,7 @@
             <w:r/>
             <w:r>
               <w:rPr>
-                <w:rFonts w:ascii="Arial" w:hAnsi="Arial"/>
+                <w:rFonts w:ascii="Verdana" w:hAnsi="Verdana"/>
                 <w:b w:val="0"/>
                 <w:sz w:val="16"/>
               </w:rPr>
@@ -3593,7 +3643,7 @@
             <w:r/>
             <w:r>
               <w:rPr>
-                <w:rFonts w:ascii="Arial" w:hAnsi="Arial"/>
+                <w:rFonts w:ascii="Verdana" w:hAnsi="Verdana"/>
                 <w:b w:val="0"/>
                 <w:sz w:val="16"/>
               </w:rPr>
@@ -3609,7 +3659,7 @@
             <w:r/>
             <w:r>
               <w:rPr>
-                <w:rFonts w:ascii="Arial" w:hAnsi="Arial"/>
+                <w:rFonts w:ascii="Verdana" w:hAnsi="Verdana"/>
                 <w:b w:val="0"/>
                 <w:sz w:val="16"/>
               </w:rPr>
@@ -3618,15 +3668,18 @@
         </w:tc>
       </w:tr>
       <w:tr>
-        <w:tc>
-          <w:tcPr>
-            <w:tcW w:type="dxa" w:w="1514"/>
-          </w:tcPr>
-          <w:p>
-            <w:r/>
-            <w:r>
-              <w:rPr>
-                <w:rFonts w:ascii="Arial" w:hAnsi="Arial"/>
+        <w:trPr>
+          <w:cantSplit/>
+        </w:trPr>
+        <w:tc>
+          <w:tcPr>
+            <w:tcW w:type="dxa" w:w="1514"/>
+          </w:tcPr>
+          <w:p>
+            <w:r/>
+            <w:r>
+              <w:rPr>
+                <w:rFonts w:ascii="Verdana" w:hAnsi="Verdana"/>
                 <w:b w:val="0"/>
                 <w:sz w:val="16"/>
               </w:rPr>
@@ -3642,7 +3695,7 @@
             <w:r/>
             <w:r>
               <w:rPr>
-                <w:rFonts w:ascii="Arial" w:hAnsi="Arial"/>
+                <w:rFonts w:ascii="Verdana" w:hAnsi="Verdana"/>
                 <w:b w:val="0"/>
                 <w:sz w:val="16"/>
               </w:rPr>
@@ -3658,7 +3711,7 @@
             <w:r/>
             <w:r>
               <w:rPr>
-                <w:rFonts w:ascii="Arial" w:hAnsi="Arial"/>
+                <w:rFonts w:ascii="Verdana" w:hAnsi="Verdana"/>
                 <w:b w:val="0"/>
                 <w:sz w:val="16"/>
               </w:rPr>
@@ -3674,7 +3727,7 @@
             <w:r/>
             <w:r>
               <w:rPr>
-                <w:rFonts w:ascii="Arial" w:hAnsi="Arial"/>
+                <w:rFonts w:ascii="Verdana" w:hAnsi="Verdana"/>
                 <w:b w:val="0"/>
                 <w:sz w:val="16"/>
               </w:rPr>
@@ -3690,7 +3743,7 @@
             <w:r/>
             <w:r>
               <w:rPr>
-                <w:rFonts w:ascii="Arial" w:hAnsi="Arial"/>
+                <w:rFonts w:ascii="Verdana" w:hAnsi="Verdana"/>
                 <w:b w:val="0"/>
                 <w:sz w:val="16"/>
               </w:rPr>
@@ -3706,7 +3759,7 @@
             <w:r/>
             <w:r>
               <w:rPr>
-                <w:rFonts w:ascii="Arial" w:hAnsi="Arial"/>
+                <w:rFonts w:ascii="Verdana" w:hAnsi="Verdana"/>
                 <w:b w:val="0"/>
                 <w:sz w:val="16"/>
               </w:rPr>
@@ -3722,7 +3775,7 @@
             <w:r/>
             <w:r>
               <w:rPr>
-                <w:rFonts w:ascii="Arial" w:hAnsi="Arial"/>
+                <w:rFonts w:ascii="Verdana" w:hAnsi="Verdana"/>
                 <w:b w:val="0"/>
                 <w:sz w:val="16"/>
               </w:rPr>
@@ -3738,7 +3791,7 @@
             <w:r/>
             <w:r>
               <w:rPr>
-                <w:rFonts w:ascii="Arial" w:hAnsi="Arial"/>
+                <w:rFonts w:ascii="Verdana" w:hAnsi="Verdana"/>
                 <w:b w:val="0"/>
                 <w:sz w:val="16"/>
               </w:rPr>
@@ -3754,7 +3807,7 @@
             <w:r/>
             <w:r>
               <w:rPr>
-                <w:rFonts w:ascii="Arial" w:hAnsi="Arial"/>
+                <w:rFonts w:ascii="Verdana" w:hAnsi="Verdana"/>
                 <w:b w:val="0"/>
                 <w:sz w:val="16"/>
               </w:rPr>
@@ -3770,7 +3823,7 @@
             <w:r/>
             <w:r>
               <w:rPr>
-                <w:rFonts w:ascii="Arial" w:hAnsi="Arial"/>
+                <w:rFonts w:ascii="Verdana" w:hAnsi="Verdana"/>
                 <w:b w:val="0"/>
                 <w:sz w:val="16"/>
               </w:rPr>
@@ -3779,15 +3832,18 @@
         </w:tc>
       </w:tr>
       <w:tr>
-        <w:tc>
-          <w:tcPr>
-            <w:tcW w:type="dxa" w:w="1514"/>
-          </w:tcPr>
-          <w:p>
-            <w:r/>
-            <w:r>
-              <w:rPr>
-                <w:rFonts w:ascii="Arial" w:hAnsi="Arial"/>
+        <w:trPr>
+          <w:cantSplit/>
+        </w:trPr>
+        <w:tc>
+          <w:tcPr>
+            <w:tcW w:type="dxa" w:w="1514"/>
+          </w:tcPr>
+          <w:p>
+            <w:r/>
+            <w:r>
+              <w:rPr>
+                <w:rFonts w:ascii="Verdana" w:hAnsi="Verdana"/>
                 <w:b w:val="0"/>
                 <w:sz w:val="16"/>
               </w:rPr>
@@ -3803,7 +3859,7 @@
             <w:r/>
             <w:r>
               <w:rPr>
-                <w:rFonts w:ascii="Arial" w:hAnsi="Arial"/>
+                <w:rFonts w:ascii="Verdana" w:hAnsi="Verdana"/>
                 <w:b w:val="0"/>
                 <w:sz w:val="16"/>
               </w:rPr>
@@ -3819,7 +3875,7 @@
             <w:r/>
             <w:r>
               <w:rPr>
-                <w:rFonts w:ascii="Arial" w:hAnsi="Arial"/>
+                <w:rFonts w:ascii="Verdana" w:hAnsi="Verdana"/>
                 <w:b w:val="0"/>
                 <w:sz w:val="16"/>
               </w:rPr>
@@ -3835,7 +3891,7 @@
             <w:r/>
             <w:r>
               <w:rPr>
-                <w:rFonts w:ascii="Arial" w:hAnsi="Arial"/>
+                <w:rFonts w:ascii="Verdana" w:hAnsi="Verdana"/>
                 <w:b w:val="0"/>
                 <w:sz w:val="16"/>
               </w:rPr>
@@ -3851,7 +3907,7 @@
             <w:r/>
             <w:r>
               <w:rPr>
-                <w:rFonts w:ascii="Arial" w:hAnsi="Arial"/>
+                <w:rFonts w:ascii="Verdana" w:hAnsi="Verdana"/>
                 <w:b w:val="0"/>
                 <w:sz w:val="16"/>
               </w:rPr>
@@ -3867,7 +3923,7 @@
             <w:r/>
             <w:r>
               <w:rPr>
-                <w:rFonts w:ascii="Arial" w:hAnsi="Arial"/>
+                <w:rFonts w:ascii="Verdana" w:hAnsi="Verdana"/>
                 <w:b w:val="0"/>
                 <w:sz w:val="16"/>
               </w:rPr>
@@ -3883,7 +3939,7 @@
             <w:r/>
             <w:r>
               <w:rPr>
-                <w:rFonts w:ascii="Arial" w:hAnsi="Arial"/>
+                <w:rFonts w:ascii="Verdana" w:hAnsi="Verdana"/>
                 <w:b w:val="0"/>
                 <w:sz w:val="16"/>
               </w:rPr>
@@ -3899,7 +3955,7 @@
             <w:r/>
             <w:r>
               <w:rPr>
-                <w:rFonts w:ascii="Arial" w:hAnsi="Arial"/>
+                <w:rFonts w:ascii="Verdana" w:hAnsi="Verdana"/>
                 <w:b w:val="0"/>
                 <w:sz w:val="16"/>
               </w:rPr>
@@ -3915,7 +3971,7 @@
             <w:r/>
             <w:r>
               <w:rPr>
-                <w:rFonts w:ascii="Arial" w:hAnsi="Arial"/>
+                <w:rFonts w:ascii="Verdana" w:hAnsi="Verdana"/>
                 <w:b w:val="0"/>
                 <w:sz w:val="16"/>
               </w:rPr>
@@ -3931,7 +3987,7 @@
             <w:r/>
             <w:r>
               <w:rPr>
-                <w:rFonts w:ascii="Arial" w:hAnsi="Arial"/>
+                <w:rFonts w:ascii="Verdana" w:hAnsi="Verdana"/>
                 <w:b w:val="0"/>
                 <w:sz w:val="16"/>
               </w:rPr>
@@ -3940,15 +3996,18 @@
         </w:tc>
       </w:tr>
       <w:tr>
-        <w:tc>
-          <w:tcPr>
-            <w:tcW w:type="dxa" w:w="1514"/>
-          </w:tcPr>
-          <w:p>
-            <w:r/>
-            <w:r>
-              <w:rPr>
-                <w:rFonts w:ascii="Arial" w:hAnsi="Arial"/>
+        <w:trPr>
+          <w:cantSplit/>
+        </w:trPr>
+        <w:tc>
+          <w:tcPr>
+            <w:tcW w:type="dxa" w:w="1514"/>
+          </w:tcPr>
+          <w:p>
+            <w:r/>
+            <w:r>
+              <w:rPr>
+                <w:rFonts w:ascii="Verdana" w:hAnsi="Verdana"/>
                 <w:b w:val="0"/>
                 <w:sz w:val="16"/>
               </w:rPr>
@@ -3964,7 +4023,7 @@
             <w:r/>
             <w:r>
               <w:rPr>
-                <w:rFonts w:ascii="Arial" w:hAnsi="Arial"/>
+                <w:rFonts w:ascii="Verdana" w:hAnsi="Verdana"/>
                 <w:b w:val="0"/>
                 <w:sz w:val="16"/>
               </w:rPr>
@@ -3980,7 +4039,7 @@
             <w:r/>
             <w:r>
               <w:rPr>
-                <w:rFonts w:ascii="Arial" w:hAnsi="Arial"/>
+                <w:rFonts w:ascii="Verdana" w:hAnsi="Verdana"/>
                 <w:b w:val="0"/>
                 <w:sz w:val="16"/>
               </w:rPr>
@@ -3996,7 +4055,7 @@
             <w:r/>
             <w:r>
               <w:rPr>
-                <w:rFonts w:ascii="Arial" w:hAnsi="Arial"/>
+                <w:rFonts w:ascii="Verdana" w:hAnsi="Verdana"/>
                 <w:b w:val="0"/>
                 <w:sz w:val="16"/>
               </w:rPr>
@@ -4012,7 +4071,7 @@
             <w:r/>
             <w:r>
               <w:rPr>
-                <w:rFonts w:ascii="Arial" w:hAnsi="Arial"/>
+                <w:rFonts w:ascii="Verdana" w:hAnsi="Verdana"/>
                 <w:b w:val="0"/>
                 <w:sz w:val="16"/>
               </w:rPr>
@@ -4028,7 +4087,7 @@
             <w:r/>
             <w:r>
               <w:rPr>
-                <w:rFonts w:ascii="Arial" w:hAnsi="Arial"/>
+                <w:rFonts w:ascii="Verdana" w:hAnsi="Verdana"/>
                 <w:b w:val="0"/>
                 <w:sz w:val="16"/>
               </w:rPr>
@@ -4044,7 +4103,7 @@
             <w:r/>
             <w:r>
               <w:rPr>
-                <w:rFonts w:ascii="Arial" w:hAnsi="Arial"/>
+                <w:rFonts w:ascii="Verdana" w:hAnsi="Verdana"/>
                 <w:b w:val="0"/>
                 <w:sz w:val="16"/>
               </w:rPr>
@@ -4060,7 +4119,7 @@
             <w:r/>
             <w:r>
               <w:rPr>
-                <w:rFonts w:ascii="Arial" w:hAnsi="Arial"/>
+                <w:rFonts w:ascii="Verdana" w:hAnsi="Verdana"/>
                 <w:b w:val="0"/>
                 <w:sz w:val="16"/>
               </w:rPr>
@@ -4076,7 +4135,7 @@
             <w:r/>
             <w:r>
               <w:rPr>
-                <w:rFonts w:ascii="Arial" w:hAnsi="Arial"/>
+                <w:rFonts w:ascii="Verdana" w:hAnsi="Verdana"/>
                 <w:b w:val="0"/>
                 <w:sz w:val="16"/>
               </w:rPr>
@@ -4092,7 +4151,7 @@
             <w:r/>
             <w:r>
               <w:rPr>
-                <w:rFonts w:ascii="Arial" w:hAnsi="Arial"/>
+                <w:rFonts w:ascii="Verdana" w:hAnsi="Verdana"/>
                 <w:b w:val="0"/>
                 <w:sz w:val="16"/>
               </w:rPr>
@@ -4101,15 +4160,18 @@
         </w:tc>
       </w:tr>
       <w:tr>
-        <w:tc>
-          <w:tcPr>
-            <w:tcW w:type="dxa" w:w="1514"/>
-          </w:tcPr>
-          <w:p>
-            <w:r/>
-            <w:r>
-              <w:rPr>
-                <w:rFonts w:ascii="Arial" w:hAnsi="Arial"/>
+        <w:trPr>
+          <w:cantSplit/>
+        </w:trPr>
+        <w:tc>
+          <w:tcPr>
+            <w:tcW w:type="dxa" w:w="1514"/>
+          </w:tcPr>
+          <w:p>
+            <w:r/>
+            <w:r>
+              <w:rPr>
+                <w:rFonts w:ascii="Verdana" w:hAnsi="Verdana"/>
                 <w:b w:val="0"/>
                 <w:sz w:val="16"/>
               </w:rPr>
@@ -4125,7 +4187,7 @@
             <w:r/>
             <w:r>
               <w:rPr>
-                <w:rFonts w:ascii="Arial" w:hAnsi="Arial"/>
+                <w:rFonts w:ascii="Verdana" w:hAnsi="Verdana"/>
                 <w:b w:val="0"/>
                 <w:sz w:val="16"/>
               </w:rPr>
@@ -4141,7 +4203,7 @@
             <w:r/>
             <w:r>
               <w:rPr>
-                <w:rFonts w:ascii="Arial" w:hAnsi="Arial"/>
+                <w:rFonts w:ascii="Verdana" w:hAnsi="Verdana"/>
                 <w:b w:val="0"/>
                 <w:sz w:val="16"/>
               </w:rPr>
@@ -4157,7 +4219,7 @@
             <w:r/>
             <w:r>
               <w:rPr>
-                <w:rFonts w:ascii="Arial" w:hAnsi="Arial"/>
+                <w:rFonts w:ascii="Verdana" w:hAnsi="Verdana"/>
                 <w:b w:val="0"/>
                 <w:sz w:val="16"/>
               </w:rPr>
@@ -4173,7 +4235,7 @@
             <w:r/>
             <w:r>
               <w:rPr>
-                <w:rFonts w:ascii="Arial" w:hAnsi="Arial"/>
+                <w:rFonts w:ascii="Verdana" w:hAnsi="Verdana"/>
                 <w:b w:val="0"/>
                 <w:sz w:val="16"/>
               </w:rPr>
@@ -4189,7 +4251,7 @@
             <w:r/>
             <w:r>
               <w:rPr>
-                <w:rFonts w:ascii="Arial" w:hAnsi="Arial"/>
+                <w:rFonts w:ascii="Verdana" w:hAnsi="Verdana"/>
                 <w:b w:val="0"/>
                 <w:sz w:val="16"/>
               </w:rPr>
@@ -4205,7 +4267,7 @@
             <w:r/>
             <w:r>
               <w:rPr>
-                <w:rFonts w:ascii="Arial" w:hAnsi="Arial"/>
+                <w:rFonts w:ascii="Verdana" w:hAnsi="Verdana"/>
                 <w:b w:val="0"/>
                 <w:sz w:val="16"/>
               </w:rPr>
@@ -4221,7 +4283,7 @@
             <w:r/>
             <w:r>
               <w:rPr>
-                <w:rFonts w:ascii="Arial" w:hAnsi="Arial"/>
+                <w:rFonts w:ascii="Verdana" w:hAnsi="Verdana"/>
                 <w:b w:val="0"/>
                 <w:sz w:val="16"/>
               </w:rPr>
@@ -4237,7 +4299,7 @@
             <w:r/>
             <w:r>
               <w:rPr>
-                <w:rFonts w:ascii="Arial" w:hAnsi="Arial"/>
+                <w:rFonts w:ascii="Verdana" w:hAnsi="Verdana"/>
                 <w:b w:val="0"/>
                 <w:sz w:val="16"/>
               </w:rPr>
@@ -4253,7 +4315,7 @@
             <w:r/>
             <w:r>
               <w:rPr>
-                <w:rFonts w:ascii="Arial" w:hAnsi="Arial"/>
+                <w:rFonts w:ascii="Verdana" w:hAnsi="Verdana"/>
                 <w:b w:val="0"/>
                 <w:sz w:val="16"/>
               </w:rPr>
@@ -4262,15 +4324,18 @@
         </w:tc>
       </w:tr>
       <w:tr>
-        <w:tc>
-          <w:tcPr>
-            <w:tcW w:type="dxa" w:w="1514"/>
-          </w:tcPr>
-          <w:p>
-            <w:r/>
-            <w:r>
-              <w:rPr>
-                <w:rFonts w:ascii="Arial" w:hAnsi="Arial"/>
+        <w:trPr>
+          <w:cantSplit/>
+        </w:trPr>
+        <w:tc>
+          <w:tcPr>
+            <w:tcW w:type="dxa" w:w="1514"/>
+          </w:tcPr>
+          <w:p>
+            <w:r/>
+            <w:r>
+              <w:rPr>
+                <w:rFonts w:ascii="Verdana" w:hAnsi="Verdana"/>
                 <w:b w:val="0"/>
                 <w:sz w:val="16"/>
               </w:rPr>
@@ -4286,7 +4351,7 @@
             <w:r/>
             <w:r>
               <w:rPr>
-                <w:rFonts w:ascii="Arial" w:hAnsi="Arial"/>
+                <w:rFonts w:ascii="Verdana" w:hAnsi="Verdana"/>
                 <w:b w:val="0"/>
                 <w:sz w:val="16"/>
               </w:rPr>
@@ -4302,7 +4367,7 @@
             <w:r/>
             <w:r>
               <w:rPr>
-                <w:rFonts w:ascii="Arial" w:hAnsi="Arial"/>
+                <w:rFonts w:ascii="Verdana" w:hAnsi="Verdana"/>
                 <w:b w:val="0"/>
                 <w:sz w:val="16"/>
               </w:rPr>
@@ -4318,7 +4383,7 @@
             <w:r/>
             <w:r>
               <w:rPr>
-                <w:rFonts w:ascii="Arial" w:hAnsi="Arial"/>
+                <w:rFonts w:ascii="Verdana" w:hAnsi="Verdana"/>
                 <w:b w:val="0"/>
                 <w:sz w:val="16"/>
               </w:rPr>
@@ -4334,7 +4399,7 @@
             <w:r/>
             <w:r>
               <w:rPr>
-                <w:rFonts w:ascii="Arial" w:hAnsi="Arial"/>
+                <w:rFonts w:ascii="Verdana" w:hAnsi="Verdana"/>
                 <w:b w:val="0"/>
                 <w:sz w:val="16"/>
               </w:rPr>
@@ -4350,7 +4415,7 @@
             <w:r/>
             <w:r>
               <w:rPr>
-                <w:rFonts w:ascii="Arial" w:hAnsi="Arial"/>
+                <w:rFonts w:ascii="Verdana" w:hAnsi="Verdana"/>
                 <w:b w:val="0"/>
                 <w:sz w:val="16"/>
               </w:rPr>
@@ -4366,7 +4431,7 @@
             <w:r/>
             <w:r>
               <w:rPr>
-                <w:rFonts w:ascii="Arial" w:hAnsi="Arial"/>
+                <w:rFonts w:ascii="Verdana" w:hAnsi="Verdana"/>
                 <w:b w:val="0"/>
                 <w:sz w:val="16"/>
               </w:rPr>
@@ -4382,7 +4447,7 @@
             <w:r/>
             <w:r>
               <w:rPr>
-                <w:rFonts w:ascii="Arial" w:hAnsi="Arial"/>
+                <w:rFonts w:ascii="Verdana" w:hAnsi="Verdana"/>
                 <w:b w:val="0"/>
                 <w:sz w:val="16"/>
               </w:rPr>
@@ -4398,7 +4463,7 @@
             <w:r/>
             <w:r>
               <w:rPr>
-                <w:rFonts w:ascii="Arial" w:hAnsi="Arial"/>
+                <w:rFonts w:ascii="Verdana" w:hAnsi="Verdana"/>
                 <w:b w:val="0"/>
                 <w:sz w:val="16"/>
               </w:rPr>
@@ -4414,7 +4479,7 @@
             <w:r/>
             <w:r>
               <w:rPr>
-                <w:rFonts w:ascii="Arial" w:hAnsi="Arial"/>
+                <w:rFonts w:ascii="Verdana" w:hAnsi="Verdana"/>
                 <w:b w:val="0"/>
                 <w:sz w:val="16"/>
               </w:rPr>
@@ -4423,15 +4488,18 @@
         </w:tc>
       </w:tr>
       <w:tr>
-        <w:tc>
-          <w:tcPr>
-            <w:tcW w:type="dxa" w:w="1514"/>
-          </w:tcPr>
-          <w:p>
-            <w:r/>
-            <w:r>
-              <w:rPr>
-                <w:rFonts w:ascii="Arial" w:hAnsi="Arial"/>
+        <w:trPr>
+          <w:cantSplit/>
+        </w:trPr>
+        <w:tc>
+          <w:tcPr>
+            <w:tcW w:type="dxa" w:w="1514"/>
+          </w:tcPr>
+          <w:p>
+            <w:r/>
+            <w:r>
+              <w:rPr>
+                <w:rFonts w:ascii="Verdana" w:hAnsi="Verdana"/>
                 <w:b w:val="0"/>
                 <w:sz w:val="16"/>
               </w:rPr>
@@ -4447,7 +4515,7 @@
             <w:r/>
             <w:r>
               <w:rPr>
-                <w:rFonts w:ascii="Arial" w:hAnsi="Arial"/>
+                <w:rFonts w:ascii="Verdana" w:hAnsi="Verdana"/>
                 <w:b w:val="0"/>
                 <w:sz w:val="16"/>
               </w:rPr>
@@ -4463,7 +4531,7 @@
             <w:r/>
             <w:r>
               <w:rPr>
-                <w:rFonts w:ascii="Arial" w:hAnsi="Arial"/>
+                <w:rFonts w:ascii="Verdana" w:hAnsi="Verdana"/>
                 <w:b w:val="0"/>
                 <w:sz w:val="16"/>
               </w:rPr>
@@ -4479,7 +4547,7 @@
             <w:r/>
             <w:r>
               <w:rPr>
-                <w:rFonts w:ascii="Arial" w:hAnsi="Arial"/>
+                <w:rFonts w:ascii="Verdana" w:hAnsi="Verdana"/>
                 <w:b w:val="0"/>
                 <w:sz w:val="16"/>
               </w:rPr>
@@ -4495,7 +4563,7 @@
             <w:r/>
             <w:r>
               <w:rPr>
-                <w:rFonts w:ascii="Arial" w:hAnsi="Arial"/>
+                <w:rFonts w:ascii="Verdana" w:hAnsi="Verdana"/>
                 <w:b w:val="0"/>
                 <w:sz w:val="16"/>
               </w:rPr>
@@ -4511,7 +4579,7 @@
             <w:r/>
             <w:r>
               <w:rPr>
-                <w:rFonts w:ascii="Arial" w:hAnsi="Arial"/>
+                <w:rFonts w:ascii="Verdana" w:hAnsi="Verdana"/>
                 <w:b w:val="0"/>
                 <w:sz w:val="16"/>
               </w:rPr>
@@ -4527,7 +4595,7 @@
             <w:r/>
             <w:r>
               <w:rPr>
-                <w:rFonts w:ascii="Arial" w:hAnsi="Arial"/>
+                <w:rFonts w:ascii="Verdana" w:hAnsi="Verdana"/>
                 <w:b w:val="0"/>
                 <w:sz w:val="16"/>
               </w:rPr>
@@ -4543,7 +4611,7 @@
             <w:r/>
             <w:r>
               <w:rPr>
-                <w:rFonts w:ascii="Arial" w:hAnsi="Arial"/>
+                <w:rFonts w:ascii="Verdana" w:hAnsi="Verdana"/>
                 <w:b w:val="0"/>
                 <w:sz w:val="16"/>
               </w:rPr>
@@ -4559,7 +4627,7 @@
             <w:r/>
             <w:r>
               <w:rPr>
-                <w:rFonts w:ascii="Arial" w:hAnsi="Arial"/>
+                <w:rFonts w:ascii="Verdana" w:hAnsi="Verdana"/>
                 <w:b w:val="0"/>
                 <w:sz w:val="16"/>
               </w:rPr>
@@ -4575,7 +4643,7 @@
             <w:r/>
             <w:r>
               <w:rPr>
-                <w:rFonts w:ascii="Arial" w:hAnsi="Arial"/>
+                <w:rFonts w:ascii="Verdana" w:hAnsi="Verdana"/>
                 <w:b w:val="0"/>
                 <w:sz w:val="16"/>
               </w:rPr>
@@ -4584,15 +4652,18 @@
         </w:tc>
       </w:tr>
       <w:tr>
-        <w:tc>
-          <w:tcPr>
-            <w:tcW w:type="dxa" w:w="1514"/>
-          </w:tcPr>
-          <w:p>
-            <w:r/>
-            <w:r>
-              <w:rPr>
-                <w:rFonts w:ascii="Arial" w:hAnsi="Arial"/>
+        <w:trPr>
+          <w:cantSplit/>
+        </w:trPr>
+        <w:tc>
+          <w:tcPr>
+            <w:tcW w:type="dxa" w:w="1514"/>
+          </w:tcPr>
+          <w:p>
+            <w:r/>
+            <w:r>
+              <w:rPr>
+                <w:rFonts w:ascii="Verdana" w:hAnsi="Verdana"/>
                 <w:b w:val="0"/>
                 <w:sz w:val="16"/>
               </w:rPr>
@@ -4608,7 +4679,7 @@
             <w:r/>
             <w:r>
               <w:rPr>
-                <w:rFonts w:ascii="Arial" w:hAnsi="Arial"/>
+                <w:rFonts w:ascii="Verdana" w:hAnsi="Verdana"/>
                 <w:b w:val="0"/>
                 <w:sz w:val="16"/>
               </w:rPr>
@@ -4624,7 +4695,7 @@
             <w:r/>
             <w:r>
               <w:rPr>
-                <w:rFonts w:ascii="Arial" w:hAnsi="Arial"/>
+                <w:rFonts w:ascii="Verdana" w:hAnsi="Verdana"/>
                 <w:b w:val="0"/>
                 <w:sz w:val="16"/>
               </w:rPr>
@@ -4640,7 +4711,7 @@
             <w:r/>
             <w:r>
               <w:rPr>
-                <w:rFonts w:ascii="Arial" w:hAnsi="Arial"/>
+                <w:rFonts w:ascii="Verdana" w:hAnsi="Verdana"/>
                 <w:b w:val="0"/>
                 <w:sz w:val="16"/>
               </w:rPr>
@@ -4656,7 +4727,7 @@
             <w:r/>
             <w:r>
               <w:rPr>
-                <w:rFonts w:ascii="Arial" w:hAnsi="Arial"/>
+                <w:rFonts w:ascii="Verdana" w:hAnsi="Verdana"/>
                 <w:b w:val="0"/>
                 <w:sz w:val="16"/>
               </w:rPr>
@@ -4672,7 +4743,7 @@
             <w:r/>
             <w:r>
               <w:rPr>
-                <w:rFonts w:ascii="Arial" w:hAnsi="Arial"/>
+                <w:rFonts w:ascii="Verdana" w:hAnsi="Verdana"/>
                 <w:b w:val="0"/>
                 <w:sz w:val="16"/>
               </w:rPr>
@@ -4688,7 +4759,7 @@
             <w:r/>
             <w:r>
               <w:rPr>
-                <w:rFonts w:ascii="Arial" w:hAnsi="Arial"/>
+                <w:rFonts w:ascii="Verdana" w:hAnsi="Verdana"/>
                 <w:b w:val="0"/>
                 <w:sz w:val="16"/>
               </w:rPr>
@@ -4704,7 +4775,7 @@
             <w:r/>
             <w:r>
               <w:rPr>
-                <w:rFonts w:ascii="Arial" w:hAnsi="Arial"/>
+                <w:rFonts w:ascii="Verdana" w:hAnsi="Verdana"/>
                 <w:b w:val="0"/>
                 <w:sz w:val="16"/>
               </w:rPr>
@@ -4720,7 +4791,7 @@
             <w:r/>
             <w:r>
               <w:rPr>
-                <w:rFonts w:ascii="Arial" w:hAnsi="Arial"/>
+                <w:rFonts w:ascii="Verdana" w:hAnsi="Verdana"/>
                 <w:b w:val="0"/>
                 <w:sz w:val="16"/>
               </w:rPr>
@@ -4736,7 +4807,7 @@
             <w:r/>
             <w:r>
               <w:rPr>
-                <w:rFonts w:ascii="Arial" w:hAnsi="Arial"/>
+                <w:rFonts w:ascii="Verdana" w:hAnsi="Verdana"/>
                 <w:b w:val="0"/>
                 <w:sz w:val="16"/>
               </w:rPr>
@@ -4745,15 +4816,18 @@
         </w:tc>
       </w:tr>
       <w:tr>
-        <w:tc>
-          <w:tcPr>
-            <w:tcW w:type="dxa" w:w="1514"/>
-          </w:tcPr>
-          <w:p>
-            <w:r/>
-            <w:r>
-              <w:rPr>
-                <w:rFonts w:ascii="Arial" w:hAnsi="Arial"/>
+        <w:trPr>
+          <w:cantSplit/>
+        </w:trPr>
+        <w:tc>
+          <w:tcPr>
+            <w:tcW w:type="dxa" w:w="1514"/>
+          </w:tcPr>
+          <w:p>
+            <w:r/>
+            <w:r>
+              <w:rPr>
+                <w:rFonts w:ascii="Verdana" w:hAnsi="Verdana"/>
                 <w:b w:val="0"/>
                 <w:sz w:val="16"/>
               </w:rPr>
@@ -4769,7 +4843,7 @@
             <w:r/>
             <w:r>
               <w:rPr>
-                <w:rFonts w:ascii="Arial" w:hAnsi="Arial"/>
+                <w:rFonts w:ascii="Verdana" w:hAnsi="Verdana"/>
                 <w:b w:val="0"/>
                 <w:sz w:val="16"/>
               </w:rPr>
@@ -4785,7 +4859,7 @@
             <w:r/>
             <w:r>
               <w:rPr>
-                <w:rFonts w:ascii="Arial" w:hAnsi="Arial"/>
+                <w:rFonts w:ascii="Verdana" w:hAnsi="Verdana"/>
                 <w:b w:val="0"/>
                 <w:sz w:val="16"/>
               </w:rPr>
@@ -4801,7 +4875,7 @@
             <w:r/>
             <w:r>
               <w:rPr>
-                <w:rFonts w:ascii="Arial" w:hAnsi="Arial"/>
+                <w:rFonts w:ascii="Verdana" w:hAnsi="Verdana"/>
                 <w:b w:val="0"/>
                 <w:sz w:val="16"/>
               </w:rPr>
@@ -4817,7 +4891,7 @@
             <w:r/>
             <w:r>
               <w:rPr>
-                <w:rFonts w:ascii="Arial" w:hAnsi="Arial"/>
+                <w:rFonts w:ascii="Verdana" w:hAnsi="Verdana"/>
                 <w:b w:val="0"/>
                 <w:sz w:val="16"/>
               </w:rPr>
@@ -4833,7 +4907,7 @@
             <w:r/>
             <w:r>
               <w:rPr>
-                <w:rFonts w:ascii="Arial" w:hAnsi="Arial"/>
+                <w:rFonts w:ascii="Verdana" w:hAnsi="Verdana"/>
                 <w:b w:val="0"/>
                 <w:sz w:val="16"/>
               </w:rPr>
@@ -4849,7 +4923,7 @@
             <w:r/>
             <w:r>
               <w:rPr>
-                <w:rFonts w:ascii="Arial" w:hAnsi="Arial"/>
+                <w:rFonts w:ascii="Verdana" w:hAnsi="Verdana"/>
                 <w:b w:val="0"/>
                 <w:sz w:val="16"/>
               </w:rPr>
@@ -4865,7 +4939,7 @@
             <w:r/>
             <w:r>
               <w:rPr>
-                <w:rFonts w:ascii="Arial" w:hAnsi="Arial"/>
+                <w:rFonts w:ascii="Verdana" w:hAnsi="Verdana"/>
                 <w:b w:val="0"/>
                 <w:sz w:val="16"/>
               </w:rPr>
@@ -4881,7 +4955,7 @@
             <w:r/>
             <w:r>
               <w:rPr>
-                <w:rFonts w:ascii="Arial" w:hAnsi="Arial"/>
+                <w:rFonts w:ascii="Verdana" w:hAnsi="Verdana"/>
                 <w:b w:val="0"/>
                 <w:sz w:val="16"/>
               </w:rPr>
@@ -4897,7 +4971,7 @@
             <w:r/>
             <w:r>
               <w:rPr>
-                <w:rFonts w:ascii="Arial" w:hAnsi="Arial"/>
+                <w:rFonts w:ascii="Verdana" w:hAnsi="Verdana"/>
                 <w:b w:val="0"/>
                 <w:sz w:val="16"/>
               </w:rPr>
@@ -4906,15 +4980,18 @@
         </w:tc>
       </w:tr>
       <w:tr>
-        <w:tc>
-          <w:tcPr>
-            <w:tcW w:type="dxa" w:w="1514"/>
-          </w:tcPr>
-          <w:p>
-            <w:r/>
-            <w:r>
-              <w:rPr>
-                <w:rFonts w:ascii="Arial" w:hAnsi="Arial"/>
+        <w:trPr>
+          <w:cantSplit/>
+        </w:trPr>
+        <w:tc>
+          <w:tcPr>
+            <w:tcW w:type="dxa" w:w="1514"/>
+          </w:tcPr>
+          <w:p>
+            <w:r/>
+            <w:r>
+              <w:rPr>
+                <w:rFonts w:ascii="Verdana" w:hAnsi="Verdana"/>
                 <w:b w:val="0"/>
                 <w:sz w:val="16"/>
               </w:rPr>
@@ -4930,7 +5007,7 @@
             <w:r/>
             <w:r>
               <w:rPr>
-                <w:rFonts w:ascii="Arial" w:hAnsi="Arial"/>
+                <w:rFonts w:ascii="Verdana" w:hAnsi="Verdana"/>
                 <w:b w:val="0"/>
                 <w:sz w:val="16"/>
               </w:rPr>
@@ -4946,7 +5023,7 @@
             <w:r/>
             <w:r>
               <w:rPr>
-                <w:rFonts w:ascii="Arial" w:hAnsi="Arial"/>
+                <w:rFonts w:ascii="Verdana" w:hAnsi="Verdana"/>
                 <w:b w:val="0"/>
                 <w:sz w:val="16"/>
               </w:rPr>
@@ -4962,7 +5039,7 @@
             <w:r/>
             <w:r>
               <w:rPr>
-                <w:rFonts w:ascii="Arial" w:hAnsi="Arial"/>
+                <w:rFonts w:ascii="Verdana" w:hAnsi="Verdana"/>
                 <w:b w:val="0"/>
                 <w:sz w:val="16"/>
               </w:rPr>
@@ -4978,7 +5055,7 @@
             <w:r/>
             <w:r>
               <w:rPr>
-                <w:rFonts w:ascii="Arial" w:hAnsi="Arial"/>
+                <w:rFonts w:ascii="Verdana" w:hAnsi="Verdana"/>
                 <w:b w:val="0"/>
                 <w:sz w:val="16"/>
               </w:rPr>
@@ -4994,7 +5071,7 @@
             <w:r/>
             <w:r>
               <w:rPr>
-                <w:rFonts w:ascii="Arial" w:hAnsi="Arial"/>
+                <w:rFonts w:ascii="Verdana" w:hAnsi="Verdana"/>
                 <w:b w:val="0"/>
                 <w:sz w:val="16"/>
               </w:rPr>
@@ -5010,7 +5087,7 @@
             <w:r/>
             <w:r>
               <w:rPr>
-                <w:rFonts w:ascii="Arial" w:hAnsi="Arial"/>
+                <w:rFonts w:ascii="Verdana" w:hAnsi="Verdana"/>
                 <w:b w:val="0"/>
                 <w:sz w:val="16"/>
               </w:rPr>
@@ -5026,7 +5103,7 @@
             <w:r/>
             <w:r>
               <w:rPr>
-                <w:rFonts w:ascii="Arial" w:hAnsi="Arial"/>
+                <w:rFonts w:ascii="Verdana" w:hAnsi="Verdana"/>
                 <w:b w:val="0"/>
                 <w:sz w:val="16"/>
               </w:rPr>
@@ -5042,7 +5119,7 @@
             <w:r/>
             <w:r>
               <w:rPr>
-                <w:rFonts w:ascii="Arial" w:hAnsi="Arial"/>
+                <w:rFonts w:ascii="Verdana" w:hAnsi="Verdana"/>
                 <w:b w:val="0"/>
                 <w:sz w:val="16"/>
               </w:rPr>
@@ -5058,7 +5135,7 @@
             <w:r/>
             <w:r>
               <w:rPr>
-                <w:rFonts w:ascii="Arial" w:hAnsi="Arial"/>
+                <w:rFonts w:ascii="Verdana" w:hAnsi="Verdana"/>
                 <w:b w:val="0"/>
                 <w:sz w:val="16"/>
               </w:rPr>
@@ -5067,15 +5144,18 @@
         </w:tc>
       </w:tr>
       <w:tr>
-        <w:tc>
-          <w:tcPr>
-            <w:tcW w:type="dxa" w:w="1514"/>
-          </w:tcPr>
-          <w:p>
-            <w:r/>
-            <w:r>
-              <w:rPr>
-                <w:rFonts w:ascii="Arial" w:hAnsi="Arial"/>
+        <w:trPr>
+          <w:cantSplit/>
+        </w:trPr>
+        <w:tc>
+          <w:tcPr>
+            <w:tcW w:type="dxa" w:w="1514"/>
+          </w:tcPr>
+          <w:p>
+            <w:r/>
+            <w:r>
+              <w:rPr>
+                <w:rFonts w:ascii="Verdana" w:hAnsi="Verdana"/>
                 <w:b w:val="0"/>
                 <w:sz w:val="16"/>
               </w:rPr>
@@ -5091,7 +5171,7 @@
             <w:r/>
             <w:r>
               <w:rPr>
-                <w:rFonts w:ascii="Arial" w:hAnsi="Arial"/>
+                <w:rFonts w:ascii="Verdana" w:hAnsi="Verdana"/>
                 <w:b w:val="0"/>
                 <w:sz w:val="16"/>
               </w:rPr>
@@ -5107,7 +5187,7 @@
             <w:r/>
             <w:r>
               <w:rPr>
-                <w:rFonts w:ascii="Arial" w:hAnsi="Arial"/>
+                <w:rFonts w:ascii="Verdana" w:hAnsi="Verdana"/>
                 <w:b w:val="0"/>
                 <w:sz w:val="16"/>
               </w:rPr>
@@ -5123,7 +5203,7 @@
             <w:r/>
             <w:r>
               <w:rPr>
-                <w:rFonts w:ascii="Arial" w:hAnsi="Arial"/>
+                <w:rFonts w:ascii="Verdana" w:hAnsi="Verdana"/>
                 <w:b w:val="0"/>
                 <w:sz w:val="16"/>
               </w:rPr>
@@ -5139,7 +5219,7 @@
             <w:r/>
             <w:r>
               <w:rPr>
-                <w:rFonts w:ascii="Arial" w:hAnsi="Arial"/>
+                <w:rFonts w:ascii="Verdana" w:hAnsi="Verdana"/>
                 <w:b w:val="0"/>
                 <w:sz w:val="16"/>
               </w:rPr>
@@ -5155,7 +5235,7 @@
             <w:r/>
             <w:r>
               <w:rPr>
-                <w:rFonts w:ascii="Arial" w:hAnsi="Arial"/>
+                <w:rFonts w:ascii="Verdana" w:hAnsi="Verdana"/>
                 <w:b w:val="0"/>
                 <w:sz w:val="16"/>
               </w:rPr>
@@ -5171,7 +5251,7 @@
             <w:r/>
             <w:r>
               <w:rPr>
-                <w:rFonts w:ascii="Arial" w:hAnsi="Arial"/>
+                <w:rFonts w:ascii="Verdana" w:hAnsi="Verdana"/>
                 <w:b w:val="0"/>
                 <w:sz w:val="16"/>
               </w:rPr>
@@ -5187,7 +5267,7 @@
             <w:r/>
             <w:r>
               <w:rPr>
-                <w:rFonts w:ascii="Arial" w:hAnsi="Arial"/>
+                <w:rFonts w:ascii="Verdana" w:hAnsi="Verdana"/>
                 <w:b w:val="0"/>
                 <w:sz w:val="16"/>
               </w:rPr>
@@ -5203,7 +5283,7 @@
             <w:r/>
             <w:r>
               <w:rPr>
-                <w:rFonts w:ascii="Arial" w:hAnsi="Arial"/>
+                <w:rFonts w:ascii="Verdana" w:hAnsi="Verdana"/>
                 <w:b w:val="0"/>
                 <w:sz w:val="16"/>
               </w:rPr>
@@ -5219,7 +5299,7 @@
             <w:r/>
             <w:r>
               <w:rPr>
-                <w:rFonts w:ascii="Arial" w:hAnsi="Arial"/>
+                <w:rFonts w:ascii="Verdana" w:hAnsi="Verdana"/>
                 <w:b w:val="0"/>
                 <w:sz w:val="16"/>
               </w:rPr>
@@ -5228,15 +5308,18 @@
         </w:tc>
       </w:tr>
       <w:tr>
-        <w:tc>
-          <w:tcPr>
-            <w:tcW w:type="dxa" w:w="1514"/>
-          </w:tcPr>
-          <w:p>
-            <w:r/>
-            <w:r>
-              <w:rPr>
-                <w:rFonts w:ascii="Arial" w:hAnsi="Arial"/>
+        <w:trPr>
+          <w:cantSplit/>
+        </w:trPr>
+        <w:tc>
+          <w:tcPr>
+            <w:tcW w:type="dxa" w:w="1514"/>
+          </w:tcPr>
+          <w:p>
+            <w:r/>
+            <w:r>
+              <w:rPr>
+                <w:rFonts w:ascii="Verdana" w:hAnsi="Verdana"/>
                 <w:b w:val="0"/>
                 <w:sz w:val="16"/>
               </w:rPr>
@@ -5252,7 +5335,7 @@
             <w:r/>
             <w:r>
               <w:rPr>
-                <w:rFonts w:ascii="Arial" w:hAnsi="Arial"/>
+                <w:rFonts w:ascii="Verdana" w:hAnsi="Verdana"/>
                 <w:b w:val="0"/>
                 <w:sz w:val="16"/>
               </w:rPr>
@@ -5268,7 +5351,7 @@
             <w:r/>
             <w:r>
               <w:rPr>
-                <w:rFonts w:ascii="Arial" w:hAnsi="Arial"/>
+                <w:rFonts w:ascii="Verdana" w:hAnsi="Verdana"/>
                 <w:b w:val="0"/>
                 <w:sz w:val="16"/>
               </w:rPr>
@@ -5284,7 +5367,7 @@
             <w:r/>
             <w:r>
               <w:rPr>
-                <w:rFonts w:ascii="Arial" w:hAnsi="Arial"/>
+                <w:rFonts w:ascii="Verdana" w:hAnsi="Verdana"/>
                 <w:b w:val="0"/>
                 <w:sz w:val="16"/>
               </w:rPr>
@@ -5300,7 +5383,7 @@
             <w:r/>
             <w:r>
               <w:rPr>
-                <w:rFonts w:ascii="Arial" w:hAnsi="Arial"/>
+                <w:rFonts w:ascii="Verdana" w:hAnsi="Verdana"/>
                 <w:b w:val="0"/>
                 <w:sz w:val="16"/>
               </w:rPr>
@@ -5316,7 +5399,7 @@
             <w:r/>
             <w:r>
               <w:rPr>
-                <w:rFonts w:ascii="Arial" w:hAnsi="Arial"/>
+                <w:rFonts w:ascii="Verdana" w:hAnsi="Verdana"/>
                 <w:b w:val="0"/>
                 <w:sz w:val="16"/>
               </w:rPr>
@@ -5332,7 +5415,7 @@
             <w:r/>
             <w:r>
               <w:rPr>
-                <w:rFonts w:ascii="Arial" w:hAnsi="Arial"/>
+                <w:rFonts w:ascii="Verdana" w:hAnsi="Verdana"/>
                 <w:b w:val="0"/>
                 <w:sz w:val="16"/>
               </w:rPr>
@@ -5348,7 +5431,7 @@
             <w:r/>
             <w:r>
               <w:rPr>
-                <w:rFonts w:ascii="Arial" w:hAnsi="Arial"/>
+                <w:rFonts w:ascii="Verdana" w:hAnsi="Verdana"/>
                 <w:b w:val="0"/>
                 <w:sz w:val="16"/>
               </w:rPr>
@@ -5364,7 +5447,7 @@
             <w:r/>
             <w:r>
               <w:rPr>
-                <w:rFonts w:ascii="Arial" w:hAnsi="Arial"/>
+                <w:rFonts w:ascii="Verdana" w:hAnsi="Verdana"/>
                 <w:b w:val="0"/>
                 <w:sz w:val="16"/>
               </w:rPr>
@@ -5380,7 +5463,7 @@
             <w:r/>
             <w:r>
               <w:rPr>
-                <w:rFonts w:ascii="Arial" w:hAnsi="Arial"/>
+                <w:rFonts w:ascii="Verdana" w:hAnsi="Verdana"/>
                 <w:b w:val="0"/>
                 <w:sz w:val="16"/>
               </w:rPr>
@@ -5389,15 +5472,18 @@
         </w:tc>
       </w:tr>
       <w:tr>
-        <w:tc>
-          <w:tcPr>
-            <w:tcW w:type="dxa" w:w="1514"/>
-          </w:tcPr>
-          <w:p>
-            <w:r/>
-            <w:r>
-              <w:rPr>
-                <w:rFonts w:ascii="Arial" w:hAnsi="Arial"/>
+        <w:trPr>
+          <w:cantSplit/>
+        </w:trPr>
+        <w:tc>
+          <w:tcPr>
+            <w:tcW w:type="dxa" w:w="1514"/>
+          </w:tcPr>
+          <w:p>
+            <w:r/>
+            <w:r>
+              <w:rPr>
+                <w:rFonts w:ascii="Verdana" w:hAnsi="Verdana"/>
                 <w:b w:val="0"/>
                 <w:sz w:val="16"/>
               </w:rPr>
@@ -5413,7 +5499,7 @@
             <w:r/>
             <w:r>
               <w:rPr>
-                <w:rFonts w:ascii="Arial" w:hAnsi="Arial"/>
+                <w:rFonts w:ascii="Verdana" w:hAnsi="Verdana"/>
                 <w:b w:val="0"/>
                 <w:sz w:val="16"/>
               </w:rPr>
@@ -5429,7 +5515,7 @@
             <w:r/>
             <w:r>
               <w:rPr>
-                <w:rFonts w:ascii="Arial" w:hAnsi="Arial"/>
+                <w:rFonts w:ascii="Verdana" w:hAnsi="Verdana"/>
                 <w:b w:val="0"/>
                 <w:sz w:val="16"/>
               </w:rPr>
@@ -5445,7 +5531,7 @@
             <w:r/>
             <w:r>
               <w:rPr>
-                <w:rFonts w:ascii="Arial" w:hAnsi="Arial"/>
+                <w:rFonts w:ascii="Verdana" w:hAnsi="Verdana"/>
                 <w:b w:val="0"/>
                 <w:sz w:val="16"/>
               </w:rPr>
@@ -5461,7 +5547,7 @@
             <w:r/>
             <w:r>
               <w:rPr>
-                <w:rFonts w:ascii="Arial" w:hAnsi="Arial"/>
+                <w:rFonts w:ascii="Verdana" w:hAnsi="Verdana"/>
                 <w:b w:val="0"/>
                 <w:sz w:val="16"/>
               </w:rPr>
@@ -5477,7 +5563,7 @@
             <w:r/>
             <w:r>
               <w:rPr>
-                <w:rFonts w:ascii="Arial" w:hAnsi="Arial"/>
+                <w:rFonts w:ascii="Verdana" w:hAnsi="Verdana"/>
                 <w:b w:val="0"/>
                 <w:sz w:val="16"/>
               </w:rPr>
@@ -5493,7 +5579,7 @@
             <w:r/>
             <w:r>
               <w:rPr>
-                <w:rFonts w:ascii="Arial" w:hAnsi="Arial"/>
+                <w:rFonts w:ascii="Verdana" w:hAnsi="Verdana"/>
                 <w:b w:val="0"/>
                 <w:sz w:val="16"/>
               </w:rPr>
@@ -5509,7 +5595,7 @@
             <w:r/>
             <w:r>
               <w:rPr>
-                <w:rFonts w:ascii="Arial" w:hAnsi="Arial"/>
+                <w:rFonts w:ascii="Verdana" w:hAnsi="Verdana"/>
                 <w:b w:val="0"/>
                 <w:sz w:val="16"/>
               </w:rPr>
@@ -5525,7 +5611,7 @@
             <w:r/>
             <w:r>
               <w:rPr>
-                <w:rFonts w:ascii="Arial" w:hAnsi="Arial"/>
+                <w:rFonts w:ascii="Verdana" w:hAnsi="Verdana"/>
                 <w:b w:val="0"/>
                 <w:sz w:val="16"/>
               </w:rPr>
@@ -5541,7 +5627,7 @@
             <w:r/>
             <w:r>
               <w:rPr>
-                <w:rFonts w:ascii="Arial" w:hAnsi="Arial"/>
+                <w:rFonts w:ascii="Verdana" w:hAnsi="Verdana"/>
                 <w:b w:val="0"/>
                 <w:sz w:val="16"/>
               </w:rPr>
@@ -5550,15 +5636,18 @@
         </w:tc>
       </w:tr>
       <w:tr>
-        <w:tc>
-          <w:tcPr>
-            <w:tcW w:type="dxa" w:w="1514"/>
-          </w:tcPr>
-          <w:p>
-            <w:r/>
-            <w:r>
-              <w:rPr>
-                <w:rFonts w:ascii="Arial" w:hAnsi="Arial"/>
+        <w:trPr>
+          <w:cantSplit/>
+        </w:trPr>
+        <w:tc>
+          <w:tcPr>
+            <w:tcW w:type="dxa" w:w="1514"/>
+          </w:tcPr>
+          <w:p>
+            <w:r/>
+            <w:r>
+              <w:rPr>
+                <w:rFonts w:ascii="Verdana" w:hAnsi="Verdana"/>
                 <w:b w:val="0"/>
                 <w:sz w:val="16"/>
               </w:rPr>
@@ -5574,7 +5663,7 @@
             <w:r/>
             <w:r>
               <w:rPr>
-                <w:rFonts w:ascii="Arial" w:hAnsi="Arial"/>
+                <w:rFonts w:ascii="Verdana" w:hAnsi="Verdana"/>
                 <w:b w:val="0"/>
                 <w:sz w:val="16"/>
               </w:rPr>
@@ -5590,7 +5679,7 @@
             <w:r/>
             <w:r>
               <w:rPr>
-                <w:rFonts w:ascii="Arial" w:hAnsi="Arial"/>
+                <w:rFonts w:ascii="Verdana" w:hAnsi="Verdana"/>
                 <w:b w:val="0"/>
                 <w:sz w:val="16"/>
               </w:rPr>
@@ -5606,7 +5695,7 @@
             <w:r/>
             <w:r>
               <w:rPr>
-                <w:rFonts w:ascii="Arial" w:hAnsi="Arial"/>
+                <w:rFonts w:ascii="Verdana" w:hAnsi="Verdana"/>
                 <w:b w:val="0"/>
                 <w:sz w:val="16"/>
               </w:rPr>
@@ -5622,7 +5711,7 @@
             <w:r/>
             <w:r>
               <w:rPr>
-                <w:rFonts w:ascii="Arial" w:hAnsi="Arial"/>
+                <w:rFonts w:ascii="Verdana" w:hAnsi="Verdana"/>
                 <w:b w:val="0"/>
                 <w:sz w:val="16"/>
               </w:rPr>
@@ -5638,7 +5727,7 @@
             <w:r/>
             <w:r>
               <w:rPr>
-                <w:rFonts w:ascii="Arial" w:hAnsi="Arial"/>
+                <w:rFonts w:ascii="Verdana" w:hAnsi="Verdana"/>
                 <w:b w:val="0"/>
                 <w:sz w:val="16"/>
               </w:rPr>
@@ -5654,7 +5743,7 @@
             <w:r/>
             <w:r>
               <w:rPr>
-                <w:rFonts w:ascii="Arial" w:hAnsi="Arial"/>
+                <w:rFonts w:ascii="Verdana" w:hAnsi="Verdana"/>
                 <w:b w:val="0"/>
                 <w:sz w:val="16"/>
               </w:rPr>
@@ -5670,7 +5759,7 @@
             <w:r/>
             <w:r>
               <w:rPr>
-                <w:rFonts w:ascii="Arial" w:hAnsi="Arial"/>
+                <w:rFonts w:ascii="Verdana" w:hAnsi="Verdana"/>
                 <w:b w:val="0"/>
                 <w:sz w:val="16"/>
               </w:rPr>
@@ -5686,7 +5775,7 @@
             <w:r/>
             <w:r>
               <w:rPr>
-                <w:rFonts w:ascii="Arial" w:hAnsi="Arial"/>
+                <w:rFonts w:ascii="Verdana" w:hAnsi="Verdana"/>
                 <w:b w:val="0"/>
                 <w:sz w:val="16"/>
               </w:rPr>
@@ -5702,7 +5791,7 @@
             <w:r/>
             <w:r>
               <w:rPr>
-                <w:rFonts w:ascii="Arial" w:hAnsi="Arial"/>
+                <w:rFonts w:ascii="Verdana" w:hAnsi="Verdana"/>
                 <w:b w:val="0"/>
                 <w:sz w:val="16"/>
               </w:rPr>
@@ -5711,15 +5800,18 @@
         </w:tc>
       </w:tr>
       <w:tr>
-        <w:tc>
-          <w:tcPr>
-            <w:tcW w:type="dxa" w:w="1514"/>
-          </w:tcPr>
-          <w:p>
-            <w:r/>
-            <w:r>
-              <w:rPr>
-                <w:rFonts w:ascii="Arial" w:hAnsi="Arial"/>
+        <w:trPr>
+          <w:cantSplit/>
+        </w:trPr>
+        <w:tc>
+          <w:tcPr>
+            <w:tcW w:type="dxa" w:w="1514"/>
+          </w:tcPr>
+          <w:p>
+            <w:r/>
+            <w:r>
+              <w:rPr>
+                <w:rFonts w:ascii="Verdana" w:hAnsi="Verdana"/>
                 <w:b w:val="0"/>
                 <w:sz w:val="16"/>
               </w:rPr>
@@ -5735,7 +5827,7 @@
             <w:r/>
             <w:r>
               <w:rPr>
-                <w:rFonts w:ascii="Arial" w:hAnsi="Arial"/>
+                <w:rFonts w:ascii="Verdana" w:hAnsi="Verdana"/>
                 <w:b w:val="0"/>
                 <w:sz w:val="16"/>
               </w:rPr>
@@ -5751,7 +5843,7 @@
             <w:r/>
             <w:r>
               <w:rPr>
-                <w:rFonts w:ascii="Arial" w:hAnsi="Arial"/>
+                <w:rFonts w:ascii="Verdana" w:hAnsi="Verdana"/>
                 <w:b w:val="0"/>
                 <w:sz w:val="16"/>
               </w:rPr>
@@ -5767,7 +5859,7 @@
             <w:r/>
             <w:r>
               <w:rPr>
-                <w:rFonts w:ascii="Arial" w:hAnsi="Arial"/>
+                <w:rFonts w:ascii="Verdana" w:hAnsi="Verdana"/>
                 <w:b w:val="0"/>
                 <w:sz w:val="16"/>
               </w:rPr>
@@ -5783,7 +5875,7 @@
             <w:r/>
             <w:r>
               <w:rPr>
-                <w:rFonts w:ascii="Arial" w:hAnsi="Arial"/>
+                <w:rFonts w:ascii="Verdana" w:hAnsi="Verdana"/>
                 <w:b w:val="0"/>
                 <w:sz w:val="16"/>
               </w:rPr>
@@ -5799,7 +5891,7 @@
             <w:r/>
             <w:r>
               <w:rPr>
-                <w:rFonts w:ascii="Arial" w:hAnsi="Arial"/>
+                <w:rFonts w:ascii="Verdana" w:hAnsi="Verdana"/>
                 <w:b w:val="0"/>
                 <w:sz w:val="16"/>
               </w:rPr>
@@ -5815,7 +5907,7 @@
             <w:r/>
             <w:r>
               <w:rPr>
-                <w:rFonts w:ascii="Arial" w:hAnsi="Arial"/>
+                <w:rFonts w:ascii="Verdana" w:hAnsi="Verdana"/>
                 <w:b w:val="0"/>
                 <w:sz w:val="16"/>
               </w:rPr>
@@ -5831,7 +5923,7 @@
             <w:r/>
             <w:r>
               <w:rPr>
-                <w:rFonts w:ascii="Arial" w:hAnsi="Arial"/>
+                <w:rFonts w:ascii="Verdana" w:hAnsi="Verdana"/>
                 <w:b w:val="0"/>
                 <w:sz w:val="16"/>
               </w:rPr>
@@ -5847,7 +5939,7 @@
             <w:r/>
             <w:r>
               <w:rPr>
-                <w:rFonts w:ascii="Arial" w:hAnsi="Arial"/>
+                <w:rFonts w:ascii="Verdana" w:hAnsi="Verdana"/>
                 <w:b w:val="0"/>
                 <w:sz w:val="16"/>
               </w:rPr>
@@ -5863,7 +5955,7 @@
             <w:r/>
             <w:r>
               <w:rPr>
-                <w:rFonts w:ascii="Arial" w:hAnsi="Arial"/>
+                <w:rFonts w:ascii="Verdana" w:hAnsi="Verdana"/>
                 <w:b w:val="0"/>
                 <w:sz w:val="16"/>
               </w:rPr>
@@ -5872,15 +5964,18 @@
         </w:tc>
       </w:tr>
       <w:tr>
-        <w:tc>
-          <w:tcPr>
-            <w:tcW w:type="dxa" w:w="1514"/>
-          </w:tcPr>
-          <w:p>
-            <w:r/>
-            <w:r>
-              <w:rPr>
-                <w:rFonts w:ascii="Arial" w:hAnsi="Arial"/>
+        <w:trPr>
+          <w:cantSplit/>
+        </w:trPr>
+        <w:tc>
+          <w:tcPr>
+            <w:tcW w:type="dxa" w:w="1514"/>
+          </w:tcPr>
+          <w:p>
+            <w:r/>
+            <w:r>
+              <w:rPr>
+                <w:rFonts w:ascii="Verdana" w:hAnsi="Verdana"/>
                 <w:b w:val="0"/>
                 <w:sz w:val="16"/>
               </w:rPr>
@@ -5896,7 +5991,7 @@
             <w:r/>
             <w:r>
               <w:rPr>
-                <w:rFonts w:ascii="Arial" w:hAnsi="Arial"/>
+                <w:rFonts w:ascii="Verdana" w:hAnsi="Verdana"/>
                 <w:b w:val="0"/>
                 <w:sz w:val="16"/>
               </w:rPr>
@@ -5912,7 +6007,7 @@
             <w:r/>
             <w:r>
               <w:rPr>
-                <w:rFonts w:ascii="Arial" w:hAnsi="Arial"/>
+                <w:rFonts w:ascii="Verdana" w:hAnsi="Verdana"/>
                 <w:b w:val="0"/>
                 <w:sz w:val="16"/>
               </w:rPr>
@@ -5928,7 +6023,7 @@
             <w:r/>
             <w:r>
               <w:rPr>
-                <w:rFonts w:ascii="Arial" w:hAnsi="Arial"/>
+                <w:rFonts w:ascii="Verdana" w:hAnsi="Verdana"/>
                 <w:b w:val="0"/>
                 <w:sz w:val="16"/>
               </w:rPr>
@@ -5944,7 +6039,7 @@
             <w:r/>
             <w:r>
               <w:rPr>
-                <w:rFonts w:ascii="Arial" w:hAnsi="Arial"/>
+                <w:rFonts w:ascii="Verdana" w:hAnsi="Verdana"/>
                 <w:b w:val="0"/>
                 <w:sz w:val="16"/>
               </w:rPr>
@@ -5960,7 +6055,7 @@
             <w:r/>
             <w:r>
               <w:rPr>
-                <w:rFonts w:ascii="Arial" w:hAnsi="Arial"/>
+                <w:rFonts w:ascii="Verdana" w:hAnsi="Verdana"/>
                 <w:b w:val="0"/>
                 <w:sz w:val="16"/>
               </w:rPr>
@@ -5976,7 +6071,7 @@
             <w:r/>
             <w:r>
               <w:rPr>
-                <w:rFonts w:ascii="Arial" w:hAnsi="Arial"/>
+                <w:rFonts w:ascii="Verdana" w:hAnsi="Verdana"/>
                 <w:b w:val="0"/>
                 <w:sz w:val="16"/>
               </w:rPr>
@@ -5992,7 +6087,7 @@
             <w:r/>
             <w:r>
               <w:rPr>
-                <w:rFonts w:ascii="Arial" w:hAnsi="Arial"/>
+                <w:rFonts w:ascii="Verdana" w:hAnsi="Verdana"/>
                 <w:b w:val="0"/>
                 <w:sz w:val="16"/>
               </w:rPr>
@@ -6008,7 +6103,7 @@
             <w:r/>
             <w:r>
               <w:rPr>
-                <w:rFonts w:ascii="Arial" w:hAnsi="Arial"/>
+                <w:rFonts w:ascii="Verdana" w:hAnsi="Verdana"/>
                 <w:b w:val="0"/>
                 <w:sz w:val="16"/>
               </w:rPr>
@@ -6024,7 +6119,7 @@
             <w:r/>
             <w:r>
               <w:rPr>
-                <w:rFonts w:ascii="Arial" w:hAnsi="Arial"/>
+                <w:rFonts w:ascii="Verdana" w:hAnsi="Verdana"/>
                 <w:b w:val="0"/>
                 <w:sz w:val="16"/>
               </w:rPr>
@@ -6033,15 +6128,18 @@
         </w:tc>
       </w:tr>
       <w:tr>
-        <w:tc>
-          <w:tcPr>
-            <w:tcW w:type="dxa" w:w="1514"/>
-          </w:tcPr>
-          <w:p>
-            <w:r/>
-            <w:r>
-              <w:rPr>
-                <w:rFonts w:ascii="Arial" w:hAnsi="Arial"/>
+        <w:trPr>
+          <w:cantSplit/>
+        </w:trPr>
+        <w:tc>
+          <w:tcPr>
+            <w:tcW w:type="dxa" w:w="1514"/>
+          </w:tcPr>
+          <w:p>
+            <w:r/>
+            <w:r>
+              <w:rPr>
+                <w:rFonts w:ascii="Verdana" w:hAnsi="Verdana"/>
                 <w:b w:val="0"/>
                 <w:sz w:val="16"/>
               </w:rPr>
@@ -6057,7 +6155,7 @@
             <w:r/>
             <w:r>
               <w:rPr>
-                <w:rFonts w:ascii="Arial" w:hAnsi="Arial"/>
+                <w:rFonts w:ascii="Verdana" w:hAnsi="Verdana"/>
                 <w:b w:val="0"/>
                 <w:sz w:val="16"/>
               </w:rPr>
@@ -6073,7 +6171,7 @@
             <w:r/>
             <w:r>
               <w:rPr>
-                <w:rFonts w:ascii="Arial" w:hAnsi="Arial"/>
+                <w:rFonts w:ascii="Verdana" w:hAnsi="Verdana"/>
                 <w:b w:val="0"/>
                 <w:sz w:val="16"/>
               </w:rPr>
@@ -6089,7 +6187,7 @@
             <w:r/>
             <w:r>
               <w:rPr>
-                <w:rFonts w:ascii="Arial" w:hAnsi="Arial"/>
+                <w:rFonts w:ascii="Verdana" w:hAnsi="Verdana"/>
                 <w:b w:val="0"/>
                 <w:sz w:val="16"/>
               </w:rPr>
@@ -6105,7 +6203,7 @@
             <w:r/>
             <w:r>
               <w:rPr>
-                <w:rFonts w:ascii="Arial" w:hAnsi="Arial"/>
+                <w:rFonts w:ascii="Verdana" w:hAnsi="Verdana"/>
                 <w:b w:val="0"/>
                 <w:sz w:val="16"/>
               </w:rPr>
@@ -6121,7 +6219,7 @@
             <w:r/>
             <w:r>
               <w:rPr>
-                <w:rFonts w:ascii="Arial" w:hAnsi="Arial"/>
+                <w:rFonts w:ascii="Verdana" w:hAnsi="Verdana"/>
                 <w:b w:val="0"/>
                 <w:sz w:val="16"/>
               </w:rPr>
@@ -6137,7 +6235,7 @@
             <w:r/>
             <w:r>
               <w:rPr>
-                <w:rFonts w:ascii="Arial" w:hAnsi="Arial"/>
+                <w:rFonts w:ascii="Verdana" w:hAnsi="Verdana"/>
                 <w:b w:val="0"/>
                 <w:sz w:val="16"/>
               </w:rPr>
@@ -6153,7 +6251,7 @@
             <w:r/>
             <w:r>
               <w:rPr>
-                <w:rFonts w:ascii="Arial" w:hAnsi="Arial"/>
+                <w:rFonts w:ascii="Verdana" w:hAnsi="Verdana"/>
                 <w:b w:val="0"/>
                 <w:sz w:val="16"/>
               </w:rPr>
@@ -6169,7 +6267,7 @@
             <w:r/>
             <w:r>
               <w:rPr>
-                <w:rFonts w:ascii="Arial" w:hAnsi="Arial"/>
+                <w:rFonts w:ascii="Verdana" w:hAnsi="Verdana"/>
                 <w:b w:val="0"/>
                 <w:sz w:val="16"/>
               </w:rPr>
@@ -6185,7 +6283,7 @@
             <w:r/>
             <w:r>
               <w:rPr>
-                <w:rFonts w:ascii="Arial" w:hAnsi="Arial"/>
+                <w:rFonts w:ascii="Verdana" w:hAnsi="Verdana"/>
                 <w:b w:val="0"/>
                 <w:sz w:val="16"/>
               </w:rPr>
@@ -6194,15 +6292,18 @@
         </w:tc>
       </w:tr>
       <w:tr>
-        <w:tc>
-          <w:tcPr>
-            <w:tcW w:type="dxa" w:w="1514"/>
-          </w:tcPr>
-          <w:p>
-            <w:r/>
-            <w:r>
-              <w:rPr>
-                <w:rFonts w:ascii="Arial" w:hAnsi="Arial"/>
+        <w:trPr>
+          <w:cantSplit/>
+        </w:trPr>
+        <w:tc>
+          <w:tcPr>
+            <w:tcW w:type="dxa" w:w="1514"/>
+          </w:tcPr>
+          <w:p>
+            <w:r/>
+            <w:r>
+              <w:rPr>
+                <w:rFonts w:ascii="Verdana" w:hAnsi="Verdana"/>
                 <w:b w:val="0"/>
                 <w:sz w:val="16"/>
               </w:rPr>
@@ -6218,7 +6319,7 @@
             <w:r/>
             <w:r>
               <w:rPr>
-                <w:rFonts w:ascii="Arial" w:hAnsi="Arial"/>
+                <w:rFonts w:ascii="Verdana" w:hAnsi="Verdana"/>
                 <w:b w:val="0"/>
                 <w:sz w:val="16"/>
               </w:rPr>
@@ -6234,7 +6335,7 @@
             <w:r/>
             <w:r>
               <w:rPr>
-                <w:rFonts w:ascii="Arial" w:hAnsi="Arial"/>
+                <w:rFonts w:ascii="Verdana" w:hAnsi="Verdana"/>
                 <w:b w:val="0"/>
                 <w:sz w:val="16"/>
               </w:rPr>
@@ -6250,7 +6351,7 @@
             <w:r/>
             <w:r>
               <w:rPr>
-                <w:rFonts w:ascii="Arial" w:hAnsi="Arial"/>
+                <w:rFonts w:ascii="Verdana" w:hAnsi="Verdana"/>
                 <w:b w:val="0"/>
                 <w:sz w:val="16"/>
               </w:rPr>
@@ -6266,7 +6367,7 @@
             <w:r/>
             <w:r>
               <w:rPr>
-                <w:rFonts w:ascii="Arial" w:hAnsi="Arial"/>
+                <w:rFonts w:ascii="Verdana" w:hAnsi="Verdana"/>
                 <w:b w:val="0"/>
                 <w:sz w:val="16"/>
               </w:rPr>
@@ -6282,7 +6383,7 @@
             <w:r/>
             <w:r>
               <w:rPr>
-                <w:rFonts w:ascii="Arial" w:hAnsi="Arial"/>
+                <w:rFonts w:ascii="Verdana" w:hAnsi="Verdana"/>
                 <w:b w:val="0"/>
                 <w:sz w:val="16"/>
               </w:rPr>
@@ -6298,7 +6399,7 @@
             <w:r/>
             <w:r>
               <w:rPr>
-                <w:rFonts w:ascii="Arial" w:hAnsi="Arial"/>
+                <w:rFonts w:ascii="Verdana" w:hAnsi="Verdana"/>
                 <w:b w:val="0"/>
                 <w:sz w:val="16"/>
               </w:rPr>
@@ -6314,7 +6415,7 @@
             <w:r/>
             <w:r>
               <w:rPr>
-                <w:rFonts w:ascii="Arial" w:hAnsi="Arial"/>
+                <w:rFonts w:ascii="Verdana" w:hAnsi="Verdana"/>
                 <w:b w:val="0"/>
                 <w:sz w:val="16"/>
               </w:rPr>
@@ -6330,7 +6431,7 @@
             <w:r/>
             <w:r>
               <w:rPr>
-                <w:rFonts w:ascii="Arial" w:hAnsi="Arial"/>
+                <w:rFonts w:ascii="Verdana" w:hAnsi="Verdana"/>
                 <w:b w:val="0"/>
                 <w:sz w:val="16"/>
               </w:rPr>
@@ -6346,7 +6447,7 @@
             <w:r/>
             <w:r>
               <w:rPr>
-                <w:rFonts w:ascii="Arial" w:hAnsi="Arial"/>
+                <w:rFonts w:ascii="Verdana" w:hAnsi="Verdana"/>
                 <w:b w:val="0"/>
                 <w:sz w:val="16"/>
               </w:rPr>
@@ -6355,15 +6456,18 @@
         </w:tc>
       </w:tr>
       <w:tr>
-        <w:tc>
-          <w:tcPr>
-            <w:tcW w:type="dxa" w:w="1514"/>
-          </w:tcPr>
-          <w:p>
-            <w:r/>
-            <w:r>
-              <w:rPr>
-                <w:rFonts w:ascii="Arial" w:hAnsi="Arial"/>
+        <w:trPr>
+          <w:cantSplit/>
+        </w:trPr>
+        <w:tc>
+          <w:tcPr>
+            <w:tcW w:type="dxa" w:w="1514"/>
+          </w:tcPr>
+          <w:p>
+            <w:r/>
+            <w:r>
+              <w:rPr>
+                <w:rFonts w:ascii="Verdana" w:hAnsi="Verdana"/>
                 <w:b w:val="0"/>
                 <w:sz w:val="16"/>
               </w:rPr>
@@ -6379,7 +6483,7 @@
             <w:r/>
             <w:r>
               <w:rPr>
-                <w:rFonts w:ascii="Arial" w:hAnsi="Arial"/>
+                <w:rFonts w:ascii="Verdana" w:hAnsi="Verdana"/>
                 <w:b w:val="0"/>
                 <w:sz w:val="16"/>
               </w:rPr>
@@ -6395,7 +6499,7 @@
             <w:r/>
             <w:r>
               <w:rPr>
-                <w:rFonts w:ascii="Arial" w:hAnsi="Arial"/>
+                <w:rFonts w:ascii="Verdana" w:hAnsi="Verdana"/>
                 <w:b w:val="0"/>
                 <w:sz w:val="16"/>
               </w:rPr>
@@ -6411,7 +6515,7 @@
             <w:r/>
             <w:r>
               <w:rPr>
-                <w:rFonts w:ascii="Arial" w:hAnsi="Arial"/>
+                <w:rFonts w:ascii="Verdana" w:hAnsi="Verdana"/>
                 <w:b w:val="0"/>
                 <w:sz w:val="16"/>
               </w:rPr>
@@ -6427,7 +6531,7 @@
             <w:r/>
             <w:r>
               <w:rPr>
-                <w:rFonts w:ascii="Arial" w:hAnsi="Arial"/>
+                <w:rFonts w:ascii="Verdana" w:hAnsi="Verdana"/>
                 <w:b w:val="0"/>
                 <w:sz w:val="16"/>
               </w:rPr>
@@ -6443,7 +6547,7 @@
             <w:r/>
             <w:r>
               <w:rPr>
-                <w:rFonts w:ascii="Arial" w:hAnsi="Arial"/>
+                <w:rFonts w:ascii="Verdana" w:hAnsi="Verdana"/>
                 <w:b w:val="0"/>
                 <w:sz w:val="16"/>
               </w:rPr>
@@ -6459,7 +6563,7 @@
             <w:r/>
             <w:r>
               <w:rPr>
-                <w:rFonts w:ascii="Arial" w:hAnsi="Arial"/>
+                <w:rFonts w:ascii="Verdana" w:hAnsi="Verdana"/>
                 <w:b w:val="0"/>
                 <w:sz w:val="16"/>
               </w:rPr>
@@ -6475,7 +6579,7 @@
             <w:r/>
             <w:r>
               <w:rPr>
-                <w:rFonts w:ascii="Arial" w:hAnsi="Arial"/>
+                <w:rFonts w:ascii="Verdana" w:hAnsi="Verdana"/>
                 <w:b w:val="0"/>
                 <w:sz w:val="16"/>
               </w:rPr>
@@ -6491,7 +6595,7 @@
             <w:r/>
             <w:r>
               <w:rPr>
-                <w:rFonts w:ascii="Arial" w:hAnsi="Arial"/>
+                <w:rFonts w:ascii="Verdana" w:hAnsi="Verdana"/>
                 <w:b w:val="0"/>
                 <w:sz w:val="16"/>
               </w:rPr>
@@ -6507,7 +6611,7 @@
             <w:r/>
             <w:r>
               <w:rPr>
-                <w:rFonts w:ascii="Arial" w:hAnsi="Arial"/>
+                <w:rFonts w:ascii="Verdana" w:hAnsi="Verdana"/>
                 <w:b w:val="0"/>
                 <w:sz w:val="16"/>
               </w:rPr>
@@ -6516,15 +6620,18 @@
         </w:tc>
       </w:tr>
       <w:tr>
-        <w:tc>
-          <w:tcPr>
-            <w:tcW w:type="dxa" w:w="1514"/>
-          </w:tcPr>
-          <w:p>
-            <w:r/>
-            <w:r>
-              <w:rPr>
-                <w:rFonts w:ascii="Arial" w:hAnsi="Arial"/>
+        <w:trPr>
+          <w:cantSplit/>
+        </w:trPr>
+        <w:tc>
+          <w:tcPr>
+            <w:tcW w:type="dxa" w:w="1514"/>
+          </w:tcPr>
+          <w:p>
+            <w:r/>
+            <w:r>
+              <w:rPr>
+                <w:rFonts w:ascii="Verdana" w:hAnsi="Verdana"/>
                 <w:b w:val="0"/>
                 <w:sz w:val="16"/>
               </w:rPr>
@@ -6540,7 +6647,7 @@
             <w:r/>
             <w:r>
               <w:rPr>
-                <w:rFonts w:ascii="Arial" w:hAnsi="Arial"/>
+                <w:rFonts w:ascii="Verdana" w:hAnsi="Verdana"/>
                 <w:b w:val="0"/>
                 <w:sz w:val="16"/>
               </w:rPr>
@@ -6556,7 +6663,7 @@
             <w:r/>
             <w:r>
               <w:rPr>
-                <w:rFonts w:ascii="Arial" w:hAnsi="Arial"/>
+                <w:rFonts w:ascii="Verdana" w:hAnsi="Verdana"/>
                 <w:b w:val="0"/>
                 <w:sz w:val="16"/>
               </w:rPr>
@@ -6572,7 +6679,7 @@
             <w:r/>
             <w:r>
               <w:rPr>
-                <w:rFonts w:ascii="Arial" w:hAnsi="Arial"/>
+                <w:rFonts w:ascii="Verdana" w:hAnsi="Verdana"/>
                 <w:b w:val="0"/>
                 <w:sz w:val="16"/>
               </w:rPr>
@@ -6588,7 +6695,7 @@
             <w:r/>
             <w:r>
               <w:rPr>
-                <w:rFonts w:ascii="Arial" w:hAnsi="Arial"/>
+                <w:rFonts w:ascii="Verdana" w:hAnsi="Verdana"/>
                 <w:b w:val="0"/>
                 <w:sz w:val="16"/>
               </w:rPr>
@@ -6604,7 +6711,7 @@
             <w:r/>
             <w:r>
               <w:rPr>
-                <w:rFonts w:ascii="Arial" w:hAnsi="Arial"/>
+                <w:rFonts w:ascii="Verdana" w:hAnsi="Verdana"/>
                 <w:b w:val="0"/>
                 <w:sz w:val="16"/>
               </w:rPr>
@@ -6620,7 +6727,7 @@
             <w:r/>
             <w:r>
               <w:rPr>
-                <w:rFonts w:ascii="Arial" w:hAnsi="Arial"/>
+                <w:rFonts w:ascii="Verdana" w:hAnsi="Verdana"/>
                 <w:b w:val="0"/>
                 <w:sz w:val="16"/>
               </w:rPr>
@@ -6636,7 +6743,7 @@
             <w:r/>
             <w:r>
               <w:rPr>
-                <w:rFonts w:ascii="Arial" w:hAnsi="Arial"/>
+                <w:rFonts w:ascii="Verdana" w:hAnsi="Verdana"/>
                 <w:b w:val="0"/>
                 <w:sz w:val="16"/>
               </w:rPr>
@@ -6652,7 +6759,7 @@
             <w:r/>
             <w:r>
               <w:rPr>
-                <w:rFonts w:ascii="Arial" w:hAnsi="Arial"/>
+                <w:rFonts w:ascii="Verdana" w:hAnsi="Verdana"/>
                 <w:b w:val="0"/>
                 <w:sz w:val="16"/>
               </w:rPr>
@@ -6668,7 +6775,7 @@
             <w:r/>
             <w:r>
               <w:rPr>
-                <w:rFonts w:ascii="Arial" w:hAnsi="Arial"/>
+                <w:rFonts w:ascii="Verdana" w:hAnsi="Verdana"/>
                 <w:b w:val="0"/>
                 <w:sz w:val="16"/>
               </w:rPr>
@@ -6677,15 +6784,18 @@
         </w:tc>
       </w:tr>
       <w:tr>
-        <w:tc>
-          <w:tcPr>
-            <w:tcW w:type="dxa" w:w="1514"/>
-          </w:tcPr>
-          <w:p>
-            <w:r/>
-            <w:r>
-              <w:rPr>
-                <w:rFonts w:ascii="Arial" w:hAnsi="Arial"/>
+        <w:trPr>
+          <w:cantSplit/>
+        </w:trPr>
+        <w:tc>
+          <w:tcPr>
+            <w:tcW w:type="dxa" w:w="1514"/>
+          </w:tcPr>
+          <w:p>
+            <w:r/>
+            <w:r>
+              <w:rPr>
+                <w:rFonts w:ascii="Verdana" w:hAnsi="Verdana"/>
                 <w:b w:val="0"/>
                 <w:sz w:val="16"/>
               </w:rPr>
@@ -6701,7 +6811,7 @@
             <w:r/>
             <w:r>
               <w:rPr>
-                <w:rFonts w:ascii="Arial" w:hAnsi="Arial"/>
+                <w:rFonts w:ascii="Verdana" w:hAnsi="Verdana"/>
                 <w:b w:val="0"/>
                 <w:sz w:val="16"/>
               </w:rPr>
@@ -6717,7 +6827,7 @@
             <w:r/>
             <w:r>
               <w:rPr>
-                <w:rFonts w:ascii="Arial" w:hAnsi="Arial"/>
+                <w:rFonts w:ascii="Verdana" w:hAnsi="Verdana"/>
                 <w:b w:val="0"/>
                 <w:sz w:val="16"/>
               </w:rPr>
@@ -6733,7 +6843,7 @@
             <w:r/>
             <w:r>
               <w:rPr>
-                <w:rFonts w:ascii="Arial" w:hAnsi="Arial"/>
+                <w:rFonts w:ascii="Verdana" w:hAnsi="Verdana"/>
                 <w:b w:val="0"/>
                 <w:sz w:val="16"/>
               </w:rPr>
@@ -6749,7 +6859,7 @@
             <w:r/>
             <w:r>
               <w:rPr>
-                <w:rFonts w:ascii="Arial" w:hAnsi="Arial"/>
+                <w:rFonts w:ascii="Verdana" w:hAnsi="Verdana"/>
                 <w:b w:val="0"/>
                 <w:sz w:val="16"/>
               </w:rPr>
@@ -6765,7 +6875,7 @@
             <w:r/>
             <w:r>
               <w:rPr>
-                <w:rFonts w:ascii="Arial" w:hAnsi="Arial"/>
+                <w:rFonts w:ascii="Verdana" w:hAnsi="Verdana"/>
                 <w:b w:val="0"/>
                 <w:sz w:val="16"/>
               </w:rPr>
@@ -6781,7 +6891,7 @@
             <w:r/>
             <w:r>
               <w:rPr>
-                <w:rFonts w:ascii="Arial" w:hAnsi="Arial"/>
+                <w:rFonts w:ascii="Verdana" w:hAnsi="Verdana"/>
                 <w:b w:val="0"/>
                 <w:sz w:val="16"/>
               </w:rPr>
@@ -6797,7 +6907,7 @@
             <w:r/>
             <w:r>
               <w:rPr>
-                <w:rFonts w:ascii="Arial" w:hAnsi="Arial"/>
+                <w:rFonts w:ascii="Verdana" w:hAnsi="Verdana"/>
                 <w:b w:val="0"/>
                 <w:sz w:val="16"/>
               </w:rPr>
@@ -6813,7 +6923,7 @@
             <w:r/>
             <w:r>
               <w:rPr>
-                <w:rFonts w:ascii="Arial" w:hAnsi="Arial"/>
+                <w:rFonts w:ascii="Verdana" w:hAnsi="Verdana"/>
                 <w:b w:val="0"/>
                 <w:sz w:val="16"/>
               </w:rPr>
@@ -6829,7 +6939,7 @@
             <w:r/>
             <w:r>
               <w:rPr>
-                <w:rFonts w:ascii="Arial" w:hAnsi="Arial"/>
+                <w:rFonts w:ascii="Verdana" w:hAnsi="Verdana"/>
                 <w:b w:val="0"/>
                 <w:sz w:val="16"/>
               </w:rPr>
@@ -6838,15 +6948,18 @@
         </w:tc>
       </w:tr>
       <w:tr>
-        <w:tc>
-          <w:tcPr>
-            <w:tcW w:type="dxa" w:w="1514"/>
-          </w:tcPr>
-          <w:p>
-            <w:r/>
-            <w:r>
-              <w:rPr>
-                <w:rFonts w:ascii="Arial" w:hAnsi="Arial"/>
+        <w:trPr>
+          <w:cantSplit/>
+        </w:trPr>
+        <w:tc>
+          <w:tcPr>
+            <w:tcW w:type="dxa" w:w="1514"/>
+          </w:tcPr>
+          <w:p>
+            <w:r/>
+            <w:r>
+              <w:rPr>
+                <w:rFonts w:ascii="Verdana" w:hAnsi="Verdana"/>
                 <w:b w:val="0"/>
                 <w:sz w:val="16"/>
               </w:rPr>
@@ -6862,7 +6975,7 @@
             <w:r/>
             <w:r>
               <w:rPr>
-                <w:rFonts w:ascii="Arial" w:hAnsi="Arial"/>
+                <w:rFonts w:ascii="Verdana" w:hAnsi="Verdana"/>
                 <w:b w:val="0"/>
                 <w:sz w:val="16"/>
               </w:rPr>
@@ -6878,7 +6991,7 @@
             <w:r/>
             <w:r>
               <w:rPr>
-                <w:rFonts w:ascii="Arial" w:hAnsi="Arial"/>
+                <w:rFonts w:ascii="Verdana" w:hAnsi="Verdana"/>
                 <w:b w:val="0"/>
                 <w:sz w:val="16"/>
               </w:rPr>
@@ -6894,7 +7007,7 @@
             <w:r/>
             <w:r>
               <w:rPr>
-                <w:rFonts w:ascii="Arial" w:hAnsi="Arial"/>
+                <w:rFonts w:ascii="Verdana" w:hAnsi="Verdana"/>
                 <w:b w:val="0"/>
                 <w:sz w:val="16"/>
               </w:rPr>
@@ -6910,7 +7023,7 @@
             <w:r/>
             <w:r>
               <w:rPr>
-                <w:rFonts w:ascii="Arial" w:hAnsi="Arial"/>
+                <w:rFonts w:ascii="Verdana" w:hAnsi="Verdana"/>
                 <w:b w:val="0"/>
                 <w:sz w:val="16"/>
               </w:rPr>
@@ -6926,7 +7039,7 @@
             <w:r/>
             <w:r>
               <w:rPr>
-                <w:rFonts w:ascii="Arial" w:hAnsi="Arial"/>
+                <w:rFonts w:ascii="Verdana" w:hAnsi="Verdana"/>
                 <w:b w:val="0"/>
                 <w:sz w:val="16"/>
               </w:rPr>
@@ -6942,7 +7055,7 @@
             <w:r/>
             <w:r>
               <w:rPr>
-                <w:rFonts w:ascii="Arial" w:hAnsi="Arial"/>
+                <w:rFonts w:ascii="Verdana" w:hAnsi="Verdana"/>
                 <w:b w:val="0"/>
                 <w:sz w:val="16"/>
               </w:rPr>
@@ -6958,7 +7071,7 @@
             <w:r/>
             <w:r>
               <w:rPr>
-                <w:rFonts w:ascii="Arial" w:hAnsi="Arial"/>
+                <w:rFonts w:ascii="Verdana" w:hAnsi="Verdana"/>
                 <w:b w:val="0"/>
                 <w:sz w:val="16"/>
               </w:rPr>
@@ -6974,7 +7087,7 @@
             <w:r/>
             <w:r>
               <w:rPr>
-                <w:rFonts w:ascii="Arial" w:hAnsi="Arial"/>
+                <w:rFonts w:ascii="Verdana" w:hAnsi="Verdana"/>
                 <w:b w:val="0"/>
                 <w:sz w:val="16"/>
               </w:rPr>
@@ -6990,7 +7103,7 @@
             <w:r/>
             <w:r>
               <w:rPr>
-                <w:rFonts w:ascii="Arial" w:hAnsi="Arial"/>
+                <w:rFonts w:ascii="Verdana" w:hAnsi="Verdana"/>
                 <w:b w:val="0"/>
                 <w:sz w:val="16"/>
               </w:rPr>
@@ -6999,15 +7112,18 @@
         </w:tc>
       </w:tr>
       <w:tr>
-        <w:tc>
-          <w:tcPr>
-            <w:tcW w:type="dxa" w:w="1514"/>
-          </w:tcPr>
-          <w:p>
-            <w:r/>
-            <w:r>
-              <w:rPr>
-                <w:rFonts w:ascii="Arial" w:hAnsi="Arial"/>
+        <w:trPr>
+          <w:cantSplit/>
+        </w:trPr>
+        <w:tc>
+          <w:tcPr>
+            <w:tcW w:type="dxa" w:w="1514"/>
+          </w:tcPr>
+          <w:p>
+            <w:r/>
+            <w:r>
+              <w:rPr>
+                <w:rFonts w:ascii="Verdana" w:hAnsi="Verdana"/>
                 <w:b w:val="0"/>
                 <w:sz w:val="16"/>
               </w:rPr>
@@ -7023,7 +7139,7 @@
             <w:r/>
             <w:r>
               <w:rPr>
-                <w:rFonts w:ascii="Arial" w:hAnsi="Arial"/>
+                <w:rFonts w:ascii="Verdana" w:hAnsi="Verdana"/>
                 <w:b w:val="0"/>
                 <w:sz w:val="16"/>
               </w:rPr>
@@ -7039,7 +7155,7 @@
             <w:r/>
             <w:r>
               <w:rPr>
-                <w:rFonts w:ascii="Arial" w:hAnsi="Arial"/>
+                <w:rFonts w:ascii="Verdana" w:hAnsi="Verdana"/>
                 <w:b w:val="0"/>
                 <w:sz w:val="16"/>
               </w:rPr>
@@ -7055,7 +7171,7 @@
             <w:r/>
             <w:r>
               <w:rPr>
-                <w:rFonts w:ascii="Arial" w:hAnsi="Arial"/>
+                <w:rFonts w:ascii="Verdana" w:hAnsi="Verdana"/>
                 <w:b w:val="0"/>
                 <w:sz w:val="16"/>
               </w:rPr>
@@ -7071,7 +7187,7 @@
             <w:r/>
             <w:r>
               <w:rPr>
-                <w:rFonts w:ascii="Arial" w:hAnsi="Arial"/>
+                <w:rFonts w:ascii="Verdana" w:hAnsi="Verdana"/>
                 <w:b w:val="0"/>
                 <w:sz w:val="16"/>
               </w:rPr>
@@ -7087,7 +7203,7 @@
             <w:r/>
             <w:r>
               <w:rPr>
-                <w:rFonts w:ascii="Arial" w:hAnsi="Arial"/>
+                <w:rFonts w:ascii="Verdana" w:hAnsi="Verdana"/>
                 <w:b w:val="0"/>
                 <w:sz w:val="16"/>
               </w:rPr>
@@ -7103,7 +7219,7 @@
             <w:r/>
             <w:r>
               <w:rPr>
-                <w:rFonts w:ascii="Arial" w:hAnsi="Arial"/>
+                <w:rFonts w:ascii="Verdana" w:hAnsi="Verdana"/>
                 <w:b w:val="0"/>
                 <w:sz w:val="16"/>
               </w:rPr>
@@ -7119,7 +7235,7 @@
             <w:r/>
             <w:r>
               <w:rPr>
-                <w:rFonts w:ascii="Arial" w:hAnsi="Arial"/>
+                <w:rFonts w:ascii="Verdana" w:hAnsi="Verdana"/>
                 <w:b w:val="0"/>
                 <w:sz w:val="16"/>
               </w:rPr>
@@ -7135,7 +7251,7 @@
             <w:r/>
             <w:r>
               <w:rPr>
-                <w:rFonts w:ascii="Arial" w:hAnsi="Arial"/>
+                <w:rFonts w:ascii="Verdana" w:hAnsi="Verdana"/>
                 <w:b w:val="0"/>
                 <w:sz w:val="16"/>
               </w:rPr>
@@ -7151,7 +7267,7 @@
             <w:r/>
             <w:r>
               <w:rPr>
-                <w:rFonts w:ascii="Arial" w:hAnsi="Arial"/>
+                <w:rFonts w:ascii="Verdana" w:hAnsi="Verdana"/>
                 <w:b w:val="0"/>
                 <w:sz w:val="16"/>
               </w:rPr>
@@ -7160,15 +7276,18 @@
         </w:tc>
       </w:tr>
       <w:tr>
-        <w:tc>
-          <w:tcPr>
-            <w:tcW w:type="dxa" w:w="1514"/>
-          </w:tcPr>
-          <w:p>
-            <w:r/>
-            <w:r>
-              <w:rPr>
-                <w:rFonts w:ascii="Arial" w:hAnsi="Arial"/>
+        <w:trPr>
+          <w:cantSplit/>
+        </w:trPr>
+        <w:tc>
+          <w:tcPr>
+            <w:tcW w:type="dxa" w:w="1514"/>
+          </w:tcPr>
+          <w:p>
+            <w:r/>
+            <w:r>
+              <w:rPr>
+                <w:rFonts w:ascii="Verdana" w:hAnsi="Verdana"/>
                 <w:b w:val="0"/>
                 <w:sz w:val="16"/>
               </w:rPr>
@@ -7184,7 +7303,7 @@
             <w:r/>
             <w:r>
               <w:rPr>
-                <w:rFonts w:ascii="Arial" w:hAnsi="Arial"/>
+                <w:rFonts w:ascii="Verdana" w:hAnsi="Verdana"/>
                 <w:b w:val="0"/>
                 <w:sz w:val="16"/>
               </w:rPr>
@@ -7200,7 +7319,7 @@
             <w:r/>
             <w:r>
               <w:rPr>
-                <w:rFonts w:ascii="Arial" w:hAnsi="Arial"/>
+                <w:rFonts w:ascii="Verdana" w:hAnsi="Verdana"/>
                 <w:b w:val="0"/>
                 <w:sz w:val="16"/>
               </w:rPr>
@@ -7216,7 +7335,7 @@
             <w:r/>
             <w:r>
               <w:rPr>
-                <w:rFonts w:ascii="Arial" w:hAnsi="Arial"/>
+                <w:rFonts w:ascii="Verdana" w:hAnsi="Verdana"/>
                 <w:b w:val="0"/>
                 <w:sz w:val="16"/>
               </w:rPr>
@@ -7232,7 +7351,7 @@
             <w:r/>
             <w:r>
               <w:rPr>
-                <w:rFonts w:ascii="Arial" w:hAnsi="Arial"/>
+                <w:rFonts w:ascii="Verdana" w:hAnsi="Verdana"/>
                 <w:b w:val="0"/>
                 <w:sz w:val="16"/>
               </w:rPr>
@@ -7248,7 +7367,7 @@
             <w:r/>
             <w:r>
               <w:rPr>
-                <w:rFonts w:ascii="Arial" w:hAnsi="Arial"/>
+                <w:rFonts w:ascii="Verdana" w:hAnsi="Verdana"/>
                 <w:b w:val="0"/>
                 <w:sz w:val="16"/>
               </w:rPr>
@@ -7264,7 +7383,7 @@
             <w:r/>
             <w:r>
               <w:rPr>
-                <w:rFonts w:ascii="Arial" w:hAnsi="Arial"/>
+                <w:rFonts w:ascii="Verdana" w:hAnsi="Verdana"/>
                 <w:b w:val="0"/>
                 <w:sz w:val="16"/>
               </w:rPr>
@@ -7280,7 +7399,7 @@
             <w:r/>
             <w:r>
               <w:rPr>
-                <w:rFonts w:ascii="Arial" w:hAnsi="Arial"/>
+                <w:rFonts w:ascii="Verdana" w:hAnsi="Verdana"/>
                 <w:b w:val="0"/>
                 <w:sz w:val="16"/>
               </w:rPr>
@@ -7296,7 +7415,7 @@
             <w:r/>
             <w:r>
               <w:rPr>
-                <w:rFonts w:ascii="Arial" w:hAnsi="Arial"/>
+                <w:rFonts w:ascii="Verdana" w:hAnsi="Verdana"/>
                 <w:b w:val="0"/>
                 <w:sz w:val="16"/>
               </w:rPr>
@@ -7312,7 +7431,7 @@
             <w:r/>
             <w:r>
               <w:rPr>
-                <w:rFonts w:ascii="Arial" w:hAnsi="Arial"/>
+                <w:rFonts w:ascii="Verdana" w:hAnsi="Verdana"/>
                 <w:b w:val="0"/>
                 <w:sz w:val="16"/>
               </w:rPr>
@@ -7321,15 +7440,18 @@
         </w:tc>
       </w:tr>
       <w:tr>
-        <w:tc>
-          <w:tcPr>
-            <w:tcW w:type="dxa" w:w="1514"/>
-          </w:tcPr>
-          <w:p>
-            <w:r/>
-            <w:r>
-              <w:rPr>
-                <w:rFonts w:ascii="Arial" w:hAnsi="Arial"/>
+        <w:trPr>
+          <w:cantSplit/>
+        </w:trPr>
+        <w:tc>
+          <w:tcPr>
+            <w:tcW w:type="dxa" w:w="1514"/>
+          </w:tcPr>
+          <w:p>
+            <w:r/>
+            <w:r>
+              <w:rPr>
+                <w:rFonts w:ascii="Verdana" w:hAnsi="Verdana"/>
                 <w:b w:val="0"/>
                 <w:sz w:val="16"/>
               </w:rPr>
@@ -7345,7 +7467,7 @@
             <w:r/>
             <w:r>
               <w:rPr>
-                <w:rFonts w:ascii="Arial" w:hAnsi="Arial"/>
+                <w:rFonts w:ascii="Verdana" w:hAnsi="Verdana"/>
                 <w:b w:val="0"/>
                 <w:sz w:val="16"/>
               </w:rPr>
@@ -7361,7 +7483,7 @@
             <w:r/>
             <w:r>
               <w:rPr>
-                <w:rFonts w:ascii="Arial" w:hAnsi="Arial"/>
+                <w:rFonts w:ascii="Verdana" w:hAnsi="Verdana"/>
                 <w:b w:val="0"/>
                 <w:sz w:val="16"/>
               </w:rPr>
@@ -7377,7 +7499,7 @@
             <w:r/>
             <w:r>
               <w:rPr>
-                <w:rFonts w:ascii="Arial" w:hAnsi="Arial"/>
+                <w:rFonts w:ascii="Verdana" w:hAnsi="Verdana"/>
                 <w:b w:val="0"/>
                 <w:sz w:val="16"/>
               </w:rPr>
@@ -7393,7 +7515,7 @@
             <w:r/>
             <w:r>
               <w:rPr>
-                <w:rFonts w:ascii="Arial" w:hAnsi="Arial"/>
+                <w:rFonts w:ascii="Verdana" w:hAnsi="Verdana"/>
                 <w:b w:val="0"/>
                 <w:sz w:val="16"/>
               </w:rPr>
@@ -7409,7 +7531,7 @@
             <w:r/>
             <w:r>
               <w:rPr>
-                <w:rFonts w:ascii="Arial" w:hAnsi="Arial"/>
+                <w:rFonts w:ascii="Verdana" w:hAnsi="Verdana"/>
                 <w:b w:val="0"/>
                 <w:sz w:val="16"/>
               </w:rPr>
@@ -7425,7 +7547,7 @@
             <w:r/>
             <w:r>
               <w:rPr>
-                <w:rFonts w:ascii="Arial" w:hAnsi="Arial"/>
+                <w:rFonts w:ascii="Verdana" w:hAnsi="Verdana"/>
                 <w:b w:val="0"/>
                 <w:sz w:val="16"/>
               </w:rPr>
@@ -7441,7 +7563,7 @@
             <w:r/>
             <w:r>
               <w:rPr>
-                <w:rFonts w:ascii="Arial" w:hAnsi="Arial"/>
+                <w:rFonts w:ascii="Verdana" w:hAnsi="Verdana"/>
                 <w:b w:val="0"/>
                 <w:sz w:val="16"/>
               </w:rPr>
@@ -7457,7 +7579,7 @@
             <w:r/>
             <w:r>
               <w:rPr>
-                <w:rFonts w:ascii="Arial" w:hAnsi="Arial"/>
+                <w:rFonts w:ascii="Verdana" w:hAnsi="Verdana"/>
                 <w:b w:val="0"/>
                 <w:sz w:val="16"/>
               </w:rPr>
@@ -7473,7 +7595,7 @@
             <w:r/>
             <w:r>
               <w:rPr>
-                <w:rFonts w:ascii="Arial" w:hAnsi="Arial"/>
+                <w:rFonts w:ascii="Verdana" w:hAnsi="Verdana"/>
                 <w:b w:val="0"/>
                 <w:sz w:val="16"/>
               </w:rPr>
@@ -7482,15 +7604,18 @@
         </w:tc>
       </w:tr>
       <w:tr>
-        <w:tc>
-          <w:tcPr>
-            <w:tcW w:type="dxa" w:w="1514"/>
-          </w:tcPr>
-          <w:p>
-            <w:r/>
-            <w:r>
-              <w:rPr>
-                <w:rFonts w:ascii="Arial" w:hAnsi="Arial"/>
+        <w:trPr>
+          <w:cantSplit/>
+        </w:trPr>
+        <w:tc>
+          <w:tcPr>
+            <w:tcW w:type="dxa" w:w="1514"/>
+          </w:tcPr>
+          <w:p>
+            <w:r/>
+            <w:r>
+              <w:rPr>
+                <w:rFonts w:ascii="Verdana" w:hAnsi="Verdana"/>
                 <w:b w:val="0"/>
                 <w:sz w:val="16"/>
               </w:rPr>
@@ -7506,7 +7631,7 @@
             <w:r/>
             <w:r>
               <w:rPr>
-                <w:rFonts w:ascii="Arial" w:hAnsi="Arial"/>
+                <w:rFonts w:ascii="Verdana" w:hAnsi="Verdana"/>
                 <w:b w:val="0"/>
                 <w:sz w:val="16"/>
               </w:rPr>
@@ -7522,7 +7647,7 @@
             <w:r/>
             <w:r>
               <w:rPr>
-                <w:rFonts w:ascii="Arial" w:hAnsi="Arial"/>
+                <w:rFonts w:ascii="Verdana" w:hAnsi="Verdana"/>
                 <w:b w:val="0"/>
                 <w:sz w:val="16"/>
               </w:rPr>
@@ -7538,7 +7663,7 @@
             <w:r/>
             <w:r>
               <w:rPr>
-                <w:rFonts w:ascii="Arial" w:hAnsi="Arial"/>
+                <w:rFonts w:ascii="Verdana" w:hAnsi="Verdana"/>
                 <w:b w:val="0"/>
                 <w:sz w:val="16"/>
               </w:rPr>
@@ -7554,7 +7679,7 @@
             <w:r/>
             <w:r>
               <w:rPr>
-                <w:rFonts w:ascii="Arial" w:hAnsi="Arial"/>
+                <w:rFonts w:ascii="Verdana" w:hAnsi="Verdana"/>
                 <w:b w:val="0"/>
                 <w:sz w:val="16"/>
               </w:rPr>
@@ -7570,7 +7695,7 @@
             <w:r/>
             <w:r>
               <w:rPr>
-                <w:rFonts w:ascii="Arial" w:hAnsi="Arial"/>
+                <w:rFonts w:ascii="Verdana" w:hAnsi="Verdana"/>
                 <w:b w:val="0"/>
                 <w:sz w:val="16"/>
               </w:rPr>
@@ -7586,7 +7711,7 @@
             <w:r/>
             <w:r>
               <w:rPr>
-                <w:rFonts w:ascii="Arial" w:hAnsi="Arial"/>
+                <w:rFonts w:ascii="Verdana" w:hAnsi="Verdana"/>
                 <w:b w:val="0"/>
                 <w:sz w:val="16"/>
               </w:rPr>
@@ -7602,7 +7727,7 @@
             <w:r/>
             <w:r>
               <w:rPr>
-                <w:rFonts w:ascii="Arial" w:hAnsi="Arial"/>
+                <w:rFonts w:ascii="Verdana" w:hAnsi="Verdana"/>
                 <w:b w:val="0"/>
                 <w:sz w:val="16"/>
               </w:rPr>
@@ -7618,7 +7743,7 @@
             <w:r/>
             <w:r>
               <w:rPr>
-                <w:rFonts w:ascii="Arial" w:hAnsi="Arial"/>
+                <w:rFonts w:ascii="Verdana" w:hAnsi="Verdana"/>
                 <w:b w:val="0"/>
                 <w:sz w:val="16"/>
               </w:rPr>
@@ -7634,7 +7759,7 @@
             <w:r/>
             <w:r>
               <w:rPr>
-                <w:rFonts w:ascii="Arial" w:hAnsi="Arial"/>
+                <w:rFonts w:ascii="Verdana" w:hAnsi="Verdana"/>
                 <w:b w:val="0"/>
                 <w:sz w:val="16"/>
               </w:rPr>
@@ -7643,15 +7768,18 @@
         </w:tc>
       </w:tr>
       <w:tr>
-        <w:tc>
-          <w:tcPr>
-            <w:tcW w:type="dxa" w:w="1514"/>
-          </w:tcPr>
-          <w:p>
-            <w:r/>
-            <w:r>
-              <w:rPr>
-                <w:rFonts w:ascii="Arial" w:hAnsi="Arial"/>
+        <w:trPr>
+          <w:cantSplit/>
+        </w:trPr>
+        <w:tc>
+          <w:tcPr>
+            <w:tcW w:type="dxa" w:w="1514"/>
+          </w:tcPr>
+          <w:p>
+            <w:r/>
+            <w:r>
+              <w:rPr>
+                <w:rFonts w:ascii="Verdana" w:hAnsi="Verdana"/>
                 <w:b w:val="0"/>
                 <w:sz w:val="16"/>
               </w:rPr>
@@ -7667,7 +7795,7 @@
             <w:r/>
             <w:r>
               <w:rPr>
-                <w:rFonts w:ascii="Arial" w:hAnsi="Arial"/>
+                <w:rFonts w:ascii="Verdana" w:hAnsi="Verdana"/>
                 <w:b w:val="0"/>
                 <w:sz w:val="16"/>
               </w:rPr>
@@ -7683,7 +7811,7 @@
             <w:r/>
             <w:r>
               <w:rPr>
-                <w:rFonts w:ascii="Arial" w:hAnsi="Arial"/>
+                <w:rFonts w:ascii="Verdana" w:hAnsi="Verdana"/>
                 <w:b w:val="0"/>
                 <w:sz w:val="16"/>
               </w:rPr>
@@ -7699,7 +7827,7 @@
             <w:r/>
             <w:r>
               <w:rPr>
-                <w:rFonts w:ascii="Arial" w:hAnsi="Arial"/>
+                <w:rFonts w:ascii="Verdana" w:hAnsi="Verdana"/>
                 <w:b w:val="0"/>
                 <w:sz w:val="16"/>
               </w:rPr>
@@ -7715,7 +7843,7 @@
             <w:r/>
             <w:r>
               <w:rPr>
-                <w:rFonts w:ascii="Arial" w:hAnsi="Arial"/>
+                <w:rFonts w:ascii="Verdana" w:hAnsi="Verdana"/>
                 <w:b w:val="0"/>
                 <w:sz w:val="16"/>
               </w:rPr>
@@ -7731,7 +7859,7 @@
             <w:r/>
             <w:r>
               <w:rPr>
-                <w:rFonts w:ascii="Arial" w:hAnsi="Arial"/>
+                <w:rFonts w:ascii="Verdana" w:hAnsi="Verdana"/>
                 <w:b w:val="0"/>
                 <w:sz w:val="16"/>
               </w:rPr>
@@ -7747,7 +7875,7 @@
             <w:r/>
             <w:r>
               <w:rPr>
-                <w:rFonts w:ascii="Arial" w:hAnsi="Arial"/>
+                <w:rFonts w:ascii="Verdana" w:hAnsi="Verdana"/>
                 <w:b w:val="0"/>
                 <w:sz w:val="16"/>
               </w:rPr>
@@ -7763,7 +7891,7 @@
             <w:r/>
             <w:r>
               <w:rPr>
-                <w:rFonts w:ascii="Arial" w:hAnsi="Arial"/>
+                <w:rFonts w:ascii="Verdana" w:hAnsi="Verdana"/>
                 <w:b w:val="0"/>
                 <w:sz w:val="16"/>
               </w:rPr>
@@ -7779,7 +7907,7 @@
             <w:r/>
             <w:r>
               <w:rPr>
-                <w:rFonts w:ascii="Arial" w:hAnsi="Arial"/>
+                <w:rFonts w:ascii="Verdana" w:hAnsi="Verdana"/>
                 <w:b w:val="0"/>
                 <w:sz w:val="16"/>
               </w:rPr>
@@ -7795,7 +7923,7 @@
             <w:r/>
             <w:r>
               <w:rPr>
-                <w:rFonts w:ascii="Arial" w:hAnsi="Arial"/>
+                <w:rFonts w:ascii="Verdana" w:hAnsi="Verdana"/>
                 <w:b w:val="0"/>
                 <w:sz w:val="16"/>
               </w:rPr>
@@ -7804,15 +7932,18 @@
         </w:tc>
       </w:tr>
       <w:tr>
-        <w:tc>
-          <w:tcPr>
-            <w:tcW w:type="dxa" w:w="1514"/>
-          </w:tcPr>
-          <w:p>
-            <w:r/>
-            <w:r>
-              <w:rPr>
-                <w:rFonts w:ascii="Arial" w:hAnsi="Arial"/>
+        <w:trPr>
+          <w:cantSplit/>
+        </w:trPr>
+        <w:tc>
+          <w:tcPr>
+            <w:tcW w:type="dxa" w:w="1514"/>
+          </w:tcPr>
+          <w:p>
+            <w:r/>
+            <w:r>
+              <w:rPr>
+                <w:rFonts w:ascii="Verdana" w:hAnsi="Verdana"/>
                 <w:b w:val="0"/>
                 <w:sz w:val="16"/>
               </w:rPr>
@@ -7828,7 +7959,7 @@
             <w:r/>
             <w:r>
               <w:rPr>
-                <w:rFonts w:ascii="Arial" w:hAnsi="Arial"/>
+                <w:rFonts w:ascii="Verdana" w:hAnsi="Verdana"/>
                 <w:b w:val="0"/>
                 <w:sz w:val="16"/>
               </w:rPr>
@@ -7844,7 +7975,7 @@
             <w:r/>
             <w:r>
               <w:rPr>
-                <w:rFonts w:ascii="Arial" w:hAnsi="Arial"/>
+                <w:rFonts w:ascii="Verdana" w:hAnsi="Verdana"/>
                 <w:b w:val="0"/>
                 <w:sz w:val="16"/>
               </w:rPr>
@@ -7860,7 +7991,7 @@
             <w:r/>
             <w:r>
               <w:rPr>
-                <w:rFonts w:ascii="Arial" w:hAnsi="Arial"/>
+                <w:rFonts w:ascii="Verdana" w:hAnsi="Verdana"/>
                 <w:b w:val="0"/>
                 <w:sz w:val="16"/>
               </w:rPr>
@@ -7876,7 +8007,7 @@
             <w:r/>
             <w:r>
               <w:rPr>
-                <w:rFonts w:ascii="Arial" w:hAnsi="Arial"/>
+                <w:rFonts w:ascii="Verdana" w:hAnsi="Verdana"/>
                 <w:b w:val="0"/>
                 <w:sz w:val="16"/>
               </w:rPr>
@@ -7892,7 +8023,7 @@
             <w:r/>
             <w:r>
               <w:rPr>
-                <w:rFonts w:ascii="Arial" w:hAnsi="Arial"/>
+                <w:rFonts w:ascii="Verdana" w:hAnsi="Verdana"/>
                 <w:b w:val="0"/>
                 <w:sz w:val="16"/>
               </w:rPr>
@@ -7908,7 +8039,7 @@
             <w:r/>
             <w:r>
               <w:rPr>
-                <w:rFonts w:ascii="Arial" w:hAnsi="Arial"/>
+                <w:rFonts w:ascii="Verdana" w:hAnsi="Verdana"/>
                 <w:b w:val="0"/>
                 <w:sz w:val="16"/>
               </w:rPr>
@@ -7924,7 +8055,7 @@
             <w:r/>
             <w:r>
               <w:rPr>
-                <w:rFonts w:ascii="Arial" w:hAnsi="Arial"/>
+                <w:rFonts w:ascii="Verdana" w:hAnsi="Verdana"/>
                 <w:b w:val="0"/>
                 <w:sz w:val="16"/>
               </w:rPr>
@@ -7940,7 +8071,7 @@
             <w:r/>
             <w:r>
               <w:rPr>
-                <w:rFonts w:ascii="Arial" w:hAnsi="Arial"/>
+                <w:rFonts w:ascii="Verdana" w:hAnsi="Verdana"/>
                 <w:b w:val="0"/>
                 <w:sz w:val="16"/>
               </w:rPr>
@@ -7956,7 +8087,7 @@
             <w:r/>
             <w:r>
               <w:rPr>
-                <w:rFonts w:ascii="Arial" w:hAnsi="Arial"/>
+                <w:rFonts w:ascii="Verdana" w:hAnsi="Verdana"/>
                 <w:b w:val="0"/>
                 <w:sz w:val="16"/>
               </w:rPr>
@@ -7965,15 +8096,18 @@
         </w:tc>
       </w:tr>
       <w:tr>
-        <w:tc>
-          <w:tcPr>
-            <w:tcW w:type="dxa" w:w="1514"/>
-          </w:tcPr>
-          <w:p>
-            <w:r/>
-            <w:r>
-              <w:rPr>
-                <w:rFonts w:ascii="Arial" w:hAnsi="Arial"/>
+        <w:trPr>
+          <w:cantSplit/>
+        </w:trPr>
+        <w:tc>
+          <w:tcPr>
+            <w:tcW w:type="dxa" w:w="1514"/>
+          </w:tcPr>
+          <w:p>
+            <w:r/>
+            <w:r>
+              <w:rPr>
+                <w:rFonts w:ascii="Verdana" w:hAnsi="Verdana"/>
                 <w:b w:val="0"/>
                 <w:sz w:val="16"/>
               </w:rPr>
@@ -7989,7 +8123,7 @@
             <w:r/>
             <w:r>
               <w:rPr>
-                <w:rFonts w:ascii="Arial" w:hAnsi="Arial"/>
+                <w:rFonts w:ascii="Verdana" w:hAnsi="Verdana"/>
                 <w:b w:val="0"/>
                 <w:sz w:val="16"/>
               </w:rPr>
@@ -8005,7 +8139,7 @@
             <w:r/>
             <w:r>
               <w:rPr>
-                <w:rFonts w:ascii="Arial" w:hAnsi="Arial"/>
+                <w:rFonts w:ascii="Verdana" w:hAnsi="Verdana"/>
                 <w:b w:val="0"/>
                 <w:sz w:val="16"/>
               </w:rPr>
@@ -8021,7 +8155,7 @@
             <w:r/>
             <w:r>
               <w:rPr>
-                <w:rFonts w:ascii="Arial" w:hAnsi="Arial"/>
+                <w:rFonts w:ascii="Verdana" w:hAnsi="Verdana"/>
                 <w:b w:val="0"/>
                 <w:sz w:val="16"/>
               </w:rPr>
@@ -8037,7 +8171,7 @@
             <w:r/>
             <w:r>
               <w:rPr>
-                <w:rFonts w:ascii="Arial" w:hAnsi="Arial"/>
+                <w:rFonts w:ascii="Verdana" w:hAnsi="Verdana"/>
                 <w:b w:val="0"/>
                 <w:sz w:val="16"/>
               </w:rPr>
@@ -8053,7 +8187,7 @@
             <w:r/>
             <w:r>
               <w:rPr>
-                <w:rFonts w:ascii="Arial" w:hAnsi="Arial"/>
+                <w:rFonts w:ascii="Verdana" w:hAnsi="Verdana"/>
                 <w:b w:val="0"/>
                 <w:sz w:val="16"/>
               </w:rPr>
@@ -8069,7 +8203,7 @@
             <w:r/>
             <w:r>
               <w:rPr>
-                <w:rFonts w:ascii="Arial" w:hAnsi="Arial"/>
+                <w:rFonts w:ascii="Verdana" w:hAnsi="Verdana"/>
                 <w:b w:val="0"/>
                 <w:sz w:val="16"/>
               </w:rPr>
@@ -8085,7 +8219,7 @@
             <w:r/>
             <w:r>
               <w:rPr>
-                <w:rFonts w:ascii="Arial" w:hAnsi="Arial"/>
+                <w:rFonts w:ascii="Verdana" w:hAnsi="Verdana"/>
                 <w:b w:val="0"/>
                 <w:sz w:val="16"/>
               </w:rPr>
@@ -8101,7 +8235,7 @@
             <w:r/>
             <w:r>
               <w:rPr>
-                <w:rFonts w:ascii="Arial" w:hAnsi="Arial"/>
+                <w:rFonts w:ascii="Verdana" w:hAnsi="Verdana"/>
                 <w:b w:val="0"/>
                 <w:sz w:val="16"/>
               </w:rPr>
@@ -8117,7 +8251,7 @@
             <w:r/>
             <w:r>
               <w:rPr>
-                <w:rFonts w:ascii="Arial" w:hAnsi="Arial"/>
+                <w:rFonts w:ascii="Verdana" w:hAnsi="Verdana"/>
                 <w:b w:val="0"/>
                 <w:sz w:val="16"/>
               </w:rPr>
@@ -8126,15 +8260,18 @@
         </w:tc>
       </w:tr>
       <w:tr>
-        <w:tc>
-          <w:tcPr>
-            <w:tcW w:type="dxa" w:w="1514"/>
-          </w:tcPr>
-          <w:p>
-            <w:r/>
-            <w:r>
-              <w:rPr>
-                <w:rFonts w:ascii="Arial" w:hAnsi="Arial"/>
+        <w:trPr>
+          <w:cantSplit/>
+        </w:trPr>
+        <w:tc>
+          <w:tcPr>
+            <w:tcW w:type="dxa" w:w="1514"/>
+          </w:tcPr>
+          <w:p>
+            <w:r/>
+            <w:r>
+              <w:rPr>
+                <w:rFonts w:ascii="Verdana" w:hAnsi="Verdana"/>
                 <w:b w:val="0"/>
                 <w:sz w:val="16"/>
               </w:rPr>
@@ -8150,7 +8287,7 @@
             <w:r/>
             <w:r>
               <w:rPr>
-                <w:rFonts w:ascii="Arial" w:hAnsi="Arial"/>
+                <w:rFonts w:ascii="Verdana" w:hAnsi="Verdana"/>
                 <w:b w:val="0"/>
                 <w:sz w:val="16"/>
               </w:rPr>
@@ -8166,7 +8303,7 @@
             <w:r/>
             <w:r>
               <w:rPr>
-                <w:rFonts w:ascii="Arial" w:hAnsi="Arial"/>
+                <w:rFonts w:ascii="Verdana" w:hAnsi="Verdana"/>
                 <w:b w:val="0"/>
                 <w:sz w:val="16"/>
               </w:rPr>
@@ -8182,7 +8319,7 @@
             <w:r/>
             <w:r>
               <w:rPr>
-                <w:rFonts w:ascii="Arial" w:hAnsi="Arial"/>
+                <w:rFonts w:ascii="Verdana" w:hAnsi="Verdana"/>
                 <w:b w:val="0"/>
                 <w:sz w:val="16"/>
               </w:rPr>
@@ -8198,7 +8335,7 @@
             <w:r/>
             <w:r>
               <w:rPr>
-                <w:rFonts w:ascii="Arial" w:hAnsi="Arial"/>
+                <w:rFonts w:ascii="Verdana" w:hAnsi="Verdana"/>
                 <w:b w:val="0"/>
                 <w:sz w:val="16"/>
               </w:rPr>
@@ -8214,7 +8351,7 @@
             <w:r/>
             <w:r>
               <w:rPr>
-                <w:rFonts w:ascii="Arial" w:hAnsi="Arial"/>
+                <w:rFonts w:ascii="Verdana" w:hAnsi="Verdana"/>
                 <w:b w:val="0"/>
                 <w:sz w:val="16"/>
               </w:rPr>
@@ -8230,7 +8367,7 @@
             <w:r/>
             <w:r>
               <w:rPr>
-                <w:rFonts w:ascii="Arial" w:hAnsi="Arial"/>
+                <w:rFonts w:ascii="Verdana" w:hAnsi="Verdana"/>
                 <w:b w:val="0"/>
                 <w:sz w:val="16"/>
               </w:rPr>
@@ -8246,7 +8383,7 @@
             <w:r/>
             <w:r>
               <w:rPr>
-                <w:rFonts w:ascii="Arial" w:hAnsi="Arial"/>
+                <w:rFonts w:ascii="Verdana" w:hAnsi="Verdana"/>
                 <w:b w:val="0"/>
                 <w:sz w:val="16"/>
               </w:rPr>
@@ -8262,7 +8399,7 @@
             <w:r/>
             <w:r>
               <w:rPr>
-                <w:rFonts w:ascii="Arial" w:hAnsi="Arial"/>
+                <w:rFonts w:ascii="Verdana" w:hAnsi="Verdana"/>
                 <w:b w:val="0"/>
                 <w:sz w:val="16"/>
               </w:rPr>
@@ -8278,7 +8415,7 @@
             <w:r/>
             <w:r>
               <w:rPr>
-                <w:rFonts w:ascii="Arial" w:hAnsi="Arial"/>
+                <w:rFonts w:ascii="Verdana" w:hAnsi="Verdana"/>
                 <w:b w:val="0"/>
                 <w:sz w:val="16"/>
               </w:rPr>
@@ -8287,15 +8424,18 @@
         </w:tc>
       </w:tr>
       <w:tr>
-        <w:tc>
-          <w:tcPr>
-            <w:tcW w:type="dxa" w:w="1514"/>
-          </w:tcPr>
-          <w:p>
-            <w:r/>
-            <w:r>
-              <w:rPr>
-                <w:rFonts w:ascii="Arial" w:hAnsi="Arial"/>
+        <w:trPr>
+          <w:cantSplit/>
+        </w:trPr>
+        <w:tc>
+          <w:tcPr>
+            <w:tcW w:type="dxa" w:w="1514"/>
+          </w:tcPr>
+          <w:p>
+            <w:r/>
+            <w:r>
+              <w:rPr>
+                <w:rFonts w:ascii="Verdana" w:hAnsi="Verdana"/>
                 <w:b w:val="0"/>
                 <w:sz w:val="16"/>
               </w:rPr>
@@ -8311,7 +8451,7 @@
             <w:r/>
             <w:r>
               <w:rPr>
-                <w:rFonts w:ascii="Arial" w:hAnsi="Arial"/>
+                <w:rFonts w:ascii="Verdana" w:hAnsi="Verdana"/>
                 <w:b w:val="0"/>
                 <w:sz w:val="16"/>
               </w:rPr>
@@ -8327,7 +8467,7 @@
             <w:r/>
             <w:r>
               <w:rPr>
-                <w:rFonts w:ascii="Arial" w:hAnsi="Arial"/>
+                <w:rFonts w:ascii="Verdana" w:hAnsi="Verdana"/>
                 <w:b w:val="0"/>
                 <w:sz w:val="16"/>
               </w:rPr>
@@ -8343,7 +8483,7 @@
             <w:r/>
             <w:r>
               <w:rPr>
-                <w:rFonts w:ascii="Arial" w:hAnsi="Arial"/>
+                <w:rFonts w:ascii="Verdana" w:hAnsi="Verdana"/>
                 <w:b w:val="0"/>
                 <w:sz w:val="16"/>
               </w:rPr>
@@ -8359,7 +8499,7 @@
             <w:r/>
             <w:r>
               <w:rPr>
-                <w:rFonts w:ascii="Arial" w:hAnsi="Arial"/>
+                <w:rFonts w:ascii="Verdana" w:hAnsi="Verdana"/>
                 <w:b w:val="0"/>
                 <w:sz w:val="16"/>
               </w:rPr>
@@ -8375,7 +8515,7 @@
             <w:r/>
             <w:r>
               <w:rPr>
-                <w:rFonts w:ascii="Arial" w:hAnsi="Arial"/>
+                <w:rFonts w:ascii="Verdana" w:hAnsi="Verdana"/>
                 <w:b w:val="0"/>
                 <w:sz w:val="16"/>
               </w:rPr>
@@ -8391,7 +8531,7 @@
             <w:r/>
             <w:r>
               <w:rPr>
-                <w:rFonts w:ascii="Arial" w:hAnsi="Arial"/>
+                <w:rFonts w:ascii="Verdana" w:hAnsi="Verdana"/>
                 <w:b w:val="0"/>
                 <w:sz w:val="16"/>
               </w:rPr>
@@ -8407,7 +8547,7 @@
             <w:r/>
             <w:r>
               <w:rPr>
-                <w:rFonts w:ascii="Arial" w:hAnsi="Arial"/>
+                <w:rFonts w:ascii="Verdana" w:hAnsi="Verdana"/>
                 <w:b w:val="0"/>
                 <w:sz w:val="16"/>
               </w:rPr>
@@ -8423,7 +8563,7 @@
             <w:r/>
             <w:r>
               <w:rPr>
-                <w:rFonts w:ascii="Arial" w:hAnsi="Arial"/>
+                <w:rFonts w:ascii="Verdana" w:hAnsi="Verdana"/>
                 <w:b w:val="0"/>
                 <w:sz w:val="16"/>
               </w:rPr>
@@ -8439,7 +8579,7 @@
             <w:r/>
             <w:r>
               <w:rPr>
-                <w:rFonts w:ascii="Arial" w:hAnsi="Arial"/>
+                <w:rFonts w:ascii="Verdana" w:hAnsi="Verdana"/>
                 <w:b w:val="0"/>
                 <w:sz w:val="16"/>
               </w:rPr>
@@ -8448,15 +8588,18 @@
         </w:tc>
       </w:tr>
       <w:tr>
-        <w:tc>
-          <w:tcPr>
-            <w:tcW w:type="dxa" w:w="1514"/>
-          </w:tcPr>
-          <w:p>
-            <w:r/>
-            <w:r>
-              <w:rPr>
-                <w:rFonts w:ascii="Arial" w:hAnsi="Arial"/>
+        <w:trPr>
+          <w:cantSplit/>
+        </w:trPr>
+        <w:tc>
+          <w:tcPr>
+            <w:tcW w:type="dxa" w:w="1514"/>
+          </w:tcPr>
+          <w:p>
+            <w:r/>
+            <w:r>
+              <w:rPr>
+                <w:rFonts w:ascii="Verdana" w:hAnsi="Verdana"/>
                 <w:b w:val="0"/>
                 <w:sz w:val="16"/>
               </w:rPr>
@@ -8472,7 +8615,7 @@
             <w:r/>
             <w:r>
               <w:rPr>
-                <w:rFonts w:ascii="Arial" w:hAnsi="Arial"/>
+                <w:rFonts w:ascii="Verdana" w:hAnsi="Verdana"/>
                 <w:b w:val="0"/>
                 <w:sz w:val="16"/>
               </w:rPr>
@@ -8488,7 +8631,7 @@
             <w:r/>
             <w:r>
               <w:rPr>
-                <w:rFonts w:ascii="Arial" w:hAnsi="Arial"/>
+                <w:rFonts w:ascii="Verdana" w:hAnsi="Verdana"/>
                 <w:b w:val="0"/>
                 <w:sz w:val="16"/>
               </w:rPr>
@@ -8504,7 +8647,7 @@
             <w:r/>
             <w:r>
               <w:rPr>
-                <w:rFonts w:ascii="Arial" w:hAnsi="Arial"/>
+                <w:rFonts w:ascii="Verdana" w:hAnsi="Verdana"/>
                 <w:b w:val="0"/>
                 <w:sz w:val="16"/>
               </w:rPr>
@@ -8520,7 +8663,7 @@
             <w:r/>
             <w:r>
               <w:rPr>
-                <w:rFonts w:ascii="Arial" w:hAnsi="Arial"/>
+                <w:rFonts w:ascii="Verdana" w:hAnsi="Verdana"/>
                 <w:b w:val="0"/>
                 <w:sz w:val="16"/>
               </w:rPr>
@@ -8536,7 +8679,7 @@
             <w:r/>
             <w:r>
               <w:rPr>
-                <w:rFonts w:ascii="Arial" w:hAnsi="Arial"/>
+                <w:rFonts w:ascii="Verdana" w:hAnsi="Verdana"/>
                 <w:b w:val="0"/>
                 <w:sz w:val="16"/>
               </w:rPr>
@@ -8552,7 +8695,7 @@
             <w:r/>
             <w:r>
               <w:rPr>
-                <w:rFonts w:ascii="Arial" w:hAnsi="Arial"/>
+                <w:rFonts w:ascii="Verdana" w:hAnsi="Verdana"/>
                 <w:b w:val="0"/>
                 <w:sz w:val="16"/>
               </w:rPr>
@@ -8568,7 +8711,7 @@
             <w:r/>
             <w:r>
               <w:rPr>
-                <w:rFonts w:ascii="Arial" w:hAnsi="Arial"/>
+                <w:rFonts w:ascii="Verdana" w:hAnsi="Verdana"/>
                 <w:b w:val="0"/>
                 <w:sz w:val="16"/>
               </w:rPr>
@@ -8584,7 +8727,7 @@
             <w:r/>
             <w:r>
               <w:rPr>
-                <w:rFonts w:ascii="Arial" w:hAnsi="Arial"/>
+                <w:rFonts w:ascii="Verdana" w:hAnsi="Verdana"/>
                 <w:b w:val="0"/>
                 <w:sz w:val="16"/>
               </w:rPr>
@@ -8600,7 +8743,7 @@
             <w:r/>
             <w:r>
               <w:rPr>
-                <w:rFonts w:ascii="Arial" w:hAnsi="Arial"/>
+                <w:rFonts w:ascii="Verdana" w:hAnsi="Verdana"/>
                 <w:b w:val="0"/>
                 <w:sz w:val="16"/>
               </w:rPr>
@@ -8609,15 +8752,18 @@
         </w:tc>
       </w:tr>
       <w:tr>
-        <w:tc>
-          <w:tcPr>
-            <w:tcW w:type="dxa" w:w="1514"/>
-          </w:tcPr>
-          <w:p>
-            <w:r/>
-            <w:r>
-              <w:rPr>
-                <w:rFonts w:ascii="Arial" w:hAnsi="Arial"/>
+        <w:trPr>
+          <w:cantSplit/>
+        </w:trPr>
+        <w:tc>
+          <w:tcPr>
+            <w:tcW w:type="dxa" w:w="1514"/>
+          </w:tcPr>
+          <w:p>
+            <w:r/>
+            <w:r>
+              <w:rPr>
+                <w:rFonts w:ascii="Verdana" w:hAnsi="Verdana"/>
                 <w:b w:val="0"/>
                 <w:sz w:val="16"/>
               </w:rPr>
@@ -8633,7 +8779,7 @@
             <w:r/>
             <w:r>
               <w:rPr>
-                <w:rFonts w:ascii="Arial" w:hAnsi="Arial"/>
+                <w:rFonts w:ascii="Verdana" w:hAnsi="Verdana"/>
                 <w:b w:val="0"/>
                 <w:sz w:val="16"/>
               </w:rPr>
@@ -8649,7 +8795,7 @@
             <w:r/>
             <w:r>
               <w:rPr>
-                <w:rFonts w:ascii="Arial" w:hAnsi="Arial"/>
+                <w:rFonts w:ascii="Verdana" w:hAnsi="Verdana"/>
                 <w:b w:val="0"/>
                 <w:sz w:val="16"/>
               </w:rPr>
@@ -8665,7 +8811,7 @@
             <w:r/>
             <w:r>
               <w:rPr>
-                <w:rFonts w:ascii="Arial" w:hAnsi="Arial"/>
+                <w:rFonts w:ascii="Verdana" w:hAnsi="Verdana"/>
                 <w:b w:val="0"/>
                 <w:sz w:val="16"/>
               </w:rPr>
@@ -8681,7 +8827,7 @@
             <w:r/>
             <w:r>
               <w:rPr>
-                <w:rFonts w:ascii="Arial" w:hAnsi="Arial"/>
+                <w:rFonts w:ascii="Verdana" w:hAnsi="Verdana"/>
                 <w:b w:val="0"/>
                 <w:sz w:val="16"/>
               </w:rPr>
@@ -8697,7 +8843,7 @@
             <w:r/>
             <w:r>
               <w:rPr>
-                <w:rFonts w:ascii="Arial" w:hAnsi="Arial"/>
+                <w:rFonts w:ascii="Verdana" w:hAnsi="Verdana"/>
                 <w:b w:val="0"/>
                 <w:sz w:val="16"/>
               </w:rPr>
@@ -8713,7 +8859,7 @@
             <w:r/>
             <w:r>
               <w:rPr>
-                <w:rFonts w:ascii="Arial" w:hAnsi="Arial"/>
+                <w:rFonts w:ascii="Verdana" w:hAnsi="Verdana"/>
                 <w:b w:val="0"/>
                 <w:sz w:val="16"/>
               </w:rPr>
@@ -8729,7 +8875,7 @@
             <w:r/>
             <w:r>
               <w:rPr>
-                <w:rFonts w:ascii="Arial" w:hAnsi="Arial"/>
+                <w:rFonts w:ascii="Verdana" w:hAnsi="Verdana"/>
                 <w:b w:val="0"/>
                 <w:sz w:val="16"/>
               </w:rPr>
@@ -8745,7 +8891,7 @@
             <w:r/>
             <w:r>
               <w:rPr>
-                <w:rFonts w:ascii="Arial" w:hAnsi="Arial"/>
+                <w:rFonts w:ascii="Verdana" w:hAnsi="Verdana"/>
                 <w:b w:val="0"/>
                 <w:sz w:val="16"/>
               </w:rPr>
@@ -8761,7 +8907,7 @@
             <w:r/>
             <w:r>
               <w:rPr>
-                <w:rFonts w:ascii="Arial" w:hAnsi="Arial"/>
+                <w:rFonts w:ascii="Verdana" w:hAnsi="Verdana"/>
                 <w:b w:val="0"/>
                 <w:sz w:val="16"/>
               </w:rPr>
@@ -8770,15 +8916,18 @@
         </w:tc>
       </w:tr>
       <w:tr>
-        <w:tc>
-          <w:tcPr>
-            <w:tcW w:type="dxa" w:w="1514"/>
-          </w:tcPr>
-          <w:p>
-            <w:r/>
-            <w:r>
-              <w:rPr>
-                <w:rFonts w:ascii="Arial" w:hAnsi="Arial"/>
+        <w:trPr>
+          <w:cantSplit/>
+        </w:trPr>
+        <w:tc>
+          <w:tcPr>
+            <w:tcW w:type="dxa" w:w="1514"/>
+          </w:tcPr>
+          <w:p>
+            <w:r/>
+            <w:r>
+              <w:rPr>
+                <w:rFonts w:ascii="Verdana" w:hAnsi="Verdana"/>
                 <w:b w:val="0"/>
                 <w:sz w:val="16"/>
               </w:rPr>
@@ -8794,7 +8943,7 @@
             <w:r/>
             <w:r>
               <w:rPr>
-                <w:rFonts w:ascii="Arial" w:hAnsi="Arial"/>
+                <w:rFonts w:ascii="Verdana" w:hAnsi="Verdana"/>
                 <w:b w:val="0"/>
                 <w:sz w:val="16"/>
               </w:rPr>
@@ -8810,7 +8959,7 @@
             <w:r/>
             <w:r>
               <w:rPr>
-                <w:rFonts w:ascii="Arial" w:hAnsi="Arial"/>
+                <w:rFonts w:ascii="Verdana" w:hAnsi="Verdana"/>
                 <w:b w:val="0"/>
                 <w:sz w:val="16"/>
               </w:rPr>
@@ -8826,7 +8975,7 @@
             <w:r/>
             <w:r>
               <w:rPr>
-                <w:rFonts w:ascii="Arial" w:hAnsi="Arial"/>
+                <w:rFonts w:ascii="Verdana" w:hAnsi="Verdana"/>
                 <w:b w:val="0"/>
                 <w:sz w:val="16"/>
               </w:rPr>
@@ -8842,7 +8991,7 @@
             <w:r/>
             <w:r>
               <w:rPr>
-                <w:rFonts w:ascii="Arial" w:hAnsi="Arial"/>
+                <w:rFonts w:ascii="Verdana" w:hAnsi="Verdana"/>
                 <w:b w:val="0"/>
                 <w:sz w:val="16"/>
               </w:rPr>
@@ -8858,7 +9007,7 @@
             <w:r/>
             <w:r>
               <w:rPr>
-                <w:rFonts w:ascii="Arial" w:hAnsi="Arial"/>
+                <w:rFonts w:ascii="Verdana" w:hAnsi="Verdana"/>
                 <w:b w:val="0"/>
                 <w:sz w:val="16"/>
               </w:rPr>
@@ -8874,7 +9023,7 @@
             <w:r/>
             <w:r>
               <w:rPr>
-                <w:rFonts w:ascii="Arial" w:hAnsi="Arial"/>
+                <w:rFonts w:ascii="Verdana" w:hAnsi="Verdana"/>
                 <w:b w:val="0"/>
                 <w:sz w:val="16"/>
               </w:rPr>
@@ -8890,7 +9039,7 @@
             <w:r/>
             <w:r>
               <w:rPr>
-                <w:rFonts w:ascii="Arial" w:hAnsi="Arial"/>
+                <w:rFonts w:ascii="Verdana" w:hAnsi="Verdana"/>
                 <w:b w:val="0"/>
                 <w:sz w:val="16"/>
               </w:rPr>
@@ -8906,7 +9055,7 @@
             <w:r/>
             <w:r>
               <w:rPr>
-                <w:rFonts w:ascii="Arial" w:hAnsi="Arial"/>
+                <w:rFonts w:ascii="Verdana" w:hAnsi="Verdana"/>
                 <w:b w:val="0"/>
                 <w:sz w:val="16"/>
               </w:rPr>
@@ -8922,7 +9071,7 @@
             <w:r/>
             <w:r>
               <w:rPr>
-                <w:rFonts w:ascii="Arial" w:hAnsi="Arial"/>
+                <w:rFonts w:ascii="Verdana" w:hAnsi="Verdana"/>
                 <w:b w:val="0"/>
                 <w:sz w:val="16"/>
               </w:rPr>
@@ -8931,15 +9080,18 @@
         </w:tc>
       </w:tr>
       <w:tr>
-        <w:tc>
-          <w:tcPr>
-            <w:tcW w:type="dxa" w:w="1514"/>
-          </w:tcPr>
-          <w:p>
-            <w:r/>
-            <w:r>
-              <w:rPr>
-                <w:rFonts w:ascii="Arial" w:hAnsi="Arial"/>
+        <w:trPr>
+          <w:cantSplit/>
+        </w:trPr>
+        <w:tc>
+          <w:tcPr>
+            <w:tcW w:type="dxa" w:w="1514"/>
+          </w:tcPr>
+          <w:p>
+            <w:r/>
+            <w:r>
+              <w:rPr>
+                <w:rFonts w:ascii="Verdana" w:hAnsi="Verdana"/>
                 <w:b w:val="0"/>
                 <w:sz w:val="16"/>
               </w:rPr>
@@ -8955,7 +9107,7 @@
             <w:r/>
             <w:r>
               <w:rPr>
-                <w:rFonts w:ascii="Arial" w:hAnsi="Arial"/>
+                <w:rFonts w:ascii="Verdana" w:hAnsi="Verdana"/>
                 <w:b w:val="0"/>
                 <w:sz w:val="16"/>
               </w:rPr>
@@ -8971,7 +9123,7 @@
             <w:r/>
             <w:r>
               <w:rPr>
-                <w:rFonts w:ascii="Arial" w:hAnsi="Arial"/>
+                <w:rFonts w:ascii="Verdana" w:hAnsi="Verdana"/>
                 <w:b w:val="0"/>
                 <w:sz w:val="16"/>
               </w:rPr>
@@ -8987,7 +9139,7 @@
             <w:r/>
             <w:r>
               <w:rPr>
-                <w:rFonts w:ascii="Arial" w:hAnsi="Arial"/>
+                <w:rFonts w:ascii="Verdana" w:hAnsi="Verdana"/>
                 <w:b w:val="0"/>
                 <w:sz w:val="16"/>
               </w:rPr>
@@ -9003,7 +9155,7 @@
             <w:r/>
             <w:r>
               <w:rPr>
-                <w:rFonts w:ascii="Arial" w:hAnsi="Arial"/>
+                <w:rFonts w:ascii="Verdana" w:hAnsi="Verdana"/>
                 <w:b w:val="0"/>
                 <w:sz w:val="16"/>
               </w:rPr>
@@ -9019,7 +9171,7 @@
             <w:r/>
             <w:r>
               <w:rPr>
-                <w:rFonts w:ascii="Arial" w:hAnsi="Arial"/>
+                <w:rFonts w:ascii="Verdana" w:hAnsi="Verdana"/>
                 <w:b w:val="0"/>
                 <w:sz w:val="16"/>
               </w:rPr>
@@ -9035,7 +9187,7 @@
             <w:r/>
             <w:r>
               <w:rPr>
-                <w:rFonts w:ascii="Arial" w:hAnsi="Arial"/>
+                <w:rFonts w:ascii="Verdana" w:hAnsi="Verdana"/>
                 <w:b w:val="0"/>
                 <w:sz w:val="16"/>
               </w:rPr>
@@ -9051,7 +9203,7 @@
             <w:r/>
             <w:r>
               <w:rPr>
-                <w:rFonts w:ascii="Arial" w:hAnsi="Arial"/>
+                <w:rFonts w:ascii="Verdana" w:hAnsi="Verdana"/>
                 <w:b w:val="0"/>
                 <w:sz w:val="16"/>
               </w:rPr>
@@ -9067,7 +9219,7 @@
             <w:r/>
             <w:r>
               <w:rPr>
-                <w:rFonts w:ascii="Arial" w:hAnsi="Arial"/>
+                <w:rFonts w:ascii="Verdana" w:hAnsi="Verdana"/>
                 <w:b w:val="0"/>
                 <w:sz w:val="16"/>
               </w:rPr>
@@ -9083,7 +9235,7 @@
             <w:r/>
             <w:r>
               <w:rPr>
-                <w:rFonts w:ascii="Arial" w:hAnsi="Arial"/>
+                <w:rFonts w:ascii="Verdana" w:hAnsi="Verdana"/>
                 <w:b w:val="0"/>
                 <w:sz w:val="16"/>
               </w:rPr>
@@ -9092,15 +9244,18 @@
         </w:tc>
       </w:tr>
       <w:tr>
-        <w:tc>
-          <w:tcPr>
-            <w:tcW w:type="dxa" w:w="1514"/>
-          </w:tcPr>
-          <w:p>
-            <w:r/>
-            <w:r>
-              <w:rPr>
-                <w:rFonts w:ascii="Arial" w:hAnsi="Arial"/>
+        <w:trPr>
+          <w:cantSplit/>
+        </w:trPr>
+        <w:tc>
+          <w:tcPr>
+            <w:tcW w:type="dxa" w:w="1514"/>
+          </w:tcPr>
+          <w:p>
+            <w:r/>
+            <w:r>
+              <w:rPr>
+                <w:rFonts w:ascii="Verdana" w:hAnsi="Verdana"/>
                 <w:b w:val="0"/>
                 <w:sz w:val="16"/>
               </w:rPr>
@@ -9116,7 +9271,7 @@
             <w:r/>
             <w:r>
               <w:rPr>
-                <w:rFonts w:ascii="Arial" w:hAnsi="Arial"/>
+                <w:rFonts w:ascii="Verdana" w:hAnsi="Verdana"/>
                 <w:b w:val="0"/>
                 <w:sz w:val="16"/>
               </w:rPr>
@@ -9132,7 +9287,7 @@
             <w:r/>
             <w:r>
               <w:rPr>
-                <w:rFonts w:ascii="Arial" w:hAnsi="Arial"/>
+                <w:rFonts w:ascii="Verdana" w:hAnsi="Verdana"/>
                 <w:b w:val="0"/>
                 <w:sz w:val="16"/>
               </w:rPr>
@@ -9148,7 +9303,7 @@
             <w:r/>
             <w:r>
               <w:rPr>
-                <w:rFonts w:ascii="Arial" w:hAnsi="Arial"/>
+                <w:rFonts w:ascii="Verdana" w:hAnsi="Verdana"/>
                 <w:b w:val="0"/>
                 <w:sz w:val="16"/>
               </w:rPr>
@@ -9164,7 +9319,7 @@
             <w:r/>
             <w:r>
               <w:rPr>
-                <w:rFonts w:ascii="Arial" w:hAnsi="Arial"/>
+                <w:rFonts w:ascii="Verdana" w:hAnsi="Verdana"/>
                 <w:b w:val="0"/>
                 <w:sz w:val="16"/>
               </w:rPr>
@@ -9180,7 +9335,7 @@
             <w:r/>
             <w:r>
               <w:rPr>
-                <w:rFonts w:ascii="Arial" w:hAnsi="Arial"/>
+                <w:rFonts w:ascii="Verdana" w:hAnsi="Verdana"/>
                 <w:b w:val="0"/>
                 <w:sz w:val="16"/>
               </w:rPr>
@@ -9196,7 +9351,7 @@
             <w:r/>
             <w:r>
               <w:rPr>
-                <w:rFonts w:ascii="Arial" w:hAnsi="Arial"/>
+                <w:rFonts w:ascii="Verdana" w:hAnsi="Verdana"/>
                 <w:b w:val="0"/>
                 <w:sz w:val="16"/>
               </w:rPr>
@@ -9212,7 +9367,7 @@
             <w:r/>
             <w:r>
               <w:rPr>
-                <w:rFonts w:ascii="Arial" w:hAnsi="Arial"/>
+                <w:rFonts w:ascii="Verdana" w:hAnsi="Verdana"/>
                 <w:b w:val="0"/>
                 <w:sz w:val="16"/>
               </w:rPr>
@@ -9228,7 +9383,7 @@
             <w:r/>
             <w:r>
               <w:rPr>
-                <w:rFonts w:ascii="Arial" w:hAnsi="Arial"/>
+                <w:rFonts w:ascii="Verdana" w:hAnsi="Verdana"/>
                 <w:b w:val="0"/>
                 <w:sz w:val="16"/>
               </w:rPr>
@@ -9244,7 +9399,7 @@
             <w:r/>
             <w:r>
               <w:rPr>
-                <w:rFonts w:ascii="Arial" w:hAnsi="Arial"/>
+                <w:rFonts w:ascii="Verdana" w:hAnsi="Verdana"/>
                 <w:b w:val="0"/>
                 <w:sz w:val="16"/>
               </w:rPr>
@@ -9253,15 +9408,18 @@
         </w:tc>
       </w:tr>
       <w:tr>
-        <w:tc>
-          <w:tcPr>
-            <w:tcW w:type="dxa" w:w="1514"/>
-          </w:tcPr>
-          <w:p>
-            <w:r/>
-            <w:r>
-              <w:rPr>
-                <w:rFonts w:ascii="Arial" w:hAnsi="Arial"/>
+        <w:trPr>
+          <w:cantSplit/>
+        </w:trPr>
+        <w:tc>
+          <w:tcPr>
+            <w:tcW w:type="dxa" w:w="1514"/>
+          </w:tcPr>
+          <w:p>
+            <w:r/>
+            <w:r>
+              <w:rPr>
+                <w:rFonts w:ascii="Verdana" w:hAnsi="Verdana"/>
                 <w:b w:val="0"/>
                 <w:sz w:val="16"/>
               </w:rPr>
@@ -9277,7 +9435,7 @@
             <w:r/>
             <w:r>
               <w:rPr>
-                <w:rFonts w:ascii="Arial" w:hAnsi="Arial"/>
+                <w:rFonts w:ascii="Verdana" w:hAnsi="Verdana"/>
                 <w:b w:val="0"/>
                 <w:sz w:val="16"/>
               </w:rPr>
@@ -9293,7 +9451,7 @@
             <w:r/>
             <w:r>
               <w:rPr>
-                <w:rFonts w:ascii="Arial" w:hAnsi="Arial"/>
+                <w:rFonts w:ascii="Verdana" w:hAnsi="Verdana"/>
                 <w:b w:val="0"/>
                 <w:sz w:val="16"/>
               </w:rPr>
@@ -9309,7 +9467,7 @@
             <w:r/>
             <w:r>
               <w:rPr>
-                <w:rFonts w:ascii="Arial" w:hAnsi="Arial"/>
+                <w:rFonts w:ascii="Verdana" w:hAnsi="Verdana"/>
                 <w:b w:val="0"/>
                 <w:sz w:val="16"/>
               </w:rPr>
@@ -9325,7 +9483,7 @@
             <w:r/>
             <w:r>
               <w:rPr>
-                <w:rFonts w:ascii="Arial" w:hAnsi="Arial"/>
+                <w:rFonts w:ascii="Verdana" w:hAnsi="Verdana"/>
                 <w:b w:val="0"/>
                 <w:sz w:val="16"/>
               </w:rPr>
@@ -9341,7 +9499,7 @@
             <w:r/>
             <w:r>
               <w:rPr>
-                <w:rFonts w:ascii="Arial" w:hAnsi="Arial"/>
+                <w:rFonts w:ascii="Verdana" w:hAnsi="Verdana"/>
                 <w:b w:val="0"/>
                 <w:sz w:val="16"/>
               </w:rPr>
@@ -9357,7 +9515,7 @@
             <w:r/>
             <w:r>
               <w:rPr>
-                <w:rFonts w:ascii="Arial" w:hAnsi="Arial"/>
+                <w:rFonts w:ascii="Verdana" w:hAnsi="Verdana"/>
                 <w:b w:val="0"/>
                 <w:sz w:val="16"/>
               </w:rPr>
@@ -9373,7 +9531,7 @@
             <w:r/>
             <w:r>
               <w:rPr>
-                <w:rFonts w:ascii="Arial" w:hAnsi="Arial"/>
+                <w:rFonts w:ascii="Verdana" w:hAnsi="Verdana"/>
                 <w:b w:val="0"/>
                 <w:sz w:val="16"/>
               </w:rPr>
@@ -9389,7 +9547,7 @@
             <w:r/>
             <w:r>
               <w:rPr>
-                <w:rFonts w:ascii="Arial" w:hAnsi="Arial"/>
+                <w:rFonts w:ascii="Verdana" w:hAnsi="Verdana"/>
                 <w:b w:val="0"/>
                 <w:sz w:val="16"/>
               </w:rPr>
@@ -9405,7 +9563,7 @@
             <w:r/>
             <w:r>
               <w:rPr>
-                <w:rFonts w:ascii="Arial" w:hAnsi="Arial"/>
+                <w:rFonts w:ascii="Verdana" w:hAnsi="Verdana"/>
                 <w:b w:val="0"/>
                 <w:sz w:val="16"/>
               </w:rPr>
@@ -9414,15 +9572,18 @@
         </w:tc>
       </w:tr>
       <w:tr>
-        <w:tc>
-          <w:tcPr>
-            <w:tcW w:type="dxa" w:w="1514"/>
-          </w:tcPr>
-          <w:p>
-            <w:r/>
-            <w:r>
-              <w:rPr>
-                <w:rFonts w:ascii="Arial" w:hAnsi="Arial"/>
+        <w:trPr>
+          <w:cantSplit/>
+        </w:trPr>
+        <w:tc>
+          <w:tcPr>
+            <w:tcW w:type="dxa" w:w="1514"/>
+          </w:tcPr>
+          <w:p>
+            <w:r/>
+            <w:r>
+              <w:rPr>
+                <w:rFonts w:ascii="Verdana" w:hAnsi="Verdana"/>
                 <w:b w:val="0"/>
                 <w:sz w:val="16"/>
               </w:rPr>
@@ -9438,7 +9599,7 @@
             <w:r/>
             <w:r>
               <w:rPr>
-                <w:rFonts w:ascii="Arial" w:hAnsi="Arial"/>
+                <w:rFonts w:ascii="Verdana" w:hAnsi="Verdana"/>
                 <w:b w:val="0"/>
                 <w:sz w:val="16"/>
               </w:rPr>
@@ -9454,7 +9615,7 @@
             <w:r/>
             <w:r>
               <w:rPr>
-                <w:rFonts w:ascii="Arial" w:hAnsi="Arial"/>
+                <w:rFonts w:ascii="Verdana" w:hAnsi="Verdana"/>
                 <w:b w:val="0"/>
                 <w:sz w:val="16"/>
               </w:rPr>
@@ -9470,7 +9631,7 @@
             <w:r/>
             <w:r>
               <w:rPr>
-                <w:rFonts w:ascii="Arial" w:hAnsi="Arial"/>
+                <w:rFonts w:ascii="Verdana" w:hAnsi="Verdana"/>
                 <w:b w:val="0"/>
                 <w:sz w:val="16"/>
               </w:rPr>
@@ -9486,7 +9647,7 @@
             <w:r/>
             <w:r>
               <w:rPr>
-                <w:rFonts w:ascii="Arial" w:hAnsi="Arial"/>
+                <w:rFonts w:ascii="Verdana" w:hAnsi="Verdana"/>
                 <w:b w:val="0"/>
                 <w:sz w:val="16"/>
               </w:rPr>
@@ -9502,7 +9663,7 @@
             <w:r/>
             <w:r>
               <w:rPr>
-                <w:rFonts w:ascii="Arial" w:hAnsi="Arial"/>
+                <w:rFonts w:ascii="Verdana" w:hAnsi="Verdana"/>
                 <w:b w:val="0"/>
                 <w:sz w:val="16"/>
               </w:rPr>
@@ -9518,7 +9679,7 @@
             <w:r/>
             <w:r>
               <w:rPr>
-                <w:rFonts w:ascii="Arial" w:hAnsi="Arial"/>
+                <w:rFonts w:ascii="Verdana" w:hAnsi="Verdana"/>
                 <w:b w:val="0"/>
                 <w:sz w:val="16"/>
               </w:rPr>
@@ -9534,7 +9695,7 @@
             <w:r/>
             <w:r>
               <w:rPr>
-                <w:rFonts w:ascii="Arial" w:hAnsi="Arial"/>
+                <w:rFonts w:ascii="Verdana" w:hAnsi="Verdana"/>
                 <w:b w:val="0"/>
                 <w:sz w:val="16"/>
               </w:rPr>
@@ -9550,7 +9711,7 @@
             <w:r/>
             <w:r>
               <w:rPr>
-                <w:rFonts w:ascii="Arial" w:hAnsi="Arial"/>
+                <w:rFonts w:ascii="Verdana" w:hAnsi="Verdana"/>
                 <w:b w:val="0"/>
                 <w:sz w:val="16"/>
               </w:rPr>
@@ -9566,7 +9727,7 @@
             <w:r/>
             <w:r>
               <w:rPr>
-                <w:rFonts w:ascii="Arial" w:hAnsi="Arial"/>
+                <w:rFonts w:ascii="Verdana" w:hAnsi="Verdana"/>
                 <w:b w:val="0"/>
                 <w:sz w:val="16"/>
               </w:rPr>
@@ -9575,15 +9736,18 @@
         </w:tc>
       </w:tr>
       <w:tr>
-        <w:tc>
-          <w:tcPr>
-            <w:tcW w:type="dxa" w:w="1514"/>
-          </w:tcPr>
-          <w:p>
-            <w:r/>
-            <w:r>
-              <w:rPr>
-                <w:rFonts w:ascii="Arial" w:hAnsi="Arial"/>
+        <w:trPr>
+          <w:cantSplit/>
+        </w:trPr>
+        <w:tc>
+          <w:tcPr>
+            <w:tcW w:type="dxa" w:w="1514"/>
+          </w:tcPr>
+          <w:p>
+            <w:r/>
+            <w:r>
+              <w:rPr>
+                <w:rFonts w:ascii="Verdana" w:hAnsi="Verdana"/>
                 <w:b w:val="0"/>
                 <w:sz w:val="16"/>
               </w:rPr>
@@ -9599,7 +9763,7 @@
             <w:r/>
             <w:r>
               <w:rPr>
-                <w:rFonts w:ascii="Arial" w:hAnsi="Arial"/>
+                <w:rFonts w:ascii="Verdana" w:hAnsi="Verdana"/>
                 <w:b w:val="0"/>
                 <w:sz w:val="16"/>
               </w:rPr>
@@ -9615,7 +9779,7 @@
             <w:r/>
             <w:r>
               <w:rPr>
-                <w:rFonts w:ascii="Arial" w:hAnsi="Arial"/>
+                <w:rFonts w:ascii="Verdana" w:hAnsi="Verdana"/>
                 <w:b w:val="0"/>
                 <w:sz w:val="16"/>
               </w:rPr>
@@ -9631,7 +9795,7 @@
             <w:r/>
             <w:r>
               <w:rPr>
-                <w:rFonts w:ascii="Arial" w:hAnsi="Arial"/>
+                <w:rFonts w:ascii="Verdana" w:hAnsi="Verdana"/>
                 <w:b w:val="0"/>
                 <w:sz w:val="16"/>
               </w:rPr>
@@ -9647,7 +9811,7 @@
             <w:r/>
             <w:r>
               <w:rPr>
-                <w:rFonts w:ascii="Arial" w:hAnsi="Arial"/>
+                <w:rFonts w:ascii="Verdana" w:hAnsi="Verdana"/>
                 <w:b w:val="0"/>
                 <w:sz w:val="16"/>
               </w:rPr>
@@ -9663,7 +9827,7 @@
             <w:r/>
             <w:r>
               <w:rPr>
-                <w:rFonts w:ascii="Arial" w:hAnsi="Arial"/>
+                <w:rFonts w:ascii="Verdana" w:hAnsi="Verdana"/>
                 <w:b w:val="0"/>
                 <w:sz w:val="16"/>
               </w:rPr>
@@ -9679,7 +9843,7 @@
             <w:r/>
             <w:r>
               <w:rPr>
-                <w:rFonts w:ascii="Arial" w:hAnsi="Arial"/>
+                <w:rFonts w:ascii="Verdana" w:hAnsi="Verdana"/>
                 <w:b w:val="0"/>
                 <w:sz w:val="16"/>
               </w:rPr>
@@ -9695,7 +9859,7 @@
             <w:r/>
             <w:r>
               <w:rPr>
-                <w:rFonts w:ascii="Arial" w:hAnsi="Arial"/>
+                <w:rFonts w:ascii="Verdana" w:hAnsi="Verdana"/>
                 <w:b w:val="0"/>
                 <w:sz w:val="16"/>
               </w:rPr>
@@ -9711,7 +9875,7 @@
             <w:r/>
             <w:r>
               <w:rPr>
-                <w:rFonts w:ascii="Arial" w:hAnsi="Arial"/>
+                <w:rFonts w:ascii="Verdana" w:hAnsi="Verdana"/>
                 <w:b w:val="0"/>
                 <w:sz w:val="16"/>
               </w:rPr>
@@ -9727,7 +9891,7 @@
             <w:r/>
             <w:r>
               <w:rPr>
-                <w:rFonts w:ascii="Arial" w:hAnsi="Arial"/>
+                <w:rFonts w:ascii="Verdana" w:hAnsi="Verdana"/>
                 <w:b w:val="0"/>
                 <w:sz w:val="16"/>
               </w:rPr>
@@ -9736,15 +9900,18 @@
         </w:tc>
       </w:tr>
       <w:tr>
-        <w:tc>
-          <w:tcPr>
-            <w:tcW w:type="dxa" w:w="1514"/>
-          </w:tcPr>
-          <w:p>
-            <w:r/>
-            <w:r>
-              <w:rPr>
-                <w:rFonts w:ascii="Arial" w:hAnsi="Arial"/>
+        <w:trPr>
+          <w:cantSplit/>
+        </w:trPr>
+        <w:tc>
+          <w:tcPr>
+            <w:tcW w:type="dxa" w:w="1514"/>
+          </w:tcPr>
+          <w:p>
+            <w:r/>
+            <w:r>
+              <w:rPr>
+                <w:rFonts w:ascii="Verdana" w:hAnsi="Verdana"/>
                 <w:b w:val="0"/>
                 <w:sz w:val="16"/>
               </w:rPr>
@@ -9760,7 +9927,7 @@
             <w:r/>
             <w:r>
               <w:rPr>
-                <w:rFonts w:ascii="Arial" w:hAnsi="Arial"/>
+                <w:rFonts w:ascii="Verdana" w:hAnsi="Verdana"/>
                 <w:b w:val="0"/>
                 <w:sz w:val="16"/>
               </w:rPr>
@@ -9776,7 +9943,7 @@
             <w:r/>
             <w:r>
               <w:rPr>
-                <w:rFonts w:ascii="Arial" w:hAnsi="Arial"/>
+                <w:rFonts w:ascii="Verdana" w:hAnsi="Verdana"/>
                 <w:b w:val="0"/>
                 <w:sz w:val="16"/>
               </w:rPr>
@@ -9792,7 +9959,7 @@
             <w:r/>
             <w:r>
               <w:rPr>
-                <w:rFonts w:ascii="Arial" w:hAnsi="Arial"/>
+                <w:rFonts w:ascii="Verdana" w:hAnsi="Verdana"/>
                 <w:b w:val="0"/>
                 <w:sz w:val="16"/>
               </w:rPr>
@@ -9808,7 +9975,7 @@
             <w:r/>
             <w:r>
               <w:rPr>
-                <w:rFonts w:ascii="Arial" w:hAnsi="Arial"/>
+                <w:rFonts w:ascii="Verdana" w:hAnsi="Verdana"/>
                 <w:b w:val="0"/>
                 <w:sz w:val="16"/>
               </w:rPr>
@@ -9824,7 +9991,7 @@
             <w:r/>
             <w:r>
               <w:rPr>
-                <w:rFonts w:ascii="Arial" w:hAnsi="Arial"/>
+                <w:rFonts w:ascii="Verdana" w:hAnsi="Verdana"/>
                 <w:b w:val="0"/>
                 <w:sz w:val="16"/>
               </w:rPr>
@@ -9840,7 +10007,7 @@
             <w:r/>
             <w:r>
               <w:rPr>
-                <w:rFonts w:ascii="Arial" w:hAnsi="Arial"/>
+                <w:rFonts w:ascii="Verdana" w:hAnsi="Verdana"/>
                 <w:b w:val="0"/>
                 <w:sz w:val="16"/>
               </w:rPr>
@@ -9856,7 +10023,7 @@
             <w:r/>
             <w:r>
               <w:rPr>
-                <w:rFonts w:ascii="Arial" w:hAnsi="Arial"/>
+                <w:rFonts w:ascii="Verdana" w:hAnsi="Verdana"/>
                 <w:b w:val="0"/>
                 <w:sz w:val="16"/>
               </w:rPr>
@@ -9872,7 +10039,7 @@
             <w:r/>
             <w:r>
               <w:rPr>
-                <w:rFonts w:ascii="Arial" w:hAnsi="Arial"/>
+                <w:rFonts w:ascii="Verdana" w:hAnsi="Verdana"/>
                 <w:b w:val="0"/>
                 <w:sz w:val="16"/>
               </w:rPr>
@@ -9888,7 +10055,7 @@
             <w:r/>
             <w:r>
               <w:rPr>
-                <w:rFonts w:ascii="Arial" w:hAnsi="Arial"/>
+                <w:rFonts w:ascii="Verdana" w:hAnsi="Verdana"/>
                 <w:b w:val="0"/>
                 <w:sz w:val="16"/>
               </w:rPr>
@@ -9897,15 +10064,18 @@
         </w:tc>
       </w:tr>
       <w:tr>
-        <w:tc>
-          <w:tcPr>
-            <w:tcW w:type="dxa" w:w="1514"/>
-          </w:tcPr>
-          <w:p>
-            <w:r/>
-            <w:r>
-              <w:rPr>
-                <w:rFonts w:ascii="Arial" w:hAnsi="Arial"/>
+        <w:trPr>
+          <w:cantSplit/>
+        </w:trPr>
+        <w:tc>
+          <w:tcPr>
+            <w:tcW w:type="dxa" w:w="1514"/>
+          </w:tcPr>
+          <w:p>
+            <w:r/>
+            <w:r>
+              <w:rPr>
+                <w:rFonts w:ascii="Verdana" w:hAnsi="Verdana"/>
                 <w:b w:val="0"/>
                 <w:sz w:val="16"/>
               </w:rPr>
@@ -9921,7 +10091,7 @@
             <w:r/>
             <w:r>
               <w:rPr>
-                <w:rFonts w:ascii="Arial" w:hAnsi="Arial"/>
+                <w:rFonts w:ascii="Verdana" w:hAnsi="Verdana"/>
                 <w:b w:val="0"/>
                 <w:sz w:val="16"/>
               </w:rPr>
@@ -9937,7 +10107,7 @@
             <w:r/>
             <w:r>
               <w:rPr>
-                <w:rFonts w:ascii="Arial" w:hAnsi="Arial"/>
+                <w:rFonts w:ascii="Verdana" w:hAnsi="Verdana"/>
                 <w:b w:val="0"/>
                 <w:sz w:val="16"/>
               </w:rPr>
@@ -9953,7 +10123,7 @@
             <w:r/>
             <w:r>
               <w:rPr>
-                <w:rFonts w:ascii="Arial" w:hAnsi="Arial"/>
+                <w:rFonts w:ascii="Verdana" w:hAnsi="Verdana"/>
                 <w:b w:val="0"/>
                 <w:sz w:val="16"/>
               </w:rPr>
@@ -9969,7 +10139,7 @@
             <w:r/>
             <w:r>
               <w:rPr>
-                <w:rFonts w:ascii="Arial" w:hAnsi="Arial"/>
+                <w:rFonts w:ascii="Verdana" w:hAnsi="Verdana"/>
                 <w:b w:val="0"/>
                 <w:sz w:val="16"/>
               </w:rPr>
@@ -9985,7 +10155,7 @@
             <w:r/>
             <w:r>
               <w:rPr>
-                <w:rFonts w:ascii="Arial" w:hAnsi="Arial"/>
+                <w:rFonts w:ascii="Verdana" w:hAnsi="Verdana"/>
                 <w:b w:val="0"/>
                 <w:sz w:val="16"/>
               </w:rPr>
@@ -10001,7 +10171,7 @@
             <w:r/>
             <w:r>
               <w:rPr>
-                <w:rFonts w:ascii="Arial" w:hAnsi="Arial"/>
+                <w:rFonts w:ascii="Verdana" w:hAnsi="Verdana"/>
                 <w:b w:val="0"/>
                 <w:sz w:val="16"/>
               </w:rPr>
@@ -10017,7 +10187,7 @@
             <w:r/>
             <w:r>
               <w:rPr>
-                <w:rFonts w:ascii="Arial" w:hAnsi="Arial"/>
+                <w:rFonts w:ascii="Verdana" w:hAnsi="Verdana"/>
                 <w:b w:val="0"/>
                 <w:sz w:val="16"/>
               </w:rPr>
@@ -10033,7 +10203,7 @@
             <w:r/>
             <w:r>
               <w:rPr>
-                <w:rFonts w:ascii="Arial" w:hAnsi="Arial"/>
+                <w:rFonts w:ascii="Verdana" w:hAnsi="Verdana"/>
                 <w:b w:val="0"/>
                 <w:sz w:val="16"/>
               </w:rPr>
@@ -10049,7 +10219,7 @@
             <w:r/>
             <w:r>
               <w:rPr>
-                <w:rFonts w:ascii="Arial" w:hAnsi="Arial"/>
+                <w:rFonts w:ascii="Verdana" w:hAnsi="Verdana"/>
                 <w:b w:val="0"/>
                 <w:sz w:val="16"/>
               </w:rPr>
@@ -10058,15 +10228,18 @@
         </w:tc>
       </w:tr>
       <w:tr>
-        <w:tc>
-          <w:tcPr>
-            <w:tcW w:type="dxa" w:w="1514"/>
-          </w:tcPr>
-          <w:p>
-            <w:r/>
-            <w:r>
-              <w:rPr>
-                <w:rFonts w:ascii="Arial" w:hAnsi="Arial"/>
+        <w:trPr>
+          <w:cantSplit/>
+        </w:trPr>
+        <w:tc>
+          <w:tcPr>
+            <w:tcW w:type="dxa" w:w="1514"/>
+          </w:tcPr>
+          <w:p>
+            <w:r/>
+            <w:r>
+              <w:rPr>
+                <w:rFonts w:ascii="Verdana" w:hAnsi="Verdana"/>
                 <w:b w:val="0"/>
                 <w:sz w:val="16"/>
               </w:rPr>
@@ -10082,7 +10255,7 @@
             <w:r/>
             <w:r>
               <w:rPr>
-                <w:rFonts w:ascii="Arial" w:hAnsi="Arial"/>
+                <w:rFonts w:ascii="Verdana" w:hAnsi="Verdana"/>
                 <w:b w:val="0"/>
                 <w:sz w:val="16"/>
               </w:rPr>
@@ -10098,7 +10271,7 @@
             <w:r/>
             <w:r>
               <w:rPr>
-                <w:rFonts w:ascii="Arial" w:hAnsi="Arial"/>
+                <w:rFonts w:ascii="Verdana" w:hAnsi="Verdana"/>
                 <w:b w:val="0"/>
                 <w:sz w:val="16"/>
               </w:rPr>
@@ -10114,7 +10287,7 @@
             <w:r/>
             <w:r>
               <w:rPr>
-                <w:rFonts w:ascii="Arial" w:hAnsi="Arial"/>
+                <w:rFonts w:ascii="Verdana" w:hAnsi="Verdana"/>
                 <w:b w:val="0"/>
                 <w:sz w:val="16"/>
               </w:rPr>
@@ -10130,7 +10303,7 @@
             <w:r/>
             <w:r>
               <w:rPr>
-                <w:rFonts w:ascii="Arial" w:hAnsi="Arial"/>
+                <w:rFonts w:ascii="Verdana" w:hAnsi="Verdana"/>
                 <w:b w:val="0"/>
                 <w:sz w:val="16"/>
               </w:rPr>
@@ -10146,7 +10319,7 @@
             <w:r/>
             <w:r>
               <w:rPr>
-                <w:rFonts w:ascii="Arial" w:hAnsi="Arial"/>
+                <w:rFonts w:ascii="Verdana" w:hAnsi="Verdana"/>
                 <w:b w:val="0"/>
                 <w:sz w:val="16"/>
               </w:rPr>
@@ -10162,7 +10335,7 @@
             <w:r/>
             <w:r>
               <w:rPr>
-                <w:rFonts w:ascii="Arial" w:hAnsi="Arial"/>
+                <w:rFonts w:ascii="Verdana" w:hAnsi="Verdana"/>
                 <w:b w:val="0"/>
                 <w:sz w:val="16"/>
               </w:rPr>
@@ -10178,7 +10351,7 @@
             <w:r/>
             <w:r>
               <w:rPr>
-                <w:rFonts w:ascii="Arial" w:hAnsi="Arial"/>
+                <w:rFonts w:ascii="Verdana" w:hAnsi="Verdana"/>
                 <w:b w:val="0"/>
                 <w:sz w:val="16"/>
               </w:rPr>
@@ -10194,7 +10367,7 @@
             <w:r/>
             <w:r>
               <w:rPr>
-                <w:rFonts w:ascii="Arial" w:hAnsi="Arial"/>
+                <w:rFonts w:ascii="Verdana" w:hAnsi="Verdana"/>
                 <w:b w:val="0"/>
                 <w:sz w:val="16"/>
               </w:rPr>
@@ -10210,7 +10383,7 @@
             <w:r/>
             <w:r>
               <w:rPr>
-                <w:rFonts w:ascii="Arial" w:hAnsi="Arial"/>
+                <w:rFonts w:ascii="Verdana" w:hAnsi="Verdana"/>
                 <w:b w:val="0"/>
                 <w:sz w:val="16"/>
               </w:rPr>
@@ -10219,15 +10392,18 @@
         </w:tc>
       </w:tr>
       <w:tr>
-        <w:tc>
-          <w:tcPr>
-            <w:tcW w:type="dxa" w:w="1514"/>
-          </w:tcPr>
-          <w:p>
-            <w:r/>
-            <w:r>
-              <w:rPr>
-                <w:rFonts w:ascii="Arial" w:hAnsi="Arial"/>
+        <w:trPr>
+          <w:cantSplit/>
+        </w:trPr>
+        <w:tc>
+          <w:tcPr>
+            <w:tcW w:type="dxa" w:w="1514"/>
+          </w:tcPr>
+          <w:p>
+            <w:r/>
+            <w:r>
+              <w:rPr>
+                <w:rFonts w:ascii="Verdana" w:hAnsi="Verdana"/>
                 <w:b w:val="0"/>
                 <w:sz w:val="16"/>
               </w:rPr>
@@ -10243,7 +10419,7 @@
             <w:r/>
             <w:r>
               <w:rPr>
-                <w:rFonts w:ascii="Arial" w:hAnsi="Arial"/>
+                <w:rFonts w:ascii="Verdana" w:hAnsi="Verdana"/>
                 <w:b w:val="0"/>
                 <w:sz w:val="16"/>
               </w:rPr>
@@ -10259,7 +10435,7 @@
             <w:r/>
             <w:r>
               <w:rPr>
-                <w:rFonts w:ascii="Arial" w:hAnsi="Arial"/>
+                <w:rFonts w:ascii="Verdana" w:hAnsi="Verdana"/>
                 <w:b w:val="0"/>
                 <w:sz w:val="16"/>
               </w:rPr>
@@ -10275,7 +10451,7 @@
             <w:r/>
             <w:r>
               <w:rPr>
-                <w:rFonts w:ascii="Arial" w:hAnsi="Arial"/>
+                <w:rFonts w:ascii="Verdana" w:hAnsi="Verdana"/>
                 <w:b w:val="0"/>
                 <w:sz w:val="16"/>
               </w:rPr>
@@ -10291,7 +10467,7 @@
             <w:r/>
             <w:r>
               <w:rPr>
-                <w:rFonts w:ascii="Arial" w:hAnsi="Arial"/>
+                <w:rFonts w:ascii="Verdana" w:hAnsi="Verdana"/>
                 <w:b w:val="0"/>
                 <w:sz w:val="16"/>
               </w:rPr>
@@ -10307,7 +10483,7 @@
             <w:r/>
             <w:r>
               <w:rPr>
-                <w:rFonts w:ascii="Arial" w:hAnsi="Arial"/>
+                <w:rFonts w:ascii="Verdana" w:hAnsi="Verdana"/>
                 <w:b w:val="0"/>
                 <w:sz w:val="16"/>
               </w:rPr>
@@ -10323,7 +10499,7 @@
             <w:r/>
             <w:r>
               <w:rPr>
-                <w:rFonts w:ascii="Arial" w:hAnsi="Arial"/>
+                <w:rFonts w:ascii="Verdana" w:hAnsi="Verdana"/>
                 <w:b w:val="0"/>
                 <w:sz w:val="16"/>
               </w:rPr>
@@ -10339,7 +10515,7 @@
             <w:r/>
             <w:r>
               <w:rPr>
-                <w:rFonts w:ascii="Arial" w:hAnsi="Arial"/>
+                <w:rFonts w:ascii="Verdana" w:hAnsi="Verdana"/>
                 <w:b w:val="0"/>
                 <w:sz w:val="16"/>
               </w:rPr>
@@ -10355,7 +10531,7 @@
             <w:r/>
             <w:r>
               <w:rPr>
-                <w:rFonts w:ascii="Arial" w:hAnsi="Arial"/>
+                <w:rFonts w:ascii="Verdana" w:hAnsi="Verdana"/>
                 <w:b w:val="0"/>
                 <w:sz w:val="16"/>
               </w:rPr>
@@ -10371,7 +10547,7 @@
             <w:r/>
             <w:r>
               <w:rPr>
-                <w:rFonts w:ascii="Arial" w:hAnsi="Arial"/>
+                <w:rFonts w:ascii="Verdana" w:hAnsi="Verdana"/>
                 <w:b w:val="0"/>
                 <w:sz w:val="16"/>
               </w:rPr>
@@ -10380,15 +10556,18 @@
         </w:tc>
       </w:tr>
       <w:tr>
-        <w:tc>
-          <w:tcPr>
-            <w:tcW w:type="dxa" w:w="1514"/>
-          </w:tcPr>
-          <w:p>
-            <w:r/>
-            <w:r>
-              <w:rPr>
-                <w:rFonts w:ascii="Arial" w:hAnsi="Arial"/>
+        <w:trPr>
+          <w:cantSplit/>
+        </w:trPr>
+        <w:tc>
+          <w:tcPr>
+            <w:tcW w:type="dxa" w:w="1514"/>
+          </w:tcPr>
+          <w:p>
+            <w:r/>
+            <w:r>
+              <w:rPr>
+                <w:rFonts w:ascii="Verdana" w:hAnsi="Verdana"/>
                 <w:b w:val="0"/>
                 <w:sz w:val="16"/>
               </w:rPr>
@@ -10404,7 +10583,7 @@
             <w:r/>
             <w:r>
               <w:rPr>
-                <w:rFonts w:ascii="Arial" w:hAnsi="Arial"/>
+                <w:rFonts w:ascii="Verdana" w:hAnsi="Verdana"/>
                 <w:b w:val="0"/>
                 <w:sz w:val="16"/>
               </w:rPr>
@@ -10420,7 +10599,7 @@
             <w:r/>
             <w:r>
               <w:rPr>
-                <w:rFonts w:ascii="Arial" w:hAnsi="Arial"/>
+                <w:rFonts w:ascii="Verdana" w:hAnsi="Verdana"/>
                 <w:b w:val="0"/>
                 <w:sz w:val="16"/>
               </w:rPr>
@@ -10436,7 +10615,7 @@
             <w:r/>
             <w:r>
               <w:rPr>
-                <w:rFonts w:ascii="Arial" w:hAnsi="Arial"/>
+                <w:rFonts w:ascii="Verdana" w:hAnsi="Verdana"/>
                 <w:b w:val="0"/>
                 <w:sz w:val="16"/>
               </w:rPr>
@@ -10452,7 +10631,7 @@
             <w:r/>
             <w:r>
               <w:rPr>
-                <w:rFonts w:ascii="Arial" w:hAnsi="Arial"/>
+                <w:rFonts w:ascii="Verdana" w:hAnsi="Verdana"/>
                 <w:b w:val="0"/>
                 <w:sz w:val="16"/>
               </w:rPr>
@@ -10468,7 +10647,7 @@
             <w:r/>
             <w:r>
               <w:rPr>
-                <w:rFonts w:ascii="Arial" w:hAnsi="Arial"/>
+                <w:rFonts w:ascii="Verdana" w:hAnsi="Verdana"/>
                 <w:b w:val="0"/>
                 <w:sz w:val="16"/>
               </w:rPr>
@@ -10484,7 +10663,7 @@
             <w:r/>
             <w:r>
               <w:rPr>
-                <w:rFonts w:ascii="Arial" w:hAnsi="Arial"/>
+                <w:rFonts w:ascii="Verdana" w:hAnsi="Verdana"/>
                 <w:b w:val="0"/>
                 <w:sz w:val="16"/>
               </w:rPr>
@@ -10500,7 +10679,7 @@
             <w:r/>
             <w:r>
               <w:rPr>
-                <w:rFonts w:ascii="Arial" w:hAnsi="Arial"/>
+                <w:rFonts w:ascii="Verdana" w:hAnsi="Verdana"/>
                 <w:b w:val="0"/>
                 <w:sz w:val="16"/>
               </w:rPr>
@@ -10516,7 +10695,7 @@
             <w:r/>
             <w:r>
               <w:rPr>
-                <w:rFonts w:ascii="Arial" w:hAnsi="Arial"/>
+                <w:rFonts w:ascii="Verdana" w:hAnsi="Verdana"/>
                 <w:b w:val="0"/>
                 <w:sz w:val="16"/>
               </w:rPr>
@@ -10532,7 +10711,7 @@
             <w:r/>
             <w:r>
               <w:rPr>
-                <w:rFonts w:ascii="Arial" w:hAnsi="Arial"/>
+                <w:rFonts w:ascii="Verdana" w:hAnsi="Verdana"/>
                 <w:b w:val="0"/>
                 <w:sz w:val="16"/>
               </w:rPr>
@@ -10541,15 +10720,18 @@
         </w:tc>
       </w:tr>
       <w:tr>
-        <w:tc>
-          <w:tcPr>
-            <w:tcW w:type="dxa" w:w="1514"/>
-          </w:tcPr>
-          <w:p>
-            <w:r/>
-            <w:r>
-              <w:rPr>
-                <w:rFonts w:ascii="Arial" w:hAnsi="Arial"/>
+        <w:trPr>
+          <w:cantSplit/>
+        </w:trPr>
+        <w:tc>
+          <w:tcPr>
+            <w:tcW w:type="dxa" w:w="1514"/>
+          </w:tcPr>
+          <w:p>
+            <w:r/>
+            <w:r>
+              <w:rPr>
+                <w:rFonts w:ascii="Verdana" w:hAnsi="Verdana"/>
                 <w:b w:val="0"/>
                 <w:sz w:val="16"/>
               </w:rPr>
@@ -10565,7 +10747,7 @@
             <w:r/>
             <w:r>
               <w:rPr>
-                <w:rFonts w:ascii="Arial" w:hAnsi="Arial"/>
+                <w:rFonts w:ascii="Verdana" w:hAnsi="Verdana"/>
                 <w:b w:val="0"/>
                 <w:sz w:val="16"/>
               </w:rPr>
@@ -10581,7 +10763,7 @@
             <w:r/>
             <w:r>
               <w:rPr>
-                <w:rFonts w:ascii="Arial" w:hAnsi="Arial"/>
+                <w:rFonts w:ascii="Verdana" w:hAnsi="Verdana"/>
                 <w:b w:val="0"/>
                 <w:sz w:val="16"/>
               </w:rPr>
@@ -10597,7 +10779,7 @@
             <w:r/>
             <w:r>
               <w:rPr>
-                <w:rFonts w:ascii="Arial" w:hAnsi="Arial"/>
+                <w:rFonts w:ascii="Verdana" w:hAnsi="Verdana"/>
                 <w:b w:val="0"/>
                 <w:sz w:val="16"/>
               </w:rPr>
@@ -10613,7 +10795,7 @@
             <w:r/>
             <w:r>
               <w:rPr>
-                <w:rFonts w:ascii="Arial" w:hAnsi="Arial"/>
+                <w:rFonts w:ascii="Verdana" w:hAnsi="Verdana"/>
                 <w:b w:val="0"/>
                 <w:sz w:val="16"/>
               </w:rPr>
@@ -10629,7 +10811,7 @@
             <w:r/>
             <w:r>
               <w:rPr>
-                <w:rFonts w:ascii="Arial" w:hAnsi="Arial"/>
+                <w:rFonts w:ascii="Verdana" w:hAnsi="Verdana"/>
                 <w:b w:val="0"/>
                 <w:sz w:val="16"/>
               </w:rPr>
@@ -10645,7 +10827,7 @@
             <w:r/>
             <w:r>
               <w:rPr>
-                <w:rFonts w:ascii="Arial" w:hAnsi="Arial"/>
+                <w:rFonts w:ascii="Verdana" w:hAnsi="Verdana"/>
                 <w:b w:val="0"/>
                 <w:sz w:val="16"/>
               </w:rPr>
@@ -10661,7 +10843,7 @@
             <w:r/>
             <w:r>
               <w:rPr>
-                <w:rFonts w:ascii="Arial" w:hAnsi="Arial"/>
+                <w:rFonts w:ascii="Verdana" w:hAnsi="Verdana"/>
                 <w:b w:val="0"/>
                 <w:sz w:val="16"/>
               </w:rPr>
@@ -10677,7 +10859,7 @@
             <w:r/>
             <w:r>
               <w:rPr>
-                <w:rFonts w:ascii="Arial" w:hAnsi="Arial"/>
+                <w:rFonts w:ascii="Verdana" w:hAnsi="Verdana"/>
                 <w:b w:val="0"/>
                 <w:sz w:val="16"/>
               </w:rPr>
@@ -10693,7 +10875,7 @@
             <w:r/>
             <w:r>
               <w:rPr>
-                <w:rFonts w:ascii="Arial" w:hAnsi="Arial"/>
+                <w:rFonts w:ascii="Verdana" w:hAnsi="Verdana"/>
                 <w:b w:val="0"/>
                 <w:sz w:val="16"/>
               </w:rPr>
@@ -10702,15 +10884,18 @@
         </w:tc>
       </w:tr>
       <w:tr>
-        <w:tc>
-          <w:tcPr>
-            <w:tcW w:type="dxa" w:w="1514"/>
-          </w:tcPr>
-          <w:p>
-            <w:r/>
-            <w:r>
-              <w:rPr>
-                <w:rFonts w:ascii="Arial" w:hAnsi="Arial"/>
+        <w:trPr>
+          <w:cantSplit/>
+        </w:trPr>
+        <w:tc>
+          <w:tcPr>
+            <w:tcW w:type="dxa" w:w="1514"/>
+          </w:tcPr>
+          <w:p>
+            <w:r/>
+            <w:r>
+              <w:rPr>
+                <w:rFonts w:ascii="Verdana" w:hAnsi="Verdana"/>
                 <w:b w:val="0"/>
                 <w:sz w:val="16"/>
               </w:rPr>
@@ -10726,7 +10911,7 @@
             <w:r/>
             <w:r>
               <w:rPr>
-                <w:rFonts w:ascii="Arial" w:hAnsi="Arial"/>
+                <w:rFonts w:ascii="Verdana" w:hAnsi="Verdana"/>
                 <w:b w:val="0"/>
                 <w:sz w:val="16"/>
               </w:rPr>
@@ -10742,7 +10927,7 @@
             <w:r/>
             <w:r>
               <w:rPr>
-                <w:rFonts w:ascii="Arial" w:hAnsi="Arial"/>
+                <w:rFonts w:ascii="Verdana" w:hAnsi="Verdana"/>
                 <w:b w:val="0"/>
                 <w:sz w:val="16"/>
               </w:rPr>
@@ -10758,7 +10943,7 @@
             <w:r/>
             <w:r>
               <w:rPr>
-                <w:rFonts w:ascii="Arial" w:hAnsi="Arial"/>
+                <w:rFonts w:ascii="Verdana" w:hAnsi="Verdana"/>
                 <w:b w:val="0"/>
                 <w:sz w:val="16"/>
               </w:rPr>
@@ -10774,7 +10959,7 @@
             <w:r/>
             <w:r>
               <w:rPr>
-                <w:rFonts w:ascii="Arial" w:hAnsi="Arial"/>
+                <w:rFonts w:ascii="Verdana" w:hAnsi="Verdana"/>
                 <w:b w:val="0"/>
                 <w:sz w:val="16"/>
               </w:rPr>
@@ -10790,7 +10975,7 @@
             <w:r/>
             <w:r>
               <w:rPr>
-                <w:rFonts w:ascii="Arial" w:hAnsi="Arial"/>
+                <w:rFonts w:ascii="Verdana" w:hAnsi="Verdana"/>
                 <w:b w:val="0"/>
                 <w:sz w:val="16"/>
               </w:rPr>
@@ -10806,7 +10991,7 @@
             <w:r/>
             <w:r>
               <w:rPr>
-                <w:rFonts w:ascii="Arial" w:hAnsi="Arial"/>
+                <w:rFonts w:ascii="Verdana" w:hAnsi="Verdana"/>
                 <w:b w:val="0"/>
                 <w:sz w:val="16"/>
               </w:rPr>
@@ -10822,7 +11007,7 @@
             <w:r/>
             <w:r>
               <w:rPr>
-                <w:rFonts w:ascii="Arial" w:hAnsi="Arial"/>
+                <w:rFonts w:ascii="Verdana" w:hAnsi="Verdana"/>
                 <w:b w:val="0"/>
                 <w:sz w:val="16"/>
               </w:rPr>
@@ -10838,7 +11023,7 @@
             <w:r/>
             <w:r>
               <w:rPr>
-                <w:rFonts w:ascii="Arial" w:hAnsi="Arial"/>
+                <w:rFonts w:ascii="Verdana" w:hAnsi="Verdana"/>
                 <w:b w:val="0"/>
                 <w:sz w:val="16"/>
               </w:rPr>
@@ -10854,7 +11039,7 @@
             <w:r/>
             <w:r>
               <w:rPr>
-                <w:rFonts w:ascii="Arial" w:hAnsi="Arial"/>
+                <w:rFonts w:ascii="Verdana" w:hAnsi="Verdana"/>
                 <w:b w:val="0"/>
                 <w:sz w:val="16"/>
               </w:rPr>
@@ -10863,15 +11048,18 @@
         </w:tc>
       </w:tr>
       <w:tr>
-        <w:tc>
-          <w:tcPr>
-            <w:tcW w:type="dxa" w:w="1514"/>
-          </w:tcPr>
-          <w:p>
-            <w:r/>
-            <w:r>
-              <w:rPr>
-                <w:rFonts w:ascii="Arial" w:hAnsi="Arial"/>
+        <w:trPr>
+          <w:cantSplit/>
+        </w:trPr>
+        <w:tc>
+          <w:tcPr>
+            <w:tcW w:type="dxa" w:w="1514"/>
+          </w:tcPr>
+          <w:p>
+            <w:r/>
+            <w:r>
+              <w:rPr>
+                <w:rFonts w:ascii="Verdana" w:hAnsi="Verdana"/>
                 <w:b w:val="0"/>
                 <w:sz w:val="16"/>
               </w:rPr>
@@ -10887,7 +11075,7 @@
             <w:r/>
             <w:r>
               <w:rPr>
-                <w:rFonts w:ascii="Arial" w:hAnsi="Arial"/>
+                <w:rFonts w:ascii="Verdana" w:hAnsi="Verdana"/>
                 <w:b w:val="0"/>
                 <w:sz w:val="16"/>
               </w:rPr>
@@ -10903,7 +11091,7 @@
             <w:r/>
             <w:r>
               <w:rPr>
-                <w:rFonts w:ascii="Arial" w:hAnsi="Arial"/>
+                <w:rFonts w:ascii="Verdana" w:hAnsi="Verdana"/>
                 <w:b w:val="0"/>
                 <w:sz w:val="16"/>
               </w:rPr>
@@ -10919,7 +11107,7 @@
             <w:r/>
             <w:r>
               <w:rPr>
-                <w:rFonts w:ascii="Arial" w:hAnsi="Arial"/>
+                <w:rFonts w:ascii="Verdana" w:hAnsi="Verdana"/>
                 <w:b w:val="0"/>
                 <w:sz w:val="16"/>
               </w:rPr>
@@ -10935,7 +11123,7 @@
             <w:r/>
             <w:r>
               <w:rPr>
-                <w:rFonts w:ascii="Arial" w:hAnsi="Arial"/>
+                <w:rFonts w:ascii="Verdana" w:hAnsi="Verdana"/>
                 <w:b w:val="0"/>
                 <w:sz w:val="16"/>
               </w:rPr>
@@ -10951,7 +11139,7 @@
             <w:r/>
             <w:r>
               <w:rPr>
-                <w:rFonts w:ascii="Arial" w:hAnsi="Arial"/>
+                <w:rFonts w:ascii="Verdana" w:hAnsi="Verdana"/>
                 <w:b w:val="0"/>
                 <w:sz w:val="16"/>
               </w:rPr>
@@ -10967,7 +11155,7 @@
             <w:r/>
             <w:r>
               <w:rPr>
-                <w:rFonts w:ascii="Arial" w:hAnsi="Arial"/>
+                <w:rFonts w:ascii="Verdana" w:hAnsi="Verdana"/>
                 <w:b w:val="0"/>
                 <w:sz w:val="16"/>
               </w:rPr>
@@ -10983,7 +11171,7 @@
             <w:r/>
             <w:r>
               <w:rPr>
-                <w:rFonts w:ascii="Arial" w:hAnsi="Arial"/>
+                <w:rFonts w:ascii="Verdana" w:hAnsi="Verdana"/>
                 <w:b w:val="0"/>
                 <w:sz w:val="16"/>
               </w:rPr>
@@ -10999,7 +11187,7 @@
             <w:r/>
             <w:r>
               <w:rPr>
-                <w:rFonts w:ascii="Arial" w:hAnsi="Arial"/>
+                <w:rFonts w:ascii="Verdana" w:hAnsi="Verdana"/>
                 <w:b w:val="0"/>
                 <w:sz w:val="16"/>
               </w:rPr>
@@ -11015,7 +11203,7 @@
             <w:r/>
             <w:r>
               <w:rPr>
-                <w:rFonts w:ascii="Arial" w:hAnsi="Arial"/>
+                <w:rFonts w:ascii="Verdana" w:hAnsi="Verdana"/>
                 <w:b w:val="0"/>
                 <w:sz w:val="16"/>
               </w:rPr>
@@ -11024,15 +11212,18 @@
         </w:tc>
       </w:tr>
       <w:tr>
-        <w:tc>
-          <w:tcPr>
-            <w:tcW w:type="dxa" w:w="1514"/>
-          </w:tcPr>
-          <w:p>
-            <w:r/>
-            <w:r>
-              <w:rPr>
-                <w:rFonts w:ascii="Arial" w:hAnsi="Arial"/>
+        <w:trPr>
+          <w:cantSplit/>
+        </w:trPr>
+        <w:tc>
+          <w:tcPr>
+            <w:tcW w:type="dxa" w:w="1514"/>
+          </w:tcPr>
+          <w:p>
+            <w:r/>
+            <w:r>
+              <w:rPr>
+                <w:rFonts w:ascii="Verdana" w:hAnsi="Verdana"/>
                 <w:b w:val="0"/>
                 <w:sz w:val="16"/>
               </w:rPr>
@@ -11048,7 +11239,7 @@
             <w:r/>
             <w:r>
               <w:rPr>
-                <w:rFonts w:ascii="Arial" w:hAnsi="Arial"/>
+                <w:rFonts w:ascii="Verdana" w:hAnsi="Verdana"/>
                 <w:b w:val="0"/>
                 <w:sz w:val="16"/>
               </w:rPr>
@@ -11064,7 +11255,7 @@
             <w:r/>
             <w:r>
               <w:rPr>
-                <w:rFonts w:ascii="Arial" w:hAnsi="Arial"/>
+                <w:rFonts w:ascii="Verdana" w:hAnsi="Verdana"/>
                 <w:b w:val="0"/>
                 <w:sz w:val="16"/>
               </w:rPr>
@@ -11080,7 +11271,7 @@
             <w:r/>
             <w:r>
               <w:rPr>
-                <w:rFonts w:ascii="Arial" w:hAnsi="Arial"/>
+                <w:rFonts w:ascii="Verdana" w:hAnsi="Verdana"/>
                 <w:b w:val="0"/>
                 <w:sz w:val="16"/>
               </w:rPr>
@@ -11096,7 +11287,7 @@
             <w:r/>
             <w:r>
               <w:rPr>
-                <w:rFonts w:ascii="Arial" w:hAnsi="Arial"/>
+                <w:rFonts w:ascii="Verdana" w:hAnsi="Verdana"/>
                 <w:b w:val="0"/>
                 <w:sz w:val="16"/>
               </w:rPr>
@@ -11112,7 +11303,7 @@
             <w:r/>
             <w:r>
               <w:rPr>
-                <w:rFonts w:ascii="Arial" w:hAnsi="Arial"/>
+                <w:rFonts w:ascii="Verdana" w:hAnsi="Verdana"/>
                 <w:b w:val="0"/>
                 <w:sz w:val="16"/>
               </w:rPr>
@@ -11128,7 +11319,7 @@
             <w:r/>
             <w:r>
               <w:rPr>
-                <w:rFonts w:ascii="Arial" w:hAnsi="Arial"/>
+                <w:rFonts w:ascii="Verdana" w:hAnsi="Verdana"/>
                 <w:b w:val="0"/>
                 <w:sz w:val="16"/>
               </w:rPr>
@@ -11144,7 +11335,7 @@
             <w:r/>
             <w:r>
               <w:rPr>
-                <w:rFonts w:ascii="Arial" w:hAnsi="Arial"/>
+                <w:rFonts w:ascii="Verdana" w:hAnsi="Verdana"/>
                 <w:b w:val="0"/>
                 <w:sz w:val="16"/>
               </w:rPr>
@@ -11160,7 +11351,7 @@
             <w:r/>
             <w:r>
               <w:rPr>
-                <w:rFonts w:ascii="Arial" w:hAnsi="Arial"/>
+                <w:rFonts w:ascii="Verdana" w:hAnsi="Verdana"/>
                 <w:b w:val="0"/>
                 <w:sz w:val="16"/>
               </w:rPr>
@@ -11176,7 +11367,7 @@
             <w:r/>
             <w:r>
               <w:rPr>
-                <w:rFonts w:ascii="Arial" w:hAnsi="Arial"/>
+                <w:rFonts w:ascii="Verdana" w:hAnsi="Verdana"/>
                 <w:b w:val="0"/>
                 <w:sz w:val="16"/>
               </w:rPr>
@@ -11185,15 +11376,18 @@
         </w:tc>
       </w:tr>
       <w:tr>
-        <w:tc>
-          <w:tcPr>
-            <w:tcW w:type="dxa" w:w="1514"/>
-          </w:tcPr>
-          <w:p>
-            <w:r/>
-            <w:r>
-              <w:rPr>
-                <w:rFonts w:ascii="Arial" w:hAnsi="Arial"/>
+        <w:trPr>
+          <w:cantSplit/>
+        </w:trPr>
+        <w:tc>
+          <w:tcPr>
+            <w:tcW w:type="dxa" w:w="1514"/>
+          </w:tcPr>
+          <w:p>
+            <w:r/>
+            <w:r>
+              <w:rPr>
+                <w:rFonts w:ascii="Verdana" w:hAnsi="Verdana"/>
                 <w:b w:val="0"/>
                 <w:sz w:val="16"/>
               </w:rPr>
@@ -11209,7 +11403,7 @@
             <w:r/>
             <w:r>
               <w:rPr>
-                <w:rFonts w:ascii="Arial" w:hAnsi="Arial"/>
+                <w:rFonts w:ascii="Verdana" w:hAnsi="Verdana"/>
                 <w:b w:val="0"/>
                 <w:sz w:val="16"/>
               </w:rPr>
@@ -11225,7 +11419,7 @@
             <w:r/>
             <w:r>
               <w:rPr>
-                <w:rFonts w:ascii="Arial" w:hAnsi="Arial"/>
+                <w:rFonts w:ascii="Verdana" w:hAnsi="Verdana"/>
                 <w:b w:val="0"/>
                 <w:sz w:val="16"/>
               </w:rPr>
@@ -11241,7 +11435,7 @@
             <w:r/>
             <w:r>
               <w:rPr>
-                <w:rFonts w:ascii="Arial" w:hAnsi="Arial"/>
+                <w:rFonts w:ascii="Verdana" w:hAnsi="Verdana"/>
                 <w:b w:val="0"/>
                 <w:sz w:val="16"/>
               </w:rPr>
@@ -11257,7 +11451,7 @@
             <w:r/>
             <w:r>
               <w:rPr>
-                <w:rFonts w:ascii="Arial" w:hAnsi="Arial"/>
+                <w:rFonts w:ascii="Verdana" w:hAnsi="Verdana"/>
                 <w:b w:val="0"/>
                 <w:sz w:val="16"/>
               </w:rPr>
@@ -11273,7 +11467,7 @@
             <w:r/>
             <w:r>
               <w:rPr>
-                <w:rFonts w:ascii="Arial" w:hAnsi="Arial"/>
+                <w:rFonts w:ascii="Verdana" w:hAnsi="Verdana"/>
                 <w:b w:val="0"/>
                 <w:sz w:val="16"/>
               </w:rPr>
@@ -11289,7 +11483,7 @@
             <w:r/>
             <w:r>
               <w:rPr>
-                <w:rFonts w:ascii="Arial" w:hAnsi="Arial"/>
+                <w:rFonts w:ascii="Verdana" w:hAnsi="Verdana"/>
                 <w:b w:val="0"/>
                 <w:sz w:val="16"/>
               </w:rPr>
@@ -11305,7 +11499,7 @@
             <w:r/>
             <w:r>
               <w:rPr>
-                <w:rFonts w:ascii="Arial" w:hAnsi="Arial"/>
+                <w:rFonts w:ascii="Verdana" w:hAnsi="Verdana"/>
                 <w:b w:val="0"/>
                 <w:sz w:val="16"/>
               </w:rPr>
@@ -11321,7 +11515,7 @@
             <w:r/>
             <w:r>
               <w:rPr>
-                <w:rFonts w:ascii="Arial" w:hAnsi="Arial"/>
+                <w:rFonts w:ascii="Verdana" w:hAnsi="Verdana"/>
                 <w:b w:val="0"/>
                 <w:sz w:val="16"/>
               </w:rPr>
@@ -11337,7 +11531,7 @@
             <w:r/>
             <w:r>
               <w:rPr>
-                <w:rFonts w:ascii="Arial" w:hAnsi="Arial"/>
+                <w:rFonts w:ascii="Verdana" w:hAnsi="Verdana"/>
                 <w:b w:val="0"/>
                 <w:sz w:val="16"/>
               </w:rPr>
@@ -11347,15 +11541,18 @@
         </w:tc>
       </w:tr>
       <w:tr>
-        <w:tc>
-          <w:tcPr>
-            <w:tcW w:type="dxa" w:w="1514"/>
-          </w:tcPr>
-          <w:p>
-            <w:r/>
-            <w:r>
-              <w:rPr>
-                <w:rFonts w:ascii="Arial" w:hAnsi="Arial"/>
+        <w:trPr>
+          <w:cantSplit/>
+        </w:trPr>
+        <w:tc>
+          <w:tcPr>
+            <w:tcW w:type="dxa" w:w="1514"/>
+          </w:tcPr>
+          <w:p>
+            <w:r/>
+            <w:r>
+              <w:rPr>
+                <w:rFonts w:ascii="Verdana" w:hAnsi="Verdana"/>
                 <w:b w:val="0"/>
                 <w:sz w:val="16"/>
               </w:rPr>
@@ -11371,7 +11568,7 @@
             <w:r/>
             <w:r>
               <w:rPr>
-                <w:rFonts w:ascii="Arial" w:hAnsi="Arial"/>
+                <w:rFonts w:ascii="Verdana" w:hAnsi="Verdana"/>
                 <w:b w:val="0"/>
                 <w:sz w:val="16"/>
               </w:rPr>
@@ -11387,7 +11584,7 @@
             <w:r/>
             <w:r>
               <w:rPr>
-                <w:rFonts w:ascii="Arial" w:hAnsi="Arial"/>
+                <w:rFonts w:ascii="Verdana" w:hAnsi="Verdana"/>
                 <w:b w:val="0"/>
                 <w:sz w:val="16"/>
               </w:rPr>
@@ -11403,7 +11600,7 @@
             <w:r/>
             <w:r>
               <w:rPr>
-                <w:rFonts w:ascii="Arial" w:hAnsi="Arial"/>
+                <w:rFonts w:ascii="Verdana" w:hAnsi="Verdana"/>
                 <w:b w:val="0"/>
                 <w:sz w:val="16"/>
               </w:rPr>
@@ -11419,7 +11616,7 @@
             <w:r/>
             <w:r>
               <w:rPr>
-                <w:rFonts w:ascii="Arial" w:hAnsi="Arial"/>
+                <w:rFonts w:ascii="Verdana" w:hAnsi="Verdana"/>
                 <w:b w:val="0"/>
                 <w:sz w:val="16"/>
               </w:rPr>
@@ -11435,7 +11632,7 @@
             <w:r/>
             <w:r>
               <w:rPr>
-                <w:rFonts w:ascii="Arial" w:hAnsi="Arial"/>
+                <w:rFonts w:ascii="Verdana" w:hAnsi="Verdana"/>
                 <w:b w:val="0"/>
                 <w:sz w:val="16"/>
               </w:rPr>
@@ -11451,7 +11648,7 @@
             <w:r/>
             <w:r>
               <w:rPr>
-                <w:rFonts w:ascii="Arial" w:hAnsi="Arial"/>
+                <w:rFonts w:ascii="Verdana" w:hAnsi="Verdana"/>
                 <w:b w:val="0"/>
                 <w:sz w:val="16"/>
               </w:rPr>
@@ -11467,7 +11664,7 @@
             <w:r/>
             <w:r>
               <w:rPr>
-                <w:rFonts w:ascii="Arial" w:hAnsi="Arial"/>
+                <w:rFonts w:ascii="Verdana" w:hAnsi="Verdana"/>
                 <w:b w:val="0"/>
                 <w:sz w:val="16"/>
               </w:rPr>
@@ -11483,7 +11680,7 @@
             <w:r/>
             <w:r>
               <w:rPr>
-                <w:rFonts w:ascii="Arial" w:hAnsi="Arial"/>
+                <w:rFonts w:ascii="Verdana" w:hAnsi="Verdana"/>
                 <w:b w:val="0"/>
                 <w:sz w:val="16"/>
               </w:rPr>
@@ -11499,7 +11696,7 @@
             <w:r/>
             <w:r>
               <w:rPr>
-                <w:rFonts w:ascii="Arial" w:hAnsi="Arial"/>
+                <w:rFonts w:ascii="Verdana" w:hAnsi="Verdana"/>
                 <w:b w:val="0"/>
                 <w:sz w:val="16"/>
               </w:rPr>
@@ -11508,15 +11705,18 @@
         </w:tc>
       </w:tr>
       <w:tr>
-        <w:tc>
-          <w:tcPr>
-            <w:tcW w:type="dxa" w:w="1514"/>
-          </w:tcPr>
-          <w:p>
-            <w:r/>
-            <w:r>
-              <w:rPr>
-                <w:rFonts w:ascii="Arial" w:hAnsi="Arial"/>
+        <w:trPr>
+          <w:cantSplit/>
+        </w:trPr>
+        <w:tc>
+          <w:tcPr>
+            <w:tcW w:type="dxa" w:w="1514"/>
+          </w:tcPr>
+          <w:p>
+            <w:r/>
+            <w:r>
+              <w:rPr>
+                <w:rFonts w:ascii="Verdana" w:hAnsi="Verdana"/>
                 <w:b w:val="0"/>
                 <w:sz w:val="16"/>
               </w:rPr>
@@ -11532,7 +11732,7 @@
             <w:r/>
             <w:r>
               <w:rPr>
-                <w:rFonts w:ascii="Arial" w:hAnsi="Arial"/>
+                <w:rFonts w:ascii="Verdana" w:hAnsi="Verdana"/>
                 <w:b w:val="0"/>
                 <w:sz w:val="16"/>
               </w:rPr>
@@ -11548,7 +11748,7 @@
             <w:r/>
             <w:r>
               <w:rPr>
-                <w:rFonts w:ascii="Arial" w:hAnsi="Arial"/>
+                <w:rFonts w:ascii="Verdana" w:hAnsi="Verdana"/>
                 <w:b w:val="0"/>
                 <w:sz w:val="16"/>
               </w:rPr>
@@ -11564,7 +11764,7 @@
             <w:r/>
             <w:r>
               <w:rPr>
-                <w:rFonts w:ascii="Arial" w:hAnsi="Arial"/>
+                <w:rFonts w:ascii="Verdana" w:hAnsi="Verdana"/>
                 <w:b w:val="0"/>
                 <w:sz w:val="16"/>
               </w:rPr>
@@ -11580,7 +11780,7 @@
             <w:r/>
             <w:r>
               <w:rPr>
-                <w:rFonts w:ascii="Arial" w:hAnsi="Arial"/>
+                <w:rFonts w:ascii="Verdana" w:hAnsi="Verdana"/>
                 <w:b w:val="0"/>
                 <w:sz w:val="16"/>
               </w:rPr>
@@ -11596,7 +11796,7 @@
             <w:r/>
             <w:r>
               <w:rPr>
-                <w:rFonts w:ascii="Arial" w:hAnsi="Arial"/>
+                <w:rFonts w:ascii="Verdana" w:hAnsi="Verdana"/>
                 <w:b w:val="0"/>
                 <w:sz w:val="16"/>
               </w:rPr>
@@ -11612,7 +11812,7 @@
             <w:r/>
             <w:r>
               <w:rPr>
-                <w:rFonts w:ascii="Arial" w:hAnsi="Arial"/>
+                <w:rFonts w:ascii="Verdana" w:hAnsi="Verdana"/>
                 <w:b w:val="0"/>
                 <w:sz w:val="16"/>
               </w:rPr>
@@ -11628,7 +11828,7 @@
             <w:r/>
             <w:r>
               <w:rPr>
-                <w:rFonts w:ascii="Arial" w:hAnsi="Arial"/>
+                <w:rFonts w:ascii="Verdana" w:hAnsi="Verdana"/>
                 <w:b w:val="0"/>
                 <w:sz w:val="16"/>
               </w:rPr>
@@ -11644,7 +11844,7 @@
             <w:r/>
             <w:r>
               <w:rPr>
-                <w:rFonts w:ascii="Arial" w:hAnsi="Arial"/>
+                <w:rFonts w:ascii="Verdana" w:hAnsi="Verdana"/>
                 <w:b w:val="0"/>
                 <w:sz w:val="16"/>
               </w:rPr>
@@ -11660,7 +11860,7 @@
             <w:r/>
             <w:r>
               <w:rPr>
-                <w:rFonts w:ascii="Arial" w:hAnsi="Arial"/>
+                <w:rFonts w:ascii="Verdana" w:hAnsi="Verdana"/>
                 <w:b w:val="0"/>
                 <w:sz w:val="16"/>
               </w:rPr>
@@ -11669,15 +11869,18 @@
         </w:tc>
       </w:tr>
       <w:tr>
-        <w:tc>
-          <w:tcPr>
-            <w:tcW w:type="dxa" w:w="1514"/>
-          </w:tcPr>
-          <w:p>
-            <w:r/>
-            <w:r>
-              <w:rPr>
-                <w:rFonts w:ascii="Arial" w:hAnsi="Arial"/>
+        <w:trPr>
+          <w:cantSplit/>
+        </w:trPr>
+        <w:tc>
+          <w:tcPr>
+            <w:tcW w:type="dxa" w:w="1514"/>
+          </w:tcPr>
+          <w:p>
+            <w:r/>
+            <w:r>
+              <w:rPr>
+                <w:rFonts w:ascii="Verdana" w:hAnsi="Verdana"/>
                 <w:b w:val="0"/>
                 <w:sz w:val="16"/>
               </w:rPr>
@@ -11693,7 +11896,7 @@
             <w:r/>
             <w:r>
               <w:rPr>
-                <w:rFonts w:ascii="Arial" w:hAnsi="Arial"/>
+                <w:rFonts w:ascii="Verdana" w:hAnsi="Verdana"/>
                 <w:b w:val="0"/>
                 <w:sz w:val="16"/>
               </w:rPr>
@@ -11709,7 +11912,7 @@
             <w:r/>
             <w:r>
               <w:rPr>
-                <w:rFonts w:ascii="Arial" w:hAnsi="Arial"/>
+                <w:rFonts w:ascii="Verdana" w:hAnsi="Verdana"/>
                 <w:b w:val="0"/>
                 <w:sz w:val="16"/>
               </w:rPr>
@@ -11725,7 +11928,7 @@
             <w:r/>
             <w:r>
               <w:rPr>
-                <w:rFonts w:ascii="Arial" w:hAnsi="Arial"/>
+                <w:rFonts w:ascii="Verdana" w:hAnsi="Verdana"/>
                 <w:b w:val="0"/>
                 <w:sz w:val="16"/>
               </w:rPr>
@@ -11741,7 +11944,7 @@
             <w:r/>
             <w:r>
               <w:rPr>
-                <w:rFonts w:ascii="Arial" w:hAnsi="Arial"/>
+                <w:rFonts w:ascii="Verdana" w:hAnsi="Verdana"/>
                 <w:b w:val="0"/>
                 <w:sz w:val="16"/>
               </w:rPr>
@@ -11757,7 +11960,7 @@
             <w:r/>
             <w:r>
               <w:rPr>
-                <w:rFonts w:ascii="Arial" w:hAnsi="Arial"/>
+                <w:rFonts w:ascii="Verdana" w:hAnsi="Verdana"/>
                 <w:b w:val="0"/>
                 <w:sz w:val="16"/>
               </w:rPr>
@@ -11773,7 +11976,7 @@
             <w:r/>
             <w:r>
               <w:rPr>
-                <w:rFonts w:ascii="Arial" w:hAnsi="Arial"/>
+                <w:rFonts w:ascii="Verdana" w:hAnsi="Verdana"/>
                 <w:b w:val="0"/>
                 <w:sz w:val="16"/>
               </w:rPr>
@@ -11789,7 +11992,7 @@
             <w:r/>
             <w:r>
               <w:rPr>
-                <w:rFonts w:ascii="Arial" w:hAnsi="Arial"/>
+                <w:rFonts w:ascii="Verdana" w:hAnsi="Verdana"/>
                 <w:b w:val="0"/>
                 <w:sz w:val="16"/>
               </w:rPr>
@@ -11805,7 +12008,7 @@
             <w:r/>
             <w:r>
               <w:rPr>
-                <w:rFonts w:ascii="Arial" w:hAnsi="Arial"/>
+                <w:rFonts w:ascii="Verdana" w:hAnsi="Verdana"/>
                 <w:b w:val="0"/>
                 <w:sz w:val="16"/>
               </w:rPr>
@@ -11821,7 +12024,7 @@
             <w:r/>
             <w:r>
               <w:rPr>
-                <w:rFonts w:ascii="Arial" w:hAnsi="Arial"/>
+                <w:rFonts w:ascii="Verdana" w:hAnsi="Verdana"/>
                 <w:b w:val="0"/>
                 <w:sz w:val="16"/>
               </w:rPr>
@@ -11830,15 +12033,18 @@
         </w:tc>
       </w:tr>
       <w:tr>
-        <w:tc>
-          <w:tcPr>
-            <w:tcW w:type="dxa" w:w="1514"/>
-          </w:tcPr>
-          <w:p>
-            <w:r/>
-            <w:r>
-              <w:rPr>
-                <w:rFonts w:ascii="Arial" w:hAnsi="Arial"/>
+        <w:trPr>
+          <w:cantSplit/>
+        </w:trPr>
+        <w:tc>
+          <w:tcPr>
+            <w:tcW w:type="dxa" w:w="1514"/>
+          </w:tcPr>
+          <w:p>
+            <w:r/>
+            <w:r>
+              <w:rPr>
+                <w:rFonts w:ascii="Verdana" w:hAnsi="Verdana"/>
                 <w:b w:val="0"/>
                 <w:sz w:val="16"/>
               </w:rPr>
@@ -11854,7 +12060,7 @@
             <w:r/>
             <w:r>
               <w:rPr>
-                <w:rFonts w:ascii="Arial" w:hAnsi="Arial"/>
+                <w:rFonts w:ascii="Verdana" w:hAnsi="Verdana"/>
                 <w:b w:val="0"/>
                 <w:sz w:val="16"/>
               </w:rPr>
@@ -11870,7 +12076,7 @@
             <w:r/>
             <w:r>
               <w:rPr>
-                <w:rFonts w:ascii="Arial" w:hAnsi="Arial"/>
+                <w:rFonts w:ascii="Verdana" w:hAnsi="Verdana"/>
                 <w:b w:val="0"/>
                 <w:sz w:val="16"/>
               </w:rPr>
@@ -11886,7 +12092,7 @@
             <w:r/>
             <w:r>
               <w:rPr>
-                <w:rFonts w:ascii="Arial" w:hAnsi="Arial"/>
+                <w:rFonts w:ascii="Verdana" w:hAnsi="Verdana"/>
                 <w:b w:val="0"/>
                 <w:sz w:val="16"/>
               </w:rPr>
@@ -11902,7 +12108,7 @@
             <w:r/>
             <w:r>
               <w:rPr>
-                <w:rFonts w:ascii="Arial" w:hAnsi="Arial"/>
+                <w:rFonts w:ascii="Verdana" w:hAnsi="Verdana"/>
                 <w:b w:val="0"/>
                 <w:sz w:val="16"/>
               </w:rPr>
@@ -11918,7 +12124,7 @@
             <w:r/>
             <w:r>
               <w:rPr>
-                <w:rFonts w:ascii="Arial" w:hAnsi="Arial"/>
+                <w:rFonts w:ascii="Verdana" w:hAnsi="Verdana"/>
                 <w:b w:val="0"/>
                 <w:sz w:val="16"/>
               </w:rPr>
@@ -11934,7 +12140,7 @@
             <w:r/>
             <w:r>
               <w:rPr>
-                <w:rFonts w:ascii="Arial" w:hAnsi="Arial"/>
+                <w:rFonts w:ascii="Verdana" w:hAnsi="Verdana"/>
                 <w:b w:val="0"/>
                 <w:sz w:val="16"/>
               </w:rPr>
@@ -11950,7 +12156,7 @@
             <w:r/>
             <w:r>
               <w:rPr>
-                <w:rFonts w:ascii="Arial" w:hAnsi="Arial"/>
+                <w:rFonts w:ascii="Verdana" w:hAnsi="Verdana"/>
                 <w:b w:val="0"/>
                 <w:sz w:val="16"/>
               </w:rPr>
@@ -11966,7 +12172,7 @@
             <w:r/>
             <w:r>
               <w:rPr>
-                <w:rFonts w:ascii="Arial" w:hAnsi="Arial"/>
+                <w:rFonts w:ascii="Verdana" w:hAnsi="Verdana"/>
                 <w:b w:val="0"/>
                 <w:sz w:val="16"/>
               </w:rPr>
@@ -11982,7 +12188,7 @@
             <w:r/>
             <w:r>
               <w:rPr>
-                <w:rFonts w:ascii="Arial" w:hAnsi="Arial"/>
+                <w:rFonts w:ascii="Verdana" w:hAnsi="Verdana"/>
                 <w:b w:val="0"/>
                 <w:sz w:val="16"/>
               </w:rPr>

--- a/docx/fr/BUFRCREX_TableB_fr_40.docx
+++ b/docx/fr/BUFRCREX_TableB_fr_40.docx
@@ -239,7 +239,7 @@
                 <w:b w:val="0"/>
                 <w:sz w:val="16"/>
               </w:rPr>
-              <w:t>040001</w:t>
+              <w:t>0 40 001</w:t>
             </w:r>
           </w:p>
         </w:tc>
@@ -403,7 +403,7 @@
                 <w:b w:val="0"/>
                 <w:sz w:val="16"/>
               </w:rPr>
-              <w:t>040002</w:t>
+              <w:t>0 40 002</w:t>
             </w:r>
           </w:p>
         </w:tc>
@@ -567,7 +567,7 @@
                 <w:b w:val="0"/>
                 <w:sz w:val="16"/>
               </w:rPr>
-              <w:t>040003</w:t>
+              <w:t>0 40 003</w:t>
             </w:r>
           </w:p>
         </w:tc>
@@ -731,7 +731,7 @@
                 <w:b w:val="0"/>
                 <w:sz w:val="16"/>
               </w:rPr>
-              <w:t>040004</w:t>
+              <w:t>0 40 004</w:t>
             </w:r>
           </w:p>
         </w:tc>
@@ -895,7 +895,7 @@
                 <w:b w:val="0"/>
                 <w:sz w:val="16"/>
               </w:rPr>
-              <w:t>040005</w:t>
+              <w:t>0 40 005</w:t>
             </w:r>
           </w:p>
         </w:tc>
@@ -1059,7 +1059,7 @@
                 <w:b w:val="0"/>
                 <w:sz w:val="16"/>
               </w:rPr>
-              <w:t>040006</w:t>
+              <w:t>0 40 006</w:t>
             </w:r>
           </w:p>
         </w:tc>
@@ -1223,7 +1223,7 @@
                 <w:b w:val="0"/>
                 <w:sz w:val="16"/>
               </w:rPr>
-              <w:t>040007</w:t>
+              <w:t>0 40 007</w:t>
             </w:r>
           </w:p>
         </w:tc>
@@ -1387,7 +1387,7 @@
                 <w:b w:val="0"/>
                 <w:sz w:val="16"/>
               </w:rPr>
-              <w:t>040008</w:t>
+              <w:t>0 40 008</w:t>
             </w:r>
           </w:p>
         </w:tc>
@@ -1551,7 +1551,7 @@
                 <w:b w:val="0"/>
                 <w:sz w:val="16"/>
               </w:rPr>
-              <w:t>040009</w:t>
+              <w:t>0 40 009</w:t>
             </w:r>
           </w:p>
         </w:tc>
@@ -1715,7 +1715,7 @@
                 <w:b w:val="0"/>
                 <w:sz w:val="16"/>
               </w:rPr>
-              <w:t>040010</w:t>
+              <w:t>0 40 010</w:t>
             </w:r>
           </w:p>
         </w:tc>
@@ -1879,7 +1879,7 @@
                 <w:b w:val="0"/>
                 <w:sz w:val="16"/>
               </w:rPr>
-              <w:t>040011</w:t>
+              <w:t>0 40 011</w:t>
             </w:r>
           </w:p>
         </w:tc>
@@ -2043,7 +2043,7 @@
                 <w:b w:val="0"/>
                 <w:sz w:val="16"/>
               </w:rPr>
-              <w:t>040012</w:t>
+              <w:t>0 40 012</w:t>
             </w:r>
           </w:p>
         </w:tc>
@@ -2207,7 +2207,7 @@
                 <w:b w:val="0"/>
                 <w:sz w:val="16"/>
               </w:rPr>
-              <w:t>040013</w:t>
+              <w:t>0 40 013</w:t>
             </w:r>
           </w:p>
         </w:tc>
@@ -2371,7 +2371,7 @@
                 <w:b w:val="0"/>
                 <w:sz w:val="16"/>
               </w:rPr>
-              <w:t>040014</w:t>
+              <w:t>0 40 014</w:t>
             </w:r>
           </w:p>
         </w:tc>
@@ -2535,7 +2535,7 @@
                 <w:b w:val="0"/>
                 <w:sz w:val="16"/>
               </w:rPr>
-              <w:t>040015</w:t>
+              <w:t>0 40 015</w:t>
             </w:r>
           </w:p>
         </w:tc>
@@ -2699,7 +2699,7 @@
                 <w:b w:val="0"/>
                 <w:sz w:val="16"/>
               </w:rPr>
-              <w:t>040016</w:t>
+              <w:t>0 40 016</w:t>
             </w:r>
           </w:p>
         </w:tc>
@@ -2863,7 +2863,7 @@
                 <w:b w:val="0"/>
                 <w:sz w:val="16"/>
               </w:rPr>
-              <w:t>040017</w:t>
+              <w:t>0 40 017</w:t>
             </w:r>
           </w:p>
         </w:tc>
@@ -3027,7 +3027,7 @@
                 <w:b w:val="0"/>
                 <w:sz w:val="16"/>
               </w:rPr>
-              <w:t>040018</w:t>
+              <w:t>0 40 018</w:t>
             </w:r>
           </w:p>
         </w:tc>
@@ -3191,7 +3191,7 @@
                 <w:b w:val="0"/>
                 <w:sz w:val="16"/>
               </w:rPr>
-              <w:t>040019</w:t>
+              <w:t>0 40 019</w:t>
             </w:r>
           </w:p>
         </w:tc>
@@ -3355,7 +3355,7 @@
                 <w:b w:val="0"/>
                 <w:sz w:val="16"/>
               </w:rPr>
-              <w:t>040020</w:t>
+              <w:t>0 40 020</w:t>
             </w:r>
           </w:p>
         </w:tc>
@@ -3519,7 +3519,7 @@
                 <w:b w:val="0"/>
                 <w:sz w:val="16"/>
               </w:rPr>
-              <w:t>040021</w:t>
+              <w:t>0 40 021</w:t>
             </w:r>
           </w:p>
         </w:tc>
@@ -3683,7 +3683,7 @@
                 <w:b w:val="0"/>
                 <w:sz w:val="16"/>
               </w:rPr>
-              <w:t>040022</w:t>
+              <w:t>0 40 022</w:t>
             </w:r>
           </w:p>
         </w:tc>
@@ -3847,7 +3847,7 @@
                 <w:b w:val="0"/>
                 <w:sz w:val="16"/>
               </w:rPr>
-              <w:t>040023</w:t>
+              <w:t>0 40 023</w:t>
             </w:r>
           </w:p>
         </w:tc>
@@ -4011,7 +4011,7 @@
                 <w:b w:val="0"/>
                 <w:sz w:val="16"/>
               </w:rPr>
-              <w:t>040024</w:t>
+              <w:t>0 40 024</w:t>
             </w:r>
           </w:p>
         </w:tc>
@@ -4175,7 +4175,7 @@
                 <w:b w:val="0"/>
                 <w:sz w:val="16"/>
               </w:rPr>
-              <w:t>040025</w:t>
+              <w:t>0 40 025</w:t>
             </w:r>
           </w:p>
         </w:tc>
@@ -4339,7 +4339,7 @@
                 <w:b w:val="0"/>
                 <w:sz w:val="16"/>
               </w:rPr>
-              <w:t>040026</w:t>
+              <w:t>0 40 026</w:t>
             </w:r>
           </w:p>
         </w:tc>
@@ -4503,7 +4503,7 @@
                 <w:b w:val="0"/>
                 <w:sz w:val="16"/>
               </w:rPr>
-              <w:t>040027</w:t>
+              <w:t>0 40 027</w:t>
             </w:r>
           </w:p>
         </w:tc>
@@ -4667,7 +4667,7 @@
                 <w:b w:val="0"/>
                 <w:sz w:val="16"/>
               </w:rPr>
-              <w:t>040028</w:t>
+              <w:t>0 40 028</w:t>
             </w:r>
           </w:p>
         </w:tc>
@@ -4831,7 +4831,7 @@
                 <w:b w:val="0"/>
                 <w:sz w:val="16"/>
               </w:rPr>
-              <w:t>040029</w:t>
+              <w:t>0 40 029</w:t>
             </w:r>
           </w:p>
         </w:tc>
@@ -4995,7 +4995,7 @@
                 <w:b w:val="0"/>
                 <w:sz w:val="16"/>
               </w:rPr>
-              <w:t>040030</w:t>
+              <w:t>0 40 030</w:t>
             </w:r>
           </w:p>
         </w:tc>
@@ -5159,7 +5159,7 @@
                 <w:b w:val="0"/>
                 <w:sz w:val="16"/>
               </w:rPr>
-              <w:t>040031</w:t>
+              <w:t>0 40 031</w:t>
             </w:r>
           </w:p>
         </w:tc>
@@ -5323,7 +5323,7 @@
                 <w:b w:val="0"/>
                 <w:sz w:val="16"/>
               </w:rPr>
-              <w:t>040032</w:t>
+              <w:t>0 40 032</w:t>
             </w:r>
           </w:p>
         </w:tc>
@@ -5487,7 +5487,7 @@
                 <w:b w:val="0"/>
                 <w:sz w:val="16"/>
               </w:rPr>
-              <w:t>040033</w:t>
+              <w:t>0 40 033</w:t>
             </w:r>
           </w:p>
         </w:tc>
@@ -5651,7 +5651,7 @@
                 <w:b w:val="0"/>
                 <w:sz w:val="16"/>
               </w:rPr>
-              <w:t>040034</w:t>
+              <w:t>0 40 034</w:t>
             </w:r>
           </w:p>
         </w:tc>
@@ -5815,7 +5815,7 @@
                 <w:b w:val="0"/>
                 <w:sz w:val="16"/>
               </w:rPr>
-              <w:t>040035</w:t>
+              <w:t>0 40 035</w:t>
             </w:r>
           </w:p>
         </w:tc>
@@ -5979,7 +5979,7 @@
                 <w:b w:val="0"/>
                 <w:sz w:val="16"/>
               </w:rPr>
-              <w:t>040036</w:t>
+              <w:t>0 40 036</w:t>
             </w:r>
           </w:p>
         </w:tc>
@@ -6143,7 +6143,7 @@
                 <w:b w:val="0"/>
                 <w:sz w:val="16"/>
               </w:rPr>
-              <w:t>040037</w:t>
+              <w:t>0 40 037</w:t>
             </w:r>
           </w:p>
         </w:tc>
@@ -6307,7 +6307,7 @@
                 <w:b w:val="0"/>
                 <w:sz w:val="16"/>
               </w:rPr>
-              <w:t>040038</w:t>
+              <w:t>0 40 038</w:t>
             </w:r>
           </w:p>
         </w:tc>
@@ -6471,7 +6471,7 @@
                 <w:b w:val="0"/>
                 <w:sz w:val="16"/>
               </w:rPr>
-              <w:t>040039</w:t>
+              <w:t>0 40 039</w:t>
             </w:r>
           </w:p>
         </w:tc>
@@ -6635,7 +6635,7 @@
                 <w:b w:val="0"/>
                 <w:sz w:val="16"/>
               </w:rPr>
-              <w:t>040040</w:t>
+              <w:t>0 40 040</w:t>
             </w:r>
           </w:p>
         </w:tc>
@@ -6799,7 +6799,7 @@
                 <w:b w:val="0"/>
                 <w:sz w:val="16"/>
               </w:rPr>
-              <w:t>040041</w:t>
+              <w:t>0 40 041</w:t>
             </w:r>
           </w:p>
         </w:tc>
@@ -6963,7 +6963,7 @@
                 <w:b w:val="0"/>
                 <w:sz w:val="16"/>
               </w:rPr>
-              <w:t>040042</w:t>
+              <w:t>0 40 042</w:t>
             </w:r>
           </w:p>
         </w:tc>
@@ -7127,7 +7127,7 @@
                 <w:b w:val="0"/>
                 <w:sz w:val="16"/>
               </w:rPr>
-              <w:t>040043</w:t>
+              <w:t>0 40 043</w:t>
             </w:r>
           </w:p>
         </w:tc>
@@ -7291,7 +7291,7 @@
                 <w:b w:val="0"/>
                 <w:sz w:val="16"/>
               </w:rPr>
-              <w:t>040044</w:t>
+              <w:t>0 40 044</w:t>
             </w:r>
           </w:p>
         </w:tc>
@@ -7455,7 +7455,7 @@
                 <w:b w:val="0"/>
                 <w:sz w:val="16"/>
               </w:rPr>
-              <w:t>040045</w:t>
+              <w:t>0 40 045</w:t>
             </w:r>
           </w:p>
         </w:tc>
@@ -7619,7 +7619,7 @@
                 <w:b w:val="0"/>
                 <w:sz w:val="16"/>
               </w:rPr>
-              <w:t>040046</w:t>
+              <w:t>0 40 046</w:t>
             </w:r>
           </w:p>
         </w:tc>
@@ -7783,7 +7783,7 @@
                 <w:b w:val="0"/>
                 <w:sz w:val="16"/>
               </w:rPr>
-              <w:t>040047</w:t>
+              <w:t>0 40 047</w:t>
             </w:r>
           </w:p>
         </w:tc>
@@ -7947,7 +7947,7 @@
                 <w:b w:val="0"/>
                 <w:sz w:val="16"/>
               </w:rPr>
-              <w:t>040048</w:t>
+              <w:t>0 40 048</w:t>
             </w:r>
           </w:p>
         </w:tc>
@@ -8111,7 +8111,7 @@
                 <w:b w:val="0"/>
                 <w:sz w:val="16"/>
               </w:rPr>
-              <w:t>040049</w:t>
+              <w:t>0 40 049</w:t>
             </w:r>
           </w:p>
         </w:tc>
@@ -8275,7 +8275,7 @@
                 <w:b w:val="0"/>
                 <w:sz w:val="16"/>
               </w:rPr>
-              <w:t>040050</w:t>
+              <w:t>0 40 050</w:t>
             </w:r>
           </w:p>
         </w:tc>
@@ -8439,7 +8439,7 @@
                 <w:b w:val="0"/>
                 <w:sz w:val="16"/>
               </w:rPr>
-              <w:t>040051</w:t>
+              <w:t>0 40 051</w:t>
             </w:r>
           </w:p>
         </w:tc>
@@ -8603,7 +8603,7 @@
                 <w:b w:val="0"/>
                 <w:sz w:val="16"/>
               </w:rPr>
-              <w:t>040052</w:t>
+              <w:t>0 40 052</w:t>
             </w:r>
           </w:p>
         </w:tc>
@@ -8767,7 +8767,7 @@
                 <w:b w:val="0"/>
                 <w:sz w:val="16"/>
               </w:rPr>
-              <w:t>040053</w:t>
+              <w:t>0 40 053</w:t>
             </w:r>
           </w:p>
         </w:tc>
@@ -8931,7 +8931,7 @@
                 <w:b w:val="0"/>
                 <w:sz w:val="16"/>
               </w:rPr>
-              <w:t>040054</w:t>
+              <w:t>0 40 054</w:t>
             </w:r>
           </w:p>
         </w:tc>
@@ -9095,7 +9095,7 @@
                 <w:b w:val="0"/>
                 <w:sz w:val="16"/>
               </w:rPr>
-              <w:t>040055</w:t>
+              <w:t>0 40 055</w:t>
             </w:r>
           </w:p>
         </w:tc>
@@ -9259,7 +9259,7 @@
                 <w:b w:val="0"/>
                 <w:sz w:val="16"/>
               </w:rPr>
-              <w:t>040056</w:t>
+              <w:t>0 40 056</w:t>
             </w:r>
           </w:p>
         </w:tc>
@@ -9423,7 +9423,7 @@
                 <w:b w:val="0"/>
                 <w:sz w:val="16"/>
               </w:rPr>
-              <w:t>040057</w:t>
+              <w:t>0 40 057</w:t>
             </w:r>
           </w:p>
         </w:tc>
@@ -9587,7 +9587,7 @@
                 <w:b w:val="0"/>
                 <w:sz w:val="16"/>
               </w:rPr>
-              <w:t>040058</w:t>
+              <w:t>0 40 058</w:t>
             </w:r>
           </w:p>
         </w:tc>
@@ -9751,7 +9751,7 @@
                 <w:b w:val="0"/>
                 <w:sz w:val="16"/>
               </w:rPr>
-              <w:t>040059</w:t>
+              <w:t>0 40 059</w:t>
             </w:r>
           </w:p>
         </w:tc>
@@ -9915,7 +9915,7 @@
                 <w:b w:val="0"/>
                 <w:sz w:val="16"/>
               </w:rPr>
-              <w:t>040060</w:t>
+              <w:t>0 40 060</w:t>
             </w:r>
           </w:p>
         </w:tc>
@@ -10079,7 +10079,7 @@
                 <w:b w:val="0"/>
                 <w:sz w:val="16"/>
               </w:rPr>
-              <w:t>040061</w:t>
+              <w:t>0 40 061</w:t>
             </w:r>
           </w:p>
         </w:tc>
@@ -10243,7 +10243,7 @@
                 <w:b w:val="0"/>
                 <w:sz w:val="16"/>
               </w:rPr>
-              <w:t>040062</w:t>
+              <w:t>0 40 062</w:t>
             </w:r>
           </w:p>
         </w:tc>
@@ -10407,7 +10407,7 @@
                 <w:b w:val="0"/>
                 <w:sz w:val="16"/>
               </w:rPr>
-              <w:t>040063</w:t>
+              <w:t>0 40 063</w:t>
             </w:r>
           </w:p>
         </w:tc>
@@ -10571,7 +10571,7 @@
                 <w:b w:val="0"/>
                 <w:sz w:val="16"/>
               </w:rPr>
-              <w:t>040064</w:t>
+              <w:t>0 40 064</w:t>
             </w:r>
           </w:p>
         </w:tc>
@@ -10735,7 +10735,7 @@
                 <w:b w:val="0"/>
                 <w:sz w:val="16"/>
               </w:rPr>
-              <w:t>040065</w:t>
+              <w:t>0 40 065</w:t>
             </w:r>
           </w:p>
         </w:tc>
@@ -10899,7 +10899,7 @@
                 <w:b w:val="0"/>
                 <w:sz w:val="16"/>
               </w:rPr>
-              <w:t>040066</w:t>
+              <w:t>0 40 066</w:t>
             </w:r>
           </w:p>
         </w:tc>
@@ -11063,7 +11063,7 @@
                 <w:b w:val="0"/>
                 <w:sz w:val="16"/>
               </w:rPr>
-              <w:t>040067</w:t>
+              <w:t>0 40 067</w:t>
             </w:r>
           </w:p>
         </w:tc>
@@ -11227,7 +11227,7 @@
                 <w:b w:val="0"/>
                 <w:sz w:val="16"/>
               </w:rPr>
-              <w:t>040068</w:t>
+              <w:t>0 40 068</w:t>
             </w:r>
           </w:p>
         </w:tc>
@@ -11391,7 +11391,7 @@
                 <w:b w:val="0"/>
                 <w:sz w:val="16"/>
               </w:rPr>
-              <w:t>040069</w:t>
+              <w:t>0 40 069</w:t>
             </w:r>
           </w:p>
         </w:tc>
@@ -11556,7 +11556,7 @@
                 <w:b w:val="0"/>
                 <w:sz w:val="16"/>
               </w:rPr>
-              <w:t>040070</w:t>
+              <w:t>0 40 070</w:t>
             </w:r>
           </w:p>
         </w:tc>
@@ -11720,7 +11720,7 @@
                 <w:b w:val="0"/>
                 <w:sz w:val="16"/>
               </w:rPr>
-              <w:t>040071</w:t>
+              <w:t>0 40 071</w:t>
             </w:r>
           </w:p>
         </w:tc>
@@ -11884,7 +11884,7 @@
                 <w:b w:val="0"/>
                 <w:sz w:val="16"/>
               </w:rPr>
-              <w:t>040072</w:t>
+              <w:t>0 40 072</w:t>
             </w:r>
           </w:p>
         </w:tc>
@@ -12048,7 +12048,7 @@
                 <w:b w:val="0"/>
                 <w:sz w:val="16"/>
               </w:rPr>
-              <w:t>040073</w:t>
+              <w:t>0 40 073</w:t>
             </w:r>
           </w:p>
         </w:tc>

--- a/docx/fr/BUFRCREX_TableB_fr_40.docx
+++ b/docx/fr/BUFRCREX_TableB_fr_40.docx
@@ -13,6 +13,346 @@
           <w:sz w:val="22"/>
         </w:rPr>
         <w:t>Classe 40 : Données satellitaires</w:t>
+      </w:r>
+    </w:p>
+    <w:p>
+      <w:r>
+        <w:rPr>
+          <w:rFonts w:ascii="Verdana" w:hAnsi="Verdana"/>
+          <w:i/>
+          <w:sz w:val="14"/>
+        </w:rPr>
+        <w:t>Note 23: Une valeur de précipitation de –0,1 kg m –2 avant la mise à l’échelle (–1 après la mise à l’échelle ou en CREX) indique qu’il y a «trace» de précipitations (non mesurable, moins de 0,05 kg m –2 )</w:t>
+      </w:r>
+    </w:p>
+    <w:p>
+      <w:r>
+        <w:rPr>
+          <w:rFonts w:ascii="Verdana" w:hAnsi="Verdana"/>
+          <w:i/>
+          <w:sz w:val="14"/>
+        </w:rPr>
+        <w:t>Note 25: Il est possible d’annuler une signification précédemment définie en transmettant une «valeur manquante» à partir de la table de code ou de la table d’indicateurs appropriée.</w:t>
+      </w:r>
+    </w:p>
+    <w:p>
+      <w:r>
+        <w:rPr>
+          <w:rFonts w:ascii="Verdana" w:hAnsi="Verdana"/>
+          <w:i/>
+          <w:sz w:val="14"/>
+        </w:rPr>
+        <w:t>Note 27: Sauf indication contraire, tous les temps sont des temps universels coordonnés (UTC).</w:t>
+      </w:r>
+    </w:p>
+    <w:p>
+      <w:r>
+        <w:rPr>
+          <w:rFonts w:ascii="Verdana" w:hAnsi="Verdana"/>
+          <w:i/>
+          <w:sz w:val="14"/>
+        </w:rPr>
+        <w:t>Note 32: La direction ou l’azimut ne sont utilisés que par rapport à une position donnée; ils n’ont pas pour objet de définir à nouveau cette position.</w:t>
+      </w:r>
+    </w:p>
+    <w:p>
+      <w:r>
+        <w:rPr>
+          <w:rFonts w:ascii="Verdana" w:hAnsi="Verdana"/>
+          <w:i/>
+          <w:sz w:val="14"/>
+        </w:rPr>
+        <w:t>Note 62: La distance n’est indiquée que par rapport à une position donnée et une direction, un azimut ou une hauteur angulaire; elle n’a pas pour objet de définir à nouveau cette position.</w:t>
+      </w:r>
+    </w:p>
+    <w:p>
+      <w:r>
+        <w:rPr>
+          <w:rFonts w:ascii="Verdana" w:hAnsi="Verdana"/>
+          <w:i/>
+          <w:sz w:val="14"/>
+        </w:rPr>
+        <w:t>Note 63: Le rayonnement descendant est indiqué par des valeurs positives.</w:t>
+      </w:r>
+    </w:p>
+    <w:p>
+      <w:r>
+        <w:rPr>
+          <w:rFonts w:ascii="Verdana" w:hAnsi="Verdana"/>
+          <w:i/>
+          <w:sz w:val="14"/>
+        </w:rPr>
+        <w:t>Note 64: Les composantes w descendantes sont indiquées par des valeurs positives, pour lesquelles l’unité est le Pa s –1 .</w:t>
+      </w:r>
+    </w:p>
+    <w:p>
+      <w:r>
+        <w:rPr>
+          <w:rFonts w:ascii="Verdana" w:hAnsi="Verdana"/>
+          <w:i/>
+          <w:sz w:val="14"/>
+        </w:rPr>
+        <w:t>Note 66: Les incréments dans le sens est-ouest sont indiqués par des valeurs négatives.</w:t>
+      </w:r>
+    </w:p>
+    <w:p>
+      <w:r>
+        <w:rPr>
+          <w:rFonts w:ascii="Verdana" w:hAnsi="Verdana"/>
+          <w:i/>
+          <w:sz w:val="14"/>
+        </w:rPr>
+        <w:t>Note 92: Afin qu’il soit possible de distinguer sans ambiguïté les cas de valeurs manquantes et de pixels saturés, les données d’image de n bits doivent être codées à l’aide d’un champs de données de n+1. Lorsqu’un tel descripteur n’est pas déjà disponible dans la classe 30, on utilise un descripteur d’opération 2 01 YYY pour modifier le champ de données de l’entrée existante, selon les besoins.</w:t>
+      </w:r>
+    </w:p>
+    <w:p>
+      <w:r>
+        <w:rPr>
+          <w:rFonts w:ascii="Verdana" w:hAnsi="Verdana"/>
+          <w:i/>
+          <w:sz w:val="14"/>
+        </w:rPr>
+        <w:t>Note 105: Les périodes ou les décalages dans le temps négatifs sont utilisés pour indiquer les périodes ou les décalages dans le temps précédant le temps généralement défini.</w:t>
+      </w:r>
+    </w:p>
+    <w:p>
+      <w:r>
+        <w:rPr>
+          <w:rFonts w:ascii="Verdana" w:hAnsi="Verdana"/>
+          <w:i/>
+          <w:sz w:val="14"/>
+        </w:rPr>
+        <w:t>Note 110: Les incréments dans le sens nord–sud sont indiqués par des valeurs négatives.</w:t>
+      </w:r>
+    </w:p>
+    <w:p>
+      <w:r>
+        <w:rPr>
+          <w:rFonts w:ascii="Verdana" w:hAnsi="Verdana"/>
+          <w:i/>
+          <w:sz w:val="14"/>
+        </w:rPr>
+        <w:t>Note 115: Le champ de données des pixels peut être modifié au moyen du descripteur 2 01 YYY.</w:t>
+      </w:r>
+    </w:p>
+    <w:p>
+      <w:r>
+        <w:rPr>
+          <w:rFonts w:ascii="Verdana" w:hAnsi="Verdana"/>
+          <w:i/>
+          <w:sz w:val="14"/>
+        </w:rPr>
+        <w:t>Note 121: Pour certains éléments de cette classe, une indication de la précision escomptée peut être implicite.</w:t>
+      </w:r>
+    </w:p>
+    <w:p>
+      <w:r>
+        <w:rPr>
+          <w:rFonts w:ascii="Verdana" w:hAnsi="Verdana"/>
+          <w:i/>
+          <w:sz w:val="14"/>
+        </w:rPr>
+        <w:t>Note 122: On attribue aux latitudes sud des valeurs négatives.</w:t>
+      </w:r>
+    </w:p>
+    <w:p>
+      <w:r>
+        <w:rPr>
+          <w:rFonts w:ascii="Verdana" w:hAnsi="Verdana"/>
+          <w:i/>
+          <w:sz w:val="14"/>
+        </w:rPr>
+        <w:t>Note 123: Les composantes v dans le sens sud–nord sont indiquées par des valeurs positives.</w:t>
+      </w:r>
+    </w:p>
+    <w:p>
+      <w:r>
+        <w:rPr>
+          <w:rFonts w:ascii="Verdana" w:hAnsi="Verdana"/>
+          <w:i/>
+          <w:sz w:val="14"/>
+        </w:rPr>
+        <w:t>Note 126: Les stations situées à moins de 1° du pôle Nord ou du pôle Sud chiffrent leurs observations de la direction du vent de surface avec le limbe d’azimut orienté de sorte que son zéro coïncide avec le méridien de Greenwich.</w:t>
+      </w:r>
+    </w:p>
+    <w:p>
+      <w:r>
+        <w:rPr>
+          <w:rFonts w:ascii="Verdana" w:hAnsi="Verdana"/>
+          <w:i/>
+          <w:sz w:val="14"/>
+        </w:rPr>
+        <w:t>Note 145: Pour indiquer à quoi se rapportent les périodes ou les décalages dans le temps, on peut se servir du code donné pour la caractéristique temporelle dans la table 0 08 021.</w:t>
+      </w:r>
+    </w:p>
+    <w:p>
+      <w:r>
+        <w:rPr>
+          <w:rFonts w:ascii="Verdana" w:hAnsi="Verdana"/>
+          <w:i/>
+          <w:sz w:val="14"/>
+        </w:rPr>
+        <w:t>Note 149: Lorsque la situation dans le temps correspond à des valeurs de prévision, elle indique le temps de l'état initial ou le début de la période de prévision; si elle correspond à des moyennes d'ensemble de valeurs de prévisions, elle indique l'état initial ou le début de la première prévision d'où les moyennes d'ensemble sont dérivées.</w:t>
+      </w:r>
+    </w:p>
+    <w:p>
+      <w:r>
+        <w:rPr>
+          <w:rFonts w:ascii="Verdana" w:hAnsi="Verdana"/>
+          <w:i/>
+          <w:sz w:val="14"/>
+        </w:rPr>
+        <w:t>Note 155: Cette classe peut aussi contenir des éléments concernant les méthodes d’observation.</w:t>
+      </w:r>
+    </w:p>
+    <w:p>
+      <w:r>
+        <w:rPr>
+          <w:rFonts w:ascii="Verdana" w:hAnsi="Verdana"/>
+          <w:i/>
+          <w:sz w:val="14"/>
+        </w:rPr>
+        <w:t>Note 156: La présente classe doit contenir des éléments décrivant les instruments utilisés pour obtenir les éléments météorologiques représentés.</w:t>
+      </w:r>
+    </w:p>
+    <w:p>
+      <w:r>
+        <w:rPr>
+          <w:rFonts w:ascii="Verdana" w:hAnsi="Verdana"/>
+          <w:i/>
+          <w:sz w:val="14"/>
+        </w:rPr>
+        <w:t>Note 158: Pour les périodes ou les décalages dans le temps et pour les incréments temporels, il faut préalablement une définition de l'origine de la position dans le temps, suivie, le cas échéant, d'une définition de l'élément qualificatif temporel.</w:t>
+      </w:r>
+    </w:p>
+    <w:p>
+      <w:r>
+        <w:rPr>
+          <w:rFonts w:ascii="Verdana" w:hAnsi="Verdana"/>
+          <w:i/>
+          <w:sz w:val="14"/>
+        </w:rPr>
+        <w:t>Note 160: Le rayonnement ascendant est indiqué par des valeurs négatives.</w:t>
+      </w:r>
+    </w:p>
+    <w:p>
+      <w:r>
+        <w:rPr>
+          <w:rFonts w:ascii="Verdana" w:hAnsi="Verdana"/>
+          <w:i/>
+          <w:sz w:val="14"/>
+        </w:rPr>
+        <w:t>Note 161: Les composantes w ascendantes sont indiquées par des valeurs positives, pour lesquelles l’unité est le m s –1 .</w:t>
+      </w:r>
+    </w:p>
+    <w:p>
+      <w:r>
+        <w:rPr>
+          <w:rFonts w:ascii="Verdana" w:hAnsi="Verdana"/>
+          <w:i/>
+          <w:sz w:val="14"/>
+        </w:rPr>
+        <w:t>Note 162: Intervalles utiles utilisés ci-dessus: 10 11 Bq à 10 19 Bq pour les rejets; 10 –2 Bq à 10 7 Bq et 10 –2 mSv à 10 7 mSv pour la concentration et les doses.</w:t>
+      </w:r>
+    </w:p>
+    <w:p>
+      <w:r>
+        <w:rPr>
+          <w:rFonts w:ascii="Verdana" w:hAnsi="Verdana"/>
+          <w:i/>
+          <w:sz w:val="14"/>
+        </w:rPr>
+        <w:t>Note 163: Les valeurs de la latitude et de l’incrément de latitude se situent dans les limites de la plage allant de –90 degrés à +90 degrés.</w:t>
+      </w:r>
+    </w:p>
+    <w:p>
+      <w:r>
+        <w:rPr>
+          <w:rFonts w:ascii="Verdana" w:hAnsi="Verdana"/>
+          <w:i/>
+          <w:sz w:val="14"/>
+        </w:rPr>
+        <w:t>Note 164: Les valeurs de longitude se situent dans les limites de la plage allant de –180 degrés à +180 degrés.</w:t>
+      </w:r>
+    </w:p>
+    <w:p>
+      <w:r>
+        <w:rPr>
+          <w:rFonts w:ascii="Verdana" w:hAnsi="Verdana"/>
+          <w:i/>
+          <w:sz w:val="14"/>
+        </w:rPr>
+        <w:t>Note 165: Des données correspondant à des éléments verticaux et à la pression sont utilisées pour définir des valeurs de ces éléments indépendantes de l’élément ou de la variable déterminant la coordonnée verticale.</w:t>
+      </w:r>
+    </w:p>
+    <w:p>
+      <w:r>
+        <w:rPr>
+          <w:rFonts w:ascii="Verdana" w:hAnsi="Verdana"/>
+          <w:i/>
+          <w:sz w:val="14"/>
+        </w:rPr>
+        <w:t>Note 166: On attribue aux longitudes ouest des valeurs négatives.</w:t>
+      </w:r>
+    </w:p>
+    <w:p>
+      <w:r>
+        <w:rPr>
+          <w:rFonts w:ascii="Verdana" w:hAnsi="Verdana"/>
+          <w:i/>
+          <w:sz w:val="14"/>
+        </w:rPr>
+        <w:t>Note 167: Les composantes u dans le sens ouest–est sont indiquées par des valeurs positives.</w:t>
+      </w:r>
+    </w:p>
+    <w:p>
+      <w:r>
+        <w:rPr>
+          <w:rFonts w:ascii="Verdana" w:hAnsi="Verdana"/>
+          <w:i/>
+          <w:sz w:val="14"/>
+        </w:rPr>
+        <w:t>Note 176: Lorsqu'il faut plus d'une période ou d'un décalage dans le temps pour définir des indications temporelles complexes, les définitions se succèdent immédiatement, dans l'ordre suivant: période d'ensemble (le cas échéant); période de prévision (le cas échéant); période correspondant à une moyenne ou une accumulation (le cas échéant).</w:t>
+      </w:r>
+    </w:p>
+    <w:p>
+      <w:r>
+        <w:rPr>
+          <w:rFonts w:ascii="Verdana" w:hAnsi="Verdana"/>
+          <w:i/>
+          <w:sz w:val="14"/>
+        </w:rPr>
+        <w:t>Note 178: Lorsque la colonne Nom de l’élément porte la mention «sur une période déterminée», on précise, à l’aide de descripteurs de la classe 04, la période considérée.</w:t>
+      </w:r>
+    </w:p>
+    <w:p>
+      <w:r>
+        <w:rPr>
+          <w:rFonts w:ascii="Verdana" w:hAnsi="Verdana"/>
+          <w:i/>
+          <w:sz w:val="14"/>
+        </w:rPr>
+        <w:t>Note 179: Lorsqu’on établit une somme ou une moyenne (par exemple sur une certaine période), on peut représenter le nombre total de valeurs prises en considération pour obtenir cette somme ou cette moyenne en utilisant le descripteur 0 08 022.</w:t>
+      </w:r>
+    </w:p>
+    <w:p>
+      <w:r>
+        <w:rPr>
+          <w:rFonts w:ascii="Verdana" w:hAnsi="Verdana"/>
+          <w:i/>
+          <w:sz w:val="14"/>
+        </w:rPr>
+        <w:t>Note 180: Normes pour la transmission des vents: Vitesse Direction Pas d’observation Manquante Manquante Calme 0 0 Observation normale &gt; 0 1° – 360° Vitesse seulement &gt; 0 Manquante Direction seulement Manquante 1° – 360° «Léger et variable» &gt; 0 0</w:t>
+      </w:r>
+    </w:p>
+    <w:p>
+      <w:r>
+        <w:rPr>
+          <w:rFonts w:ascii="Verdana" w:hAnsi="Verdana"/>
+          <w:i/>
+          <w:sz w:val="14"/>
+        </w:rPr>
+        <w:t>Note 181: Normes pour la transmission des vagues de la mer du vent et des vagues: Observation Vitesse Direction Pas d’observation Manquante Manquante Calme 0 0 Observation normale &gt; 0 1° – 360° Vitesse seulement &gt; 0 Manquante Direction seulement Manquante 1° – 360° «Léger et variable» &gt; 0 0</w:t>
       </w:r>
     </w:p>
     <w:tbl>
@@ -58,6 +398,9 @@
             <w:shd w:val="clear" w:color="auto" w:fill="D9D9D9"/>
           </w:tcPr>
           <w:p>
+            <w:pPr>
+              <w:spacing w:before="20" w:after="20"/>
+            </w:pPr>
             <w:r/>
             <w:r>
               <w:rPr>
@@ -75,6 +418,9 @@
             <w:shd w:val="clear" w:color="auto" w:fill="D9D9D9"/>
           </w:tcPr>
           <w:p>
+            <w:pPr>
+              <w:spacing w:before="20" w:after="20"/>
+            </w:pPr>
             <w:r/>
             <w:r>
               <w:rPr>
@@ -92,6 +438,9 @@
             <w:shd w:val="clear" w:color="auto" w:fill="D9D9D9"/>
           </w:tcPr>
           <w:p>
+            <w:pPr>
+              <w:spacing w:before="20" w:after="20"/>
+            </w:pPr>
             <w:r/>
             <w:r>
               <w:rPr>
@@ -109,6 +458,9 @@
             <w:shd w:val="clear" w:color="auto" w:fill="D9D9D9"/>
           </w:tcPr>
           <w:p>
+            <w:pPr>
+              <w:spacing w:before="20" w:after="20"/>
+            </w:pPr>
             <w:r/>
             <w:r>
               <w:rPr>
@@ -126,6 +478,9 @@
             <w:shd w:val="clear" w:color="auto" w:fill="D9D9D9"/>
           </w:tcPr>
           <w:p>
+            <w:pPr>
+              <w:spacing w:before="20" w:after="20"/>
+            </w:pPr>
             <w:r/>
             <w:r>
               <w:rPr>
@@ -143,6 +498,9 @@
             <w:shd w:val="clear" w:color="auto" w:fill="D9D9D9"/>
           </w:tcPr>
           <w:p>
+            <w:pPr>
+              <w:spacing w:before="20" w:after="20"/>
+            </w:pPr>
             <w:r/>
             <w:r>
               <w:rPr>
@@ -160,6 +518,9 @@
             <w:shd w:val="clear" w:color="auto" w:fill="D9D9D9"/>
           </w:tcPr>
           <w:p>
+            <w:pPr>
+              <w:spacing w:before="20" w:after="20"/>
+            </w:pPr>
             <w:r/>
             <w:r>
               <w:rPr>
@@ -177,6 +538,9 @@
             <w:shd w:val="clear" w:color="auto" w:fill="D9D9D9"/>
           </w:tcPr>
           <w:p>
+            <w:pPr>
+              <w:spacing w:before="20" w:after="20"/>
+            </w:pPr>
             <w:r/>
             <w:r>
               <w:rPr>
@@ -194,6 +558,9 @@
             <w:shd w:val="clear" w:color="auto" w:fill="D9D9D9"/>
           </w:tcPr>
           <w:p>
+            <w:pPr>
+              <w:spacing w:before="20" w:after="20"/>
+            </w:pPr>
             <w:r/>
             <w:r>
               <w:rPr>
@@ -211,6 +578,9 @@
             <w:shd w:val="clear" w:color="auto" w:fill="D9D9D9"/>
           </w:tcPr>
           <w:p>
+            <w:pPr>
+              <w:spacing w:before="20" w:after="20"/>
+            </w:pPr>
             <w:r/>
             <w:r>
               <w:rPr>
@@ -232,6 +602,9 @@
             <w:tcW w:type="dxa" w:w="1514"/>
           </w:tcPr>
           <w:p>
+            <w:pPr>
+              <w:spacing w:before="20" w:after="20"/>
+            </w:pPr>
             <w:r/>
             <w:r>
               <w:rPr>
@@ -248,6 +621,9 @@
             <w:tcW w:type="dxa" w:w="1514"/>
           </w:tcPr>
           <w:p>
+            <w:pPr>
+              <w:spacing w:before="20" w:after="20"/>
+            </w:pPr>
             <w:r/>
             <w:r>
               <w:rPr>
@@ -264,11 +640,13 @@
             <w:tcW w:type="dxa" w:w="1514"/>
           </w:tcPr>
           <w:p>
-            <w:r/>
-            <w:r>
-              <w:rPr>
-                <w:rFonts w:ascii="Verdana" w:hAnsi="Verdana"/>
-                <w:b w:val="0"/>
+            <w:pPr>
+              <w:spacing w:before="20" w:after="20"/>
+            </w:pPr>
+            <w:r/>
+            <w:r>
+              <w:rPr>
+                <w:rFonts w:ascii="Verdana" w:hAnsi="Verdana"/>
                 <w:sz w:val="16"/>
               </w:rPr>
               <w:t>%</w:t>
@@ -280,6 +658,9 @@
             <w:tcW w:type="dxa" w:w="1514"/>
           </w:tcPr>
           <w:p>
+            <w:pPr>
+              <w:spacing w:before="20" w:after="20"/>
+            </w:pPr>
             <w:r/>
             <w:r>
               <w:rPr>
@@ -296,6 +677,9 @@
             <w:tcW w:type="dxa" w:w="1514"/>
           </w:tcPr>
           <w:p>
+            <w:pPr>
+              <w:spacing w:before="20" w:after="20"/>
+            </w:pPr>
             <w:r/>
             <w:r>
               <w:rPr>
@@ -312,6 +696,9 @@
             <w:tcW w:type="dxa" w:w="1514"/>
           </w:tcPr>
           <w:p>
+            <w:pPr>
+              <w:spacing w:before="20" w:after="20"/>
+            </w:pPr>
             <w:r/>
             <w:r>
               <w:rPr>
@@ -328,11 +715,13 @@
             <w:tcW w:type="dxa" w:w="1514"/>
           </w:tcPr>
           <w:p>
-            <w:r/>
-            <w:r>
-              <w:rPr>
-                <w:rFonts w:ascii="Verdana" w:hAnsi="Verdana"/>
-                <w:b w:val="0"/>
+            <w:pPr>
+              <w:spacing w:before="20" w:after="20"/>
+            </w:pPr>
+            <w:r/>
+            <w:r>
+              <w:rPr>
+                <w:rFonts w:ascii="Verdana" w:hAnsi="Verdana"/>
                 <w:sz w:val="16"/>
               </w:rPr>
               <w:t>%</w:t>
@@ -344,6 +733,9 @@
             <w:tcW w:type="dxa" w:w="1514"/>
           </w:tcPr>
           <w:p>
+            <w:pPr>
+              <w:spacing w:before="20" w:after="20"/>
+            </w:pPr>
             <w:r/>
             <w:r>
               <w:rPr>
@@ -360,6 +752,9 @@
             <w:tcW w:type="dxa" w:w="1514"/>
           </w:tcPr>
           <w:p>
+            <w:pPr>
+              <w:spacing w:before="20" w:after="20"/>
+            </w:pPr>
             <w:r/>
             <w:r>
               <w:rPr>
@@ -376,6 +771,9 @@
             <w:tcW w:type="dxa" w:w="1514"/>
           </w:tcPr>
           <w:p>
+            <w:pPr>
+              <w:spacing w:before="20" w:after="20"/>
+            </w:pPr>
             <w:r/>
             <w:r>
               <w:rPr>
@@ -396,6 +794,9 @@
             <w:tcW w:type="dxa" w:w="1514"/>
           </w:tcPr>
           <w:p>
+            <w:pPr>
+              <w:spacing w:before="20" w:after="20"/>
+            </w:pPr>
             <w:r/>
             <w:r>
               <w:rPr>
@@ -412,6 +813,9 @@
             <w:tcW w:type="dxa" w:w="1514"/>
           </w:tcPr>
           <w:p>
+            <w:pPr>
+              <w:spacing w:before="20" w:after="20"/>
+            </w:pPr>
             <w:r/>
             <w:r>
               <w:rPr>
@@ -428,11 +832,13 @@
             <w:tcW w:type="dxa" w:w="1514"/>
           </w:tcPr>
           <w:p>
-            <w:r/>
-            <w:r>
-              <w:rPr>
-                <w:rFonts w:ascii="Verdana" w:hAnsi="Verdana"/>
-                <w:b w:val="0"/>
+            <w:pPr>
+              <w:spacing w:before="20" w:after="20"/>
+            </w:pPr>
+            <w:r/>
+            <w:r>
+              <w:rPr>
+                <w:rFonts w:ascii="Verdana" w:hAnsi="Verdana"/>
                 <w:sz w:val="16"/>
               </w:rPr>
               <w:t>%</w:t>
@@ -444,6 +850,9 @@
             <w:tcW w:type="dxa" w:w="1514"/>
           </w:tcPr>
           <w:p>
+            <w:pPr>
+              <w:spacing w:before="20" w:after="20"/>
+            </w:pPr>
             <w:r/>
             <w:r>
               <w:rPr>
@@ -460,6 +869,9 @@
             <w:tcW w:type="dxa" w:w="1514"/>
           </w:tcPr>
           <w:p>
+            <w:pPr>
+              <w:spacing w:before="20" w:after="20"/>
+            </w:pPr>
             <w:r/>
             <w:r>
               <w:rPr>
@@ -476,6 +888,9 @@
             <w:tcW w:type="dxa" w:w="1514"/>
           </w:tcPr>
           <w:p>
+            <w:pPr>
+              <w:spacing w:before="20" w:after="20"/>
+            </w:pPr>
             <w:r/>
             <w:r>
               <w:rPr>
@@ -492,11 +907,13 @@
             <w:tcW w:type="dxa" w:w="1514"/>
           </w:tcPr>
           <w:p>
-            <w:r/>
-            <w:r>
-              <w:rPr>
-                <w:rFonts w:ascii="Verdana" w:hAnsi="Verdana"/>
-                <w:b w:val="0"/>
+            <w:pPr>
+              <w:spacing w:before="20" w:after="20"/>
+            </w:pPr>
+            <w:r/>
+            <w:r>
+              <w:rPr>
+                <w:rFonts w:ascii="Verdana" w:hAnsi="Verdana"/>
                 <w:sz w:val="16"/>
               </w:rPr>
               <w:t>%</w:t>
@@ -508,6 +925,9 @@
             <w:tcW w:type="dxa" w:w="1514"/>
           </w:tcPr>
           <w:p>
+            <w:pPr>
+              <w:spacing w:before="20" w:after="20"/>
+            </w:pPr>
             <w:r/>
             <w:r>
               <w:rPr>
@@ -524,6 +944,9 @@
             <w:tcW w:type="dxa" w:w="1514"/>
           </w:tcPr>
           <w:p>
+            <w:pPr>
+              <w:spacing w:before="20" w:after="20"/>
+            </w:pPr>
             <w:r/>
             <w:r>
               <w:rPr>
@@ -540,6 +963,9 @@
             <w:tcW w:type="dxa" w:w="1514"/>
           </w:tcPr>
           <w:p>
+            <w:pPr>
+              <w:spacing w:before="20" w:after="20"/>
+            </w:pPr>
             <w:r/>
             <w:r>
               <w:rPr>
@@ -560,6 +986,9 @@
             <w:tcW w:type="dxa" w:w="1514"/>
           </w:tcPr>
           <w:p>
+            <w:pPr>
+              <w:spacing w:before="20" w:after="20"/>
+            </w:pPr>
             <w:r/>
             <w:r>
               <w:rPr>
@@ -576,6 +1005,9 @@
             <w:tcW w:type="dxa" w:w="1514"/>
           </w:tcPr>
           <w:p>
+            <w:pPr>
+              <w:spacing w:before="20" w:after="20"/>
+            </w:pPr>
             <w:r/>
             <w:r>
               <w:rPr>
@@ -592,11 +1024,13 @@
             <w:tcW w:type="dxa" w:w="1514"/>
           </w:tcPr>
           <w:p>
-            <w:r/>
-            <w:r>
-              <w:rPr>
-                <w:rFonts w:ascii="Verdana" w:hAnsi="Verdana"/>
-                <w:b w:val="0"/>
+            <w:pPr>
+              <w:spacing w:before="20" w:after="20"/>
+            </w:pPr>
+            <w:r/>
+            <w:r>
+              <w:rPr>
+                <w:rFonts w:ascii="Verdana" w:hAnsi="Verdana"/>
                 <w:sz w:val="16"/>
               </w:rPr>
               <w:t>Numérique</w:t>
@@ -608,6 +1042,9 @@
             <w:tcW w:type="dxa" w:w="1514"/>
           </w:tcPr>
           <w:p>
+            <w:pPr>
+              <w:spacing w:before="20" w:after="20"/>
+            </w:pPr>
             <w:r/>
             <w:r>
               <w:rPr>
@@ -624,6 +1061,9 @@
             <w:tcW w:type="dxa" w:w="1514"/>
           </w:tcPr>
           <w:p>
+            <w:pPr>
+              <w:spacing w:before="20" w:after="20"/>
+            </w:pPr>
             <w:r/>
             <w:r>
               <w:rPr>
@@ -640,6 +1080,9 @@
             <w:tcW w:type="dxa" w:w="1514"/>
           </w:tcPr>
           <w:p>
+            <w:pPr>
+              <w:spacing w:before="20" w:after="20"/>
+            </w:pPr>
             <w:r/>
             <w:r>
               <w:rPr>
@@ -656,11 +1099,13 @@
             <w:tcW w:type="dxa" w:w="1514"/>
           </w:tcPr>
           <w:p>
-            <w:r/>
-            <w:r>
-              <w:rPr>
-                <w:rFonts w:ascii="Verdana" w:hAnsi="Verdana"/>
-                <w:b w:val="0"/>
+            <w:pPr>
+              <w:spacing w:before="20" w:after="20"/>
+            </w:pPr>
+            <w:r/>
+            <w:r>
+              <w:rPr>
+                <w:rFonts w:ascii="Verdana" w:hAnsi="Verdana"/>
                 <w:sz w:val="16"/>
               </w:rPr>
               <w:t>Numérique</w:t>
@@ -672,6 +1117,9 @@
             <w:tcW w:type="dxa" w:w="1514"/>
           </w:tcPr>
           <w:p>
+            <w:pPr>
+              <w:spacing w:before="20" w:after="20"/>
+            </w:pPr>
             <w:r/>
             <w:r>
               <w:rPr>
@@ -688,6 +1136,9 @@
             <w:tcW w:type="dxa" w:w="1514"/>
           </w:tcPr>
           <w:p>
+            <w:pPr>
+              <w:spacing w:before="20" w:after="20"/>
+            </w:pPr>
             <w:r/>
             <w:r>
               <w:rPr>
@@ -704,6 +1155,9 @@
             <w:tcW w:type="dxa" w:w="1514"/>
           </w:tcPr>
           <w:p>
+            <w:pPr>
+              <w:spacing w:before="20" w:after="20"/>
+            </w:pPr>
             <w:r/>
             <w:r>
               <w:rPr>
@@ -724,6 +1178,9 @@
             <w:tcW w:type="dxa" w:w="1514"/>
           </w:tcPr>
           <w:p>
+            <w:pPr>
+              <w:spacing w:before="20" w:after="20"/>
+            </w:pPr>
             <w:r/>
             <w:r>
               <w:rPr>
@@ -740,6 +1197,9 @@
             <w:tcW w:type="dxa" w:w="1514"/>
           </w:tcPr>
           <w:p>
+            <w:pPr>
+              <w:spacing w:before="20" w:after="20"/>
+            </w:pPr>
             <w:r/>
             <w:r>
               <w:rPr>
@@ -756,11 +1216,13 @@
             <w:tcW w:type="dxa" w:w="1514"/>
           </w:tcPr>
           <w:p>
-            <w:r/>
-            <w:r>
-              <w:rPr>
-                <w:rFonts w:ascii="Verdana" w:hAnsi="Verdana"/>
-                <w:b w:val="0"/>
+            <w:pPr>
+              <w:spacing w:before="20" w:after="20"/>
+            </w:pPr>
+            <w:r/>
+            <w:r>
+              <w:rPr>
+                <w:rFonts w:ascii="Verdana" w:hAnsi="Verdana"/>
                 <w:sz w:val="16"/>
               </w:rPr>
               <w:t>Numérique</w:t>
@@ -772,6 +1234,9 @@
             <w:tcW w:type="dxa" w:w="1514"/>
           </w:tcPr>
           <w:p>
+            <w:pPr>
+              <w:spacing w:before="20" w:after="20"/>
+            </w:pPr>
             <w:r/>
             <w:r>
               <w:rPr>
@@ -788,6 +1253,9 @@
             <w:tcW w:type="dxa" w:w="1514"/>
           </w:tcPr>
           <w:p>
+            <w:pPr>
+              <w:spacing w:before="20" w:after="20"/>
+            </w:pPr>
             <w:r/>
             <w:r>
               <w:rPr>
@@ -804,6 +1272,9 @@
             <w:tcW w:type="dxa" w:w="1514"/>
           </w:tcPr>
           <w:p>
+            <w:pPr>
+              <w:spacing w:before="20" w:after="20"/>
+            </w:pPr>
             <w:r/>
             <w:r>
               <w:rPr>
@@ -820,11 +1291,13 @@
             <w:tcW w:type="dxa" w:w="1514"/>
           </w:tcPr>
           <w:p>
-            <w:r/>
-            <w:r>
-              <w:rPr>
-                <w:rFonts w:ascii="Verdana" w:hAnsi="Verdana"/>
-                <w:b w:val="0"/>
+            <w:pPr>
+              <w:spacing w:before="20" w:after="20"/>
+            </w:pPr>
+            <w:r/>
+            <w:r>
+              <w:rPr>
+                <w:rFonts w:ascii="Verdana" w:hAnsi="Verdana"/>
                 <w:sz w:val="16"/>
               </w:rPr>
               <w:t>Numérique</w:t>
@@ -836,6 +1309,9 @@
             <w:tcW w:type="dxa" w:w="1514"/>
           </w:tcPr>
           <w:p>
+            <w:pPr>
+              <w:spacing w:before="20" w:after="20"/>
+            </w:pPr>
             <w:r/>
             <w:r>
               <w:rPr>
@@ -852,6 +1328,9 @@
             <w:tcW w:type="dxa" w:w="1514"/>
           </w:tcPr>
           <w:p>
+            <w:pPr>
+              <w:spacing w:before="20" w:after="20"/>
+            </w:pPr>
             <w:r/>
             <w:r>
               <w:rPr>
@@ -868,6 +1347,9 @@
             <w:tcW w:type="dxa" w:w="1514"/>
           </w:tcPr>
           <w:p>
+            <w:pPr>
+              <w:spacing w:before="20" w:after="20"/>
+            </w:pPr>
             <w:r/>
             <w:r>
               <w:rPr>
@@ -888,6 +1370,9 @@
             <w:tcW w:type="dxa" w:w="1514"/>
           </w:tcPr>
           <w:p>
+            <w:pPr>
+              <w:spacing w:before="20" w:after="20"/>
+            </w:pPr>
             <w:r/>
             <w:r>
               <w:rPr>
@@ -904,6 +1389,9 @@
             <w:tcW w:type="dxa" w:w="1514"/>
           </w:tcPr>
           <w:p>
+            <w:pPr>
+              <w:spacing w:before="20" w:after="20"/>
+            </w:pPr>
             <w:r/>
             <w:r>
               <w:rPr>
@@ -920,11 +1408,13 @@
             <w:tcW w:type="dxa" w:w="1514"/>
           </w:tcPr>
           <w:p>
-            <w:r/>
-            <w:r>
-              <w:rPr>
-                <w:rFonts w:ascii="Verdana" w:hAnsi="Verdana"/>
-                <w:b w:val="0"/>
+            <w:pPr>
+              <w:spacing w:before="20" w:after="20"/>
+            </w:pPr>
+            <w:r/>
+            <w:r>
+              <w:rPr>
+                <w:rFonts w:ascii="Verdana" w:hAnsi="Verdana"/>
                 <w:sz w:val="16"/>
               </w:rPr>
               <w:t>Table d'indicateurs</w:t>
@@ -936,6 +1426,9 @@
             <w:tcW w:type="dxa" w:w="1514"/>
           </w:tcPr>
           <w:p>
+            <w:pPr>
+              <w:spacing w:before="20" w:after="20"/>
+            </w:pPr>
             <w:r/>
             <w:r>
               <w:rPr>
@@ -952,6 +1445,9 @@
             <w:tcW w:type="dxa" w:w="1514"/>
           </w:tcPr>
           <w:p>
+            <w:pPr>
+              <w:spacing w:before="20" w:after="20"/>
+            </w:pPr>
             <w:r/>
             <w:r>
               <w:rPr>
@@ -968,6 +1464,9 @@
             <w:tcW w:type="dxa" w:w="1514"/>
           </w:tcPr>
           <w:p>
+            <w:pPr>
+              <w:spacing w:before="20" w:after="20"/>
+            </w:pPr>
             <w:r/>
             <w:r>
               <w:rPr>
@@ -984,11 +1483,13 @@
             <w:tcW w:type="dxa" w:w="1514"/>
           </w:tcPr>
           <w:p>
-            <w:r/>
-            <w:r>
-              <w:rPr>
-                <w:rFonts w:ascii="Verdana" w:hAnsi="Verdana"/>
-                <w:b w:val="0"/>
+            <w:pPr>
+              <w:spacing w:before="20" w:after="20"/>
+            </w:pPr>
+            <w:r/>
+            <w:r>
+              <w:rPr>
+                <w:rFonts w:ascii="Verdana" w:hAnsi="Verdana"/>
                 <w:sz w:val="16"/>
               </w:rPr>
               <w:t>Table d'indicateurs</w:t>
@@ -1000,6 +1501,9 @@
             <w:tcW w:type="dxa" w:w="1514"/>
           </w:tcPr>
           <w:p>
+            <w:pPr>
+              <w:spacing w:before="20" w:after="20"/>
+            </w:pPr>
             <w:r/>
             <w:r>
               <w:rPr>
@@ -1016,6 +1520,9 @@
             <w:tcW w:type="dxa" w:w="1514"/>
           </w:tcPr>
           <w:p>
+            <w:pPr>
+              <w:spacing w:before="20" w:after="20"/>
+            </w:pPr>
             <w:r/>
             <w:r>
               <w:rPr>
@@ -1032,6 +1539,9 @@
             <w:tcW w:type="dxa" w:w="1514"/>
           </w:tcPr>
           <w:p>
+            <w:pPr>
+              <w:spacing w:before="20" w:after="20"/>
+            </w:pPr>
             <w:r/>
             <w:r>
               <w:rPr>
@@ -1052,6 +1562,9 @@
             <w:tcW w:type="dxa" w:w="1514"/>
           </w:tcPr>
           <w:p>
+            <w:pPr>
+              <w:spacing w:before="20" w:after="20"/>
+            </w:pPr>
             <w:r/>
             <w:r>
               <w:rPr>
@@ -1068,6 +1581,9 @@
             <w:tcW w:type="dxa" w:w="1514"/>
           </w:tcPr>
           <w:p>
+            <w:pPr>
+              <w:spacing w:before="20" w:after="20"/>
+            </w:pPr>
             <w:r/>
             <w:r>
               <w:rPr>
@@ -1084,11 +1600,13 @@
             <w:tcW w:type="dxa" w:w="1514"/>
           </w:tcPr>
           <w:p>
-            <w:r/>
-            <w:r>
-              <w:rPr>
-                <w:rFonts w:ascii="Verdana" w:hAnsi="Verdana"/>
-                <w:b w:val="0"/>
+            <w:pPr>
+              <w:spacing w:before="20" w:after="20"/>
+            </w:pPr>
+            <w:r/>
+            <w:r>
+              <w:rPr>
+                <w:rFonts w:ascii="Verdana" w:hAnsi="Verdana"/>
                 <w:sz w:val="16"/>
               </w:rPr>
               <w:t>Table d'indicateurs</w:t>
@@ -1100,6 +1618,9 @@
             <w:tcW w:type="dxa" w:w="1514"/>
           </w:tcPr>
           <w:p>
+            <w:pPr>
+              <w:spacing w:before="20" w:after="20"/>
+            </w:pPr>
             <w:r/>
             <w:r>
               <w:rPr>
@@ -1116,6 +1637,9 @@
             <w:tcW w:type="dxa" w:w="1514"/>
           </w:tcPr>
           <w:p>
+            <w:pPr>
+              <w:spacing w:before="20" w:after="20"/>
+            </w:pPr>
             <w:r/>
             <w:r>
               <w:rPr>
@@ -1132,6 +1656,9 @@
             <w:tcW w:type="dxa" w:w="1514"/>
           </w:tcPr>
           <w:p>
+            <w:pPr>
+              <w:spacing w:before="20" w:after="20"/>
+            </w:pPr>
             <w:r/>
             <w:r>
               <w:rPr>
@@ -1148,11 +1675,13 @@
             <w:tcW w:type="dxa" w:w="1514"/>
           </w:tcPr>
           <w:p>
-            <w:r/>
-            <w:r>
-              <w:rPr>
-                <w:rFonts w:ascii="Verdana" w:hAnsi="Verdana"/>
-                <w:b w:val="0"/>
+            <w:pPr>
+              <w:spacing w:before="20" w:after="20"/>
+            </w:pPr>
+            <w:r/>
+            <w:r>
+              <w:rPr>
+                <w:rFonts w:ascii="Verdana" w:hAnsi="Verdana"/>
                 <w:sz w:val="16"/>
               </w:rPr>
               <w:t>Table d'indicateurs</w:t>
@@ -1164,6 +1693,9 @@
             <w:tcW w:type="dxa" w:w="1514"/>
           </w:tcPr>
           <w:p>
+            <w:pPr>
+              <w:spacing w:before="20" w:after="20"/>
+            </w:pPr>
             <w:r/>
             <w:r>
               <w:rPr>
@@ -1180,6 +1712,9 @@
             <w:tcW w:type="dxa" w:w="1514"/>
           </w:tcPr>
           <w:p>
+            <w:pPr>
+              <w:spacing w:before="20" w:after="20"/>
+            </w:pPr>
             <w:r/>
             <w:r>
               <w:rPr>
@@ -1196,6 +1731,9 @@
             <w:tcW w:type="dxa" w:w="1514"/>
           </w:tcPr>
           <w:p>
+            <w:pPr>
+              <w:spacing w:before="20" w:after="20"/>
+            </w:pPr>
             <w:r/>
             <w:r>
               <w:rPr>
@@ -1216,6 +1754,9 @@
             <w:tcW w:type="dxa" w:w="1514"/>
           </w:tcPr>
           <w:p>
+            <w:pPr>
+              <w:spacing w:before="20" w:after="20"/>
+            </w:pPr>
             <w:r/>
             <w:r>
               <w:rPr>
@@ -1232,6 +1773,9 @@
             <w:tcW w:type="dxa" w:w="1514"/>
           </w:tcPr>
           <w:p>
+            <w:pPr>
+              <w:spacing w:before="20" w:after="20"/>
+            </w:pPr>
             <w:r/>
             <w:r>
               <w:rPr>
@@ -1248,11 +1792,13 @@
             <w:tcW w:type="dxa" w:w="1514"/>
           </w:tcPr>
           <w:p>
-            <w:r/>
-            <w:r>
-              <w:rPr>
-                <w:rFonts w:ascii="Verdana" w:hAnsi="Verdana"/>
-                <w:b w:val="0"/>
+            <w:pPr>
+              <w:spacing w:before="20" w:after="20"/>
+            </w:pPr>
+            <w:r/>
+            <w:r>
+              <w:rPr>
+                <w:rFonts w:ascii="Verdana" w:hAnsi="Verdana"/>
                 <w:sz w:val="16"/>
               </w:rPr>
               <w:t>%</w:t>
@@ -1264,6 +1810,9 @@
             <w:tcW w:type="dxa" w:w="1514"/>
           </w:tcPr>
           <w:p>
+            <w:pPr>
+              <w:spacing w:before="20" w:after="20"/>
+            </w:pPr>
             <w:r/>
             <w:r>
               <w:rPr>
@@ -1280,6 +1829,9 @@
             <w:tcW w:type="dxa" w:w="1514"/>
           </w:tcPr>
           <w:p>
+            <w:pPr>
+              <w:spacing w:before="20" w:after="20"/>
+            </w:pPr>
             <w:r/>
             <w:r>
               <w:rPr>
@@ -1296,6 +1848,9 @@
             <w:tcW w:type="dxa" w:w="1514"/>
           </w:tcPr>
           <w:p>
+            <w:pPr>
+              <w:spacing w:before="20" w:after="20"/>
+            </w:pPr>
             <w:r/>
             <w:r>
               <w:rPr>
@@ -1312,11 +1867,13 @@
             <w:tcW w:type="dxa" w:w="1514"/>
           </w:tcPr>
           <w:p>
-            <w:r/>
-            <w:r>
-              <w:rPr>
-                <w:rFonts w:ascii="Verdana" w:hAnsi="Verdana"/>
-                <w:b w:val="0"/>
+            <w:pPr>
+              <w:spacing w:before="20" w:after="20"/>
+            </w:pPr>
+            <w:r/>
+            <w:r>
+              <w:rPr>
+                <w:rFonts w:ascii="Verdana" w:hAnsi="Verdana"/>
                 <w:sz w:val="16"/>
               </w:rPr>
               <w:t>%</w:t>
@@ -1328,6 +1885,9 @@
             <w:tcW w:type="dxa" w:w="1514"/>
           </w:tcPr>
           <w:p>
+            <w:pPr>
+              <w:spacing w:before="20" w:after="20"/>
+            </w:pPr>
             <w:r/>
             <w:r>
               <w:rPr>
@@ -1344,6 +1904,9 @@
             <w:tcW w:type="dxa" w:w="1514"/>
           </w:tcPr>
           <w:p>
+            <w:pPr>
+              <w:spacing w:before="20" w:after="20"/>
+            </w:pPr>
             <w:r/>
             <w:r>
               <w:rPr>
@@ -1360,6 +1923,9 @@
             <w:tcW w:type="dxa" w:w="1514"/>
           </w:tcPr>
           <w:p>
+            <w:pPr>
+              <w:spacing w:before="20" w:after="20"/>
+            </w:pPr>
             <w:r/>
             <w:r>
               <w:rPr>
@@ -1380,6 +1946,9 @@
             <w:tcW w:type="dxa" w:w="1514"/>
           </w:tcPr>
           <w:p>
+            <w:pPr>
+              <w:spacing w:before="20" w:after="20"/>
+            </w:pPr>
             <w:r/>
             <w:r>
               <w:rPr>
@@ -1396,6 +1965,9 @@
             <w:tcW w:type="dxa" w:w="1514"/>
           </w:tcPr>
           <w:p>
+            <w:pPr>
+              <w:spacing w:before="20" w:after="20"/>
+            </w:pPr>
             <w:r/>
             <w:r>
               <w:rPr>
@@ -1412,11 +1984,13 @@
             <w:tcW w:type="dxa" w:w="1514"/>
           </w:tcPr>
           <w:p>
-            <w:r/>
-            <w:r>
-              <w:rPr>
-                <w:rFonts w:ascii="Verdana" w:hAnsi="Verdana"/>
-                <w:b w:val="0"/>
+            <w:pPr>
+              <w:spacing w:before="20" w:after="20"/>
+            </w:pPr>
+            <w:r/>
+            <w:r>
+              <w:rPr>
+                <w:rFonts w:ascii="Verdana" w:hAnsi="Verdana"/>
                 <w:sz w:val="16"/>
               </w:rPr>
               <w:t>%</w:t>
@@ -1428,6 +2002,9 @@
             <w:tcW w:type="dxa" w:w="1514"/>
           </w:tcPr>
           <w:p>
+            <w:pPr>
+              <w:spacing w:before="20" w:after="20"/>
+            </w:pPr>
             <w:r/>
             <w:r>
               <w:rPr>
@@ -1444,6 +2021,9 @@
             <w:tcW w:type="dxa" w:w="1514"/>
           </w:tcPr>
           <w:p>
+            <w:pPr>
+              <w:spacing w:before="20" w:after="20"/>
+            </w:pPr>
             <w:r/>
             <w:r>
               <w:rPr>
@@ -1460,6 +2040,9 @@
             <w:tcW w:type="dxa" w:w="1514"/>
           </w:tcPr>
           <w:p>
+            <w:pPr>
+              <w:spacing w:before="20" w:after="20"/>
+            </w:pPr>
             <w:r/>
             <w:r>
               <w:rPr>
@@ -1476,11 +2059,13 @@
             <w:tcW w:type="dxa" w:w="1514"/>
           </w:tcPr>
           <w:p>
-            <w:r/>
-            <w:r>
-              <w:rPr>
-                <w:rFonts w:ascii="Verdana" w:hAnsi="Verdana"/>
-                <w:b w:val="0"/>
+            <w:pPr>
+              <w:spacing w:before="20" w:after="20"/>
+            </w:pPr>
+            <w:r/>
+            <w:r>
+              <w:rPr>
+                <w:rFonts w:ascii="Verdana" w:hAnsi="Verdana"/>
                 <w:sz w:val="16"/>
               </w:rPr>
               <w:t>%</w:t>
@@ -1492,6 +2077,9 @@
             <w:tcW w:type="dxa" w:w="1514"/>
           </w:tcPr>
           <w:p>
+            <w:pPr>
+              <w:spacing w:before="20" w:after="20"/>
+            </w:pPr>
             <w:r/>
             <w:r>
               <w:rPr>
@@ -1508,6 +2096,9 @@
             <w:tcW w:type="dxa" w:w="1514"/>
           </w:tcPr>
           <w:p>
+            <w:pPr>
+              <w:spacing w:before="20" w:after="20"/>
+            </w:pPr>
             <w:r/>
             <w:r>
               <w:rPr>
@@ -1524,6 +2115,9 @@
             <w:tcW w:type="dxa" w:w="1514"/>
           </w:tcPr>
           <w:p>
+            <w:pPr>
+              <w:spacing w:before="20" w:after="20"/>
+            </w:pPr>
             <w:r/>
             <w:r>
               <w:rPr>
@@ -1544,6 +2138,9 @@
             <w:tcW w:type="dxa" w:w="1514"/>
           </w:tcPr>
           <w:p>
+            <w:pPr>
+              <w:spacing w:before="20" w:after="20"/>
+            </w:pPr>
             <w:r/>
             <w:r>
               <w:rPr>
@@ -1560,6 +2157,9 @@
             <w:tcW w:type="dxa" w:w="1514"/>
           </w:tcPr>
           <w:p>
+            <w:pPr>
+              <w:spacing w:before="20" w:after="20"/>
+            </w:pPr>
             <w:r/>
             <w:r>
               <w:rPr>
@@ -1576,11 +2176,13 @@
             <w:tcW w:type="dxa" w:w="1514"/>
           </w:tcPr>
           <w:p>
-            <w:r/>
-            <w:r>
-              <w:rPr>
-                <w:rFonts w:ascii="Verdana" w:hAnsi="Verdana"/>
-                <w:b w:val="0"/>
+            <w:pPr>
+              <w:spacing w:before="20" w:after="20"/>
+            </w:pPr>
+            <w:r/>
+            <w:r>
+              <w:rPr>
+                <w:rFonts w:ascii="Verdana" w:hAnsi="Verdana"/>
                 <w:sz w:val="16"/>
               </w:rPr>
               <w:t>%</w:t>
@@ -1592,6 +2194,9 @@
             <w:tcW w:type="dxa" w:w="1514"/>
           </w:tcPr>
           <w:p>
+            <w:pPr>
+              <w:spacing w:before="20" w:after="20"/>
+            </w:pPr>
             <w:r/>
             <w:r>
               <w:rPr>
@@ -1608,6 +2213,9 @@
             <w:tcW w:type="dxa" w:w="1514"/>
           </w:tcPr>
           <w:p>
+            <w:pPr>
+              <w:spacing w:before="20" w:after="20"/>
+            </w:pPr>
             <w:r/>
             <w:r>
               <w:rPr>
@@ -1624,6 +2232,9 @@
             <w:tcW w:type="dxa" w:w="1514"/>
           </w:tcPr>
           <w:p>
+            <w:pPr>
+              <w:spacing w:before="20" w:after="20"/>
+            </w:pPr>
             <w:r/>
             <w:r>
               <w:rPr>
@@ -1640,11 +2251,13 @@
             <w:tcW w:type="dxa" w:w="1514"/>
           </w:tcPr>
           <w:p>
-            <w:r/>
-            <w:r>
-              <w:rPr>
-                <w:rFonts w:ascii="Verdana" w:hAnsi="Verdana"/>
-                <w:b w:val="0"/>
+            <w:pPr>
+              <w:spacing w:before="20" w:after="20"/>
+            </w:pPr>
+            <w:r/>
+            <w:r>
+              <w:rPr>
+                <w:rFonts w:ascii="Verdana" w:hAnsi="Verdana"/>
                 <w:sz w:val="16"/>
               </w:rPr>
               <w:t>%</w:t>
@@ -1656,6 +2269,9 @@
             <w:tcW w:type="dxa" w:w="1514"/>
           </w:tcPr>
           <w:p>
+            <w:pPr>
+              <w:spacing w:before="20" w:after="20"/>
+            </w:pPr>
             <w:r/>
             <w:r>
               <w:rPr>
@@ -1672,6 +2288,9 @@
             <w:tcW w:type="dxa" w:w="1514"/>
           </w:tcPr>
           <w:p>
+            <w:pPr>
+              <w:spacing w:before="20" w:after="20"/>
+            </w:pPr>
             <w:r/>
             <w:r>
               <w:rPr>
@@ -1688,6 +2307,9 @@
             <w:tcW w:type="dxa" w:w="1514"/>
           </w:tcPr>
           <w:p>
+            <w:pPr>
+              <w:spacing w:before="20" w:after="20"/>
+            </w:pPr>
             <w:r/>
             <w:r>
               <w:rPr>
@@ -1708,6 +2330,9 @@
             <w:tcW w:type="dxa" w:w="1514"/>
           </w:tcPr>
           <w:p>
+            <w:pPr>
+              <w:spacing w:before="20" w:after="20"/>
+            </w:pPr>
             <w:r/>
             <w:r>
               <w:rPr>
@@ -1724,6 +2349,9 @@
             <w:tcW w:type="dxa" w:w="1514"/>
           </w:tcPr>
           <w:p>
+            <w:pPr>
+              <w:spacing w:before="20" w:after="20"/>
+            </w:pPr>
             <w:r/>
             <w:r>
               <w:rPr>
@@ -1740,11 +2368,13 @@
             <w:tcW w:type="dxa" w:w="1514"/>
           </w:tcPr>
           <w:p>
-            <w:r/>
-            <w:r>
-              <w:rPr>
-                <w:rFonts w:ascii="Verdana" w:hAnsi="Verdana"/>
-                <w:b w:val="0"/>
+            <w:pPr>
+              <w:spacing w:before="20" w:after="20"/>
+            </w:pPr>
+            <w:r/>
+            <w:r>
+              <w:rPr>
+                <w:rFonts w:ascii="Verdana" w:hAnsi="Verdana"/>
                 <w:sz w:val="16"/>
               </w:rPr>
               <w:t>%</w:t>
@@ -1756,6 +2386,9 @@
             <w:tcW w:type="dxa" w:w="1514"/>
           </w:tcPr>
           <w:p>
+            <w:pPr>
+              <w:spacing w:before="20" w:after="20"/>
+            </w:pPr>
             <w:r/>
             <w:r>
               <w:rPr>
@@ -1772,6 +2405,9 @@
             <w:tcW w:type="dxa" w:w="1514"/>
           </w:tcPr>
           <w:p>
+            <w:pPr>
+              <w:spacing w:before="20" w:after="20"/>
+            </w:pPr>
             <w:r/>
             <w:r>
               <w:rPr>
@@ -1788,6 +2424,9 @@
             <w:tcW w:type="dxa" w:w="1514"/>
           </w:tcPr>
           <w:p>
+            <w:pPr>
+              <w:spacing w:before="20" w:after="20"/>
+            </w:pPr>
             <w:r/>
             <w:r>
               <w:rPr>
@@ -1804,11 +2443,13 @@
             <w:tcW w:type="dxa" w:w="1514"/>
           </w:tcPr>
           <w:p>
-            <w:r/>
-            <w:r>
-              <w:rPr>
-                <w:rFonts w:ascii="Verdana" w:hAnsi="Verdana"/>
-                <w:b w:val="0"/>
+            <w:pPr>
+              <w:spacing w:before="20" w:after="20"/>
+            </w:pPr>
+            <w:r/>
+            <w:r>
+              <w:rPr>
+                <w:rFonts w:ascii="Verdana" w:hAnsi="Verdana"/>
                 <w:sz w:val="16"/>
               </w:rPr>
               <w:t>%</w:t>
@@ -1820,6 +2461,9 @@
             <w:tcW w:type="dxa" w:w="1514"/>
           </w:tcPr>
           <w:p>
+            <w:pPr>
+              <w:spacing w:before="20" w:after="20"/>
+            </w:pPr>
             <w:r/>
             <w:r>
               <w:rPr>
@@ -1836,6 +2480,9 @@
             <w:tcW w:type="dxa" w:w="1514"/>
           </w:tcPr>
           <w:p>
+            <w:pPr>
+              <w:spacing w:before="20" w:after="20"/>
+            </w:pPr>
             <w:r/>
             <w:r>
               <w:rPr>
@@ -1852,6 +2499,9 @@
             <w:tcW w:type="dxa" w:w="1514"/>
           </w:tcPr>
           <w:p>
+            <w:pPr>
+              <w:spacing w:before="20" w:after="20"/>
+            </w:pPr>
             <w:r/>
             <w:r>
               <w:rPr>
@@ -1872,6 +2522,9 @@
             <w:tcW w:type="dxa" w:w="1514"/>
           </w:tcPr>
           <w:p>
+            <w:pPr>
+              <w:spacing w:before="20" w:after="20"/>
+            </w:pPr>
             <w:r/>
             <w:r>
               <w:rPr>
@@ -1888,6 +2541,9 @@
             <w:tcW w:type="dxa" w:w="1514"/>
           </w:tcPr>
           <w:p>
+            <w:pPr>
+              <w:spacing w:before="20" w:after="20"/>
+            </w:pPr>
             <w:r/>
             <w:r>
               <w:rPr>
@@ -1904,11 +2560,13 @@
             <w:tcW w:type="dxa" w:w="1514"/>
           </w:tcPr>
           <w:p>
-            <w:r/>
-            <w:r>
-              <w:rPr>
-                <w:rFonts w:ascii="Verdana" w:hAnsi="Verdana"/>
-                <w:b w:val="0"/>
+            <w:pPr>
+              <w:spacing w:before="20" w:after="20"/>
+            </w:pPr>
+            <w:r/>
+            <w:r>
+              <w:rPr>
+                <w:rFonts w:ascii="Verdana" w:hAnsi="Verdana"/>
                 <w:sz w:val="16"/>
               </w:rPr>
               <w:t>Table d'indicateurs</w:t>
@@ -1920,6 +2578,9 @@
             <w:tcW w:type="dxa" w:w="1514"/>
           </w:tcPr>
           <w:p>
+            <w:pPr>
+              <w:spacing w:before="20" w:after="20"/>
+            </w:pPr>
             <w:r/>
             <w:r>
               <w:rPr>
@@ -1936,6 +2597,9 @@
             <w:tcW w:type="dxa" w:w="1514"/>
           </w:tcPr>
           <w:p>
+            <w:pPr>
+              <w:spacing w:before="20" w:after="20"/>
+            </w:pPr>
             <w:r/>
             <w:r>
               <w:rPr>
@@ -1952,6 +2616,9 @@
             <w:tcW w:type="dxa" w:w="1514"/>
           </w:tcPr>
           <w:p>
+            <w:pPr>
+              <w:spacing w:before="20" w:after="20"/>
+            </w:pPr>
             <w:r/>
             <w:r>
               <w:rPr>
@@ -1968,11 +2635,13 @@
             <w:tcW w:type="dxa" w:w="1514"/>
           </w:tcPr>
           <w:p>
-            <w:r/>
-            <w:r>
-              <w:rPr>
-                <w:rFonts w:ascii="Verdana" w:hAnsi="Verdana"/>
-                <w:b w:val="0"/>
+            <w:pPr>
+              <w:spacing w:before="20" w:after="20"/>
+            </w:pPr>
+            <w:r/>
+            <w:r>
+              <w:rPr>
+                <w:rFonts w:ascii="Verdana" w:hAnsi="Verdana"/>
                 <w:sz w:val="16"/>
               </w:rPr>
               <w:t>Table d'indicateurs</w:t>
@@ -1984,6 +2653,9 @@
             <w:tcW w:type="dxa" w:w="1514"/>
           </w:tcPr>
           <w:p>
+            <w:pPr>
+              <w:spacing w:before="20" w:after="20"/>
+            </w:pPr>
             <w:r/>
             <w:r>
               <w:rPr>
@@ -2000,6 +2672,9 @@
             <w:tcW w:type="dxa" w:w="1514"/>
           </w:tcPr>
           <w:p>
+            <w:pPr>
+              <w:spacing w:before="20" w:after="20"/>
+            </w:pPr>
             <w:r/>
             <w:r>
               <w:rPr>
@@ -2016,6 +2691,9 @@
             <w:tcW w:type="dxa" w:w="1514"/>
           </w:tcPr>
           <w:p>
+            <w:pPr>
+              <w:spacing w:before="20" w:after="20"/>
+            </w:pPr>
             <w:r/>
             <w:r>
               <w:rPr>
@@ -2036,6 +2714,9 @@
             <w:tcW w:type="dxa" w:w="1514"/>
           </w:tcPr>
           <w:p>
+            <w:pPr>
+              <w:spacing w:before="20" w:after="20"/>
+            </w:pPr>
             <w:r/>
             <w:r>
               <w:rPr>
@@ -2052,6 +2733,9 @@
             <w:tcW w:type="dxa" w:w="1514"/>
           </w:tcPr>
           <w:p>
+            <w:pPr>
+              <w:spacing w:before="20" w:after="20"/>
+            </w:pPr>
             <w:r/>
             <w:r>
               <w:rPr>
@@ -2068,11 +2752,13 @@
             <w:tcW w:type="dxa" w:w="1514"/>
           </w:tcPr>
           <w:p>
-            <w:r/>
-            <w:r>
-              <w:rPr>
-                <w:rFonts w:ascii="Verdana" w:hAnsi="Verdana"/>
-                <w:b w:val="0"/>
+            <w:pPr>
+              <w:spacing w:before="20" w:after="20"/>
+            </w:pPr>
+            <w:r/>
+            <w:r>
+              <w:rPr>
+                <w:rFonts w:ascii="Verdana" w:hAnsi="Verdana"/>
                 <w:sz w:val="16"/>
               </w:rPr>
               <w:t>Table d'indicateurs</w:t>
@@ -2084,6 +2770,9 @@
             <w:tcW w:type="dxa" w:w="1514"/>
           </w:tcPr>
           <w:p>
+            <w:pPr>
+              <w:spacing w:before="20" w:after="20"/>
+            </w:pPr>
             <w:r/>
             <w:r>
               <w:rPr>
@@ -2100,6 +2789,9 @@
             <w:tcW w:type="dxa" w:w="1514"/>
           </w:tcPr>
           <w:p>
+            <w:pPr>
+              <w:spacing w:before="20" w:after="20"/>
+            </w:pPr>
             <w:r/>
             <w:r>
               <w:rPr>
@@ -2116,6 +2808,9 @@
             <w:tcW w:type="dxa" w:w="1514"/>
           </w:tcPr>
           <w:p>
+            <w:pPr>
+              <w:spacing w:before="20" w:after="20"/>
+            </w:pPr>
             <w:r/>
             <w:r>
               <w:rPr>
@@ -2132,11 +2827,13 @@
             <w:tcW w:type="dxa" w:w="1514"/>
           </w:tcPr>
           <w:p>
-            <w:r/>
-            <w:r>
-              <w:rPr>
-                <w:rFonts w:ascii="Verdana" w:hAnsi="Verdana"/>
-                <w:b w:val="0"/>
+            <w:pPr>
+              <w:spacing w:before="20" w:after="20"/>
+            </w:pPr>
+            <w:r/>
+            <w:r>
+              <w:rPr>
+                <w:rFonts w:ascii="Verdana" w:hAnsi="Verdana"/>
                 <w:sz w:val="16"/>
               </w:rPr>
               <w:t>Table d'indicateurs</w:t>
@@ -2148,6 +2845,9 @@
             <w:tcW w:type="dxa" w:w="1514"/>
           </w:tcPr>
           <w:p>
+            <w:pPr>
+              <w:spacing w:before="20" w:after="20"/>
+            </w:pPr>
             <w:r/>
             <w:r>
               <w:rPr>
@@ -2164,6 +2864,9 @@
             <w:tcW w:type="dxa" w:w="1514"/>
           </w:tcPr>
           <w:p>
+            <w:pPr>
+              <w:spacing w:before="20" w:after="20"/>
+            </w:pPr>
             <w:r/>
             <w:r>
               <w:rPr>
@@ -2180,6 +2883,9 @@
             <w:tcW w:type="dxa" w:w="1514"/>
           </w:tcPr>
           <w:p>
+            <w:pPr>
+              <w:spacing w:before="20" w:after="20"/>
+            </w:pPr>
             <w:r/>
             <w:r>
               <w:rPr>
@@ -2200,6 +2906,9 @@
             <w:tcW w:type="dxa" w:w="1514"/>
           </w:tcPr>
           <w:p>
+            <w:pPr>
+              <w:spacing w:before="20" w:after="20"/>
+            </w:pPr>
             <w:r/>
             <w:r>
               <w:rPr>
@@ -2216,6 +2925,9 @@
             <w:tcW w:type="dxa" w:w="1514"/>
           </w:tcPr>
           <w:p>
+            <w:pPr>
+              <w:spacing w:before="20" w:after="20"/>
+            </w:pPr>
             <w:r/>
             <w:r>
               <w:rPr>
@@ -2232,11 +2944,13 @@
             <w:tcW w:type="dxa" w:w="1514"/>
           </w:tcPr>
           <w:p>
-            <w:r/>
-            <w:r>
-              <w:rPr>
-                <w:rFonts w:ascii="Verdana" w:hAnsi="Verdana"/>
-                <w:b w:val="0"/>
+            <w:pPr>
+              <w:spacing w:before="20" w:after="20"/>
+            </w:pPr>
+            <w:r/>
+            <w:r>
+              <w:rPr>
+                <w:rFonts w:ascii="Verdana" w:hAnsi="Verdana"/>
                 <w:sz w:val="16"/>
               </w:rPr>
               <w:t>Table de code</w:t>
@@ -2248,6 +2962,9 @@
             <w:tcW w:type="dxa" w:w="1514"/>
           </w:tcPr>
           <w:p>
+            <w:pPr>
+              <w:spacing w:before="20" w:after="20"/>
+            </w:pPr>
             <w:r/>
             <w:r>
               <w:rPr>
@@ -2264,6 +2981,9 @@
             <w:tcW w:type="dxa" w:w="1514"/>
           </w:tcPr>
           <w:p>
+            <w:pPr>
+              <w:spacing w:before="20" w:after="20"/>
+            </w:pPr>
             <w:r/>
             <w:r>
               <w:rPr>
@@ -2280,6 +3000,9 @@
             <w:tcW w:type="dxa" w:w="1514"/>
           </w:tcPr>
           <w:p>
+            <w:pPr>
+              <w:spacing w:before="20" w:after="20"/>
+            </w:pPr>
             <w:r/>
             <w:r>
               <w:rPr>
@@ -2296,11 +3019,13 @@
             <w:tcW w:type="dxa" w:w="1514"/>
           </w:tcPr>
           <w:p>
-            <w:r/>
-            <w:r>
-              <w:rPr>
-                <w:rFonts w:ascii="Verdana" w:hAnsi="Verdana"/>
-                <w:b w:val="0"/>
+            <w:pPr>
+              <w:spacing w:before="20" w:after="20"/>
+            </w:pPr>
+            <w:r/>
+            <w:r>
+              <w:rPr>
+                <w:rFonts w:ascii="Verdana" w:hAnsi="Verdana"/>
                 <w:sz w:val="16"/>
               </w:rPr>
               <w:t>Table de code</w:t>
@@ -2312,6 +3037,9 @@
             <w:tcW w:type="dxa" w:w="1514"/>
           </w:tcPr>
           <w:p>
+            <w:pPr>
+              <w:spacing w:before="20" w:after="20"/>
+            </w:pPr>
             <w:r/>
             <w:r>
               <w:rPr>
@@ -2328,6 +3056,9 @@
             <w:tcW w:type="dxa" w:w="1514"/>
           </w:tcPr>
           <w:p>
+            <w:pPr>
+              <w:spacing w:before="20" w:after="20"/>
+            </w:pPr>
             <w:r/>
             <w:r>
               <w:rPr>
@@ -2344,6 +3075,9 @@
             <w:tcW w:type="dxa" w:w="1514"/>
           </w:tcPr>
           <w:p>
+            <w:pPr>
+              <w:spacing w:before="20" w:after="20"/>
+            </w:pPr>
             <w:r/>
             <w:r>
               <w:rPr>
@@ -2364,6 +3098,9 @@
             <w:tcW w:type="dxa" w:w="1514"/>
           </w:tcPr>
           <w:p>
+            <w:pPr>
+              <w:spacing w:before="20" w:after="20"/>
+            </w:pPr>
             <w:r/>
             <w:r>
               <w:rPr>
@@ -2380,6 +3117,9 @@
             <w:tcW w:type="dxa" w:w="1514"/>
           </w:tcPr>
           <w:p>
+            <w:pPr>
+              <w:spacing w:before="20" w:after="20"/>
+            </w:pPr>
             <w:r/>
             <w:r>
               <w:rPr>
@@ -2396,11 +3136,13 @@
             <w:tcW w:type="dxa" w:w="1514"/>
           </w:tcPr>
           <w:p>
-            <w:r/>
-            <w:r>
-              <w:rPr>
-                <w:rFonts w:ascii="Verdana" w:hAnsi="Verdana"/>
-                <w:b w:val="0"/>
+            <w:pPr>
+              <w:spacing w:before="20" w:after="20"/>
+            </w:pPr>
+            <w:r/>
+            <w:r>
+              <w:rPr>
+                <w:rFonts w:ascii="Verdana" w:hAnsi="Verdana"/>
                 <w:sz w:val="16"/>
               </w:rPr>
               <w:t>m</w:t>
@@ -2412,6 +3154,9 @@
             <w:tcW w:type="dxa" w:w="1514"/>
           </w:tcPr>
           <w:p>
+            <w:pPr>
+              <w:spacing w:before="20" w:after="20"/>
+            </w:pPr>
             <w:r/>
             <w:r>
               <w:rPr>
@@ -2428,6 +3173,9 @@
             <w:tcW w:type="dxa" w:w="1514"/>
           </w:tcPr>
           <w:p>
+            <w:pPr>
+              <w:spacing w:before="20" w:after="20"/>
+            </w:pPr>
             <w:r/>
             <w:r>
               <w:rPr>
@@ -2444,6 +3192,9 @@
             <w:tcW w:type="dxa" w:w="1514"/>
           </w:tcPr>
           <w:p>
+            <w:pPr>
+              <w:spacing w:before="20" w:after="20"/>
+            </w:pPr>
             <w:r/>
             <w:r>
               <w:rPr>
@@ -2460,11 +3211,13 @@
             <w:tcW w:type="dxa" w:w="1514"/>
           </w:tcPr>
           <w:p>
-            <w:r/>
-            <w:r>
-              <w:rPr>
-                <w:rFonts w:ascii="Verdana" w:hAnsi="Verdana"/>
-                <w:b w:val="0"/>
+            <w:pPr>
+              <w:spacing w:before="20" w:after="20"/>
+            </w:pPr>
+            <w:r/>
+            <w:r>
+              <w:rPr>
+                <w:rFonts w:ascii="Verdana" w:hAnsi="Verdana"/>
                 <w:sz w:val="16"/>
               </w:rPr>
               <w:t>m</w:t>
@@ -2476,6 +3229,9 @@
             <w:tcW w:type="dxa" w:w="1514"/>
           </w:tcPr>
           <w:p>
+            <w:pPr>
+              <w:spacing w:before="20" w:after="20"/>
+            </w:pPr>
             <w:r/>
             <w:r>
               <w:rPr>
@@ -2492,6 +3248,9 @@
             <w:tcW w:type="dxa" w:w="1514"/>
           </w:tcPr>
           <w:p>
+            <w:pPr>
+              <w:spacing w:before="20" w:after="20"/>
+            </w:pPr>
             <w:r/>
             <w:r>
               <w:rPr>
@@ -2508,6 +3267,9 @@
             <w:tcW w:type="dxa" w:w="1514"/>
           </w:tcPr>
           <w:p>
+            <w:pPr>
+              <w:spacing w:before="20" w:after="20"/>
+            </w:pPr>
             <w:r/>
             <w:r>
               <w:rPr>
@@ -2528,6 +3290,9 @@
             <w:tcW w:type="dxa" w:w="1514"/>
           </w:tcPr>
           <w:p>
+            <w:pPr>
+              <w:spacing w:before="20" w:after="20"/>
+            </w:pPr>
             <w:r/>
             <w:r>
               <w:rPr>
@@ -2544,6 +3309,9 @@
             <w:tcW w:type="dxa" w:w="1514"/>
           </w:tcPr>
           <w:p>
+            <w:pPr>
+              <w:spacing w:before="20" w:after="20"/>
+            </w:pPr>
             <w:r/>
             <w:r>
               <w:rPr>
@@ -2560,11 +3328,13 @@
             <w:tcW w:type="dxa" w:w="1514"/>
           </w:tcPr>
           <w:p>
-            <w:r/>
-            <w:r>
-              <w:rPr>
-                <w:rFonts w:ascii="Verdana" w:hAnsi="Verdana"/>
-                <w:b w:val="0"/>
+            <w:pPr>
+              <w:spacing w:before="20" w:after="20"/>
+            </w:pPr>
+            <w:r/>
+            <w:r>
+              <w:rPr>
+                <w:rFonts w:ascii="Verdana" w:hAnsi="Verdana"/>
                 <w:sz w:val="16"/>
               </w:rPr>
               <w:t>Numérique</w:t>
@@ -2576,6 +3346,9 @@
             <w:tcW w:type="dxa" w:w="1514"/>
           </w:tcPr>
           <w:p>
+            <w:pPr>
+              <w:spacing w:before="20" w:after="20"/>
+            </w:pPr>
             <w:r/>
             <w:r>
               <w:rPr>
@@ -2592,6 +3365,9 @@
             <w:tcW w:type="dxa" w:w="1514"/>
           </w:tcPr>
           <w:p>
+            <w:pPr>
+              <w:spacing w:before="20" w:after="20"/>
+            </w:pPr>
             <w:r/>
             <w:r>
               <w:rPr>
@@ -2608,6 +3384,9 @@
             <w:tcW w:type="dxa" w:w="1514"/>
           </w:tcPr>
           <w:p>
+            <w:pPr>
+              <w:spacing w:before="20" w:after="20"/>
+            </w:pPr>
             <w:r/>
             <w:r>
               <w:rPr>
@@ -2624,11 +3403,13 @@
             <w:tcW w:type="dxa" w:w="1514"/>
           </w:tcPr>
           <w:p>
-            <w:r/>
-            <w:r>
-              <w:rPr>
-                <w:rFonts w:ascii="Verdana" w:hAnsi="Verdana"/>
-                <w:b w:val="0"/>
+            <w:pPr>
+              <w:spacing w:before="20" w:after="20"/>
+            </w:pPr>
+            <w:r/>
+            <w:r>
+              <w:rPr>
+                <w:rFonts w:ascii="Verdana" w:hAnsi="Verdana"/>
                 <w:sz w:val="16"/>
               </w:rPr>
               <w:t>Numérique</w:t>
@@ -2640,6 +3421,9 @@
             <w:tcW w:type="dxa" w:w="1514"/>
           </w:tcPr>
           <w:p>
+            <w:pPr>
+              <w:spacing w:before="20" w:after="20"/>
+            </w:pPr>
             <w:r/>
             <w:r>
               <w:rPr>
@@ -2656,6 +3440,9 @@
             <w:tcW w:type="dxa" w:w="1514"/>
           </w:tcPr>
           <w:p>
+            <w:pPr>
+              <w:spacing w:before="20" w:after="20"/>
+            </w:pPr>
             <w:r/>
             <w:r>
               <w:rPr>
@@ -2672,6 +3459,9 @@
             <w:tcW w:type="dxa" w:w="1514"/>
           </w:tcPr>
           <w:p>
+            <w:pPr>
+              <w:spacing w:before="20" w:after="20"/>
+            </w:pPr>
             <w:r/>
             <w:r>
               <w:rPr>
@@ -2692,6 +3482,9 @@
             <w:tcW w:type="dxa" w:w="1514"/>
           </w:tcPr>
           <w:p>
+            <w:pPr>
+              <w:spacing w:before="20" w:after="20"/>
+            </w:pPr>
             <w:r/>
             <w:r>
               <w:rPr>
@@ -2708,6 +3501,9 @@
             <w:tcW w:type="dxa" w:w="1514"/>
           </w:tcPr>
           <w:p>
+            <w:pPr>
+              <w:spacing w:before="20" w:after="20"/>
+            </w:pPr>
             <w:r/>
             <w:r>
               <w:rPr>
@@ -2724,11 +3520,13 @@
             <w:tcW w:type="dxa" w:w="1514"/>
           </w:tcPr>
           <w:p>
-            <w:r/>
-            <w:r>
-              <w:rPr>
-                <w:rFonts w:ascii="Verdana" w:hAnsi="Verdana"/>
-                <w:b w:val="0"/>
+            <w:pPr>
+              <w:spacing w:before="20" w:after="20"/>
+            </w:pPr>
+            <w:r/>
+            <w:r>
+              <w:rPr>
+                <w:rFonts w:ascii="Verdana" w:hAnsi="Verdana"/>
                 <w:sz w:val="16"/>
               </w:rPr>
               <w:t>Numérique</w:t>
@@ -2740,6 +3538,9 @@
             <w:tcW w:type="dxa" w:w="1514"/>
           </w:tcPr>
           <w:p>
+            <w:pPr>
+              <w:spacing w:before="20" w:after="20"/>
+            </w:pPr>
             <w:r/>
             <w:r>
               <w:rPr>
@@ -2756,6 +3557,9 @@
             <w:tcW w:type="dxa" w:w="1514"/>
           </w:tcPr>
           <w:p>
+            <w:pPr>
+              <w:spacing w:before="20" w:after="20"/>
+            </w:pPr>
             <w:r/>
             <w:r>
               <w:rPr>
@@ -2772,6 +3576,9 @@
             <w:tcW w:type="dxa" w:w="1514"/>
           </w:tcPr>
           <w:p>
+            <w:pPr>
+              <w:spacing w:before="20" w:after="20"/>
+            </w:pPr>
             <w:r/>
             <w:r>
               <w:rPr>
@@ -2788,11 +3595,13 @@
             <w:tcW w:type="dxa" w:w="1514"/>
           </w:tcPr>
           <w:p>
-            <w:r/>
-            <w:r>
-              <w:rPr>
-                <w:rFonts w:ascii="Verdana" w:hAnsi="Verdana"/>
-                <w:b w:val="0"/>
+            <w:pPr>
+              <w:spacing w:before="20" w:after="20"/>
+            </w:pPr>
+            <w:r/>
+            <w:r>
+              <w:rPr>
+                <w:rFonts w:ascii="Verdana" w:hAnsi="Verdana"/>
                 <w:sz w:val="16"/>
               </w:rPr>
               <w:t>Numérique</w:t>
@@ -2804,6 +3613,9 @@
             <w:tcW w:type="dxa" w:w="1514"/>
           </w:tcPr>
           <w:p>
+            <w:pPr>
+              <w:spacing w:before="20" w:after="20"/>
+            </w:pPr>
             <w:r/>
             <w:r>
               <w:rPr>
@@ -2820,6 +3632,9 @@
             <w:tcW w:type="dxa" w:w="1514"/>
           </w:tcPr>
           <w:p>
+            <w:pPr>
+              <w:spacing w:before="20" w:after="20"/>
+            </w:pPr>
             <w:r/>
             <w:r>
               <w:rPr>
@@ -2836,6 +3651,9 @@
             <w:tcW w:type="dxa" w:w="1514"/>
           </w:tcPr>
           <w:p>
+            <w:pPr>
+              <w:spacing w:before="20" w:after="20"/>
+            </w:pPr>
             <w:r/>
             <w:r>
               <w:rPr>
@@ -2856,6 +3674,9 @@
             <w:tcW w:type="dxa" w:w="1514"/>
           </w:tcPr>
           <w:p>
+            <w:pPr>
+              <w:spacing w:before="20" w:after="20"/>
+            </w:pPr>
             <w:r/>
             <w:r>
               <w:rPr>
@@ -2872,6 +3693,9 @@
             <w:tcW w:type="dxa" w:w="1514"/>
           </w:tcPr>
           <w:p>
+            <w:pPr>
+              <w:spacing w:before="20" w:after="20"/>
+            </w:pPr>
             <w:r/>
             <w:r>
               <w:rPr>
@@ -2888,11 +3712,13 @@
             <w:tcW w:type="dxa" w:w="1514"/>
           </w:tcPr>
           <w:p>
-            <w:r/>
-            <w:r>
-              <w:rPr>
-                <w:rFonts w:ascii="Verdana" w:hAnsi="Verdana"/>
-                <w:b w:val="0"/>
+            <w:pPr>
+              <w:spacing w:before="20" w:after="20"/>
+            </w:pPr>
+            <w:r/>
+            <w:r>
+              <w:rPr>
+                <w:rFonts w:ascii="Verdana" w:hAnsi="Verdana"/>
                 <w:sz w:val="16"/>
               </w:rPr>
               <w:t>Numérique</w:t>
@@ -2904,6 +3730,9 @@
             <w:tcW w:type="dxa" w:w="1514"/>
           </w:tcPr>
           <w:p>
+            <w:pPr>
+              <w:spacing w:before="20" w:after="20"/>
+            </w:pPr>
             <w:r/>
             <w:r>
               <w:rPr>
@@ -2920,6 +3749,9 @@
             <w:tcW w:type="dxa" w:w="1514"/>
           </w:tcPr>
           <w:p>
+            <w:pPr>
+              <w:spacing w:before="20" w:after="20"/>
+            </w:pPr>
             <w:r/>
             <w:r>
               <w:rPr>
@@ -2936,6 +3768,9 @@
             <w:tcW w:type="dxa" w:w="1514"/>
           </w:tcPr>
           <w:p>
+            <w:pPr>
+              <w:spacing w:before="20" w:after="20"/>
+            </w:pPr>
             <w:r/>
             <w:r>
               <w:rPr>
@@ -2952,11 +3787,13 @@
             <w:tcW w:type="dxa" w:w="1514"/>
           </w:tcPr>
           <w:p>
-            <w:r/>
-            <w:r>
-              <w:rPr>
-                <w:rFonts w:ascii="Verdana" w:hAnsi="Verdana"/>
-                <w:b w:val="0"/>
+            <w:pPr>
+              <w:spacing w:before="20" w:after="20"/>
+            </w:pPr>
+            <w:r/>
+            <w:r>
+              <w:rPr>
+                <w:rFonts w:ascii="Verdana" w:hAnsi="Verdana"/>
                 <w:sz w:val="16"/>
               </w:rPr>
               <w:t>Numérique</w:t>
@@ -2968,6 +3805,9 @@
             <w:tcW w:type="dxa" w:w="1514"/>
           </w:tcPr>
           <w:p>
+            <w:pPr>
+              <w:spacing w:before="20" w:after="20"/>
+            </w:pPr>
             <w:r/>
             <w:r>
               <w:rPr>
@@ -2984,6 +3824,9 @@
             <w:tcW w:type="dxa" w:w="1514"/>
           </w:tcPr>
           <w:p>
+            <w:pPr>
+              <w:spacing w:before="20" w:after="20"/>
+            </w:pPr>
             <w:r/>
             <w:r>
               <w:rPr>
@@ -3000,6 +3843,9 @@
             <w:tcW w:type="dxa" w:w="1514"/>
           </w:tcPr>
           <w:p>
+            <w:pPr>
+              <w:spacing w:before="20" w:after="20"/>
+            </w:pPr>
             <w:r/>
             <w:r>
               <w:rPr>
@@ -3020,6 +3866,9 @@
             <w:tcW w:type="dxa" w:w="1514"/>
           </w:tcPr>
           <w:p>
+            <w:pPr>
+              <w:spacing w:before="20" w:after="20"/>
+            </w:pPr>
             <w:r/>
             <w:r>
               <w:rPr>
@@ -3036,6 +3885,9 @@
             <w:tcW w:type="dxa" w:w="1514"/>
           </w:tcPr>
           <w:p>
+            <w:pPr>
+              <w:spacing w:before="20" w:after="20"/>
+            </w:pPr>
             <w:r/>
             <w:r>
               <w:rPr>
@@ -3052,22 +3904,57 @@
             <w:tcW w:type="dxa" w:w="1514"/>
           </w:tcPr>
           <w:p>
-            <w:r/>
-            <w:r>
-              <w:rPr>
-                <w:rFonts w:ascii="Verdana" w:hAnsi="Verdana"/>
-                <w:b w:val="0"/>
-                <w:sz w:val="16"/>
-              </w:rPr>
-              <w:t>W m-2 sr-1 m</w:t>
-            </w:r>
-          </w:p>
-        </w:tc>
-        <w:tc>
-          <w:tcPr>
-            <w:tcW w:type="dxa" w:w="1514"/>
-          </w:tcPr>
-          <w:p>
+            <w:pPr>
+              <w:spacing w:before="20" w:after="20"/>
+            </w:pPr>
+            <w:r/>
+            <w:r>
+              <w:rPr>
+                <w:rFonts w:ascii="Verdana" w:hAnsi="Verdana"/>
+                <w:sz w:val="16"/>
+              </w:rPr>
+              <w:t>W m</w:t>
+            </w:r>
+            <w:r>
+              <w:rPr>
+                <w:rFonts w:ascii="Verdana" w:hAnsi="Verdana"/>
+                <w:sz w:val="16"/>
+                <w:vertAlign w:val="superscript"/>
+              </w:rPr>
+              <w:t>-2</w:t>
+            </w:r>
+            <w:r>
+              <w:rPr>
+                <w:rFonts w:ascii="Verdana" w:hAnsi="Verdana"/>
+                <w:sz w:val="16"/>
+              </w:rPr>
+              <w:t xml:space="preserve"> sr</w:t>
+            </w:r>
+            <w:r>
+              <w:rPr>
+                <w:rFonts w:ascii="Verdana" w:hAnsi="Verdana"/>
+                <w:sz w:val="16"/>
+                <w:vertAlign w:val="superscript"/>
+              </w:rPr>
+              <w:t>-1</w:t>
+            </w:r>
+            <w:r>
+              <w:rPr>
+                <w:rFonts w:ascii="Verdana" w:hAnsi="Verdana"/>
+                <w:sz w:val="16"/>
+              </w:rPr>
+              <w:t xml:space="preserve"> m</w:t>
+            </w:r>
+          </w:p>
+        </w:tc>
+        <w:tc>
+          <w:tcPr>
+            <w:tcW w:type="dxa" w:w="1514"/>
+          </w:tcPr>
+          <w:p>
+            <w:pPr>
+              <w:spacing w:before="20" w:after="20"/>
+            </w:pPr>
             <w:r/>
             <w:r>
               <w:rPr>
@@ -3084,6 +3971,9 @@
             <w:tcW w:type="dxa" w:w="1514"/>
           </w:tcPr>
           <w:p>
+            <w:pPr>
+              <w:spacing w:before="20" w:after="20"/>
+            </w:pPr>
             <w:r/>
             <w:r>
               <w:rPr>
@@ -3100,6 +3990,9 @@
             <w:tcW w:type="dxa" w:w="1514"/>
           </w:tcPr>
           <w:p>
+            <w:pPr>
+              <w:spacing w:before="20" w:after="20"/>
+            </w:pPr>
             <w:r/>
             <w:r>
               <w:rPr>
@@ -3116,22 +4009,57 @@
             <w:tcW w:type="dxa" w:w="1514"/>
           </w:tcPr>
           <w:p>
-            <w:r/>
-            <w:r>
-              <w:rPr>
-                <w:rFonts w:ascii="Verdana" w:hAnsi="Verdana"/>
-                <w:b w:val="0"/>
-                <w:sz w:val="16"/>
-              </w:rPr>
-              <w:t>W m-2 sr-1 m</w:t>
-            </w:r>
-          </w:p>
-        </w:tc>
-        <w:tc>
-          <w:tcPr>
-            <w:tcW w:type="dxa" w:w="1514"/>
-          </w:tcPr>
-          <w:p>
+            <w:pPr>
+              <w:spacing w:before="20" w:after="20"/>
+            </w:pPr>
+            <w:r/>
+            <w:r>
+              <w:rPr>
+                <w:rFonts w:ascii="Verdana" w:hAnsi="Verdana"/>
+                <w:sz w:val="16"/>
+              </w:rPr>
+              <w:t>W m</w:t>
+            </w:r>
+            <w:r>
+              <w:rPr>
+                <w:rFonts w:ascii="Verdana" w:hAnsi="Verdana"/>
+                <w:sz w:val="16"/>
+                <w:vertAlign w:val="superscript"/>
+              </w:rPr>
+              <w:t>-2</w:t>
+            </w:r>
+            <w:r>
+              <w:rPr>
+                <w:rFonts w:ascii="Verdana" w:hAnsi="Verdana"/>
+                <w:sz w:val="16"/>
+              </w:rPr>
+              <w:t xml:space="preserve"> sr</w:t>
+            </w:r>
+            <w:r>
+              <w:rPr>
+                <w:rFonts w:ascii="Verdana" w:hAnsi="Verdana"/>
+                <w:sz w:val="16"/>
+                <w:vertAlign w:val="superscript"/>
+              </w:rPr>
+              <w:t>-1</w:t>
+            </w:r>
+            <w:r>
+              <w:rPr>
+                <w:rFonts w:ascii="Verdana" w:hAnsi="Verdana"/>
+                <w:sz w:val="16"/>
+              </w:rPr>
+              <w:t xml:space="preserve"> m</w:t>
+            </w:r>
+          </w:p>
+        </w:tc>
+        <w:tc>
+          <w:tcPr>
+            <w:tcW w:type="dxa" w:w="1514"/>
+          </w:tcPr>
+          <w:p>
+            <w:pPr>
+              <w:spacing w:before="20" w:after="20"/>
+            </w:pPr>
             <w:r/>
             <w:r>
               <w:rPr>
@@ -3148,6 +4076,9 @@
             <w:tcW w:type="dxa" w:w="1514"/>
           </w:tcPr>
           <w:p>
+            <w:pPr>
+              <w:spacing w:before="20" w:after="20"/>
+            </w:pPr>
             <w:r/>
             <w:r>
               <w:rPr>
@@ -3164,6 +4095,9 @@
             <w:tcW w:type="dxa" w:w="1514"/>
           </w:tcPr>
           <w:p>
+            <w:pPr>
+              <w:spacing w:before="20" w:after="20"/>
+            </w:pPr>
             <w:r/>
             <w:r>
               <w:rPr>
@@ -3184,6 +4118,9 @@
             <w:tcW w:type="dxa" w:w="1514"/>
           </w:tcPr>
           <w:p>
+            <w:pPr>
+              <w:spacing w:before="20" w:after="20"/>
+            </w:pPr>
             <w:r/>
             <w:r>
               <w:rPr>
@@ -3200,6 +4137,9 @@
             <w:tcW w:type="dxa" w:w="1514"/>
           </w:tcPr>
           <w:p>
+            <w:pPr>
+              <w:spacing w:before="20" w:after="20"/>
+            </w:pPr>
             <w:r/>
             <w:r>
               <w:rPr>
@@ -3216,22 +4156,57 @@
             <w:tcW w:type="dxa" w:w="1514"/>
           </w:tcPr>
           <w:p>
-            <w:r/>
-            <w:r>
-              <w:rPr>
-                <w:rFonts w:ascii="Verdana" w:hAnsi="Verdana"/>
-                <w:b w:val="0"/>
-                <w:sz w:val="16"/>
-              </w:rPr>
-              <w:t>W m-2 sr-1 m</w:t>
-            </w:r>
-          </w:p>
-        </w:tc>
-        <w:tc>
-          <w:tcPr>
-            <w:tcW w:type="dxa" w:w="1514"/>
-          </w:tcPr>
-          <w:p>
+            <w:pPr>
+              <w:spacing w:before="20" w:after="20"/>
+            </w:pPr>
+            <w:r/>
+            <w:r>
+              <w:rPr>
+                <w:rFonts w:ascii="Verdana" w:hAnsi="Verdana"/>
+                <w:sz w:val="16"/>
+              </w:rPr>
+              <w:t>W m</w:t>
+            </w:r>
+            <w:r>
+              <w:rPr>
+                <w:rFonts w:ascii="Verdana" w:hAnsi="Verdana"/>
+                <w:sz w:val="16"/>
+                <w:vertAlign w:val="superscript"/>
+              </w:rPr>
+              <w:t>-2</w:t>
+            </w:r>
+            <w:r>
+              <w:rPr>
+                <w:rFonts w:ascii="Verdana" w:hAnsi="Verdana"/>
+                <w:sz w:val="16"/>
+              </w:rPr>
+              <w:t xml:space="preserve"> sr</w:t>
+            </w:r>
+            <w:r>
+              <w:rPr>
+                <w:rFonts w:ascii="Verdana" w:hAnsi="Verdana"/>
+                <w:sz w:val="16"/>
+                <w:vertAlign w:val="superscript"/>
+              </w:rPr>
+              <w:t>-1</w:t>
+            </w:r>
+            <w:r>
+              <w:rPr>
+                <w:rFonts w:ascii="Verdana" w:hAnsi="Verdana"/>
+                <w:sz w:val="16"/>
+              </w:rPr>
+              <w:t xml:space="preserve"> m</w:t>
+            </w:r>
+          </w:p>
+        </w:tc>
+        <w:tc>
+          <w:tcPr>
+            <w:tcW w:type="dxa" w:w="1514"/>
+          </w:tcPr>
+          <w:p>
+            <w:pPr>
+              <w:spacing w:before="20" w:after="20"/>
+            </w:pPr>
             <w:r/>
             <w:r>
               <w:rPr>
@@ -3248,6 +4223,9 @@
             <w:tcW w:type="dxa" w:w="1514"/>
           </w:tcPr>
           <w:p>
+            <w:pPr>
+              <w:spacing w:before="20" w:after="20"/>
+            </w:pPr>
             <w:r/>
             <w:r>
               <w:rPr>
@@ -3264,6 +4242,9 @@
             <w:tcW w:type="dxa" w:w="1514"/>
           </w:tcPr>
           <w:p>
+            <w:pPr>
+              <w:spacing w:before="20" w:after="20"/>
+            </w:pPr>
             <w:r/>
             <w:r>
               <w:rPr>
@@ -3280,22 +4261,57 @@
             <w:tcW w:type="dxa" w:w="1514"/>
           </w:tcPr>
           <w:p>
-            <w:r/>
-            <w:r>
-              <w:rPr>
-                <w:rFonts w:ascii="Verdana" w:hAnsi="Verdana"/>
-                <w:b w:val="0"/>
-                <w:sz w:val="16"/>
-              </w:rPr>
-              <w:t>W m-2 sr-1 m</w:t>
-            </w:r>
-          </w:p>
-        </w:tc>
-        <w:tc>
-          <w:tcPr>
-            <w:tcW w:type="dxa" w:w="1514"/>
-          </w:tcPr>
-          <w:p>
+            <w:pPr>
+              <w:spacing w:before="20" w:after="20"/>
+            </w:pPr>
+            <w:r/>
+            <w:r>
+              <w:rPr>
+                <w:rFonts w:ascii="Verdana" w:hAnsi="Verdana"/>
+                <w:sz w:val="16"/>
+              </w:rPr>
+              <w:t>W m</w:t>
+            </w:r>
+            <w:r>
+              <w:rPr>
+                <w:rFonts w:ascii="Verdana" w:hAnsi="Verdana"/>
+                <w:sz w:val="16"/>
+                <w:vertAlign w:val="superscript"/>
+              </w:rPr>
+              <w:t>-2</w:t>
+            </w:r>
+            <w:r>
+              <w:rPr>
+                <w:rFonts w:ascii="Verdana" w:hAnsi="Verdana"/>
+                <w:sz w:val="16"/>
+              </w:rPr>
+              <w:t xml:space="preserve"> sr</w:t>
+            </w:r>
+            <w:r>
+              <w:rPr>
+                <w:rFonts w:ascii="Verdana" w:hAnsi="Verdana"/>
+                <w:sz w:val="16"/>
+                <w:vertAlign w:val="superscript"/>
+              </w:rPr>
+              <w:t>-1</w:t>
+            </w:r>
+            <w:r>
+              <w:rPr>
+                <w:rFonts w:ascii="Verdana" w:hAnsi="Verdana"/>
+                <w:sz w:val="16"/>
+              </w:rPr>
+              <w:t xml:space="preserve"> m</w:t>
+            </w:r>
+          </w:p>
+        </w:tc>
+        <w:tc>
+          <w:tcPr>
+            <w:tcW w:type="dxa" w:w="1514"/>
+          </w:tcPr>
+          <w:p>
+            <w:pPr>
+              <w:spacing w:before="20" w:after="20"/>
+            </w:pPr>
             <w:r/>
             <w:r>
               <w:rPr>
@@ -3312,6 +4328,9 @@
             <w:tcW w:type="dxa" w:w="1514"/>
           </w:tcPr>
           <w:p>
+            <w:pPr>
+              <w:spacing w:before="20" w:after="20"/>
+            </w:pPr>
             <w:r/>
             <w:r>
               <w:rPr>
@@ -3328,6 +4347,9 @@
             <w:tcW w:type="dxa" w:w="1514"/>
           </w:tcPr>
           <w:p>
+            <w:pPr>
+              <w:spacing w:before="20" w:after="20"/>
+            </w:pPr>
             <w:r/>
             <w:r>
               <w:rPr>
@@ -3348,6 +4370,9 @@
             <w:tcW w:type="dxa" w:w="1514"/>
           </w:tcPr>
           <w:p>
+            <w:pPr>
+              <w:spacing w:before="20" w:after="20"/>
+            </w:pPr>
             <w:r/>
             <w:r>
               <w:rPr>
@@ -3364,6 +4389,9 @@
             <w:tcW w:type="dxa" w:w="1514"/>
           </w:tcPr>
           <w:p>
+            <w:pPr>
+              <w:spacing w:before="20" w:after="20"/>
+            </w:pPr>
             <w:r/>
             <w:r>
               <w:rPr>
@@ -3380,11 +4408,13 @@
             <w:tcW w:type="dxa" w:w="1514"/>
           </w:tcPr>
           <w:p>
-            <w:r/>
-            <w:r>
-              <w:rPr>
-                <w:rFonts w:ascii="Verdana" w:hAnsi="Verdana"/>
-                <w:b w:val="0"/>
+            <w:pPr>
+              <w:spacing w:before="20" w:after="20"/>
+            </w:pPr>
+            <w:r/>
+            <w:r>
+              <w:rPr>
+                <w:rFonts w:ascii="Verdana" w:hAnsi="Verdana"/>
                 <w:sz w:val="16"/>
               </w:rPr>
               <w:t>Table d'indicateurs</w:t>
@@ -3396,6 +4426,9 @@
             <w:tcW w:type="dxa" w:w="1514"/>
           </w:tcPr>
           <w:p>
+            <w:pPr>
+              <w:spacing w:before="20" w:after="20"/>
+            </w:pPr>
             <w:r/>
             <w:r>
               <w:rPr>
@@ -3412,6 +4445,9 @@
             <w:tcW w:type="dxa" w:w="1514"/>
           </w:tcPr>
           <w:p>
+            <w:pPr>
+              <w:spacing w:before="20" w:after="20"/>
+            </w:pPr>
             <w:r/>
             <w:r>
               <w:rPr>
@@ -3428,6 +4464,9 @@
             <w:tcW w:type="dxa" w:w="1514"/>
           </w:tcPr>
           <w:p>
+            <w:pPr>
+              <w:spacing w:before="20" w:after="20"/>
+            </w:pPr>
             <w:r/>
             <w:r>
               <w:rPr>
@@ -3444,11 +4483,13 @@
             <w:tcW w:type="dxa" w:w="1514"/>
           </w:tcPr>
           <w:p>
-            <w:r/>
-            <w:r>
-              <w:rPr>
-                <w:rFonts w:ascii="Verdana" w:hAnsi="Verdana"/>
-                <w:b w:val="0"/>
+            <w:pPr>
+              <w:spacing w:before="20" w:after="20"/>
+            </w:pPr>
+            <w:r/>
+            <w:r>
+              <w:rPr>
+                <w:rFonts w:ascii="Verdana" w:hAnsi="Verdana"/>
                 <w:sz w:val="16"/>
               </w:rPr>
               <w:t>Table d'indicateurs</w:t>
@@ -3460,6 +4501,9 @@
             <w:tcW w:type="dxa" w:w="1514"/>
           </w:tcPr>
           <w:p>
+            <w:pPr>
+              <w:spacing w:before="20" w:after="20"/>
+            </w:pPr>
             <w:r/>
             <w:r>
               <w:rPr>
@@ -3476,6 +4520,9 @@
             <w:tcW w:type="dxa" w:w="1514"/>
           </w:tcPr>
           <w:p>
+            <w:pPr>
+              <w:spacing w:before="20" w:after="20"/>
+            </w:pPr>
             <w:r/>
             <w:r>
               <w:rPr>
@@ -3492,6 +4539,9 @@
             <w:tcW w:type="dxa" w:w="1514"/>
           </w:tcPr>
           <w:p>
+            <w:pPr>
+              <w:spacing w:before="20" w:after="20"/>
+            </w:pPr>
             <w:r/>
             <w:r>
               <w:rPr>
@@ -3512,6 +4562,9 @@
             <w:tcW w:type="dxa" w:w="1514"/>
           </w:tcPr>
           <w:p>
+            <w:pPr>
+              <w:spacing w:before="20" w:after="20"/>
+            </w:pPr>
             <w:r/>
             <w:r>
               <w:rPr>
@@ -3528,6 +4581,9 @@
             <w:tcW w:type="dxa" w:w="1514"/>
           </w:tcPr>
           <w:p>
+            <w:pPr>
+              <w:spacing w:before="20" w:after="20"/>
+            </w:pPr>
             <w:r/>
             <w:r>
               <w:rPr>
@@ -3544,11 +4600,13 @@
             <w:tcW w:type="dxa" w:w="1514"/>
           </w:tcPr>
           <w:p>
-            <w:r/>
-            <w:r>
-              <w:rPr>
-                <w:rFonts w:ascii="Verdana" w:hAnsi="Verdana"/>
-                <w:b w:val="0"/>
+            <w:pPr>
+              <w:spacing w:before="20" w:after="20"/>
+            </w:pPr>
+            <w:r/>
+            <w:r>
+              <w:rPr>
+                <w:rFonts w:ascii="Verdana" w:hAnsi="Verdana"/>
                 <w:sz w:val="16"/>
               </w:rPr>
               <w:t>%</w:t>
@@ -3560,6 +4618,9 @@
             <w:tcW w:type="dxa" w:w="1514"/>
           </w:tcPr>
           <w:p>
+            <w:pPr>
+              <w:spacing w:before="20" w:after="20"/>
+            </w:pPr>
             <w:r/>
             <w:r>
               <w:rPr>
@@ -3576,6 +4637,9 @@
             <w:tcW w:type="dxa" w:w="1514"/>
           </w:tcPr>
           <w:p>
+            <w:pPr>
+              <w:spacing w:before="20" w:after="20"/>
+            </w:pPr>
             <w:r/>
             <w:r>
               <w:rPr>
@@ -3592,6 +4656,9 @@
             <w:tcW w:type="dxa" w:w="1514"/>
           </w:tcPr>
           <w:p>
+            <w:pPr>
+              <w:spacing w:before="20" w:after="20"/>
+            </w:pPr>
             <w:r/>
             <w:r>
               <w:rPr>
@@ -3608,11 +4675,13 @@
             <w:tcW w:type="dxa" w:w="1514"/>
           </w:tcPr>
           <w:p>
-            <w:r/>
-            <w:r>
-              <w:rPr>
-                <w:rFonts w:ascii="Verdana" w:hAnsi="Verdana"/>
-                <w:b w:val="0"/>
+            <w:pPr>
+              <w:spacing w:before="20" w:after="20"/>
+            </w:pPr>
+            <w:r/>
+            <w:r>
+              <w:rPr>
+                <w:rFonts w:ascii="Verdana" w:hAnsi="Verdana"/>
                 <w:sz w:val="16"/>
               </w:rPr>
               <w:t>%</w:t>
@@ -3624,6 +4693,9 @@
             <w:tcW w:type="dxa" w:w="1514"/>
           </w:tcPr>
           <w:p>
+            <w:pPr>
+              <w:spacing w:before="20" w:after="20"/>
+            </w:pPr>
             <w:r/>
             <w:r>
               <w:rPr>
@@ -3640,6 +4712,9 @@
             <w:tcW w:type="dxa" w:w="1514"/>
           </w:tcPr>
           <w:p>
+            <w:pPr>
+              <w:spacing w:before="20" w:after="20"/>
+            </w:pPr>
             <w:r/>
             <w:r>
               <w:rPr>
@@ -3656,6 +4731,9 @@
             <w:tcW w:type="dxa" w:w="1514"/>
           </w:tcPr>
           <w:p>
+            <w:pPr>
+              <w:spacing w:before="20" w:after="20"/>
+            </w:pPr>
             <w:r/>
             <w:r>
               <w:rPr>
@@ -3676,6 +4754,9 @@
             <w:tcW w:type="dxa" w:w="1514"/>
           </w:tcPr>
           <w:p>
+            <w:pPr>
+              <w:spacing w:before="20" w:after="20"/>
+            </w:pPr>
             <w:r/>
             <w:r>
               <w:rPr>
@@ -3692,6 +4773,9 @@
             <w:tcW w:type="dxa" w:w="1514"/>
           </w:tcPr>
           <w:p>
+            <w:pPr>
+              <w:spacing w:before="20" w:after="20"/>
+            </w:pPr>
             <w:r/>
             <w:r>
               <w:rPr>
@@ -3708,11 +4792,13 @@
             <w:tcW w:type="dxa" w:w="1514"/>
           </w:tcPr>
           <w:p>
-            <w:r/>
-            <w:r>
-              <w:rPr>
-                <w:rFonts w:ascii="Verdana" w:hAnsi="Verdana"/>
-                <w:b w:val="0"/>
+            <w:pPr>
+              <w:spacing w:before="20" w:after="20"/>
+            </w:pPr>
+            <w:r/>
+            <w:r>
+              <w:rPr>
+                <w:rFonts w:ascii="Verdana" w:hAnsi="Verdana"/>
                 <w:sz w:val="16"/>
               </w:rPr>
               <w:t>Numérique</w:t>
@@ -3724,6 +4810,9 @@
             <w:tcW w:type="dxa" w:w="1514"/>
           </w:tcPr>
           <w:p>
+            <w:pPr>
+              <w:spacing w:before="20" w:after="20"/>
+            </w:pPr>
             <w:r/>
             <w:r>
               <w:rPr>
@@ -3740,6 +4829,9 @@
             <w:tcW w:type="dxa" w:w="1514"/>
           </w:tcPr>
           <w:p>
+            <w:pPr>
+              <w:spacing w:before="20" w:after="20"/>
+            </w:pPr>
             <w:r/>
             <w:r>
               <w:rPr>
@@ -3756,6 +4848,9 @@
             <w:tcW w:type="dxa" w:w="1514"/>
           </w:tcPr>
           <w:p>
+            <w:pPr>
+              <w:spacing w:before="20" w:after="20"/>
+            </w:pPr>
             <w:r/>
             <w:r>
               <w:rPr>
@@ -3772,11 +4867,13 @@
             <w:tcW w:type="dxa" w:w="1514"/>
           </w:tcPr>
           <w:p>
-            <w:r/>
-            <w:r>
-              <w:rPr>
-                <w:rFonts w:ascii="Verdana" w:hAnsi="Verdana"/>
-                <w:b w:val="0"/>
+            <w:pPr>
+              <w:spacing w:before="20" w:after="20"/>
+            </w:pPr>
+            <w:r/>
+            <w:r>
+              <w:rPr>
+                <w:rFonts w:ascii="Verdana" w:hAnsi="Verdana"/>
                 <w:sz w:val="16"/>
               </w:rPr>
               <w:t>Numérique</w:t>
@@ -3788,6 +4885,9 @@
             <w:tcW w:type="dxa" w:w="1514"/>
           </w:tcPr>
           <w:p>
+            <w:pPr>
+              <w:spacing w:before="20" w:after="20"/>
+            </w:pPr>
             <w:r/>
             <w:r>
               <w:rPr>
@@ -3804,6 +4904,9 @@
             <w:tcW w:type="dxa" w:w="1514"/>
           </w:tcPr>
           <w:p>
+            <w:pPr>
+              <w:spacing w:before="20" w:after="20"/>
+            </w:pPr>
             <w:r/>
             <w:r>
               <w:rPr>
@@ -3820,6 +4923,9 @@
             <w:tcW w:type="dxa" w:w="1514"/>
           </w:tcPr>
           <w:p>
+            <w:pPr>
+              <w:spacing w:before="20" w:after="20"/>
+            </w:pPr>
             <w:r/>
             <w:r>
               <w:rPr>
@@ -3840,6 +4946,9 @@
             <w:tcW w:type="dxa" w:w="1514"/>
           </w:tcPr>
           <w:p>
+            <w:pPr>
+              <w:spacing w:before="20" w:after="20"/>
+            </w:pPr>
             <w:r/>
             <w:r>
               <w:rPr>
@@ -3856,6 +4965,9 @@
             <w:tcW w:type="dxa" w:w="1514"/>
           </w:tcPr>
           <w:p>
+            <w:pPr>
+              <w:spacing w:before="20" w:after="20"/>
+            </w:pPr>
             <w:r/>
             <w:r>
               <w:rPr>
@@ -3872,11 +4984,13 @@
             <w:tcW w:type="dxa" w:w="1514"/>
           </w:tcPr>
           <w:p>
-            <w:r/>
-            <w:r>
-              <w:rPr>
-                <w:rFonts w:ascii="Verdana" w:hAnsi="Verdana"/>
-                <w:b w:val="0"/>
+            <w:pPr>
+              <w:spacing w:before="20" w:after="20"/>
+            </w:pPr>
+            <w:r/>
+            <w:r>
+              <w:rPr>
+                <w:rFonts w:ascii="Verdana" w:hAnsi="Verdana"/>
                 <w:sz w:val="16"/>
               </w:rPr>
               <w:t>Table d'indicateurs</w:t>
@@ -3888,6 +5002,9 @@
             <w:tcW w:type="dxa" w:w="1514"/>
           </w:tcPr>
           <w:p>
+            <w:pPr>
+              <w:spacing w:before="20" w:after="20"/>
+            </w:pPr>
             <w:r/>
             <w:r>
               <w:rPr>
@@ -3904,6 +5021,9 @@
             <w:tcW w:type="dxa" w:w="1514"/>
           </w:tcPr>
           <w:p>
+            <w:pPr>
+              <w:spacing w:before="20" w:after="20"/>
+            </w:pPr>
             <w:r/>
             <w:r>
               <w:rPr>
@@ -3920,6 +5040,9 @@
             <w:tcW w:type="dxa" w:w="1514"/>
           </w:tcPr>
           <w:p>
+            <w:pPr>
+              <w:spacing w:before="20" w:after="20"/>
+            </w:pPr>
             <w:r/>
             <w:r>
               <w:rPr>
@@ -3936,11 +5059,13 @@
             <w:tcW w:type="dxa" w:w="1514"/>
           </w:tcPr>
           <w:p>
-            <w:r/>
-            <w:r>
-              <w:rPr>
-                <w:rFonts w:ascii="Verdana" w:hAnsi="Verdana"/>
-                <w:b w:val="0"/>
+            <w:pPr>
+              <w:spacing w:before="20" w:after="20"/>
+            </w:pPr>
+            <w:r/>
+            <w:r>
+              <w:rPr>
+                <w:rFonts w:ascii="Verdana" w:hAnsi="Verdana"/>
                 <w:sz w:val="16"/>
               </w:rPr>
               <w:t>Table d'indicateurs</w:t>
@@ -3952,6 +5077,9 @@
             <w:tcW w:type="dxa" w:w="1514"/>
           </w:tcPr>
           <w:p>
+            <w:pPr>
+              <w:spacing w:before="20" w:after="20"/>
+            </w:pPr>
             <w:r/>
             <w:r>
               <w:rPr>
@@ -3968,6 +5096,9 @@
             <w:tcW w:type="dxa" w:w="1514"/>
           </w:tcPr>
           <w:p>
+            <w:pPr>
+              <w:spacing w:before="20" w:after="20"/>
+            </w:pPr>
             <w:r/>
             <w:r>
               <w:rPr>
@@ -3984,6 +5115,9 @@
             <w:tcW w:type="dxa" w:w="1514"/>
           </w:tcPr>
           <w:p>
+            <w:pPr>
+              <w:spacing w:before="20" w:after="20"/>
+            </w:pPr>
             <w:r/>
             <w:r>
               <w:rPr>
@@ -4004,6 +5138,9 @@
             <w:tcW w:type="dxa" w:w="1514"/>
           </w:tcPr>
           <w:p>
+            <w:pPr>
+              <w:spacing w:before="20" w:after="20"/>
+            </w:pPr>
             <w:r/>
             <w:r>
               <w:rPr>
@@ -4020,6 +5157,9 @@
             <w:tcW w:type="dxa" w:w="1514"/>
           </w:tcPr>
           <w:p>
+            <w:pPr>
+              <w:spacing w:before="20" w:after="20"/>
+            </w:pPr>
             <w:r/>
             <w:r>
               <w:rPr>
@@ -4036,11 +5176,13 @@
             <w:tcW w:type="dxa" w:w="1514"/>
           </w:tcPr>
           <w:p>
-            <w:r/>
-            <w:r>
-              <w:rPr>
-                <w:rFonts w:ascii="Verdana" w:hAnsi="Verdana"/>
-                <w:b w:val="0"/>
+            <w:pPr>
+              <w:spacing w:before="20" w:after="20"/>
+            </w:pPr>
+            <w:r/>
+            <w:r>
+              <w:rPr>
+                <w:rFonts w:ascii="Verdana" w:hAnsi="Verdana"/>
                 <w:sz w:val="16"/>
               </w:rPr>
               <w:t>Table de code</w:t>
@@ -4052,6 +5194,9 @@
             <w:tcW w:type="dxa" w:w="1514"/>
           </w:tcPr>
           <w:p>
+            <w:pPr>
+              <w:spacing w:before="20" w:after="20"/>
+            </w:pPr>
             <w:r/>
             <w:r>
               <w:rPr>
@@ -4068,6 +5213,9 @@
             <w:tcW w:type="dxa" w:w="1514"/>
           </w:tcPr>
           <w:p>
+            <w:pPr>
+              <w:spacing w:before="20" w:after="20"/>
+            </w:pPr>
             <w:r/>
             <w:r>
               <w:rPr>
@@ -4084,6 +5232,9 @@
             <w:tcW w:type="dxa" w:w="1514"/>
           </w:tcPr>
           <w:p>
+            <w:pPr>
+              <w:spacing w:before="20" w:after="20"/>
+            </w:pPr>
             <w:r/>
             <w:r>
               <w:rPr>
@@ -4100,11 +5251,13 @@
             <w:tcW w:type="dxa" w:w="1514"/>
           </w:tcPr>
           <w:p>
-            <w:r/>
-            <w:r>
-              <w:rPr>
-                <w:rFonts w:ascii="Verdana" w:hAnsi="Verdana"/>
-                <w:b w:val="0"/>
+            <w:pPr>
+              <w:spacing w:before="20" w:after="20"/>
+            </w:pPr>
+            <w:r/>
+            <w:r>
+              <w:rPr>
+                <w:rFonts w:ascii="Verdana" w:hAnsi="Verdana"/>
                 <w:sz w:val="16"/>
               </w:rPr>
               <w:t>Table de code</w:t>
@@ -4116,6 +5269,9 @@
             <w:tcW w:type="dxa" w:w="1514"/>
           </w:tcPr>
           <w:p>
+            <w:pPr>
+              <w:spacing w:before="20" w:after="20"/>
+            </w:pPr>
             <w:r/>
             <w:r>
               <w:rPr>
@@ -4132,6 +5288,9 @@
             <w:tcW w:type="dxa" w:w="1514"/>
           </w:tcPr>
           <w:p>
+            <w:pPr>
+              <w:spacing w:before="20" w:after="20"/>
+            </w:pPr>
             <w:r/>
             <w:r>
               <w:rPr>
@@ -4148,6 +5307,9 @@
             <w:tcW w:type="dxa" w:w="1514"/>
           </w:tcPr>
           <w:p>
+            <w:pPr>
+              <w:spacing w:before="20" w:after="20"/>
+            </w:pPr>
             <w:r/>
             <w:r>
               <w:rPr>
@@ -4168,6 +5330,9 @@
             <w:tcW w:type="dxa" w:w="1514"/>
           </w:tcPr>
           <w:p>
+            <w:pPr>
+              <w:spacing w:before="20" w:after="20"/>
+            </w:pPr>
             <w:r/>
             <w:r>
               <w:rPr>
@@ -4184,6 +5349,9 @@
             <w:tcW w:type="dxa" w:w="1514"/>
           </w:tcPr>
           <w:p>
+            <w:pPr>
+              <w:spacing w:before="20" w:after="20"/>
+            </w:pPr>
             <w:r/>
             <w:r>
               <w:rPr>
@@ -4200,11 +5368,13 @@
             <w:tcW w:type="dxa" w:w="1514"/>
           </w:tcPr>
           <w:p>
-            <w:r/>
-            <w:r>
-              <w:rPr>
-                <w:rFonts w:ascii="Verdana" w:hAnsi="Verdana"/>
-                <w:b w:val="0"/>
+            <w:pPr>
+              <w:spacing w:before="20" w:after="20"/>
+            </w:pPr>
+            <w:r/>
+            <w:r>
+              <w:rPr>
+                <w:rFonts w:ascii="Verdana" w:hAnsi="Verdana"/>
                 <w:sz w:val="16"/>
               </w:rPr>
               <w:t>Table de code</w:t>
@@ -4216,6 +5386,9 @@
             <w:tcW w:type="dxa" w:w="1514"/>
           </w:tcPr>
           <w:p>
+            <w:pPr>
+              <w:spacing w:before="20" w:after="20"/>
+            </w:pPr>
             <w:r/>
             <w:r>
               <w:rPr>
@@ -4232,6 +5405,9 @@
             <w:tcW w:type="dxa" w:w="1514"/>
           </w:tcPr>
           <w:p>
+            <w:pPr>
+              <w:spacing w:before="20" w:after="20"/>
+            </w:pPr>
             <w:r/>
             <w:r>
               <w:rPr>
@@ -4248,6 +5424,9 @@
             <w:tcW w:type="dxa" w:w="1514"/>
           </w:tcPr>
           <w:p>
+            <w:pPr>
+              <w:spacing w:before="20" w:after="20"/>
+            </w:pPr>
             <w:r/>
             <w:r>
               <w:rPr>
@@ -4264,11 +5443,13 @@
             <w:tcW w:type="dxa" w:w="1514"/>
           </w:tcPr>
           <w:p>
-            <w:r/>
-            <w:r>
-              <w:rPr>
-                <w:rFonts w:ascii="Verdana" w:hAnsi="Verdana"/>
-                <w:b w:val="0"/>
+            <w:pPr>
+              <w:spacing w:before="20" w:after="20"/>
+            </w:pPr>
+            <w:r/>
+            <w:r>
+              <w:rPr>
+                <w:rFonts w:ascii="Verdana" w:hAnsi="Verdana"/>
                 <w:sz w:val="16"/>
               </w:rPr>
               <w:t>Table de code</w:t>
@@ -4280,6 +5461,9 @@
             <w:tcW w:type="dxa" w:w="1514"/>
           </w:tcPr>
           <w:p>
+            <w:pPr>
+              <w:spacing w:before="20" w:after="20"/>
+            </w:pPr>
             <w:r/>
             <w:r>
               <w:rPr>
@@ -4296,6 +5480,9 @@
             <w:tcW w:type="dxa" w:w="1514"/>
           </w:tcPr>
           <w:p>
+            <w:pPr>
+              <w:spacing w:before="20" w:after="20"/>
+            </w:pPr>
             <w:r/>
             <w:r>
               <w:rPr>
@@ -4312,6 +5499,9 @@
             <w:tcW w:type="dxa" w:w="1514"/>
           </w:tcPr>
           <w:p>
+            <w:pPr>
+              <w:spacing w:before="20" w:after="20"/>
+            </w:pPr>
             <w:r/>
             <w:r>
               <w:rPr>
@@ -4332,6 +5522,9 @@
             <w:tcW w:type="dxa" w:w="1514"/>
           </w:tcPr>
           <w:p>
+            <w:pPr>
+              <w:spacing w:before="20" w:after="20"/>
+            </w:pPr>
             <w:r/>
             <w:r>
               <w:rPr>
@@ -4348,6 +5541,9 @@
             <w:tcW w:type="dxa" w:w="1514"/>
           </w:tcPr>
           <w:p>
+            <w:pPr>
+              <w:spacing w:before="20" w:after="20"/>
+            </w:pPr>
             <w:r/>
             <w:r>
               <w:rPr>
@@ -4364,11 +5560,13 @@
             <w:tcW w:type="dxa" w:w="1514"/>
           </w:tcPr>
           <w:p>
-            <w:r/>
-            <w:r>
-              <w:rPr>
-                <w:rFonts w:ascii="Verdana" w:hAnsi="Verdana"/>
-                <w:b w:val="0"/>
+            <w:pPr>
+              <w:spacing w:before="20" w:after="20"/>
+            </w:pPr>
+            <w:r/>
+            <w:r>
+              <w:rPr>
+                <w:rFonts w:ascii="Verdana" w:hAnsi="Verdana"/>
                 <w:sz w:val="16"/>
               </w:rPr>
               <w:t>Numérique</w:t>
@@ -4380,6 +5578,9 @@
             <w:tcW w:type="dxa" w:w="1514"/>
           </w:tcPr>
           <w:p>
+            <w:pPr>
+              <w:spacing w:before="20" w:after="20"/>
+            </w:pPr>
             <w:r/>
             <w:r>
               <w:rPr>
@@ -4396,6 +5597,9 @@
             <w:tcW w:type="dxa" w:w="1514"/>
           </w:tcPr>
           <w:p>
+            <w:pPr>
+              <w:spacing w:before="20" w:after="20"/>
+            </w:pPr>
             <w:r/>
             <w:r>
               <w:rPr>
@@ -4412,6 +5616,9 @@
             <w:tcW w:type="dxa" w:w="1514"/>
           </w:tcPr>
           <w:p>
+            <w:pPr>
+              <w:spacing w:before="20" w:after="20"/>
+            </w:pPr>
             <w:r/>
             <w:r>
               <w:rPr>
@@ -4428,11 +5635,13 @@
             <w:tcW w:type="dxa" w:w="1514"/>
           </w:tcPr>
           <w:p>
-            <w:r/>
-            <w:r>
-              <w:rPr>
-                <w:rFonts w:ascii="Verdana" w:hAnsi="Verdana"/>
-                <w:b w:val="0"/>
+            <w:pPr>
+              <w:spacing w:before="20" w:after="20"/>
+            </w:pPr>
+            <w:r/>
+            <w:r>
+              <w:rPr>
+                <w:rFonts w:ascii="Verdana" w:hAnsi="Verdana"/>
                 <w:sz w:val="16"/>
               </w:rPr>
               <w:t>Numérique</w:t>
@@ -4444,6 +5653,9 @@
             <w:tcW w:type="dxa" w:w="1514"/>
           </w:tcPr>
           <w:p>
+            <w:pPr>
+              <w:spacing w:before="20" w:after="20"/>
+            </w:pPr>
             <w:r/>
             <w:r>
               <w:rPr>
@@ -4460,6 +5672,9 @@
             <w:tcW w:type="dxa" w:w="1514"/>
           </w:tcPr>
           <w:p>
+            <w:pPr>
+              <w:spacing w:before="20" w:after="20"/>
+            </w:pPr>
             <w:r/>
             <w:r>
               <w:rPr>
@@ -4476,6 +5691,9 @@
             <w:tcW w:type="dxa" w:w="1514"/>
           </w:tcPr>
           <w:p>
+            <w:pPr>
+              <w:spacing w:before="20" w:after="20"/>
+            </w:pPr>
             <w:r/>
             <w:r>
               <w:rPr>
@@ -4496,6 +5714,9 @@
             <w:tcW w:type="dxa" w:w="1514"/>
           </w:tcPr>
           <w:p>
+            <w:pPr>
+              <w:spacing w:before="20" w:after="20"/>
+            </w:pPr>
             <w:r/>
             <w:r>
               <w:rPr>
@@ -4512,6 +5733,9 @@
             <w:tcW w:type="dxa" w:w="1514"/>
           </w:tcPr>
           <w:p>
+            <w:pPr>
+              <w:spacing w:before="20" w:after="20"/>
+            </w:pPr>
             <w:r/>
             <w:r>
               <w:rPr>
@@ -4528,11 +5752,13 @@
             <w:tcW w:type="dxa" w:w="1514"/>
           </w:tcPr>
           <w:p>
-            <w:r/>
-            <w:r>
-              <w:rPr>
-                <w:rFonts w:ascii="Verdana" w:hAnsi="Verdana"/>
-                <w:b w:val="0"/>
+            <w:pPr>
+              <w:spacing w:before="20" w:after="20"/>
+            </w:pPr>
+            <w:r/>
+            <w:r>
+              <w:rPr>
+                <w:rFonts w:ascii="Verdana" w:hAnsi="Verdana"/>
                 <w:sz w:val="16"/>
               </w:rPr>
               <w:t>°</w:t>
@@ -4544,6 +5770,9 @@
             <w:tcW w:type="dxa" w:w="1514"/>
           </w:tcPr>
           <w:p>
+            <w:pPr>
+              <w:spacing w:before="20" w:after="20"/>
+            </w:pPr>
             <w:r/>
             <w:r>
               <w:rPr>
@@ -4560,6 +5789,9 @@
             <w:tcW w:type="dxa" w:w="1514"/>
           </w:tcPr>
           <w:p>
+            <w:pPr>
+              <w:spacing w:before="20" w:after="20"/>
+            </w:pPr>
             <w:r/>
             <w:r>
               <w:rPr>
@@ -4576,6 +5808,9 @@
             <w:tcW w:type="dxa" w:w="1514"/>
           </w:tcPr>
           <w:p>
+            <w:pPr>
+              <w:spacing w:before="20" w:after="20"/>
+            </w:pPr>
             <w:r/>
             <w:r>
               <w:rPr>
@@ -4592,11 +5827,13 @@
             <w:tcW w:type="dxa" w:w="1514"/>
           </w:tcPr>
           <w:p>
-            <w:r/>
-            <w:r>
-              <w:rPr>
-                <w:rFonts w:ascii="Verdana" w:hAnsi="Verdana"/>
-                <w:b w:val="0"/>
+            <w:pPr>
+              <w:spacing w:before="20" w:after="20"/>
+            </w:pPr>
+            <w:r/>
+            <w:r>
+              <w:rPr>
+                <w:rFonts w:ascii="Verdana" w:hAnsi="Verdana"/>
                 <w:sz w:val="16"/>
               </w:rPr>
               <w:t>°</w:t>
@@ -4608,6 +5845,9 @@
             <w:tcW w:type="dxa" w:w="1514"/>
           </w:tcPr>
           <w:p>
+            <w:pPr>
+              <w:spacing w:before="20" w:after="20"/>
+            </w:pPr>
             <w:r/>
             <w:r>
               <w:rPr>
@@ -4624,6 +5864,9 @@
             <w:tcW w:type="dxa" w:w="1514"/>
           </w:tcPr>
           <w:p>
+            <w:pPr>
+              <w:spacing w:before="20" w:after="20"/>
+            </w:pPr>
             <w:r/>
             <w:r>
               <w:rPr>
@@ -4640,6 +5883,9 @@
             <w:tcW w:type="dxa" w:w="1514"/>
           </w:tcPr>
           <w:p>
+            <w:pPr>
+              <w:spacing w:before="20" w:after="20"/>
+            </w:pPr>
             <w:r/>
             <w:r>
               <w:rPr>
@@ -4660,6 +5906,9 @@
             <w:tcW w:type="dxa" w:w="1514"/>
           </w:tcPr>
           <w:p>
+            <w:pPr>
+              <w:spacing w:before="20" w:after="20"/>
+            </w:pPr>
             <w:r/>
             <w:r>
               <w:rPr>
@@ -4676,6 +5925,9 @@
             <w:tcW w:type="dxa" w:w="1514"/>
           </w:tcPr>
           <w:p>
+            <w:pPr>
+              <w:spacing w:before="20" w:after="20"/>
+            </w:pPr>
             <w:r/>
             <w:r>
               <w:rPr>
@@ -4692,11 +5944,13 @@
             <w:tcW w:type="dxa" w:w="1514"/>
           </w:tcPr>
           <w:p>
-            <w:r/>
-            <w:r>
-              <w:rPr>
-                <w:rFonts w:ascii="Verdana" w:hAnsi="Verdana"/>
-                <w:b w:val="0"/>
+            <w:pPr>
+              <w:spacing w:before="20" w:after="20"/>
+            </w:pPr>
+            <w:r/>
+            <w:r>
+              <w:rPr>
+                <w:rFonts w:ascii="Verdana" w:hAnsi="Verdana"/>
                 <w:sz w:val="16"/>
               </w:rPr>
               <w:t>Table de code</w:t>
@@ -4708,6 +5962,9 @@
             <w:tcW w:type="dxa" w:w="1514"/>
           </w:tcPr>
           <w:p>
+            <w:pPr>
+              <w:spacing w:before="20" w:after="20"/>
+            </w:pPr>
             <w:r/>
             <w:r>
               <w:rPr>
@@ -4724,6 +5981,9 @@
             <w:tcW w:type="dxa" w:w="1514"/>
           </w:tcPr>
           <w:p>
+            <w:pPr>
+              <w:spacing w:before="20" w:after="20"/>
+            </w:pPr>
             <w:r/>
             <w:r>
               <w:rPr>
@@ -4740,6 +6000,9 @@
             <w:tcW w:type="dxa" w:w="1514"/>
           </w:tcPr>
           <w:p>
+            <w:pPr>
+              <w:spacing w:before="20" w:after="20"/>
+            </w:pPr>
             <w:r/>
             <w:r>
               <w:rPr>
@@ -4756,11 +6019,13 @@
             <w:tcW w:type="dxa" w:w="1514"/>
           </w:tcPr>
           <w:p>
-            <w:r/>
-            <w:r>
-              <w:rPr>
-                <w:rFonts w:ascii="Verdana" w:hAnsi="Verdana"/>
-                <w:b w:val="0"/>
+            <w:pPr>
+              <w:spacing w:before="20" w:after="20"/>
+            </w:pPr>
+            <w:r/>
+            <w:r>
+              <w:rPr>
+                <w:rFonts w:ascii="Verdana" w:hAnsi="Verdana"/>
                 <w:sz w:val="16"/>
               </w:rPr>
               <w:t>Table de code</w:t>
@@ -4772,6 +6037,9 @@
             <w:tcW w:type="dxa" w:w="1514"/>
           </w:tcPr>
           <w:p>
+            <w:pPr>
+              <w:spacing w:before="20" w:after="20"/>
+            </w:pPr>
             <w:r/>
             <w:r>
               <w:rPr>
@@ -4788,6 +6056,9 @@
             <w:tcW w:type="dxa" w:w="1514"/>
           </w:tcPr>
           <w:p>
+            <w:pPr>
+              <w:spacing w:before="20" w:after="20"/>
+            </w:pPr>
             <w:r/>
             <w:r>
               <w:rPr>
@@ -4804,6 +6075,9 @@
             <w:tcW w:type="dxa" w:w="1514"/>
           </w:tcPr>
           <w:p>
+            <w:pPr>
+              <w:spacing w:before="20" w:after="20"/>
+            </w:pPr>
             <w:r/>
             <w:r>
               <w:rPr>
@@ -4824,6 +6098,9 @@
             <w:tcW w:type="dxa" w:w="1514"/>
           </w:tcPr>
           <w:p>
+            <w:pPr>
+              <w:spacing w:before="20" w:after="20"/>
+            </w:pPr>
             <w:r/>
             <w:r>
               <w:rPr>
@@ -4840,6 +6117,9 @@
             <w:tcW w:type="dxa" w:w="1514"/>
           </w:tcPr>
           <w:p>
+            <w:pPr>
+              <w:spacing w:before="20" w:after="20"/>
+            </w:pPr>
             <w:r/>
             <w:r>
               <w:rPr>
@@ -4856,11 +6136,13 @@
             <w:tcW w:type="dxa" w:w="1514"/>
           </w:tcPr>
           <w:p>
-            <w:r/>
-            <w:r>
-              <w:rPr>
-                <w:rFonts w:ascii="Verdana" w:hAnsi="Verdana"/>
-                <w:b w:val="0"/>
+            <w:pPr>
+              <w:spacing w:before="20" w:after="20"/>
+            </w:pPr>
+            <w:r/>
+            <w:r>
+              <w:rPr>
+                <w:rFonts w:ascii="Verdana" w:hAnsi="Verdana"/>
                 <w:sz w:val="16"/>
               </w:rPr>
               <w:t>m</w:t>
@@ -4872,6 +6154,9 @@
             <w:tcW w:type="dxa" w:w="1514"/>
           </w:tcPr>
           <w:p>
+            <w:pPr>
+              <w:spacing w:before="20" w:after="20"/>
+            </w:pPr>
             <w:r/>
             <w:r>
               <w:rPr>
@@ -4888,6 +6173,9 @@
             <w:tcW w:type="dxa" w:w="1514"/>
           </w:tcPr>
           <w:p>
+            <w:pPr>
+              <w:spacing w:before="20" w:after="20"/>
+            </w:pPr>
             <w:r/>
             <w:r>
               <w:rPr>
@@ -4904,6 +6192,9 @@
             <w:tcW w:type="dxa" w:w="1514"/>
           </w:tcPr>
           <w:p>
+            <w:pPr>
+              <w:spacing w:before="20" w:after="20"/>
+            </w:pPr>
             <w:r/>
             <w:r>
               <w:rPr>
@@ -4920,11 +6211,13 @@
             <w:tcW w:type="dxa" w:w="1514"/>
           </w:tcPr>
           <w:p>
-            <w:r/>
-            <w:r>
-              <w:rPr>
-                <w:rFonts w:ascii="Verdana" w:hAnsi="Verdana"/>
-                <w:b w:val="0"/>
+            <w:pPr>
+              <w:spacing w:before="20" w:after="20"/>
+            </w:pPr>
+            <w:r/>
+            <w:r>
+              <w:rPr>
+                <w:rFonts w:ascii="Verdana" w:hAnsi="Verdana"/>
                 <w:sz w:val="16"/>
               </w:rPr>
               <w:t>m</w:t>
@@ -4936,6 +6229,9 @@
             <w:tcW w:type="dxa" w:w="1514"/>
           </w:tcPr>
           <w:p>
+            <w:pPr>
+              <w:spacing w:before="20" w:after="20"/>
+            </w:pPr>
             <w:r/>
             <w:r>
               <w:rPr>
@@ -4952,6 +6248,9 @@
             <w:tcW w:type="dxa" w:w="1514"/>
           </w:tcPr>
           <w:p>
+            <w:pPr>
+              <w:spacing w:before="20" w:after="20"/>
+            </w:pPr>
             <w:r/>
             <w:r>
               <w:rPr>
@@ -4968,6 +6267,9 @@
             <w:tcW w:type="dxa" w:w="1514"/>
           </w:tcPr>
           <w:p>
+            <w:pPr>
+              <w:spacing w:before="20" w:after="20"/>
+            </w:pPr>
             <w:r/>
             <w:r>
               <w:rPr>
@@ -4988,6 +6290,9 @@
             <w:tcW w:type="dxa" w:w="1514"/>
           </w:tcPr>
           <w:p>
+            <w:pPr>
+              <w:spacing w:before="20" w:after="20"/>
+            </w:pPr>
             <w:r/>
             <w:r>
               <w:rPr>
@@ -5004,6 +6309,9 @@
             <w:tcW w:type="dxa" w:w="1514"/>
           </w:tcPr>
           <w:p>
+            <w:pPr>
+              <w:spacing w:before="20" w:after="20"/>
+            </w:pPr>
             <w:r/>
             <w:r>
               <w:rPr>
@@ -5020,11 +6328,13 @@
             <w:tcW w:type="dxa" w:w="1514"/>
           </w:tcPr>
           <w:p>
-            <w:r/>
-            <w:r>
-              <w:rPr>
-                <w:rFonts w:ascii="Verdana" w:hAnsi="Verdana"/>
-                <w:b w:val="0"/>
+            <w:pPr>
+              <w:spacing w:before="20" w:after="20"/>
+            </w:pPr>
+            <w:r/>
+            <w:r>
+              <w:rPr>
+                <w:rFonts w:ascii="Verdana" w:hAnsi="Verdana"/>
                 <w:sz w:val="16"/>
               </w:rPr>
               <w:t>m/s</w:t>
@@ -5036,6 +6346,9 @@
             <w:tcW w:type="dxa" w:w="1514"/>
           </w:tcPr>
           <w:p>
+            <w:pPr>
+              <w:spacing w:before="20" w:after="20"/>
+            </w:pPr>
             <w:r/>
             <w:r>
               <w:rPr>
@@ -5052,6 +6365,9 @@
             <w:tcW w:type="dxa" w:w="1514"/>
           </w:tcPr>
           <w:p>
+            <w:pPr>
+              <w:spacing w:before="20" w:after="20"/>
+            </w:pPr>
             <w:r/>
             <w:r>
               <w:rPr>
@@ -5068,6 +6384,9 @@
             <w:tcW w:type="dxa" w:w="1514"/>
           </w:tcPr>
           <w:p>
+            <w:pPr>
+              <w:spacing w:before="20" w:after="20"/>
+            </w:pPr>
             <w:r/>
             <w:r>
               <w:rPr>
@@ -5084,11 +6403,13 @@
             <w:tcW w:type="dxa" w:w="1514"/>
           </w:tcPr>
           <w:p>
-            <w:r/>
-            <w:r>
-              <w:rPr>
-                <w:rFonts w:ascii="Verdana" w:hAnsi="Verdana"/>
-                <w:b w:val="0"/>
+            <w:pPr>
+              <w:spacing w:before="20" w:after="20"/>
+            </w:pPr>
+            <w:r/>
+            <w:r>
+              <w:rPr>
+                <w:rFonts w:ascii="Verdana" w:hAnsi="Verdana"/>
                 <w:sz w:val="16"/>
               </w:rPr>
               <w:t>m/s</w:t>
@@ -5100,6 +6421,9 @@
             <w:tcW w:type="dxa" w:w="1514"/>
           </w:tcPr>
           <w:p>
+            <w:pPr>
+              <w:spacing w:before="20" w:after="20"/>
+            </w:pPr>
             <w:r/>
             <w:r>
               <w:rPr>
@@ -5116,6 +6440,9 @@
             <w:tcW w:type="dxa" w:w="1514"/>
           </w:tcPr>
           <w:p>
+            <w:pPr>
+              <w:spacing w:before="20" w:after="20"/>
+            </w:pPr>
             <w:r/>
             <w:r>
               <w:rPr>
@@ -5132,6 +6459,9 @@
             <w:tcW w:type="dxa" w:w="1514"/>
           </w:tcPr>
           <w:p>
+            <w:pPr>
+              <w:spacing w:before="20" w:after="20"/>
+            </w:pPr>
             <w:r/>
             <w:r>
               <w:rPr>
@@ -5152,6 +6482,9 @@
             <w:tcW w:type="dxa" w:w="1514"/>
           </w:tcPr>
           <w:p>
+            <w:pPr>
+              <w:spacing w:before="20" w:after="20"/>
+            </w:pPr>
             <w:r/>
             <w:r>
               <w:rPr>
@@ -5168,6 +6501,9 @@
             <w:tcW w:type="dxa" w:w="1514"/>
           </w:tcPr>
           <w:p>
+            <w:pPr>
+              <w:spacing w:before="20" w:after="20"/>
+            </w:pPr>
             <w:r/>
             <w:r>
               <w:rPr>
@@ -5184,11 +6520,13 @@
             <w:tcW w:type="dxa" w:w="1514"/>
           </w:tcPr>
           <w:p>
-            <w:r/>
-            <w:r>
-              <w:rPr>
-                <w:rFonts w:ascii="Verdana" w:hAnsi="Verdana"/>
-                <w:b w:val="0"/>
+            <w:pPr>
+              <w:spacing w:before="20" w:after="20"/>
+            </w:pPr>
+            <w:r/>
+            <w:r>
+              <w:rPr>
+                <w:rFonts w:ascii="Verdana" w:hAnsi="Verdana"/>
                 <w:sz w:val="16"/>
               </w:rPr>
               <w:t>m/s</w:t>
@@ -5200,6 +6538,9 @@
             <w:tcW w:type="dxa" w:w="1514"/>
           </w:tcPr>
           <w:p>
+            <w:pPr>
+              <w:spacing w:before="20" w:after="20"/>
+            </w:pPr>
             <w:r/>
             <w:r>
               <w:rPr>
@@ -5216,6 +6557,9 @@
             <w:tcW w:type="dxa" w:w="1514"/>
           </w:tcPr>
           <w:p>
+            <w:pPr>
+              <w:spacing w:before="20" w:after="20"/>
+            </w:pPr>
             <w:r/>
             <w:r>
               <w:rPr>
@@ -5232,6 +6576,9 @@
             <w:tcW w:type="dxa" w:w="1514"/>
           </w:tcPr>
           <w:p>
+            <w:pPr>
+              <w:spacing w:before="20" w:after="20"/>
+            </w:pPr>
             <w:r/>
             <w:r>
               <w:rPr>
@@ -5248,11 +6595,13 @@
             <w:tcW w:type="dxa" w:w="1514"/>
           </w:tcPr>
           <w:p>
-            <w:r/>
-            <w:r>
-              <w:rPr>
-                <w:rFonts w:ascii="Verdana" w:hAnsi="Verdana"/>
-                <w:b w:val="0"/>
+            <w:pPr>
+              <w:spacing w:before="20" w:after="20"/>
+            </w:pPr>
+            <w:r/>
+            <w:r>
+              <w:rPr>
+                <w:rFonts w:ascii="Verdana" w:hAnsi="Verdana"/>
                 <w:sz w:val="16"/>
               </w:rPr>
               <w:t>m/s</w:t>
@@ -5264,6 +6613,9 @@
             <w:tcW w:type="dxa" w:w="1514"/>
           </w:tcPr>
           <w:p>
+            <w:pPr>
+              <w:spacing w:before="20" w:after="20"/>
+            </w:pPr>
             <w:r/>
             <w:r>
               <w:rPr>
@@ -5280,6 +6632,9 @@
             <w:tcW w:type="dxa" w:w="1514"/>
           </w:tcPr>
           <w:p>
+            <w:pPr>
+              <w:spacing w:before="20" w:after="20"/>
+            </w:pPr>
             <w:r/>
             <w:r>
               <w:rPr>
@@ -5296,6 +6651,9 @@
             <w:tcW w:type="dxa" w:w="1514"/>
           </w:tcPr>
           <w:p>
+            <w:pPr>
+              <w:spacing w:before="20" w:after="20"/>
+            </w:pPr>
             <w:r/>
             <w:r>
               <w:rPr>
@@ -5316,6 +6674,9 @@
             <w:tcW w:type="dxa" w:w="1514"/>
           </w:tcPr>
           <w:p>
+            <w:pPr>
+              <w:spacing w:before="20" w:after="20"/>
+            </w:pPr>
             <w:r/>
             <w:r>
               <w:rPr>
@@ -5332,6 +6693,9 @@
             <w:tcW w:type="dxa" w:w="1514"/>
           </w:tcPr>
           <w:p>
+            <w:pPr>
+              <w:spacing w:before="20" w:after="20"/>
+            </w:pPr>
             <w:r/>
             <w:r>
               <w:rPr>
@@ -5348,22 +6712,42 @@
             <w:tcW w:type="dxa" w:w="1514"/>
           </w:tcPr>
           <w:p>
-            <w:r/>
-            <w:r>
-              <w:rPr>
-                <w:rFonts w:ascii="Verdana" w:hAnsi="Verdana"/>
-                <w:b w:val="0"/>
-                <w:sz w:val="16"/>
-              </w:rPr>
-              <w:t>m s-1 Pa-1</w:t>
-            </w:r>
-          </w:p>
-        </w:tc>
-        <w:tc>
-          <w:tcPr>
-            <w:tcW w:type="dxa" w:w="1514"/>
-          </w:tcPr>
-          <w:p>
+            <w:pPr>
+              <w:spacing w:before="20" w:after="20"/>
+            </w:pPr>
+            <w:r/>
+            <w:r>
+              <w:rPr>
+                <w:rFonts w:ascii="Verdana" w:hAnsi="Verdana"/>
+                <w:sz w:val="16"/>
+              </w:rPr>
+              <w:t>m s</w:t>
+            </w:r>
+            <w:r>
+              <w:rPr>
+                <w:rFonts w:ascii="Verdana" w:hAnsi="Verdana"/>
+                <w:sz w:val="16"/>
+                <w:vertAlign w:val="superscript"/>
+              </w:rPr>
+              <w:t>-1</w:t>
+            </w:r>
+            <w:r>
+              <w:rPr>
+                <w:rFonts w:ascii="Verdana" w:hAnsi="Verdana"/>
+                <w:sz w:val="16"/>
+              </w:rPr>
+              <w:t xml:space="preserve"> Pa-1</w:t>
+            </w:r>
+          </w:p>
+        </w:tc>
+        <w:tc>
+          <w:tcPr>
+            <w:tcW w:type="dxa" w:w="1514"/>
+          </w:tcPr>
+          <w:p>
+            <w:pPr>
+              <w:spacing w:before="20" w:after="20"/>
+            </w:pPr>
             <w:r/>
             <w:r>
               <w:rPr>
@@ -5380,6 +6764,9 @@
             <w:tcW w:type="dxa" w:w="1514"/>
           </w:tcPr>
           <w:p>
+            <w:pPr>
+              <w:spacing w:before="20" w:after="20"/>
+            </w:pPr>
             <w:r/>
             <w:r>
               <w:rPr>
@@ -5396,6 +6783,9 @@
             <w:tcW w:type="dxa" w:w="1514"/>
           </w:tcPr>
           <w:p>
+            <w:pPr>
+              <w:spacing w:before="20" w:after="20"/>
+            </w:pPr>
             <w:r/>
             <w:r>
               <w:rPr>
@@ -5412,22 +6802,42 @@
             <w:tcW w:type="dxa" w:w="1514"/>
           </w:tcPr>
           <w:p>
-            <w:r/>
-            <w:r>
-              <w:rPr>
-                <w:rFonts w:ascii="Verdana" w:hAnsi="Verdana"/>
-                <w:b w:val="0"/>
-                <w:sz w:val="16"/>
-              </w:rPr>
-              <w:t>m s-1 Pa-1</w:t>
-            </w:r>
-          </w:p>
-        </w:tc>
-        <w:tc>
-          <w:tcPr>
-            <w:tcW w:type="dxa" w:w="1514"/>
-          </w:tcPr>
-          <w:p>
+            <w:pPr>
+              <w:spacing w:before="20" w:after="20"/>
+            </w:pPr>
+            <w:r/>
+            <w:r>
+              <w:rPr>
+                <w:rFonts w:ascii="Verdana" w:hAnsi="Verdana"/>
+                <w:sz w:val="16"/>
+              </w:rPr>
+              <w:t>m s</w:t>
+            </w:r>
+            <w:r>
+              <w:rPr>
+                <w:rFonts w:ascii="Verdana" w:hAnsi="Verdana"/>
+                <w:sz w:val="16"/>
+                <w:vertAlign w:val="superscript"/>
+              </w:rPr>
+              <w:t>-1</w:t>
+            </w:r>
+            <w:r>
+              <w:rPr>
+                <w:rFonts w:ascii="Verdana" w:hAnsi="Verdana"/>
+                <w:sz w:val="16"/>
+              </w:rPr>
+              <w:t xml:space="preserve"> Pa-1</w:t>
+            </w:r>
+          </w:p>
+        </w:tc>
+        <w:tc>
+          <w:tcPr>
+            <w:tcW w:type="dxa" w:w="1514"/>
+          </w:tcPr>
+          <w:p>
+            <w:pPr>
+              <w:spacing w:before="20" w:after="20"/>
+            </w:pPr>
             <w:r/>
             <w:r>
               <w:rPr>
@@ -5444,6 +6854,9 @@
             <w:tcW w:type="dxa" w:w="1514"/>
           </w:tcPr>
           <w:p>
+            <w:pPr>
+              <w:spacing w:before="20" w:after="20"/>
+            </w:pPr>
             <w:r/>
             <w:r>
               <w:rPr>
@@ -5460,6 +6873,9 @@
             <w:tcW w:type="dxa" w:w="1514"/>
           </w:tcPr>
           <w:p>
+            <w:pPr>
+              <w:spacing w:before="20" w:after="20"/>
+            </w:pPr>
             <w:r/>
             <w:r>
               <w:rPr>
@@ -5480,6 +6896,9 @@
             <w:tcW w:type="dxa" w:w="1514"/>
           </w:tcPr>
           <w:p>
+            <w:pPr>
+              <w:spacing w:before="20" w:after="20"/>
+            </w:pPr>
             <w:r/>
             <w:r>
               <w:rPr>
@@ -5496,6 +6915,9 @@
             <w:tcW w:type="dxa" w:w="1514"/>
           </w:tcPr>
           <w:p>
+            <w:pPr>
+              <w:spacing w:before="20" w:after="20"/>
+            </w:pPr>
             <w:r/>
             <w:r>
               <w:rPr>
@@ -5512,22 +6934,42 @@
             <w:tcW w:type="dxa" w:w="1514"/>
           </w:tcPr>
           <w:p>
-            <w:r/>
-            <w:r>
-              <w:rPr>
-                <w:rFonts w:ascii="Verdana" w:hAnsi="Verdana"/>
-                <w:b w:val="0"/>
-                <w:sz w:val="16"/>
-              </w:rPr>
-              <w:t>m s-1 K-1</w:t>
-            </w:r>
-          </w:p>
-        </w:tc>
-        <w:tc>
-          <w:tcPr>
-            <w:tcW w:type="dxa" w:w="1514"/>
-          </w:tcPr>
-          <w:p>
+            <w:pPr>
+              <w:spacing w:before="20" w:after="20"/>
+            </w:pPr>
+            <w:r/>
+            <w:r>
+              <w:rPr>
+                <w:rFonts w:ascii="Verdana" w:hAnsi="Verdana"/>
+                <w:sz w:val="16"/>
+              </w:rPr>
+              <w:t>m s</w:t>
+            </w:r>
+            <w:r>
+              <w:rPr>
+                <w:rFonts w:ascii="Verdana" w:hAnsi="Verdana"/>
+                <w:sz w:val="16"/>
+                <w:vertAlign w:val="superscript"/>
+              </w:rPr>
+              <w:t>-1</w:t>
+            </w:r>
+            <w:r>
+              <w:rPr>
+                <w:rFonts w:ascii="Verdana" w:hAnsi="Verdana"/>
+                <w:sz w:val="16"/>
+              </w:rPr>
+              <w:t xml:space="preserve"> K-1</w:t>
+            </w:r>
+          </w:p>
+        </w:tc>
+        <w:tc>
+          <w:tcPr>
+            <w:tcW w:type="dxa" w:w="1514"/>
+          </w:tcPr>
+          <w:p>
+            <w:pPr>
+              <w:spacing w:before="20" w:after="20"/>
+            </w:pPr>
             <w:r/>
             <w:r>
               <w:rPr>
@@ -5544,6 +6986,9 @@
             <w:tcW w:type="dxa" w:w="1514"/>
           </w:tcPr>
           <w:p>
+            <w:pPr>
+              <w:spacing w:before="20" w:after="20"/>
+            </w:pPr>
             <w:r/>
             <w:r>
               <w:rPr>
@@ -5560,6 +7005,9 @@
             <w:tcW w:type="dxa" w:w="1514"/>
           </w:tcPr>
           <w:p>
+            <w:pPr>
+              <w:spacing w:before="20" w:after="20"/>
+            </w:pPr>
             <w:r/>
             <w:r>
               <w:rPr>
@@ -5576,22 +7024,42 @@
             <w:tcW w:type="dxa" w:w="1514"/>
           </w:tcPr>
           <w:p>
-            <w:r/>
-            <w:r>
-              <w:rPr>
-                <w:rFonts w:ascii="Verdana" w:hAnsi="Verdana"/>
-                <w:b w:val="0"/>
-                <w:sz w:val="16"/>
-              </w:rPr>
-              <w:t>m s-1 K-1</w:t>
-            </w:r>
-          </w:p>
-        </w:tc>
-        <w:tc>
-          <w:tcPr>
-            <w:tcW w:type="dxa" w:w="1514"/>
-          </w:tcPr>
-          <w:p>
+            <w:pPr>
+              <w:spacing w:before="20" w:after="20"/>
+            </w:pPr>
+            <w:r/>
+            <w:r>
+              <w:rPr>
+                <w:rFonts w:ascii="Verdana" w:hAnsi="Verdana"/>
+                <w:sz w:val="16"/>
+              </w:rPr>
+              <w:t>m s</w:t>
+            </w:r>
+            <w:r>
+              <w:rPr>
+                <w:rFonts w:ascii="Verdana" w:hAnsi="Verdana"/>
+                <w:sz w:val="16"/>
+                <w:vertAlign w:val="superscript"/>
+              </w:rPr>
+              <w:t>-1</w:t>
+            </w:r>
+            <w:r>
+              <w:rPr>
+                <w:rFonts w:ascii="Verdana" w:hAnsi="Verdana"/>
+                <w:sz w:val="16"/>
+              </w:rPr>
+              <w:t xml:space="preserve"> K-1</w:t>
+            </w:r>
+          </w:p>
+        </w:tc>
+        <w:tc>
+          <w:tcPr>
+            <w:tcW w:type="dxa" w:w="1514"/>
+          </w:tcPr>
+          <w:p>
+            <w:pPr>
+              <w:spacing w:before="20" w:after="20"/>
+            </w:pPr>
             <w:r/>
             <w:r>
               <w:rPr>
@@ -5608,6 +7076,9 @@
             <w:tcW w:type="dxa" w:w="1514"/>
           </w:tcPr>
           <w:p>
+            <w:pPr>
+              <w:spacing w:before="20" w:after="20"/>
+            </w:pPr>
             <w:r/>
             <w:r>
               <w:rPr>
@@ -5624,6 +7095,9 @@
             <w:tcW w:type="dxa" w:w="1514"/>
           </w:tcPr>
           <w:p>
+            <w:pPr>
+              <w:spacing w:before="20" w:after="20"/>
+            </w:pPr>
             <w:r/>
             <w:r>
               <w:rPr>
@@ -5644,6 +7118,9 @@
             <w:tcW w:type="dxa" w:w="1514"/>
           </w:tcPr>
           <w:p>
+            <w:pPr>
+              <w:spacing w:before="20" w:after="20"/>
+            </w:pPr>
             <w:r/>
             <w:r>
               <w:rPr>
@@ -5660,6 +7137,9 @@
             <w:tcW w:type="dxa" w:w="1514"/>
           </w:tcPr>
           <w:p>
+            <w:pPr>
+              <w:spacing w:before="20" w:after="20"/>
+            </w:pPr>
             <w:r/>
             <w:r>
               <w:rPr>
@@ -5676,11 +7156,13 @@
             <w:tcW w:type="dxa" w:w="1514"/>
           </w:tcPr>
           <w:p>
-            <w:r/>
-            <w:r>
-              <w:rPr>
-                <w:rFonts w:ascii="Verdana" w:hAnsi="Verdana"/>
-                <w:b w:val="0"/>
+            <w:pPr>
+              <w:spacing w:before="20" w:after="20"/>
+            </w:pPr>
+            <w:r/>
+            <w:r>
+              <w:rPr>
+                <w:rFonts w:ascii="Verdana" w:hAnsi="Verdana"/>
                 <w:sz w:val="16"/>
               </w:rPr>
               <w:t>m/s</w:t>
@@ -5692,6 +7174,9 @@
             <w:tcW w:type="dxa" w:w="1514"/>
           </w:tcPr>
           <w:p>
+            <w:pPr>
+              <w:spacing w:before="20" w:after="20"/>
+            </w:pPr>
             <w:r/>
             <w:r>
               <w:rPr>
@@ -5708,6 +7193,9 @@
             <w:tcW w:type="dxa" w:w="1514"/>
           </w:tcPr>
           <w:p>
+            <w:pPr>
+              <w:spacing w:before="20" w:after="20"/>
+            </w:pPr>
             <w:r/>
             <w:r>
               <w:rPr>
@@ -5724,6 +7212,9 @@
             <w:tcW w:type="dxa" w:w="1514"/>
           </w:tcPr>
           <w:p>
+            <w:pPr>
+              <w:spacing w:before="20" w:after="20"/>
+            </w:pPr>
             <w:r/>
             <w:r>
               <w:rPr>
@@ -5740,11 +7231,13 @@
             <w:tcW w:type="dxa" w:w="1514"/>
           </w:tcPr>
           <w:p>
-            <w:r/>
-            <w:r>
-              <w:rPr>
-                <w:rFonts w:ascii="Verdana" w:hAnsi="Verdana"/>
-                <w:b w:val="0"/>
+            <w:pPr>
+              <w:spacing w:before="20" w:after="20"/>
+            </w:pPr>
+            <w:r/>
+            <w:r>
+              <w:rPr>
+                <w:rFonts w:ascii="Verdana" w:hAnsi="Verdana"/>
                 <w:sz w:val="16"/>
               </w:rPr>
               <w:t>m/s</w:t>
@@ -5756,6 +7249,9 @@
             <w:tcW w:type="dxa" w:w="1514"/>
           </w:tcPr>
           <w:p>
+            <w:pPr>
+              <w:spacing w:before="20" w:after="20"/>
+            </w:pPr>
             <w:r/>
             <w:r>
               <w:rPr>
@@ -5772,6 +7268,9 @@
             <w:tcW w:type="dxa" w:w="1514"/>
           </w:tcPr>
           <w:p>
+            <w:pPr>
+              <w:spacing w:before="20" w:after="20"/>
+            </w:pPr>
             <w:r/>
             <w:r>
               <w:rPr>
@@ -5788,6 +7287,9 @@
             <w:tcW w:type="dxa" w:w="1514"/>
           </w:tcPr>
           <w:p>
+            <w:pPr>
+              <w:spacing w:before="20" w:after="20"/>
+            </w:pPr>
             <w:r/>
             <w:r>
               <w:rPr>
@@ -5808,6 +7310,9 @@
             <w:tcW w:type="dxa" w:w="1514"/>
           </w:tcPr>
           <w:p>
+            <w:pPr>
+              <w:spacing w:before="20" w:after="20"/>
+            </w:pPr>
             <w:r/>
             <w:r>
               <w:rPr>
@@ -5824,6 +7329,9 @@
             <w:tcW w:type="dxa" w:w="1514"/>
           </w:tcPr>
           <w:p>
+            <w:pPr>
+              <w:spacing w:before="20" w:after="20"/>
+            </w:pPr>
             <w:r/>
             <w:r>
               <w:rPr>
@@ -5840,11 +7348,13 @@
             <w:tcW w:type="dxa" w:w="1514"/>
           </w:tcPr>
           <w:p>
-            <w:r/>
-            <w:r>
-              <w:rPr>
-                <w:rFonts w:ascii="Verdana" w:hAnsi="Verdana"/>
-                <w:b w:val="0"/>
+            <w:pPr>
+              <w:spacing w:before="20" w:after="20"/>
+            </w:pPr>
+            <w:r/>
+            <w:r>
+              <w:rPr>
+                <w:rFonts w:ascii="Verdana" w:hAnsi="Verdana"/>
                 <w:sz w:val="16"/>
               </w:rPr>
               <w:t>m</w:t>
@@ -5856,6 +7366,9 @@
             <w:tcW w:type="dxa" w:w="1514"/>
           </w:tcPr>
           <w:p>
+            <w:pPr>
+              <w:spacing w:before="20" w:after="20"/>
+            </w:pPr>
             <w:r/>
             <w:r>
               <w:rPr>
@@ -5872,6 +7385,9 @@
             <w:tcW w:type="dxa" w:w="1514"/>
           </w:tcPr>
           <w:p>
+            <w:pPr>
+              <w:spacing w:before="20" w:after="20"/>
+            </w:pPr>
             <w:r/>
             <w:r>
               <w:rPr>
@@ -5888,6 +7404,9 @@
             <w:tcW w:type="dxa" w:w="1514"/>
           </w:tcPr>
           <w:p>
+            <w:pPr>
+              <w:spacing w:before="20" w:after="20"/>
+            </w:pPr>
             <w:r/>
             <w:r>
               <w:rPr>
@@ -5904,11 +7423,13 @@
             <w:tcW w:type="dxa" w:w="1514"/>
           </w:tcPr>
           <w:p>
-            <w:r/>
-            <w:r>
-              <w:rPr>
-                <w:rFonts w:ascii="Verdana" w:hAnsi="Verdana"/>
-                <w:b w:val="0"/>
+            <w:pPr>
+              <w:spacing w:before="20" w:after="20"/>
+            </w:pPr>
+            <w:r/>
+            <w:r>
+              <w:rPr>
+                <w:rFonts w:ascii="Verdana" w:hAnsi="Verdana"/>
                 <w:sz w:val="16"/>
               </w:rPr>
               <w:t>m</w:t>
@@ -5920,6 +7441,9 @@
             <w:tcW w:type="dxa" w:w="1514"/>
           </w:tcPr>
           <w:p>
+            <w:pPr>
+              <w:spacing w:before="20" w:after="20"/>
+            </w:pPr>
             <w:r/>
             <w:r>
               <w:rPr>
@@ -5936,6 +7460,9 @@
             <w:tcW w:type="dxa" w:w="1514"/>
           </w:tcPr>
           <w:p>
+            <w:pPr>
+              <w:spacing w:before="20" w:after="20"/>
+            </w:pPr>
             <w:r/>
             <w:r>
               <w:rPr>
@@ -5952,6 +7479,9 @@
             <w:tcW w:type="dxa" w:w="1514"/>
           </w:tcPr>
           <w:p>
+            <w:pPr>
+              <w:spacing w:before="20" w:after="20"/>
+            </w:pPr>
             <w:r/>
             <w:r>
               <w:rPr>
@@ -5972,6 +7502,9 @@
             <w:tcW w:type="dxa" w:w="1514"/>
           </w:tcPr>
           <w:p>
+            <w:pPr>
+              <w:spacing w:before="20" w:after="20"/>
+            </w:pPr>
             <w:r/>
             <w:r>
               <w:rPr>
@@ -5988,6 +7521,9 @@
             <w:tcW w:type="dxa" w:w="1514"/>
           </w:tcPr>
           <w:p>
+            <w:pPr>
+              <w:spacing w:before="20" w:after="20"/>
+            </w:pPr>
             <w:r/>
             <w:r>
               <w:rPr>
@@ -6004,11 +7540,13 @@
             <w:tcW w:type="dxa" w:w="1514"/>
           </w:tcPr>
           <w:p>
-            <w:r/>
-            <w:r>
-              <w:rPr>
-                <w:rFonts w:ascii="Verdana" w:hAnsi="Verdana"/>
-                <w:b w:val="0"/>
+            <w:pPr>
+              <w:spacing w:before="20" w:after="20"/>
+            </w:pPr>
+            <w:r/>
+            <w:r>
+              <w:rPr>
+                <w:rFonts w:ascii="Verdana" w:hAnsi="Verdana"/>
                 <w:sz w:val="16"/>
               </w:rPr>
               <w:t>Table de code</w:t>
@@ -6020,6 +7558,9 @@
             <w:tcW w:type="dxa" w:w="1514"/>
           </w:tcPr>
           <w:p>
+            <w:pPr>
+              <w:spacing w:before="20" w:after="20"/>
+            </w:pPr>
             <w:r/>
             <w:r>
               <w:rPr>
@@ -6036,6 +7577,9 @@
             <w:tcW w:type="dxa" w:w="1514"/>
           </w:tcPr>
           <w:p>
+            <w:pPr>
+              <w:spacing w:before="20" w:after="20"/>
+            </w:pPr>
             <w:r/>
             <w:r>
               <w:rPr>
@@ -6052,6 +7596,9 @@
             <w:tcW w:type="dxa" w:w="1514"/>
           </w:tcPr>
           <w:p>
+            <w:pPr>
+              <w:spacing w:before="20" w:after="20"/>
+            </w:pPr>
             <w:r/>
             <w:r>
               <w:rPr>
@@ -6068,11 +7615,13 @@
             <w:tcW w:type="dxa" w:w="1514"/>
           </w:tcPr>
           <w:p>
-            <w:r/>
-            <w:r>
-              <w:rPr>
-                <w:rFonts w:ascii="Verdana" w:hAnsi="Verdana"/>
-                <w:b w:val="0"/>
+            <w:pPr>
+              <w:spacing w:before="20" w:after="20"/>
+            </w:pPr>
+            <w:r/>
+            <w:r>
+              <w:rPr>
+                <w:rFonts w:ascii="Verdana" w:hAnsi="Verdana"/>
                 <w:sz w:val="16"/>
               </w:rPr>
               <w:t>Table de code</w:t>
@@ -6084,6 +7633,9 @@
             <w:tcW w:type="dxa" w:w="1514"/>
           </w:tcPr>
           <w:p>
+            <w:pPr>
+              <w:spacing w:before="20" w:after="20"/>
+            </w:pPr>
             <w:r/>
             <w:r>
               <w:rPr>
@@ -6100,6 +7652,9 @@
             <w:tcW w:type="dxa" w:w="1514"/>
           </w:tcPr>
           <w:p>
+            <w:pPr>
+              <w:spacing w:before="20" w:after="20"/>
+            </w:pPr>
             <w:r/>
             <w:r>
               <w:rPr>
@@ -6116,6 +7671,9 @@
             <w:tcW w:type="dxa" w:w="1514"/>
           </w:tcPr>
           <w:p>
+            <w:pPr>
+              <w:spacing w:before="20" w:after="20"/>
+            </w:pPr>
             <w:r/>
             <w:r>
               <w:rPr>
@@ -6136,6 +7694,9 @@
             <w:tcW w:type="dxa" w:w="1514"/>
           </w:tcPr>
           <w:p>
+            <w:pPr>
+              <w:spacing w:before="20" w:after="20"/>
+            </w:pPr>
             <w:r/>
             <w:r>
               <w:rPr>
@@ -6152,6 +7713,9 @@
             <w:tcW w:type="dxa" w:w="1514"/>
           </w:tcPr>
           <w:p>
+            <w:pPr>
+              <w:spacing w:before="20" w:after="20"/>
+            </w:pPr>
             <w:r/>
             <w:r>
               <w:rPr>
@@ -6168,11 +7732,13 @@
             <w:tcW w:type="dxa" w:w="1514"/>
           </w:tcPr>
           <w:p>
-            <w:r/>
-            <w:r>
-              <w:rPr>
-                <w:rFonts w:ascii="Verdana" w:hAnsi="Verdana"/>
-                <w:b w:val="0"/>
+            <w:pPr>
+              <w:spacing w:before="20" w:after="20"/>
+            </w:pPr>
+            <w:r/>
+            <w:r>
+              <w:rPr>
+                <w:rFonts w:ascii="Verdana" w:hAnsi="Verdana"/>
                 <w:sz w:val="16"/>
               </w:rPr>
               <w:t>Numérique</w:t>
@@ -6184,6 +7750,9 @@
             <w:tcW w:type="dxa" w:w="1514"/>
           </w:tcPr>
           <w:p>
+            <w:pPr>
+              <w:spacing w:before="20" w:after="20"/>
+            </w:pPr>
             <w:r/>
             <w:r>
               <w:rPr>
@@ -6200,6 +7769,9 @@
             <w:tcW w:type="dxa" w:w="1514"/>
           </w:tcPr>
           <w:p>
+            <w:pPr>
+              <w:spacing w:before="20" w:after="20"/>
+            </w:pPr>
             <w:r/>
             <w:r>
               <w:rPr>
@@ -6216,6 +7788,9 @@
             <w:tcW w:type="dxa" w:w="1514"/>
           </w:tcPr>
           <w:p>
+            <w:pPr>
+              <w:spacing w:before="20" w:after="20"/>
+            </w:pPr>
             <w:r/>
             <w:r>
               <w:rPr>
@@ -6232,11 +7807,13 @@
             <w:tcW w:type="dxa" w:w="1514"/>
           </w:tcPr>
           <w:p>
-            <w:r/>
-            <w:r>
-              <w:rPr>
-                <w:rFonts w:ascii="Verdana" w:hAnsi="Verdana"/>
-                <w:b w:val="0"/>
+            <w:pPr>
+              <w:spacing w:before="20" w:after="20"/>
+            </w:pPr>
+            <w:r/>
+            <w:r>
+              <w:rPr>
+                <w:rFonts w:ascii="Verdana" w:hAnsi="Verdana"/>
                 <w:sz w:val="16"/>
               </w:rPr>
               <w:t>Numérique</w:t>
@@ -6248,6 +7825,9 @@
             <w:tcW w:type="dxa" w:w="1514"/>
           </w:tcPr>
           <w:p>
+            <w:pPr>
+              <w:spacing w:before="20" w:after="20"/>
+            </w:pPr>
             <w:r/>
             <w:r>
               <w:rPr>
@@ -6264,6 +7844,9 @@
             <w:tcW w:type="dxa" w:w="1514"/>
           </w:tcPr>
           <w:p>
+            <w:pPr>
+              <w:spacing w:before="20" w:after="20"/>
+            </w:pPr>
             <w:r/>
             <w:r>
               <w:rPr>
@@ -6280,6 +7863,9 @@
             <w:tcW w:type="dxa" w:w="1514"/>
           </w:tcPr>
           <w:p>
+            <w:pPr>
+              <w:spacing w:before="20" w:after="20"/>
+            </w:pPr>
             <w:r/>
             <w:r>
               <w:rPr>
@@ -6300,6 +7886,9 @@
             <w:tcW w:type="dxa" w:w="1514"/>
           </w:tcPr>
           <w:p>
+            <w:pPr>
+              <w:spacing w:before="20" w:after="20"/>
+            </w:pPr>
             <w:r/>
             <w:r>
               <w:rPr>
@@ -6316,6 +7905,9 @@
             <w:tcW w:type="dxa" w:w="1514"/>
           </w:tcPr>
           <w:p>
+            <w:pPr>
+              <w:spacing w:before="20" w:after="20"/>
+            </w:pPr>
             <w:r/>
             <w:r>
               <w:rPr>
@@ -6332,11 +7924,13 @@
             <w:tcW w:type="dxa" w:w="1514"/>
           </w:tcPr>
           <w:p>
-            <w:r/>
-            <w:r>
-              <w:rPr>
-                <w:rFonts w:ascii="Verdana" w:hAnsi="Verdana"/>
-                <w:b w:val="0"/>
+            <w:pPr>
+              <w:spacing w:before="20" w:after="20"/>
+            </w:pPr>
+            <w:r/>
+            <w:r>
+              <w:rPr>
+                <w:rFonts w:ascii="Verdana" w:hAnsi="Verdana"/>
                 <w:sz w:val="16"/>
               </w:rPr>
               <w:t>m</w:t>
@@ -6348,6 +7942,9 @@
             <w:tcW w:type="dxa" w:w="1514"/>
           </w:tcPr>
           <w:p>
+            <w:pPr>
+              <w:spacing w:before="20" w:after="20"/>
+            </w:pPr>
             <w:r/>
             <w:r>
               <w:rPr>
@@ -6364,6 +7961,9 @@
             <w:tcW w:type="dxa" w:w="1514"/>
           </w:tcPr>
           <w:p>
+            <w:pPr>
+              <w:spacing w:before="20" w:after="20"/>
+            </w:pPr>
             <w:r/>
             <w:r>
               <w:rPr>
@@ -6380,6 +7980,9 @@
             <w:tcW w:type="dxa" w:w="1514"/>
           </w:tcPr>
           <w:p>
+            <w:pPr>
+              <w:spacing w:before="20" w:after="20"/>
+            </w:pPr>
             <w:r/>
             <w:r>
               <w:rPr>
@@ -6396,11 +7999,13 @@
             <w:tcW w:type="dxa" w:w="1514"/>
           </w:tcPr>
           <w:p>
-            <w:r/>
-            <w:r>
-              <w:rPr>
-                <w:rFonts w:ascii="Verdana" w:hAnsi="Verdana"/>
-                <w:b w:val="0"/>
+            <w:pPr>
+              <w:spacing w:before="20" w:after="20"/>
+            </w:pPr>
+            <w:r/>
+            <w:r>
+              <w:rPr>
+                <w:rFonts w:ascii="Verdana" w:hAnsi="Verdana"/>
                 <w:sz w:val="16"/>
               </w:rPr>
               <w:t>m</w:t>
@@ -6412,6 +8017,9 @@
             <w:tcW w:type="dxa" w:w="1514"/>
           </w:tcPr>
           <w:p>
+            <w:pPr>
+              <w:spacing w:before="20" w:after="20"/>
+            </w:pPr>
             <w:r/>
             <w:r>
               <w:rPr>
@@ -6428,6 +8036,9 @@
             <w:tcW w:type="dxa" w:w="1514"/>
           </w:tcPr>
           <w:p>
+            <w:pPr>
+              <w:spacing w:before="20" w:after="20"/>
+            </w:pPr>
             <w:r/>
             <w:r>
               <w:rPr>
@@ -6444,6 +8055,9 @@
             <w:tcW w:type="dxa" w:w="1514"/>
           </w:tcPr>
           <w:p>
+            <w:pPr>
+              <w:spacing w:before="20" w:after="20"/>
+            </w:pPr>
             <w:r/>
             <w:r>
               <w:rPr>
@@ -6464,6 +8078,9 @@
             <w:tcW w:type="dxa" w:w="1514"/>
           </w:tcPr>
           <w:p>
+            <w:pPr>
+              <w:spacing w:before="20" w:after="20"/>
+            </w:pPr>
             <w:r/>
             <w:r>
               <w:rPr>
@@ -6480,6 +8097,9 @@
             <w:tcW w:type="dxa" w:w="1514"/>
           </w:tcPr>
           <w:p>
+            <w:pPr>
+              <w:spacing w:before="20" w:after="20"/>
+            </w:pPr>
             <w:r/>
             <w:r>
               <w:rPr>
@@ -6496,11 +8116,13 @@
             <w:tcW w:type="dxa" w:w="1514"/>
           </w:tcPr>
           <w:p>
-            <w:r/>
-            <w:r>
-              <w:rPr>
-                <w:rFonts w:ascii="Verdana" w:hAnsi="Verdana"/>
-                <w:b w:val="0"/>
+            <w:pPr>
+              <w:spacing w:before="20" w:after="20"/>
+            </w:pPr>
+            <w:r/>
+            <w:r>
+              <w:rPr>
+                <w:rFonts w:ascii="Verdana" w:hAnsi="Verdana"/>
                 <w:sz w:val="16"/>
               </w:rPr>
               <w:t>Numérique</w:t>
@@ -6512,6 +8134,9 @@
             <w:tcW w:type="dxa" w:w="1514"/>
           </w:tcPr>
           <w:p>
+            <w:pPr>
+              <w:spacing w:before="20" w:after="20"/>
+            </w:pPr>
             <w:r/>
             <w:r>
               <w:rPr>
@@ -6528,6 +8153,9 @@
             <w:tcW w:type="dxa" w:w="1514"/>
           </w:tcPr>
           <w:p>
+            <w:pPr>
+              <w:spacing w:before="20" w:after="20"/>
+            </w:pPr>
             <w:r/>
             <w:r>
               <w:rPr>
@@ -6544,6 +8172,9 @@
             <w:tcW w:type="dxa" w:w="1514"/>
           </w:tcPr>
           <w:p>
+            <w:pPr>
+              <w:spacing w:before="20" w:after="20"/>
+            </w:pPr>
             <w:r/>
             <w:r>
               <w:rPr>
@@ -6560,11 +8191,13 @@
             <w:tcW w:type="dxa" w:w="1514"/>
           </w:tcPr>
           <w:p>
-            <w:r/>
-            <w:r>
-              <w:rPr>
-                <w:rFonts w:ascii="Verdana" w:hAnsi="Verdana"/>
-                <w:b w:val="0"/>
+            <w:pPr>
+              <w:spacing w:before="20" w:after="20"/>
+            </w:pPr>
+            <w:r/>
+            <w:r>
+              <w:rPr>
+                <w:rFonts w:ascii="Verdana" w:hAnsi="Verdana"/>
                 <w:sz w:val="16"/>
               </w:rPr>
               <w:t>Numérique</w:t>
@@ -6576,6 +8209,9 @@
             <w:tcW w:type="dxa" w:w="1514"/>
           </w:tcPr>
           <w:p>
+            <w:pPr>
+              <w:spacing w:before="20" w:after="20"/>
+            </w:pPr>
             <w:r/>
             <w:r>
               <w:rPr>
@@ -6592,6 +8228,9 @@
             <w:tcW w:type="dxa" w:w="1514"/>
           </w:tcPr>
           <w:p>
+            <w:pPr>
+              <w:spacing w:before="20" w:after="20"/>
+            </w:pPr>
             <w:r/>
             <w:r>
               <w:rPr>
@@ -6608,6 +8247,9 @@
             <w:tcW w:type="dxa" w:w="1514"/>
           </w:tcPr>
           <w:p>
+            <w:pPr>
+              <w:spacing w:before="20" w:after="20"/>
+            </w:pPr>
             <w:r/>
             <w:r>
               <w:rPr>
@@ -6628,6 +8270,9 @@
             <w:tcW w:type="dxa" w:w="1514"/>
           </w:tcPr>
           <w:p>
+            <w:pPr>
+              <w:spacing w:before="20" w:after="20"/>
+            </w:pPr>
             <w:r/>
             <w:r>
               <w:rPr>
@@ -6644,6 +8289,9 @@
             <w:tcW w:type="dxa" w:w="1514"/>
           </w:tcPr>
           <w:p>
+            <w:pPr>
+              <w:spacing w:before="20" w:after="20"/>
+            </w:pPr>
             <w:r/>
             <w:r>
               <w:rPr>
@@ -6660,11 +8308,13 @@
             <w:tcW w:type="dxa" w:w="1514"/>
           </w:tcPr>
           <w:p>
-            <w:r/>
-            <w:r>
-              <w:rPr>
-                <w:rFonts w:ascii="Verdana" w:hAnsi="Verdana"/>
-                <w:b w:val="0"/>
+            <w:pPr>
+              <w:spacing w:before="20" w:after="20"/>
+            </w:pPr>
+            <w:r/>
+            <w:r>
+              <w:rPr>
+                <w:rFonts w:ascii="Verdana" w:hAnsi="Verdana"/>
                 <w:sz w:val="16"/>
               </w:rPr>
               <w:t>Numérique</w:t>
@@ -6676,6 +8326,9 @@
             <w:tcW w:type="dxa" w:w="1514"/>
           </w:tcPr>
           <w:p>
+            <w:pPr>
+              <w:spacing w:before="20" w:after="20"/>
+            </w:pPr>
             <w:r/>
             <w:r>
               <w:rPr>
@@ -6692,6 +8345,9 @@
             <w:tcW w:type="dxa" w:w="1514"/>
           </w:tcPr>
           <w:p>
+            <w:pPr>
+              <w:spacing w:before="20" w:after="20"/>
+            </w:pPr>
             <w:r/>
             <w:r>
               <w:rPr>
@@ -6708,6 +8364,9 @@
             <w:tcW w:type="dxa" w:w="1514"/>
           </w:tcPr>
           <w:p>
+            <w:pPr>
+              <w:spacing w:before="20" w:after="20"/>
+            </w:pPr>
             <w:r/>
             <w:r>
               <w:rPr>
@@ -6724,11 +8383,13 @@
             <w:tcW w:type="dxa" w:w="1514"/>
           </w:tcPr>
           <w:p>
-            <w:r/>
-            <w:r>
-              <w:rPr>
-                <w:rFonts w:ascii="Verdana" w:hAnsi="Verdana"/>
-                <w:b w:val="0"/>
+            <w:pPr>
+              <w:spacing w:before="20" w:after="20"/>
+            </w:pPr>
+            <w:r/>
+            <w:r>
+              <w:rPr>
+                <w:rFonts w:ascii="Verdana" w:hAnsi="Verdana"/>
                 <w:sz w:val="16"/>
               </w:rPr>
               <w:t>Numérique</w:t>
@@ -6740,6 +8401,9 @@
             <w:tcW w:type="dxa" w:w="1514"/>
           </w:tcPr>
           <w:p>
+            <w:pPr>
+              <w:spacing w:before="20" w:after="20"/>
+            </w:pPr>
             <w:r/>
             <w:r>
               <w:rPr>
@@ -6756,6 +8420,9 @@
             <w:tcW w:type="dxa" w:w="1514"/>
           </w:tcPr>
           <w:p>
+            <w:pPr>
+              <w:spacing w:before="20" w:after="20"/>
+            </w:pPr>
             <w:r/>
             <w:r>
               <w:rPr>
@@ -6772,6 +8439,9 @@
             <w:tcW w:type="dxa" w:w="1514"/>
           </w:tcPr>
           <w:p>
+            <w:pPr>
+              <w:spacing w:before="20" w:after="20"/>
+            </w:pPr>
             <w:r/>
             <w:r>
               <w:rPr>
@@ -6792,6 +8462,9 @@
             <w:tcW w:type="dxa" w:w="1514"/>
           </w:tcPr>
           <w:p>
+            <w:pPr>
+              <w:spacing w:before="20" w:after="20"/>
+            </w:pPr>
             <w:r/>
             <w:r>
               <w:rPr>
@@ -6808,6 +8481,9 @@
             <w:tcW w:type="dxa" w:w="1514"/>
           </w:tcPr>
           <w:p>
+            <w:pPr>
+              <w:spacing w:before="20" w:after="20"/>
+            </w:pPr>
             <w:r/>
             <w:r>
               <w:rPr>
@@ -6824,11 +8500,13 @@
             <w:tcW w:type="dxa" w:w="1514"/>
           </w:tcPr>
           <w:p>
-            <w:r/>
-            <w:r>
-              <w:rPr>
-                <w:rFonts w:ascii="Verdana" w:hAnsi="Verdana"/>
-                <w:b w:val="0"/>
+            <w:pPr>
+              <w:spacing w:before="20" w:after="20"/>
+            </w:pPr>
+            <w:r/>
+            <w:r>
+              <w:rPr>
+                <w:rFonts w:ascii="Verdana" w:hAnsi="Verdana"/>
                 <w:sz w:val="16"/>
               </w:rPr>
               <w:t>Numérique</w:t>
@@ -6840,6 +8518,9 @@
             <w:tcW w:type="dxa" w:w="1514"/>
           </w:tcPr>
           <w:p>
+            <w:pPr>
+              <w:spacing w:before="20" w:after="20"/>
+            </w:pPr>
             <w:r/>
             <w:r>
               <w:rPr>
@@ -6856,6 +8537,9 @@
             <w:tcW w:type="dxa" w:w="1514"/>
           </w:tcPr>
           <w:p>
+            <w:pPr>
+              <w:spacing w:before="20" w:after="20"/>
+            </w:pPr>
             <w:r/>
             <w:r>
               <w:rPr>
@@ -6872,6 +8556,9 @@
             <w:tcW w:type="dxa" w:w="1514"/>
           </w:tcPr>
           <w:p>
+            <w:pPr>
+              <w:spacing w:before="20" w:after="20"/>
+            </w:pPr>
             <w:r/>
             <w:r>
               <w:rPr>
@@ -6888,11 +8575,13 @@
             <w:tcW w:type="dxa" w:w="1514"/>
           </w:tcPr>
           <w:p>
-            <w:r/>
-            <w:r>
-              <w:rPr>
-                <w:rFonts w:ascii="Verdana" w:hAnsi="Verdana"/>
-                <w:b w:val="0"/>
+            <w:pPr>
+              <w:spacing w:before="20" w:after="20"/>
+            </w:pPr>
+            <w:r/>
+            <w:r>
+              <w:rPr>
+                <w:rFonts w:ascii="Verdana" w:hAnsi="Verdana"/>
                 <w:sz w:val="16"/>
               </w:rPr>
               <w:t>Numérique</w:t>
@@ -6904,6 +8593,9 @@
             <w:tcW w:type="dxa" w:w="1514"/>
           </w:tcPr>
           <w:p>
+            <w:pPr>
+              <w:spacing w:before="20" w:after="20"/>
+            </w:pPr>
             <w:r/>
             <w:r>
               <w:rPr>
@@ -6920,6 +8612,9 @@
             <w:tcW w:type="dxa" w:w="1514"/>
           </w:tcPr>
           <w:p>
+            <w:pPr>
+              <w:spacing w:before="20" w:after="20"/>
+            </w:pPr>
             <w:r/>
             <w:r>
               <w:rPr>
@@ -6936,6 +8631,9 @@
             <w:tcW w:type="dxa" w:w="1514"/>
           </w:tcPr>
           <w:p>
+            <w:pPr>
+              <w:spacing w:before="20" w:after="20"/>
+            </w:pPr>
             <w:r/>
             <w:r>
               <w:rPr>
@@ -6956,6 +8654,9 @@
             <w:tcW w:type="dxa" w:w="1514"/>
           </w:tcPr>
           <w:p>
+            <w:pPr>
+              <w:spacing w:before="20" w:after="20"/>
+            </w:pPr>
             <w:r/>
             <w:r>
               <w:rPr>
@@ -6972,6 +8673,9 @@
             <w:tcW w:type="dxa" w:w="1514"/>
           </w:tcPr>
           <w:p>
+            <w:pPr>
+              <w:spacing w:before="20" w:after="20"/>
+            </w:pPr>
             <w:r/>
             <w:r>
               <w:rPr>
@@ -6988,11 +8692,13 @@
             <w:tcW w:type="dxa" w:w="1514"/>
           </w:tcPr>
           <w:p>
-            <w:r/>
-            <w:r>
-              <w:rPr>
-                <w:rFonts w:ascii="Verdana" w:hAnsi="Verdana"/>
-                <w:b w:val="0"/>
+            <w:pPr>
+              <w:spacing w:before="20" w:after="20"/>
+            </w:pPr>
+            <w:r/>
+            <w:r>
+              <w:rPr>
+                <w:rFonts w:ascii="Verdana" w:hAnsi="Verdana"/>
                 <w:sz w:val="16"/>
               </w:rPr>
               <w:t>Numérique</w:t>
@@ -7004,6 +8710,9 @@
             <w:tcW w:type="dxa" w:w="1514"/>
           </w:tcPr>
           <w:p>
+            <w:pPr>
+              <w:spacing w:before="20" w:after="20"/>
+            </w:pPr>
             <w:r/>
             <w:r>
               <w:rPr>
@@ -7020,6 +8729,9 @@
             <w:tcW w:type="dxa" w:w="1514"/>
           </w:tcPr>
           <w:p>
+            <w:pPr>
+              <w:spacing w:before="20" w:after="20"/>
+            </w:pPr>
             <w:r/>
             <w:r>
               <w:rPr>
@@ -7036,6 +8748,9 @@
             <w:tcW w:type="dxa" w:w="1514"/>
           </w:tcPr>
           <w:p>
+            <w:pPr>
+              <w:spacing w:before="20" w:after="20"/>
+            </w:pPr>
             <w:r/>
             <w:r>
               <w:rPr>
@@ -7052,11 +8767,13 @@
             <w:tcW w:type="dxa" w:w="1514"/>
           </w:tcPr>
           <w:p>
-            <w:r/>
-            <w:r>
-              <w:rPr>
-                <w:rFonts w:ascii="Verdana" w:hAnsi="Verdana"/>
-                <w:b w:val="0"/>
+            <w:pPr>
+              <w:spacing w:before="20" w:after="20"/>
+            </w:pPr>
+            <w:r/>
+            <w:r>
+              <w:rPr>
+                <w:rFonts w:ascii="Verdana" w:hAnsi="Verdana"/>
                 <w:sz w:val="16"/>
               </w:rPr>
               <w:t>Numérique</w:t>
@@ -7068,6 +8785,9 @@
             <w:tcW w:type="dxa" w:w="1514"/>
           </w:tcPr>
           <w:p>
+            <w:pPr>
+              <w:spacing w:before="20" w:after="20"/>
+            </w:pPr>
             <w:r/>
             <w:r>
               <w:rPr>
@@ -7084,6 +8804,9 @@
             <w:tcW w:type="dxa" w:w="1514"/>
           </w:tcPr>
           <w:p>
+            <w:pPr>
+              <w:spacing w:before="20" w:after="20"/>
+            </w:pPr>
             <w:r/>
             <w:r>
               <w:rPr>
@@ -7100,6 +8823,9 @@
             <w:tcW w:type="dxa" w:w="1514"/>
           </w:tcPr>
           <w:p>
+            <w:pPr>
+              <w:spacing w:before="20" w:after="20"/>
+            </w:pPr>
             <w:r/>
             <w:r>
               <w:rPr>
@@ -7120,6 +8846,9 @@
             <w:tcW w:type="dxa" w:w="1514"/>
           </w:tcPr>
           <w:p>
+            <w:pPr>
+              <w:spacing w:before="20" w:after="20"/>
+            </w:pPr>
             <w:r/>
             <w:r>
               <w:rPr>
@@ -7136,6 +8865,9 @@
             <w:tcW w:type="dxa" w:w="1514"/>
           </w:tcPr>
           <w:p>
+            <w:pPr>
+              <w:spacing w:before="20" w:after="20"/>
+            </w:pPr>
             <w:r/>
             <w:r>
               <w:rPr>
@@ -7152,11 +8884,13 @@
             <w:tcW w:type="dxa" w:w="1514"/>
           </w:tcPr>
           <w:p>
-            <w:r/>
-            <w:r>
-              <w:rPr>
-                <w:rFonts w:ascii="Verdana" w:hAnsi="Verdana"/>
-                <w:b w:val="0"/>
+            <w:pPr>
+              <w:spacing w:before="20" w:after="20"/>
+            </w:pPr>
+            <w:r/>
+            <w:r>
+              <w:rPr>
+                <w:rFonts w:ascii="Verdana" w:hAnsi="Verdana"/>
                 <w:sz w:val="16"/>
               </w:rPr>
               <w:t>Table de code</w:t>
@@ -7168,6 +8902,9 @@
             <w:tcW w:type="dxa" w:w="1514"/>
           </w:tcPr>
           <w:p>
+            <w:pPr>
+              <w:spacing w:before="20" w:after="20"/>
+            </w:pPr>
             <w:r/>
             <w:r>
               <w:rPr>
@@ -7184,6 +8921,9 @@
             <w:tcW w:type="dxa" w:w="1514"/>
           </w:tcPr>
           <w:p>
+            <w:pPr>
+              <w:spacing w:before="20" w:after="20"/>
+            </w:pPr>
             <w:r/>
             <w:r>
               <w:rPr>
@@ -7200,6 +8940,9 @@
             <w:tcW w:type="dxa" w:w="1514"/>
           </w:tcPr>
           <w:p>
+            <w:pPr>
+              <w:spacing w:before="20" w:after="20"/>
+            </w:pPr>
             <w:r/>
             <w:r>
               <w:rPr>
@@ -7216,11 +8959,13 @@
             <w:tcW w:type="dxa" w:w="1514"/>
           </w:tcPr>
           <w:p>
-            <w:r/>
-            <w:r>
-              <w:rPr>
-                <w:rFonts w:ascii="Verdana" w:hAnsi="Verdana"/>
-                <w:b w:val="0"/>
+            <w:pPr>
+              <w:spacing w:before="20" w:after="20"/>
+            </w:pPr>
+            <w:r/>
+            <w:r>
+              <w:rPr>
+                <w:rFonts w:ascii="Verdana" w:hAnsi="Verdana"/>
                 <w:sz w:val="16"/>
               </w:rPr>
               <w:t>Table de code</w:t>
@@ -7232,6 +8977,9 @@
             <w:tcW w:type="dxa" w:w="1514"/>
           </w:tcPr>
           <w:p>
+            <w:pPr>
+              <w:spacing w:before="20" w:after="20"/>
+            </w:pPr>
             <w:r/>
             <w:r>
               <w:rPr>
@@ -7248,6 +8996,9 @@
             <w:tcW w:type="dxa" w:w="1514"/>
           </w:tcPr>
           <w:p>
+            <w:pPr>
+              <w:spacing w:before="20" w:after="20"/>
+            </w:pPr>
             <w:r/>
             <w:r>
               <w:rPr>
@@ -7264,6 +9015,9 @@
             <w:tcW w:type="dxa" w:w="1514"/>
           </w:tcPr>
           <w:p>
+            <w:pPr>
+              <w:spacing w:before="20" w:after="20"/>
+            </w:pPr>
             <w:r/>
             <w:r>
               <w:rPr>
@@ -7284,6 +9038,9 @@
             <w:tcW w:type="dxa" w:w="1514"/>
           </w:tcPr>
           <w:p>
+            <w:pPr>
+              <w:spacing w:before="20" w:after="20"/>
+            </w:pPr>
             <w:r/>
             <w:r>
               <w:rPr>
@@ -7300,6 +9057,9 @@
             <w:tcW w:type="dxa" w:w="1514"/>
           </w:tcPr>
           <w:p>
+            <w:pPr>
+              <w:spacing w:before="20" w:after="20"/>
+            </w:pPr>
             <w:r/>
             <w:r>
               <w:rPr>
@@ -7316,11 +9076,13 @@
             <w:tcW w:type="dxa" w:w="1514"/>
           </w:tcPr>
           <w:p>
-            <w:r/>
-            <w:r>
-              <w:rPr>
-                <w:rFonts w:ascii="Verdana" w:hAnsi="Verdana"/>
-                <w:b w:val="0"/>
+            <w:pPr>
+              <w:spacing w:before="20" w:after="20"/>
+            </w:pPr>
+            <w:r/>
+            <w:r>
+              <w:rPr>
+                <w:rFonts w:ascii="Verdana" w:hAnsi="Verdana"/>
                 <w:sz w:val="16"/>
               </w:rPr>
               <w:t>Numérique</w:t>
@@ -7332,6 +9094,9 @@
             <w:tcW w:type="dxa" w:w="1514"/>
           </w:tcPr>
           <w:p>
+            <w:pPr>
+              <w:spacing w:before="20" w:after="20"/>
+            </w:pPr>
             <w:r/>
             <w:r>
               <w:rPr>
@@ -7348,6 +9113,9 @@
             <w:tcW w:type="dxa" w:w="1514"/>
           </w:tcPr>
           <w:p>
+            <w:pPr>
+              <w:spacing w:before="20" w:after="20"/>
+            </w:pPr>
             <w:r/>
             <w:r>
               <w:rPr>
@@ -7364,6 +9132,9 @@
             <w:tcW w:type="dxa" w:w="1514"/>
           </w:tcPr>
           <w:p>
+            <w:pPr>
+              <w:spacing w:before="20" w:after="20"/>
+            </w:pPr>
             <w:r/>
             <w:r>
               <w:rPr>
@@ -7380,11 +9151,13 @@
             <w:tcW w:type="dxa" w:w="1514"/>
           </w:tcPr>
           <w:p>
-            <w:r/>
-            <w:r>
-              <w:rPr>
-                <w:rFonts w:ascii="Verdana" w:hAnsi="Verdana"/>
-                <w:b w:val="0"/>
+            <w:pPr>
+              <w:spacing w:before="20" w:after="20"/>
+            </w:pPr>
+            <w:r/>
+            <w:r>
+              <w:rPr>
+                <w:rFonts w:ascii="Verdana" w:hAnsi="Verdana"/>
                 <w:sz w:val="16"/>
               </w:rPr>
               <w:t>Numérique</w:t>
@@ -7396,6 +9169,9 @@
             <w:tcW w:type="dxa" w:w="1514"/>
           </w:tcPr>
           <w:p>
+            <w:pPr>
+              <w:spacing w:before="20" w:after="20"/>
+            </w:pPr>
             <w:r/>
             <w:r>
               <w:rPr>
@@ -7412,6 +9188,9 @@
             <w:tcW w:type="dxa" w:w="1514"/>
           </w:tcPr>
           <w:p>
+            <w:pPr>
+              <w:spacing w:before="20" w:after="20"/>
+            </w:pPr>
             <w:r/>
             <w:r>
               <w:rPr>
@@ -7428,6 +9207,9 @@
             <w:tcW w:type="dxa" w:w="1514"/>
           </w:tcPr>
           <w:p>
+            <w:pPr>
+              <w:spacing w:before="20" w:after="20"/>
+            </w:pPr>
             <w:r/>
             <w:r>
               <w:rPr>
@@ -7448,6 +9230,9 @@
             <w:tcW w:type="dxa" w:w="1514"/>
           </w:tcPr>
           <w:p>
+            <w:pPr>
+              <w:spacing w:before="20" w:after="20"/>
+            </w:pPr>
             <w:r/>
             <w:r>
               <w:rPr>
@@ -7464,6 +9249,9 @@
             <w:tcW w:type="dxa" w:w="1514"/>
           </w:tcPr>
           <w:p>
+            <w:pPr>
+              <w:spacing w:before="20" w:after="20"/>
+            </w:pPr>
             <w:r/>
             <w:r>
               <w:rPr>
@@ -7480,11 +9268,13 @@
             <w:tcW w:type="dxa" w:w="1514"/>
           </w:tcPr>
           <w:p>
-            <w:r/>
-            <w:r>
-              <w:rPr>
-                <w:rFonts w:ascii="Verdana" w:hAnsi="Verdana"/>
-                <w:b w:val="0"/>
+            <w:pPr>
+              <w:spacing w:before="20" w:after="20"/>
+            </w:pPr>
+            <w:r/>
+            <w:r>
+              <w:rPr>
+                <w:rFonts w:ascii="Verdana" w:hAnsi="Verdana"/>
                 <w:sz w:val="16"/>
               </w:rPr>
               <w:t>Table d'indicateurs</w:t>
@@ -7496,6 +9286,9 @@
             <w:tcW w:type="dxa" w:w="1514"/>
           </w:tcPr>
           <w:p>
+            <w:pPr>
+              <w:spacing w:before="20" w:after="20"/>
+            </w:pPr>
             <w:r/>
             <w:r>
               <w:rPr>
@@ -7512,6 +9305,9 @@
             <w:tcW w:type="dxa" w:w="1514"/>
           </w:tcPr>
           <w:p>
+            <w:pPr>
+              <w:spacing w:before="20" w:after="20"/>
+            </w:pPr>
             <w:r/>
             <w:r>
               <w:rPr>
@@ -7528,6 +9324,9 @@
             <w:tcW w:type="dxa" w:w="1514"/>
           </w:tcPr>
           <w:p>
+            <w:pPr>
+              <w:spacing w:before="20" w:after="20"/>
+            </w:pPr>
             <w:r/>
             <w:r>
               <w:rPr>
@@ -7544,11 +9343,13 @@
             <w:tcW w:type="dxa" w:w="1514"/>
           </w:tcPr>
           <w:p>
-            <w:r/>
-            <w:r>
-              <w:rPr>
-                <w:rFonts w:ascii="Verdana" w:hAnsi="Verdana"/>
-                <w:b w:val="0"/>
+            <w:pPr>
+              <w:spacing w:before="20" w:after="20"/>
+            </w:pPr>
+            <w:r/>
+            <w:r>
+              <w:rPr>
+                <w:rFonts w:ascii="Verdana" w:hAnsi="Verdana"/>
                 <w:sz w:val="16"/>
               </w:rPr>
               <w:t>Table d'indicateurs</w:t>
@@ -7560,6 +9361,9 @@
             <w:tcW w:type="dxa" w:w="1514"/>
           </w:tcPr>
           <w:p>
+            <w:pPr>
+              <w:spacing w:before="20" w:after="20"/>
+            </w:pPr>
             <w:r/>
             <w:r>
               <w:rPr>
@@ -7576,6 +9380,9 @@
             <w:tcW w:type="dxa" w:w="1514"/>
           </w:tcPr>
           <w:p>
+            <w:pPr>
+              <w:spacing w:before="20" w:after="20"/>
+            </w:pPr>
             <w:r/>
             <w:r>
               <w:rPr>
@@ -7592,6 +9399,9 @@
             <w:tcW w:type="dxa" w:w="1514"/>
           </w:tcPr>
           <w:p>
+            <w:pPr>
+              <w:spacing w:before="20" w:after="20"/>
+            </w:pPr>
             <w:r/>
             <w:r>
               <w:rPr>
@@ -7612,6 +9422,9 @@
             <w:tcW w:type="dxa" w:w="1514"/>
           </w:tcPr>
           <w:p>
+            <w:pPr>
+              <w:spacing w:before="20" w:after="20"/>
+            </w:pPr>
             <w:r/>
             <w:r>
               <w:rPr>
@@ -7628,6 +9441,9 @@
             <w:tcW w:type="dxa" w:w="1514"/>
           </w:tcPr>
           <w:p>
+            <w:pPr>
+              <w:spacing w:before="20" w:after="20"/>
+            </w:pPr>
             <w:r/>
             <w:r>
               <w:rPr>
@@ -7644,11 +9460,13 @@
             <w:tcW w:type="dxa" w:w="1514"/>
           </w:tcPr>
           <w:p>
-            <w:r/>
-            <w:r>
-              <w:rPr>
-                <w:rFonts w:ascii="Verdana" w:hAnsi="Verdana"/>
-                <w:b w:val="0"/>
+            <w:pPr>
+              <w:spacing w:before="20" w:after="20"/>
+            </w:pPr>
+            <w:r/>
+            <w:r>
+              <w:rPr>
+                <w:rFonts w:ascii="Verdana" w:hAnsi="Verdana"/>
                 <w:sz w:val="16"/>
               </w:rPr>
               <w:t>Table de code</w:t>
@@ -7660,6 +9478,9 @@
             <w:tcW w:type="dxa" w:w="1514"/>
           </w:tcPr>
           <w:p>
+            <w:pPr>
+              <w:spacing w:before="20" w:after="20"/>
+            </w:pPr>
             <w:r/>
             <w:r>
               <w:rPr>
@@ -7676,6 +9497,9 @@
             <w:tcW w:type="dxa" w:w="1514"/>
           </w:tcPr>
           <w:p>
+            <w:pPr>
+              <w:spacing w:before="20" w:after="20"/>
+            </w:pPr>
             <w:r/>
             <w:r>
               <w:rPr>
@@ -7692,6 +9516,9 @@
             <w:tcW w:type="dxa" w:w="1514"/>
           </w:tcPr>
           <w:p>
+            <w:pPr>
+              <w:spacing w:before="20" w:after="20"/>
+            </w:pPr>
             <w:r/>
             <w:r>
               <w:rPr>
@@ -7708,11 +9535,13 @@
             <w:tcW w:type="dxa" w:w="1514"/>
           </w:tcPr>
           <w:p>
-            <w:r/>
-            <w:r>
-              <w:rPr>
-                <w:rFonts w:ascii="Verdana" w:hAnsi="Verdana"/>
-                <w:b w:val="0"/>
+            <w:pPr>
+              <w:spacing w:before="20" w:after="20"/>
+            </w:pPr>
+            <w:r/>
+            <w:r>
+              <w:rPr>
+                <w:rFonts w:ascii="Verdana" w:hAnsi="Verdana"/>
                 <w:sz w:val="16"/>
               </w:rPr>
               <w:t>Table de code</w:t>
@@ -7724,6 +9553,9 @@
             <w:tcW w:type="dxa" w:w="1514"/>
           </w:tcPr>
           <w:p>
+            <w:pPr>
+              <w:spacing w:before="20" w:after="20"/>
+            </w:pPr>
             <w:r/>
             <w:r>
               <w:rPr>
@@ -7740,6 +9572,9 @@
             <w:tcW w:type="dxa" w:w="1514"/>
           </w:tcPr>
           <w:p>
+            <w:pPr>
+              <w:spacing w:before="20" w:after="20"/>
+            </w:pPr>
             <w:r/>
             <w:r>
               <w:rPr>
@@ -7756,6 +9591,9 @@
             <w:tcW w:type="dxa" w:w="1514"/>
           </w:tcPr>
           <w:p>
+            <w:pPr>
+              <w:spacing w:before="20" w:after="20"/>
+            </w:pPr>
             <w:r/>
             <w:r>
               <w:rPr>
@@ -7776,6 +9614,9 @@
             <w:tcW w:type="dxa" w:w="1514"/>
           </w:tcPr>
           <w:p>
+            <w:pPr>
+              <w:spacing w:before="20" w:after="20"/>
+            </w:pPr>
             <w:r/>
             <w:r>
               <w:rPr>
@@ -7792,6 +9633,9 @@
             <w:tcW w:type="dxa" w:w="1514"/>
           </w:tcPr>
           <w:p>
+            <w:pPr>
+              <w:spacing w:before="20" w:after="20"/>
+            </w:pPr>
             <w:r/>
             <w:r>
               <w:rPr>
@@ -7808,11 +9652,13 @@
             <w:tcW w:type="dxa" w:w="1514"/>
           </w:tcPr>
           <w:p>
-            <w:r/>
-            <w:r>
-              <w:rPr>
-                <w:rFonts w:ascii="Verdana" w:hAnsi="Verdana"/>
-                <w:b w:val="0"/>
+            <w:pPr>
+              <w:spacing w:before="20" w:after="20"/>
+            </w:pPr>
+            <w:r/>
+            <w:r>
+              <w:rPr>
+                <w:rFonts w:ascii="Verdana" w:hAnsi="Verdana"/>
                 <w:sz w:val="16"/>
               </w:rPr>
               <w:t>Table de code</w:t>
@@ -7824,6 +9670,9 @@
             <w:tcW w:type="dxa" w:w="1514"/>
           </w:tcPr>
           <w:p>
+            <w:pPr>
+              <w:spacing w:before="20" w:after="20"/>
+            </w:pPr>
             <w:r/>
             <w:r>
               <w:rPr>
@@ -7840,6 +9689,9 @@
             <w:tcW w:type="dxa" w:w="1514"/>
           </w:tcPr>
           <w:p>
+            <w:pPr>
+              <w:spacing w:before="20" w:after="20"/>
+            </w:pPr>
             <w:r/>
             <w:r>
               <w:rPr>
@@ -7856,6 +9708,9 @@
             <w:tcW w:type="dxa" w:w="1514"/>
           </w:tcPr>
           <w:p>
+            <w:pPr>
+              <w:spacing w:before="20" w:after="20"/>
+            </w:pPr>
             <w:r/>
             <w:r>
               <w:rPr>
@@ -7872,11 +9727,13 @@
             <w:tcW w:type="dxa" w:w="1514"/>
           </w:tcPr>
           <w:p>
-            <w:r/>
-            <w:r>
-              <w:rPr>
-                <w:rFonts w:ascii="Verdana" w:hAnsi="Verdana"/>
-                <w:b w:val="0"/>
+            <w:pPr>
+              <w:spacing w:before="20" w:after="20"/>
+            </w:pPr>
+            <w:r/>
+            <w:r>
+              <w:rPr>
+                <w:rFonts w:ascii="Verdana" w:hAnsi="Verdana"/>
                 <w:sz w:val="16"/>
               </w:rPr>
               <w:t>Table de code</w:t>
@@ -7888,6 +9745,9 @@
             <w:tcW w:type="dxa" w:w="1514"/>
           </w:tcPr>
           <w:p>
+            <w:pPr>
+              <w:spacing w:before="20" w:after="20"/>
+            </w:pPr>
             <w:r/>
             <w:r>
               <w:rPr>
@@ -7904,6 +9764,9 @@
             <w:tcW w:type="dxa" w:w="1514"/>
           </w:tcPr>
           <w:p>
+            <w:pPr>
+              <w:spacing w:before="20" w:after="20"/>
+            </w:pPr>
             <w:r/>
             <w:r>
               <w:rPr>
@@ -7920,6 +9783,9 @@
             <w:tcW w:type="dxa" w:w="1514"/>
           </w:tcPr>
           <w:p>
+            <w:pPr>
+              <w:spacing w:before="20" w:after="20"/>
+            </w:pPr>
             <w:r/>
             <w:r>
               <w:rPr>
@@ -7940,6 +9806,9 @@
             <w:tcW w:type="dxa" w:w="1514"/>
           </w:tcPr>
           <w:p>
+            <w:pPr>
+              <w:spacing w:before="20" w:after="20"/>
+            </w:pPr>
             <w:r/>
             <w:r>
               <w:rPr>
@@ -7956,6 +9825,9 @@
             <w:tcW w:type="dxa" w:w="1514"/>
           </w:tcPr>
           <w:p>
+            <w:pPr>
+              <w:spacing w:before="20" w:after="20"/>
+            </w:pPr>
             <w:r/>
             <w:r>
               <w:rPr>
@@ -7972,11 +9844,13 @@
             <w:tcW w:type="dxa" w:w="1514"/>
           </w:tcPr>
           <w:p>
-            <w:r/>
-            <w:r>
-              <w:rPr>
-                <w:rFonts w:ascii="Verdana" w:hAnsi="Verdana"/>
-                <w:b w:val="0"/>
+            <w:pPr>
+              <w:spacing w:before="20" w:after="20"/>
+            </w:pPr>
+            <w:r/>
+            <w:r>
+              <w:rPr>
+                <w:rFonts w:ascii="Verdana" w:hAnsi="Verdana"/>
                 <w:sz w:val="16"/>
               </w:rPr>
               <w:t>Table de code</w:t>
@@ -7988,6 +9862,9 @@
             <w:tcW w:type="dxa" w:w="1514"/>
           </w:tcPr>
           <w:p>
+            <w:pPr>
+              <w:spacing w:before="20" w:after="20"/>
+            </w:pPr>
             <w:r/>
             <w:r>
               <w:rPr>
@@ -8004,6 +9881,9 @@
             <w:tcW w:type="dxa" w:w="1514"/>
           </w:tcPr>
           <w:p>
+            <w:pPr>
+              <w:spacing w:before="20" w:after="20"/>
+            </w:pPr>
             <w:r/>
             <w:r>
               <w:rPr>
@@ -8020,6 +9900,9 @@
             <w:tcW w:type="dxa" w:w="1514"/>
           </w:tcPr>
           <w:p>
+            <w:pPr>
+              <w:spacing w:before="20" w:after="20"/>
+            </w:pPr>
             <w:r/>
             <w:r>
               <w:rPr>
@@ -8036,11 +9919,13 @@
             <w:tcW w:type="dxa" w:w="1514"/>
           </w:tcPr>
           <w:p>
-            <w:r/>
-            <w:r>
-              <w:rPr>
-                <w:rFonts w:ascii="Verdana" w:hAnsi="Verdana"/>
-                <w:b w:val="0"/>
+            <w:pPr>
+              <w:spacing w:before="20" w:after="20"/>
+            </w:pPr>
+            <w:r/>
+            <w:r>
+              <w:rPr>
+                <w:rFonts w:ascii="Verdana" w:hAnsi="Verdana"/>
                 <w:sz w:val="16"/>
               </w:rPr>
               <w:t>Table de code</w:t>
@@ -8052,6 +9937,9 @@
             <w:tcW w:type="dxa" w:w="1514"/>
           </w:tcPr>
           <w:p>
+            <w:pPr>
+              <w:spacing w:before="20" w:after="20"/>
+            </w:pPr>
             <w:r/>
             <w:r>
               <w:rPr>
@@ -8068,6 +9956,9 @@
             <w:tcW w:type="dxa" w:w="1514"/>
           </w:tcPr>
           <w:p>
+            <w:pPr>
+              <w:spacing w:before="20" w:after="20"/>
+            </w:pPr>
             <w:r/>
             <w:r>
               <w:rPr>
@@ -8084,6 +9975,9 @@
             <w:tcW w:type="dxa" w:w="1514"/>
           </w:tcPr>
           <w:p>
+            <w:pPr>
+              <w:spacing w:before="20" w:after="20"/>
+            </w:pPr>
             <w:r/>
             <w:r>
               <w:rPr>
@@ -8104,6 +9998,9 @@
             <w:tcW w:type="dxa" w:w="1514"/>
           </w:tcPr>
           <w:p>
+            <w:pPr>
+              <w:spacing w:before="20" w:after="20"/>
+            </w:pPr>
             <w:r/>
             <w:r>
               <w:rPr>
@@ -8120,6 +10017,9 @@
             <w:tcW w:type="dxa" w:w="1514"/>
           </w:tcPr>
           <w:p>
+            <w:pPr>
+              <w:spacing w:before="20" w:after="20"/>
+            </w:pPr>
             <w:r/>
             <w:r>
               <w:rPr>
@@ -8136,11 +10036,13 @@
             <w:tcW w:type="dxa" w:w="1514"/>
           </w:tcPr>
           <w:p>
-            <w:r/>
-            <w:r>
-              <w:rPr>
-                <w:rFonts w:ascii="Verdana" w:hAnsi="Verdana"/>
-                <w:b w:val="0"/>
+            <w:pPr>
+              <w:spacing w:before="20" w:after="20"/>
+            </w:pPr>
+            <w:r/>
+            <w:r>
+              <w:rPr>
+                <w:rFonts w:ascii="Verdana" w:hAnsi="Verdana"/>
                 <w:sz w:val="16"/>
               </w:rPr>
               <w:t>Table d'indicateurs</w:t>
@@ -8152,6 +10054,9 @@
             <w:tcW w:type="dxa" w:w="1514"/>
           </w:tcPr>
           <w:p>
+            <w:pPr>
+              <w:spacing w:before="20" w:after="20"/>
+            </w:pPr>
             <w:r/>
             <w:r>
               <w:rPr>
@@ -8168,6 +10073,9 @@
             <w:tcW w:type="dxa" w:w="1514"/>
           </w:tcPr>
           <w:p>
+            <w:pPr>
+              <w:spacing w:before="20" w:after="20"/>
+            </w:pPr>
             <w:r/>
             <w:r>
               <w:rPr>
@@ -8184,6 +10092,9 @@
             <w:tcW w:type="dxa" w:w="1514"/>
           </w:tcPr>
           <w:p>
+            <w:pPr>
+              <w:spacing w:before="20" w:after="20"/>
+            </w:pPr>
             <w:r/>
             <w:r>
               <w:rPr>
@@ -8200,11 +10111,13 @@
             <w:tcW w:type="dxa" w:w="1514"/>
           </w:tcPr>
           <w:p>
-            <w:r/>
-            <w:r>
-              <w:rPr>
-                <w:rFonts w:ascii="Verdana" w:hAnsi="Verdana"/>
-                <w:b w:val="0"/>
+            <w:pPr>
+              <w:spacing w:before="20" w:after="20"/>
+            </w:pPr>
+            <w:r/>
+            <w:r>
+              <w:rPr>
+                <w:rFonts w:ascii="Verdana" w:hAnsi="Verdana"/>
                 <w:sz w:val="16"/>
               </w:rPr>
               <w:t>Table d'indicateurs</w:t>
@@ -8216,6 +10129,9 @@
             <w:tcW w:type="dxa" w:w="1514"/>
           </w:tcPr>
           <w:p>
+            <w:pPr>
+              <w:spacing w:before="20" w:after="20"/>
+            </w:pPr>
             <w:r/>
             <w:r>
               <w:rPr>
@@ -8232,6 +10148,9 @@
             <w:tcW w:type="dxa" w:w="1514"/>
           </w:tcPr>
           <w:p>
+            <w:pPr>
+              <w:spacing w:before="20" w:after="20"/>
+            </w:pPr>
             <w:r/>
             <w:r>
               <w:rPr>
@@ -8248,6 +10167,9 @@
             <w:tcW w:type="dxa" w:w="1514"/>
           </w:tcPr>
           <w:p>
+            <w:pPr>
+              <w:spacing w:before="20" w:after="20"/>
+            </w:pPr>
             <w:r/>
             <w:r>
               <w:rPr>
@@ -8268,6 +10190,9 @@
             <w:tcW w:type="dxa" w:w="1514"/>
           </w:tcPr>
           <w:p>
+            <w:pPr>
+              <w:spacing w:before="20" w:after="20"/>
+            </w:pPr>
             <w:r/>
             <w:r>
               <w:rPr>
@@ -8284,6 +10209,9 @@
             <w:tcW w:type="dxa" w:w="1514"/>
           </w:tcPr>
           <w:p>
+            <w:pPr>
+              <w:spacing w:before="20" w:after="20"/>
+            </w:pPr>
             <w:r/>
             <w:r>
               <w:rPr>
@@ -8300,11 +10228,13 @@
             <w:tcW w:type="dxa" w:w="1514"/>
           </w:tcPr>
           <w:p>
-            <w:r/>
-            <w:r>
-              <w:rPr>
-                <w:rFonts w:ascii="Verdana" w:hAnsi="Verdana"/>
-                <w:b w:val="0"/>
+            <w:pPr>
+              <w:spacing w:before="20" w:after="20"/>
+            </w:pPr>
+            <w:r/>
+            <w:r>
+              <w:rPr>
+                <w:rFonts w:ascii="Verdana" w:hAnsi="Verdana"/>
                 <w:sz w:val="16"/>
               </w:rPr>
               <w:t>Table d'indicateurs</w:t>
@@ -8316,6 +10246,9 @@
             <w:tcW w:type="dxa" w:w="1514"/>
           </w:tcPr>
           <w:p>
+            <w:pPr>
+              <w:spacing w:before="20" w:after="20"/>
+            </w:pPr>
             <w:r/>
             <w:r>
               <w:rPr>
@@ -8332,6 +10265,9 @@
             <w:tcW w:type="dxa" w:w="1514"/>
           </w:tcPr>
           <w:p>
+            <w:pPr>
+              <w:spacing w:before="20" w:after="20"/>
+            </w:pPr>
             <w:r/>
             <w:r>
               <w:rPr>
@@ -8348,6 +10284,9 @@
             <w:tcW w:type="dxa" w:w="1514"/>
           </w:tcPr>
           <w:p>
+            <w:pPr>
+              <w:spacing w:before="20" w:after="20"/>
+            </w:pPr>
             <w:r/>
             <w:r>
               <w:rPr>
@@ -8364,11 +10303,13 @@
             <w:tcW w:type="dxa" w:w="1514"/>
           </w:tcPr>
           <w:p>
-            <w:r/>
-            <w:r>
-              <w:rPr>
-                <w:rFonts w:ascii="Verdana" w:hAnsi="Verdana"/>
-                <w:b w:val="0"/>
+            <w:pPr>
+              <w:spacing w:before="20" w:after="20"/>
+            </w:pPr>
+            <w:r/>
+            <w:r>
+              <w:rPr>
+                <w:rFonts w:ascii="Verdana" w:hAnsi="Verdana"/>
                 <w:sz w:val="16"/>
               </w:rPr>
               <w:t>Table d'indicateurs</w:t>
@@ -8380,6 +10321,9 @@
             <w:tcW w:type="dxa" w:w="1514"/>
           </w:tcPr>
           <w:p>
+            <w:pPr>
+              <w:spacing w:before="20" w:after="20"/>
+            </w:pPr>
             <w:r/>
             <w:r>
               <w:rPr>
@@ -8396,6 +10340,9 @@
             <w:tcW w:type="dxa" w:w="1514"/>
           </w:tcPr>
           <w:p>
+            <w:pPr>
+              <w:spacing w:before="20" w:after="20"/>
+            </w:pPr>
             <w:r/>
             <w:r>
               <w:rPr>
@@ -8412,6 +10359,9 @@
             <w:tcW w:type="dxa" w:w="1514"/>
           </w:tcPr>
           <w:p>
+            <w:pPr>
+              <w:spacing w:before="20" w:after="20"/>
+            </w:pPr>
             <w:r/>
             <w:r>
               <w:rPr>
@@ -8432,6 +10382,9 @@
             <w:tcW w:type="dxa" w:w="1514"/>
           </w:tcPr>
           <w:p>
+            <w:pPr>
+              <w:spacing w:before="20" w:after="20"/>
+            </w:pPr>
             <w:r/>
             <w:r>
               <w:rPr>
@@ -8448,6 +10401,9 @@
             <w:tcW w:type="dxa" w:w="1514"/>
           </w:tcPr>
           <w:p>
+            <w:pPr>
+              <w:spacing w:before="20" w:after="20"/>
+            </w:pPr>
             <w:r/>
             <w:r>
               <w:rPr>
@@ -8464,11 +10420,13 @@
             <w:tcW w:type="dxa" w:w="1514"/>
           </w:tcPr>
           <w:p>
-            <w:r/>
-            <w:r>
-              <w:rPr>
-                <w:rFonts w:ascii="Verdana" w:hAnsi="Verdana"/>
-                <w:b w:val="0"/>
+            <w:pPr>
+              <w:spacing w:before="20" w:after="20"/>
+            </w:pPr>
+            <w:r/>
+            <w:r>
+              <w:rPr>
+                <w:rFonts w:ascii="Verdana" w:hAnsi="Verdana"/>
                 <w:sz w:val="16"/>
               </w:rPr>
               <w:t>Table de code</w:t>
@@ -8480,6 +10438,9 @@
             <w:tcW w:type="dxa" w:w="1514"/>
           </w:tcPr>
           <w:p>
+            <w:pPr>
+              <w:spacing w:before="20" w:after="20"/>
+            </w:pPr>
             <w:r/>
             <w:r>
               <w:rPr>
@@ -8496,6 +10457,9 @@
             <w:tcW w:type="dxa" w:w="1514"/>
           </w:tcPr>
           <w:p>
+            <w:pPr>
+              <w:spacing w:before="20" w:after="20"/>
+            </w:pPr>
             <w:r/>
             <w:r>
               <w:rPr>
@@ -8512,6 +10476,9 @@
             <w:tcW w:type="dxa" w:w="1514"/>
           </w:tcPr>
           <w:p>
+            <w:pPr>
+              <w:spacing w:before="20" w:after="20"/>
+            </w:pPr>
             <w:r/>
             <w:r>
               <w:rPr>
@@ -8528,11 +10495,13 @@
             <w:tcW w:type="dxa" w:w="1514"/>
           </w:tcPr>
           <w:p>
-            <w:r/>
-            <w:r>
-              <w:rPr>
-                <w:rFonts w:ascii="Verdana" w:hAnsi="Verdana"/>
-                <w:b w:val="0"/>
+            <w:pPr>
+              <w:spacing w:before="20" w:after="20"/>
+            </w:pPr>
+            <w:r/>
+            <w:r>
+              <w:rPr>
+                <w:rFonts w:ascii="Verdana" w:hAnsi="Verdana"/>
                 <w:sz w:val="16"/>
               </w:rPr>
               <w:t>Table de code</w:t>
@@ -8544,6 +10513,9 @@
             <w:tcW w:type="dxa" w:w="1514"/>
           </w:tcPr>
           <w:p>
+            <w:pPr>
+              <w:spacing w:before="20" w:after="20"/>
+            </w:pPr>
             <w:r/>
             <w:r>
               <w:rPr>
@@ -8560,6 +10532,9 @@
             <w:tcW w:type="dxa" w:w="1514"/>
           </w:tcPr>
           <w:p>
+            <w:pPr>
+              <w:spacing w:before="20" w:after="20"/>
+            </w:pPr>
             <w:r/>
             <w:r>
               <w:rPr>
@@ -8576,6 +10551,9 @@
             <w:tcW w:type="dxa" w:w="1514"/>
           </w:tcPr>
           <w:p>
+            <w:pPr>
+              <w:spacing w:before="20" w:after="20"/>
+            </w:pPr>
             <w:r/>
             <w:r>
               <w:rPr>
@@ -8596,6 +10574,9 @@
             <w:tcW w:type="dxa" w:w="1514"/>
           </w:tcPr>
           <w:p>
+            <w:pPr>
+              <w:spacing w:before="20" w:after="20"/>
+            </w:pPr>
             <w:r/>
             <w:r>
               <w:rPr>
@@ -8612,6 +10593,9 @@
             <w:tcW w:type="dxa" w:w="1514"/>
           </w:tcPr>
           <w:p>
+            <w:pPr>
+              <w:spacing w:before="20" w:after="20"/>
+            </w:pPr>
             <w:r/>
             <w:r>
               <w:rPr>
@@ -8628,11 +10612,13 @@
             <w:tcW w:type="dxa" w:w="1514"/>
           </w:tcPr>
           <w:p>
-            <w:r/>
-            <w:r>
-              <w:rPr>
-                <w:rFonts w:ascii="Verdana" w:hAnsi="Verdana"/>
-                <w:b w:val="0"/>
+            <w:pPr>
+              <w:spacing w:before="20" w:after="20"/>
+            </w:pPr>
+            <w:r/>
+            <w:r>
+              <w:rPr>
+                <w:rFonts w:ascii="Verdana" w:hAnsi="Verdana"/>
                 <w:sz w:val="16"/>
               </w:rPr>
               <w:t>Table d'indicateurs</w:t>
@@ -8644,6 +10630,9 @@
             <w:tcW w:type="dxa" w:w="1514"/>
           </w:tcPr>
           <w:p>
+            <w:pPr>
+              <w:spacing w:before="20" w:after="20"/>
+            </w:pPr>
             <w:r/>
             <w:r>
               <w:rPr>
@@ -8660,6 +10649,9 @@
             <w:tcW w:type="dxa" w:w="1514"/>
           </w:tcPr>
           <w:p>
+            <w:pPr>
+              <w:spacing w:before="20" w:after="20"/>
+            </w:pPr>
             <w:r/>
             <w:r>
               <w:rPr>
@@ -8676,6 +10668,9 @@
             <w:tcW w:type="dxa" w:w="1514"/>
           </w:tcPr>
           <w:p>
+            <w:pPr>
+              <w:spacing w:before="20" w:after="20"/>
+            </w:pPr>
             <w:r/>
             <w:r>
               <w:rPr>
@@ -8692,11 +10687,13 @@
             <w:tcW w:type="dxa" w:w="1514"/>
           </w:tcPr>
           <w:p>
-            <w:r/>
-            <w:r>
-              <w:rPr>
-                <w:rFonts w:ascii="Verdana" w:hAnsi="Verdana"/>
-                <w:b w:val="0"/>
+            <w:pPr>
+              <w:spacing w:before="20" w:after="20"/>
+            </w:pPr>
+            <w:r/>
+            <w:r>
+              <w:rPr>
+                <w:rFonts w:ascii="Verdana" w:hAnsi="Verdana"/>
                 <w:sz w:val="16"/>
               </w:rPr>
               <w:t>Table d'indicateurs</w:t>
@@ -8708,6 +10705,9 @@
             <w:tcW w:type="dxa" w:w="1514"/>
           </w:tcPr>
           <w:p>
+            <w:pPr>
+              <w:spacing w:before="20" w:after="20"/>
+            </w:pPr>
             <w:r/>
             <w:r>
               <w:rPr>
@@ -8724,6 +10724,9 @@
             <w:tcW w:type="dxa" w:w="1514"/>
           </w:tcPr>
           <w:p>
+            <w:pPr>
+              <w:spacing w:before="20" w:after="20"/>
+            </w:pPr>
             <w:r/>
             <w:r>
               <w:rPr>
@@ -8740,6 +10743,9 @@
             <w:tcW w:type="dxa" w:w="1514"/>
           </w:tcPr>
           <w:p>
+            <w:pPr>
+              <w:spacing w:before="20" w:after="20"/>
+            </w:pPr>
             <w:r/>
             <w:r>
               <w:rPr>
@@ -8760,6 +10766,9 @@
             <w:tcW w:type="dxa" w:w="1514"/>
           </w:tcPr>
           <w:p>
+            <w:pPr>
+              <w:spacing w:before="20" w:after="20"/>
+            </w:pPr>
             <w:r/>
             <w:r>
               <w:rPr>
@@ -8776,6 +10785,9 @@
             <w:tcW w:type="dxa" w:w="1514"/>
           </w:tcPr>
           <w:p>
+            <w:pPr>
+              <w:spacing w:before="20" w:after="20"/>
+            </w:pPr>
             <w:r/>
             <w:r>
               <w:rPr>
@@ -8792,11 +10804,13 @@
             <w:tcW w:type="dxa" w:w="1514"/>
           </w:tcPr>
           <w:p>
-            <w:r/>
-            <w:r>
-              <w:rPr>
-                <w:rFonts w:ascii="Verdana" w:hAnsi="Verdana"/>
-                <w:b w:val="0"/>
+            <w:pPr>
+              <w:spacing w:before="20" w:after="20"/>
+            </w:pPr>
+            <w:r/>
+            <w:r>
+              <w:rPr>
+                <w:rFonts w:ascii="Verdana" w:hAnsi="Verdana"/>
                 <w:sz w:val="16"/>
               </w:rPr>
               <w:t>Numérique</w:t>
@@ -8808,6 +10822,9 @@
             <w:tcW w:type="dxa" w:w="1514"/>
           </w:tcPr>
           <w:p>
+            <w:pPr>
+              <w:spacing w:before="20" w:after="20"/>
+            </w:pPr>
             <w:r/>
             <w:r>
               <w:rPr>
@@ -8824,6 +10841,9 @@
             <w:tcW w:type="dxa" w:w="1514"/>
           </w:tcPr>
           <w:p>
+            <w:pPr>
+              <w:spacing w:before="20" w:after="20"/>
+            </w:pPr>
             <w:r/>
             <w:r>
               <w:rPr>
@@ -8840,6 +10860,9 @@
             <w:tcW w:type="dxa" w:w="1514"/>
           </w:tcPr>
           <w:p>
+            <w:pPr>
+              <w:spacing w:before="20" w:after="20"/>
+            </w:pPr>
             <w:r/>
             <w:r>
               <w:rPr>
@@ -8856,11 +10879,13 @@
             <w:tcW w:type="dxa" w:w="1514"/>
           </w:tcPr>
           <w:p>
-            <w:r/>
-            <w:r>
-              <w:rPr>
-                <w:rFonts w:ascii="Verdana" w:hAnsi="Verdana"/>
-                <w:b w:val="0"/>
+            <w:pPr>
+              <w:spacing w:before="20" w:after="20"/>
+            </w:pPr>
+            <w:r/>
+            <w:r>
+              <w:rPr>
+                <w:rFonts w:ascii="Verdana" w:hAnsi="Verdana"/>
                 <w:sz w:val="16"/>
               </w:rPr>
               <w:t>Numérique</w:t>
@@ -8872,6 +10897,9 @@
             <w:tcW w:type="dxa" w:w="1514"/>
           </w:tcPr>
           <w:p>
+            <w:pPr>
+              <w:spacing w:before="20" w:after="20"/>
+            </w:pPr>
             <w:r/>
             <w:r>
               <w:rPr>
@@ -8888,6 +10916,9 @@
             <w:tcW w:type="dxa" w:w="1514"/>
           </w:tcPr>
           <w:p>
+            <w:pPr>
+              <w:spacing w:before="20" w:after="20"/>
+            </w:pPr>
             <w:r/>
             <w:r>
               <w:rPr>
@@ -8904,6 +10935,9 @@
             <w:tcW w:type="dxa" w:w="1514"/>
           </w:tcPr>
           <w:p>
+            <w:pPr>
+              <w:spacing w:before="20" w:after="20"/>
+            </w:pPr>
             <w:r/>
             <w:r>
               <w:rPr>
@@ -8924,6 +10958,9 @@
             <w:tcW w:type="dxa" w:w="1514"/>
           </w:tcPr>
           <w:p>
+            <w:pPr>
+              <w:spacing w:before="20" w:after="20"/>
+            </w:pPr>
             <w:r/>
             <w:r>
               <w:rPr>
@@ -8940,6 +10977,9 @@
             <w:tcW w:type="dxa" w:w="1514"/>
           </w:tcPr>
           <w:p>
+            <w:pPr>
+              <w:spacing w:before="20" w:after="20"/>
+            </w:pPr>
             <w:r/>
             <w:r>
               <w:rPr>
@@ -8956,11 +10996,13 @@
             <w:tcW w:type="dxa" w:w="1514"/>
           </w:tcPr>
           <w:p>
-            <w:r/>
-            <w:r>
-              <w:rPr>
-                <w:rFonts w:ascii="Verdana" w:hAnsi="Verdana"/>
-                <w:b w:val="0"/>
+            <w:pPr>
+              <w:spacing w:before="20" w:after="20"/>
+            </w:pPr>
+            <w:r/>
+            <w:r>
+              <w:rPr>
+                <w:rFonts w:ascii="Verdana" w:hAnsi="Verdana"/>
                 <w:sz w:val="16"/>
               </w:rPr>
               <w:t>Table d'indicateurs</w:t>
@@ -8972,6 +11014,9 @@
             <w:tcW w:type="dxa" w:w="1514"/>
           </w:tcPr>
           <w:p>
+            <w:pPr>
+              <w:spacing w:before="20" w:after="20"/>
+            </w:pPr>
             <w:r/>
             <w:r>
               <w:rPr>
@@ -8988,6 +11033,9 @@
             <w:tcW w:type="dxa" w:w="1514"/>
           </w:tcPr>
           <w:p>
+            <w:pPr>
+              <w:spacing w:before="20" w:after="20"/>
+            </w:pPr>
             <w:r/>
             <w:r>
               <w:rPr>
@@ -9004,6 +11052,9 @@
             <w:tcW w:type="dxa" w:w="1514"/>
           </w:tcPr>
           <w:p>
+            <w:pPr>
+              <w:spacing w:before="20" w:after="20"/>
+            </w:pPr>
             <w:r/>
             <w:r>
               <w:rPr>
@@ -9020,11 +11071,13 @@
             <w:tcW w:type="dxa" w:w="1514"/>
           </w:tcPr>
           <w:p>
-            <w:r/>
-            <w:r>
-              <w:rPr>
-                <w:rFonts w:ascii="Verdana" w:hAnsi="Verdana"/>
-                <w:b w:val="0"/>
+            <w:pPr>
+              <w:spacing w:before="20" w:after="20"/>
+            </w:pPr>
+            <w:r/>
+            <w:r>
+              <w:rPr>
+                <w:rFonts w:ascii="Verdana" w:hAnsi="Verdana"/>
                 <w:sz w:val="16"/>
               </w:rPr>
               <w:t>Table d'indicateurs</w:t>
@@ -9036,6 +11089,9 @@
             <w:tcW w:type="dxa" w:w="1514"/>
           </w:tcPr>
           <w:p>
+            <w:pPr>
+              <w:spacing w:before="20" w:after="20"/>
+            </w:pPr>
             <w:r/>
             <w:r>
               <w:rPr>
@@ -9052,6 +11108,9 @@
             <w:tcW w:type="dxa" w:w="1514"/>
           </w:tcPr>
           <w:p>
+            <w:pPr>
+              <w:spacing w:before="20" w:after="20"/>
+            </w:pPr>
             <w:r/>
             <w:r>
               <w:rPr>
@@ -9068,6 +11127,9 @@
             <w:tcW w:type="dxa" w:w="1514"/>
           </w:tcPr>
           <w:p>
+            <w:pPr>
+              <w:spacing w:before="20" w:after="20"/>
+            </w:pPr>
             <w:r/>
             <w:r>
               <w:rPr>
@@ -9088,6 +11150,9 @@
             <w:tcW w:type="dxa" w:w="1514"/>
           </w:tcPr>
           <w:p>
+            <w:pPr>
+              <w:spacing w:before="20" w:after="20"/>
+            </w:pPr>
             <w:r/>
             <w:r>
               <w:rPr>
@@ -9104,6 +11169,9 @@
             <w:tcW w:type="dxa" w:w="1514"/>
           </w:tcPr>
           <w:p>
+            <w:pPr>
+              <w:spacing w:before="20" w:after="20"/>
+            </w:pPr>
             <w:r/>
             <w:r>
               <w:rPr>
@@ -9120,11 +11188,13 @@
             <w:tcW w:type="dxa" w:w="1514"/>
           </w:tcPr>
           <w:p>
-            <w:r/>
-            <w:r>
-              <w:rPr>
-                <w:rFonts w:ascii="Verdana" w:hAnsi="Verdana"/>
-                <w:b w:val="0"/>
+            <w:pPr>
+              <w:spacing w:before="20" w:after="20"/>
+            </w:pPr>
+            <w:r/>
+            <w:r>
+              <w:rPr>
+                <w:rFonts w:ascii="Verdana" w:hAnsi="Verdana"/>
                 <w:sz w:val="16"/>
               </w:rPr>
               <w:t>Table d'indicateurs</w:t>
@@ -9136,6 +11206,9 @@
             <w:tcW w:type="dxa" w:w="1514"/>
           </w:tcPr>
           <w:p>
+            <w:pPr>
+              <w:spacing w:before="20" w:after="20"/>
+            </w:pPr>
             <w:r/>
             <w:r>
               <w:rPr>
@@ -9152,6 +11225,9 @@
             <w:tcW w:type="dxa" w:w="1514"/>
           </w:tcPr>
           <w:p>
+            <w:pPr>
+              <w:spacing w:before="20" w:after="20"/>
+            </w:pPr>
             <w:r/>
             <w:r>
               <w:rPr>
@@ -9168,6 +11244,9 @@
             <w:tcW w:type="dxa" w:w="1514"/>
           </w:tcPr>
           <w:p>
+            <w:pPr>
+              <w:spacing w:before="20" w:after="20"/>
+            </w:pPr>
             <w:r/>
             <w:r>
               <w:rPr>
@@ -9184,11 +11263,13 @@
             <w:tcW w:type="dxa" w:w="1514"/>
           </w:tcPr>
           <w:p>
-            <w:r/>
-            <w:r>
-              <w:rPr>
-                <w:rFonts w:ascii="Verdana" w:hAnsi="Verdana"/>
-                <w:b w:val="0"/>
+            <w:pPr>
+              <w:spacing w:before="20" w:after="20"/>
+            </w:pPr>
+            <w:r/>
+            <w:r>
+              <w:rPr>
+                <w:rFonts w:ascii="Verdana" w:hAnsi="Verdana"/>
                 <w:sz w:val="16"/>
               </w:rPr>
               <w:t>Table d'indicateurs</w:t>
@@ -9200,6 +11281,9 @@
             <w:tcW w:type="dxa" w:w="1514"/>
           </w:tcPr>
           <w:p>
+            <w:pPr>
+              <w:spacing w:before="20" w:after="20"/>
+            </w:pPr>
             <w:r/>
             <w:r>
               <w:rPr>
@@ -9216,6 +11300,9 @@
             <w:tcW w:type="dxa" w:w="1514"/>
           </w:tcPr>
           <w:p>
+            <w:pPr>
+              <w:spacing w:before="20" w:after="20"/>
+            </w:pPr>
             <w:r/>
             <w:r>
               <w:rPr>
@@ -9232,6 +11319,9 @@
             <w:tcW w:type="dxa" w:w="1514"/>
           </w:tcPr>
           <w:p>
+            <w:pPr>
+              <w:spacing w:before="20" w:after="20"/>
+            </w:pPr>
             <w:r/>
             <w:r>
               <w:rPr>
@@ -9252,6 +11342,9 @@
             <w:tcW w:type="dxa" w:w="1514"/>
           </w:tcPr>
           <w:p>
+            <w:pPr>
+              <w:spacing w:before="20" w:after="20"/>
+            </w:pPr>
             <w:r/>
             <w:r>
               <w:rPr>
@@ -9268,6 +11361,9 @@
             <w:tcW w:type="dxa" w:w="1514"/>
           </w:tcPr>
           <w:p>
+            <w:pPr>
+              <w:spacing w:before="20" w:after="20"/>
+            </w:pPr>
             <w:r/>
             <w:r>
               <w:rPr>
@@ -9284,11 +11380,13 @@
             <w:tcW w:type="dxa" w:w="1514"/>
           </w:tcPr>
           <w:p>
-            <w:r/>
-            <w:r>
-              <w:rPr>
-                <w:rFonts w:ascii="Verdana" w:hAnsi="Verdana"/>
-                <w:b w:val="0"/>
+            <w:pPr>
+              <w:spacing w:before="20" w:after="20"/>
+            </w:pPr>
+            <w:r/>
+            <w:r>
+              <w:rPr>
+                <w:rFonts w:ascii="Verdana" w:hAnsi="Verdana"/>
                 <w:sz w:val="16"/>
               </w:rPr>
               <w:t>Table de code</w:t>
@@ -9300,6 +11398,9 @@
             <w:tcW w:type="dxa" w:w="1514"/>
           </w:tcPr>
           <w:p>
+            <w:pPr>
+              <w:spacing w:before="20" w:after="20"/>
+            </w:pPr>
             <w:r/>
             <w:r>
               <w:rPr>
@@ -9316,6 +11417,9 @@
             <w:tcW w:type="dxa" w:w="1514"/>
           </w:tcPr>
           <w:p>
+            <w:pPr>
+              <w:spacing w:before="20" w:after="20"/>
+            </w:pPr>
             <w:r/>
             <w:r>
               <w:rPr>
@@ -9332,6 +11436,9 @@
             <w:tcW w:type="dxa" w:w="1514"/>
           </w:tcPr>
           <w:p>
+            <w:pPr>
+              <w:spacing w:before="20" w:after="20"/>
+            </w:pPr>
             <w:r/>
             <w:r>
               <w:rPr>
@@ -9348,11 +11455,13 @@
             <w:tcW w:type="dxa" w:w="1514"/>
           </w:tcPr>
           <w:p>
-            <w:r/>
-            <w:r>
-              <w:rPr>
-                <w:rFonts w:ascii="Verdana" w:hAnsi="Verdana"/>
-                <w:b w:val="0"/>
+            <w:pPr>
+              <w:spacing w:before="20" w:after="20"/>
+            </w:pPr>
+            <w:r/>
+            <w:r>
+              <w:rPr>
+                <w:rFonts w:ascii="Verdana" w:hAnsi="Verdana"/>
                 <w:sz w:val="16"/>
               </w:rPr>
               <w:t>Table de code</w:t>
@@ -9364,6 +11473,9 @@
             <w:tcW w:type="dxa" w:w="1514"/>
           </w:tcPr>
           <w:p>
+            <w:pPr>
+              <w:spacing w:before="20" w:after="20"/>
+            </w:pPr>
             <w:r/>
             <w:r>
               <w:rPr>
@@ -9380,6 +11492,9 @@
             <w:tcW w:type="dxa" w:w="1514"/>
           </w:tcPr>
           <w:p>
+            <w:pPr>
+              <w:spacing w:before="20" w:after="20"/>
+            </w:pPr>
             <w:r/>
             <w:r>
               <w:rPr>
@@ -9396,6 +11511,9 @@
             <w:tcW w:type="dxa" w:w="1514"/>
           </w:tcPr>
           <w:p>
+            <w:pPr>
+              <w:spacing w:before="20" w:after="20"/>
+            </w:pPr>
             <w:r/>
             <w:r>
               <w:rPr>
@@ -9416,6 +11534,9 @@
             <w:tcW w:type="dxa" w:w="1514"/>
           </w:tcPr>
           <w:p>
+            <w:pPr>
+              <w:spacing w:before="20" w:after="20"/>
+            </w:pPr>
             <w:r/>
             <w:r>
               <w:rPr>
@@ -9432,6 +11553,9 @@
             <w:tcW w:type="dxa" w:w="1514"/>
           </w:tcPr>
           <w:p>
+            <w:pPr>
+              <w:spacing w:before="20" w:after="20"/>
+            </w:pPr>
             <w:r/>
             <w:r>
               <w:rPr>
@@ -9448,11 +11572,13 @@
             <w:tcW w:type="dxa" w:w="1514"/>
           </w:tcPr>
           <w:p>
-            <w:r/>
-            <w:r>
-              <w:rPr>
-                <w:rFonts w:ascii="Verdana" w:hAnsi="Verdana"/>
-                <w:b w:val="0"/>
+            <w:pPr>
+              <w:spacing w:before="20" w:after="20"/>
+            </w:pPr>
+            <w:r/>
+            <w:r>
+              <w:rPr>
+                <w:rFonts w:ascii="Verdana" w:hAnsi="Verdana"/>
                 <w:sz w:val="16"/>
               </w:rPr>
               <w:t>Table d'indicateurs</w:t>
@@ -9464,6 +11590,9 @@
             <w:tcW w:type="dxa" w:w="1514"/>
           </w:tcPr>
           <w:p>
+            <w:pPr>
+              <w:spacing w:before="20" w:after="20"/>
+            </w:pPr>
             <w:r/>
             <w:r>
               <w:rPr>
@@ -9480,6 +11609,9 @@
             <w:tcW w:type="dxa" w:w="1514"/>
           </w:tcPr>
           <w:p>
+            <w:pPr>
+              <w:spacing w:before="20" w:after="20"/>
+            </w:pPr>
             <w:r/>
             <w:r>
               <w:rPr>
@@ -9496,6 +11628,9 @@
             <w:tcW w:type="dxa" w:w="1514"/>
           </w:tcPr>
           <w:p>
+            <w:pPr>
+              <w:spacing w:before="20" w:after="20"/>
+            </w:pPr>
             <w:r/>
             <w:r>
               <w:rPr>
@@ -9512,11 +11647,13 @@
             <w:tcW w:type="dxa" w:w="1514"/>
           </w:tcPr>
           <w:p>
-            <w:r/>
-            <w:r>
-              <w:rPr>
-                <w:rFonts w:ascii="Verdana" w:hAnsi="Verdana"/>
-                <w:b w:val="0"/>
+            <w:pPr>
+              <w:spacing w:before="20" w:after="20"/>
+            </w:pPr>
+            <w:r/>
+            <w:r>
+              <w:rPr>
+                <w:rFonts w:ascii="Verdana" w:hAnsi="Verdana"/>
                 <w:sz w:val="16"/>
               </w:rPr>
               <w:t>Table d'indicateurs</w:t>
@@ -9528,6 +11665,9 @@
             <w:tcW w:type="dxa" w:w="1514"/>
           </w:tcPr>
           <w:p>
+            <w:pPr>
+              <w:spacing w:before="20" w:after="20"/>
+            </w:pPr>
             <w:r/>
             <w:r>
               <w:rPr>
@@ -9544,6 +11684,9 @@
             <w:tcW w:type="dxa" w:w="1514"/>
           </w:tcPr>
           <w:p>
+            <w:pPr>
+              <w:spacing w:before="20" w:after="20"/>
+            </w:pPr>
             <w:r/>
             <w:r>
               <w:rPr>
@@ -9560,6 +11703,9 @@
             <w:tcW w:type="dxa" w:w="1514"/>
           </w:tcPr>
           <w:p>
+            <w:pPr>
+              <w:spacing w:before="20" w:after="20"/>
+            </w:pPr>
             <w:r/>
             <w:r>
               <w:rPr>
@@ -9580,6 +11726,9 @@
             <w:tcW w:type="dxa" w:w="1514"/>
           </w:tcPr>
           <w:p>
+            <w:pPr>
+              <w:spacing w:before="20" w:after="20"/>
+            </w:pPr>
             <w:r/>
             <w:r>
               <w:rPr>
@@ -9596,6 +11745,9 @@
             <w:tcW w:type="dxa" w:w="1514"/>
           </w:tcPr>
           <w:p>
+            <w:pPr>
+              <w:spacing w:before="20" w:after="20"/>
+            </w:pPr>
             <w:r/>
             <w:r>
               <w:rPr>
@@ -9612,11 +11764,13 @@
             <w:tcW w:type="dxa" w:w="1514"/>
           </w:tcPr>
           <w:p>
-            <w:r/>
-            <w:r>
-              <w:rPr>
-                <w:rFonts w:ascii="Verdana" w:hAnsi="Verdana"/>
-                <w:b w:val="0"/>
+            <w:pPr>
+              <w:spacing w:before="20" w:after="20"/>
+            </w:pPr>
+            <w:r/>
+            <w:r>
+              <w:rPr>
+                <w:rFonts w:ascii="Verdana" w:hAnsi="Verdana"/>
                 <w:sz w:val="16"/>
               </w:rPr>
               <w:t>Numérique</w:t>
@@ -9628,6 +11782,9 @@
             <w:tcW w:type="dxa" w:w="1514"/>
           </w:tcPr>
           <w:p>
+            <w:pPr>
+              <w:spacing w:before="20" w:after="20"/>
+            </w:pPr>
             <w:r/>
             <w:r>
               <w:rPr>
@@ -9644,6 +11801,9 @@
             <w:tcW w:type="dxa" w:w="1514"/>
           </w:tcPr>
           <w:p>
+            <w:pPr>
+              <w:spacing w:before="20" w:after="20"/>
+            </w:pPr>
             <w:r/>
             <w:r>
               <w:rPr>
@@ -9660,6 +11820,9 @@
             <w:tcW w:type="dxa" w:w="1514"/>
           </w:tcPr>
           <w:p>
+            <w:pPr>
+              <w:spacing w:before="20" w:after="20"/>
+            </w:pPr>
             <w:r/>
             <w:r>
               <w:rPr>
@@ -9676,11 +11839,13 @@
             <w:tcW w:type="dxa" w:w="1514"/>
           </w:tcPr>
           <w:p>
-            <w:r/>
-            <w:r>
-              <w:rPr>
-                <w:rFonts w:ascii="Verdana" w:hAnsi="Verdana"/>
-                <w:b w:val="0"/>
+            <w:pPr>
+              <w:spacing w:before="20" w:after="20"/>
+            </w:pPr>
+            <w:r/>
+            <w:r>
+              <w:rPr>
+                <w:rFonts w:ascii="Verdana" w:hAnsi="Verdana"/>
                 <w:sz w:val="16"/>
               </w:rPr>
               <w:t>Numérique</w:t>
@@ -9692,6 +11857,9 @@
             <w:tcW w:type="dxa" w:w="1514"/>
           </w:tcPr>
           <w:p>
+            <w:pPr>
+              <w:spacing w:before="20" w:after="20"/>
+            </w:pPr>
             <w:r/>
             <w:r>
               <w:rPr>
@@ -9708,6 +11876,9 @@
             <w:tcW w:type="dxa" w:w="1514"/>
           </w:tcPr>
           <w:p>
+            <w:pPr>
+              <w:spacing w:before="20" w:after="20"/>
+            </w:pPr>
             <w:r/>
             <w:r>
               <w:rPr>
@@ -9724,6 +11895,9 @@
             <w:tcW w:type="dxa" w:w="1514"/>
           </w:tcPr>
           <w:p>
+            <w:pPr>
+              <w:spacing w:before="20" w:after="20"/>
+            </w:pPr>
             <w:r/>
             <w:r>
               <w:rPr>
@@ -9744,6 +11918,9 @@
             <w:tcW w:type="dxa" w:w="1514"/>
           </w:tcPr>
           <w:p>
+            <w:pPr>
+              <w:spacing w:before="20" w:after="20"/>
+            </w:pPr>
             <w:r/>
             <w:r>
               <w:rPr>
@@ -9760,6 +11937,9 @@
             <w:tcW w:type="dxa" w:w="1514"/>
           </w:tcPr>
           <w:p>
+            <w:pPr>
+              <w:spacing w:before="20" w:after="20"/>
+            </w:pPr>
             <w:r/>
             <w:r>
               <w:rPr>
@@ -9776,11 +11956,13 @@
             <w:tcW w:type="dxa" w:w="1514"/>
           </w:tcPr>
           <w:p>
-            <w:r/>
-            <w:r>
-              <w:rPr>
-                <w:rFonts w:ascii="Verdana" w:hAnsi="Verdana"/>
-                <w:b w:val="0"/>
+            <w:pPr>
+              <w:spacing w:before="20" w:after="20"/>
+            </w:pPr>
+            <w:r/>
+            <w:r>
+              <w:rPr>
+                <w:rFonts w:ascii="Verdana" w:hAnsi="Verdana"/>
                 <w:sz w:val="16"/>
               </w:rPr>
               <w:t>Numérique</w:t>
@@ -9792,6 +11974,9 @@
             <w:tcW w:type="dxa" w:w="1514"/>
           </w:tcPr>
           <w:p>
+            <w:pPr>
+              <w:spacing w:before="20" w:after="20"/>
+            </w:pPr>
             <w:r/>
             <w:r>
               <w:rPr>
@@ -9808,6 +11993,9 @@
             <w:tcW w:type="dxa" w:w="1514"/>
           </w:tcPr>
           <w:p>
+            <w:pPr>
+              <w:spacing w:before="20" w:after="20"/>
+            </w:pPr>
             <w:r/>
             <w:r>
               <w:rPr>
@@ -9824,6 +12012,9 @@
             <w:tcW w:type="dxa" w:w="1514"/>
           </w:tcPr>
           <w:p>
+            <w:pPr>
+              <w:spacing w:before="20" w:after="20"/>
+            </w:pPr>
             <w:r/>
             <w:r>
               <w:rPr>
@@ -9840,11 +12031,13 @@
             <w:tcW w:type="dxa" w:w="1514"/>
           </w:tcPr>
           <w:p>
-            <w:r/>
-            <w:r>
-              <w:rPr>
-                <w:rFonts w:ascii="Verdana" w:hAnsi="Verdana"/>
-                <w:b w:val="0"/>
+            <w:pPr>
+              <w:spacing w:before="20" w:after="20"/>
+            </w:pPr>
+            <w:r/>
+            <w:r>
+              <w:rPr>
+                <w:rFonts w:ascii="Verdana" w:hAnsi="Verdana"/>
                 <w:sz w:val="16"/>
               </w:rPr>
               <w:t>Numérique</w:t>
@@ -9856,6 +12049,9 @@
             <w:tcW w:type="dxa" w:w="1514"/>
           </w:tcPr>
           <w:p>
+            <w:pPr>
+              <w:spacing w:before="20" w:after="20"/>
+            </w:pPr>
             <w:r/>
             <w:r>
               <w:rPr>
@@ -9872,6 +12068,9 @@
             <w:tcW w:type="dxa" w:w="1514"/>
           </w:tcPr>
           <w:p>
+            <w:pPr>
+              <w:spacing w:before="20" w:after="20"/>
+            </w:pPr>
             <w:r/>
             <w:r>
               <w:rPr>
@@ -9888,6 +12087,9 @@
             <w:tcW w:type="dxa" w:w="1514"/>
           </w:tcPr>
           <w:p>
+            <w:pPr>
+              <w:spacing w:before="20" w:after="20"/>
+            </w:pPr>
             <w:r/>
             <w:r>
               <w:rPr>
@@ -9908,6 +12110,9 @@
             <w:tcW w:type="dxa" w:w="1514"/>
           </w:tcPr>
           <w:p>
+            <w:pPr>
+              <w:spacing w:before="20" w:after="20"/>
+            </w:pPr>
             <w:r/>
             <w:r>
               <w:rPr>
@@ -9924,6 +12129,9 @@
             <w:tcW w:type="dxa" w:w="1514"/>
           </w:tcPr>
           <w:p>
+            <w:pPr>
+              <w:spacing w:before="20" w:after="20"/>
+            </w:pPr>
             <w:r/>
             <w:r>
               <w:rPr>
@@ -9940,11 +12148,13 @@
             <w:tcW w:type="dxa" w:w="1514"/>
           </w:tcPr>
           <w:p>
-            <w:r/>
-            <w:r>
-              <w:rPr>
-                <w:rFonts w:ascii="Verdana" w:hAnsi="Verdana"/>
-                <w:b w:val="0"/>
+            <w:pPr>
+              <w:spacing w:before="20" w:after="20"/>
+            </w:pPr>
+            <w:r/>
+            <w:r>
+              <w:rPr>
+                <w:rFonts w:ascii="Verdana" w:hAnsi="Verdana"/>
                 <w:sz w:val="16"/>
               </w:rPr>
               <w:t>Numérique</w:t>
@@ -9956,6 +12166,9 @@
             <w:tcW w:type="dxa" w:w="1514"/>
           </w:tcPr>
           <w:p>
+            <w:pPr>
+              <w:spacing w:before="20" w:after="20"/>
+            </w:pPr>
             <w:r/>
             <w:r>
               <w:rPr>
@@ -9972,6 +12185,9 @@
             <w:tcW w:type="dxa" w:w="1514"/>
           </w:tcPr>
           <w:p>
+            <w:pPr>
+              <w:spacing w:before="20" w:after="20"/>
+            </w:pPr>
             <w:r/>
             <w:r>
               <w:rPr>
@@ -9988,6 +12204,9 @@
             <w:tcW w:type="dxa" w:w="1514"/>
           </w:tcPr>
           <w:p>
+            <w:pPr>
+              <w:spacing w:before="20" w:after="20"/>
+            </w:pPr>
             <w:r/>
             <w:r>
               <w:rPr>
@@ -10004,11 +12223,13 @@
             <w:tcW w:type="dxa" w:w="1514"/>
           </w:tcPr>
           <w:p>
-            <w:r/>
-            <w:r>
-              <w:rPr>
-                <w:rFonts w:ascii="Verdana" w:hAnsi="Verdana"/>
-                <w:b w:val="0"/>
+            <w:pPr>
+              <w:spacing w:before="20" w:after="20"/>
+            </w:pPr>
+            <w:r/>
+            <w:r>
+              <w:rPr>
+                <w:rFonts w:ascii="Verdana" w:hAnsi="Verdana"/>
                 <w:sz w:val="16"/>
               </w:rPr>
               <w:t>Numérique</w:t>
@@ -10020,6 +12241,9 @@
             <w:tcW w:type="dxa" w:w="1514"/>
           </w:tcPr>
           <w:p>
+            <w:pPr>
+              <w:spacing w:before="20" w:after="20"/>
+            </w:pPr>
             <w:r/>
             <w:r>
               <w:rPr>
@@ -10036,6 +12260,9 @@
             <w:tcW w:type="dxa" w:w="1514"/>
           </w:tcPr>
           <w:p>
+            <w:pPr>
+              <w:spacing w:before="20" w:after="20"/>
+            </w:pPr>
             <w:r/>
             <w:r>
               <w:rPr>
@@ -10052,6 +12279,9 @@
             <w:tcW w:type="dxa" w:w="1514"/>
           </w:tcPr>
           <w:p>
+            <w:pPr>
+              <w:spacing w:before="20" w:after="20"/>
+            </w:pPr>
             <w:r/>
             <w:r>
               <w:rPr>
@@ -10072,6 +12302,9 @@
             <w:tcW w:type="dxa" w:w="1514"/>
           </w:tcPr>
           <w:p>
+            <w:pPr>
+              <w:spacing w:before="20" w:after="20"/>
+            </w:pPr>
             <w:r/>
             <w:r>
               <w:rPr>
@@ -10088,6 +12321,9 @@
             <w:tcW w:type="dxa" w:w="1514"/>
           </w:tcPr>
           <w:p>
+            <w:pPr>
+              <w:spacing w:before="20" w:after="20"/>
+            </w:pPr>
             <w:r/>
             <w:r>
               <w:rPr>
@@ -10104,22 +12340,35 @@
             <w:tcW w:type="dxa" w:w="1514"/>
           </w:tcPr>
           <w:p>
-            <w:r/>
-            <w:r>
-              <w:rPr>
-                <w:rFonts w:ascii="Verdana" w:hAnsi="Verdana"/>
-                <w:b w:val="0"/>
-                <w:sz w:val="16"/>
-              </w:rPr>
-              <w:t>mol cm-2</w:t>
-            </w:r>
-          </w:p>
-        </w:tc>
-        <w:tc>
-          <w:tcPr>
-            <w:tcW w:type="dxa" w:w="1514"/>
-          </w:tcPr>
-          <w:p>
+            <w:pPr>
+              <w:spacing w:before="20" w:after="20"/>
+            </w:pPr>
+            <w:r/>
+            <w:r>
+              <w:rPr>
+                <w:rFonts w:ascii="Verdana" w:hAnsi="Verdana"/>
+                <w:sz w:val="16"/>
+              </w:rPr>
+              <w:t>mol cm</w:t>
+            </w:r>
+            <w:r>
+              <w:rPr>
+                <w:rFonts w:ascii="Verdana" w:hAnsi="Verdana"/>
+                <w:sz w:val="16"/>
+                <w:vertAlign w:val="superscript"/>
+              </w:rPr>
+              <w:t>-2</w:t>
+            </w:r>
+          </w:p>
+        </w:tc>
+        <w:tc>
+          <w:tcPr>
+            <w:tcW w:type="dxa" w:w="1514"/>
+          </w:tcPr>
+          <w:p>
+            <w:pPr>
+              <w:spacing w:before="20" w:after="20"/>
+            </w:pPr>
             <w:r/>
             <w:r>
               <w:rPr>
@@ -10136,6 +12385,9 @@
             <w:tcW w:type="dxa" w:w="1514"/>
           </w:tcPr>
           <w:p>
+            <w:pPr>
+              <w:spacing w:before="20" w:after="20"/>
+            </w:pPr>
             <w:r/>
             <w:r>
               <w:rPr>
@@ -10152,6 +12404,9 @@
             <w:tcW w:type="dxa" w:w="1514"/>
           </w:tcPr>
           <w:p>
+            <w:pPr>
+              <w:spacing w:before="20" w:after="20"/>
+            </w:pPr>
             <w:r/>
             <w:r>
               <w:rPr>
@@ -10168,22 +12423,35 @@
             <w:tcW w:type="dxa" w:w="1514"/>
           </w:tcPr>
           <w:p>
-            <w:r/>
-            <w:r>
-              <w:rPr>
-                <w:rFonts w:ascii="Verdana" w:hAnsi="Verdana"/>
-                <w:b w:val="0"/>
-                <w:sz w:val="16"/>
-              </w:rPr>
-              <w:t>mol cm-2</w:t>
-            </w:r>
-          </w:p>
-        </w:tc>
-        <w:tc>
-          <w:tcPr>
-            <w:tcW w:type="dxa" w:w="1514"/>
-          </w:tcPr>
-          <w:p>
+            <w:pPr>
+              <w:spacing w:before="20" w:after="20"/>
+            </w:pPr>
+            <w:r/>
+            <w:r>
+              <w:rPr>
+                <w:rFonts w:ascii="Verdana" w:hAnsi="Verdana"/>
+                <w:sz w:val="16"/>
+              </w:rPr>
+              <w:t>mol cm</w:t>
+            </w:r>
+            <w:r>
+              <w:rPr>
+                <w:rFonts w:ascii="Verdana" w:hAnsi="Verdana"/>
+                <w:sz w:val="16"/>
+                <w:vertAlign w:val="superscript"/>
+              </w:rPr>
+              <w:t>-2</w:t>
+            </w:r>
+          </w:p>
+        </w:tc>
+        <w:tc>
+          <w:tcPr>
+            <w:tcW w:type="dxa" w:w="1514"/>
+          </w:tcPr>
+          <w:p>
+            <w:pPr>
+              <w:spacing w:before="20" w:after="20"/>
+            </w:pPr>
             <w:r/>
             <w:r>
               <w:rPr>
@@ -10200,6 +12468,9 @@
             <w:tcW w:type="dxa" w:w="1514"/>
           </w:tcPr>
           <w:p>
+            <w:pPr>
+              <w:spacing w:before="20" w:after="20"/>
+            </w:pPr>
             <w:r/>
             <w:r>
               <w:rPr>
@@ -10216,6 +12487,9 @@
             <w:tcW w:type="dxa" w:w="1514"/>
           </w:tcPr>
           <w:p>
+            <w:pPr>
+              <w:spacing w:before="20" w:after="20"/>
+            </w:pPr>
             <w:r/>
             <w:r>
               <w:rPr>
@@ -10236,6 +12510,9 @@
             <w:tcW w:type="dxa" w:w="1514"/>
           </w:tcPr>
           <w:p>
+            <w:pPr>
+              <w:spacing w:before="20" w:after="20"/>
+            </w:pPr>
             <w:r/>
             <w:r>
               <w:rPr>
@@ -10252,6 +12529,9 @@
             <w:tcW w:type="dxa" w:w="1514"/>
           </w:tcPr>
           <w:p>
+            <w:pPr>
+              <w:spacing w:before="20" w:after="20"/>
+            </w:pPr>
             <w:r/>
             <w:r>
               <w:rPr>
@@ -10268,22 +12548,35 @@
             <w:tcW w:type="dxa" w:w="1514"/>
           </w:tcPr>
           <w:p>
-            <w:r/>
-            <w:r>
-              <w:rPr>
-                <w:rFonts w:ascii="Verdana" w:hAnsi="Verdana"/>
-                <w:b w:val="0"/>
-                <w:sz w:val="16"/>
-              </w:rPr>
-              <w:t>mol cm-2</w:t>
-            </w:r>
-          </w:p>
-        </w:tc>
-        <w:tc>
-          <w:tcPr>
-            <w:tcW w:type="dxa" w:w="1514"/>
-          </w:tcPr>
-          <w:p>
+            <w:pPr>
+              <w:spacing w:before="20" w:after="20"/>
+            </w:pPr>
+            <w:r/>
+            <w:r>
+              <w:rPr>
+                <w:rFonts w:ascii="Verdana" w:hAnsi="Verdana"/>
+                <w:sz w:val="16"/>
+              </w:rPr>
+              <w:t>mol cm</w:t>
+            </w:r>
+            <w:r>
+              <w:rPr>
+                <w:rFonts w:ascii="Verdana" w:hAnsi="Verdana"/>
+                <w:sz w:val="16"/>
+                <w:vertAlign w:val="superscript"/>
+              </w:rPr>
+              <w:t>-2</w:t>
+            </w:r>
+          </w:p>
+        </w:tc>
+        <w:tc>
+          <w:tcPr>
+            <w:tcW w:type="dxa" w:w="1514"/>
+          </w:tcPr>
+          <w:p>
+            <w:pPr>
+              <w:spacing w:before="20" w:after="20"/>
+            </w:pPr>
             <w:r/>
             <w:r>
               <w:rPr>
@@ -10300,6 +12593,9 @@
             <w:tcW w:type="dxa" w:w="1514"/>
           </w:tcPr>
           <w:p>
+            <w:pPr>
+              <w:spacing w:before="20" w:after="20"/>
+            </w:pPr>
             <w:r/>
             <w:r>
               <w:rPr>
@@ -10316,6 +12612,9 @@
             <w:tcW w:type="dxa" w:w="1514"/>
           </w:tcPr>
           <w:p>
+            <w:pPr>
+              <w:spacing w:before="20" w:after="20"/>
+            </w:pPr>
             <w:r/>
             <w:r>
               <w:rPr>
@@ -10332,22 +12631,35 @@
             <w:tcW w:type="dxa" w:w="1514"/>
           </w:tcPr>
           <w:p>
-            <w:r/>
-            <w:r>
-              <w:rPr>
-                <w:rFonts w:ascii="Verdana" w:hAnsi="Verdana"/>
-                <w:b w:val="0"/>
-                <w:sz w:val="16"/>
-              </w:rPr>
-              <w:t>mol cm-2</w:t>
-            </w:r>
-          </w:p>
-        </w:tc>
-        <w:tc>
-          <w:tcPr>
-            <w:tcW w:type="dxa" w:w="1514"/>
-          </w:tcPr>
-          <w:p>
+            <w:pPr>
+              <w:spacing w:before="20" w:after="20"/>
+            </w:pPr>
+            <w:r/>
+            <w:r>
+              <w:rPr>
+                <w:rFonts w:ascii="Verdana" w:hAnsi="Verdana"/>
+                <w:sz w:val="16"/>
+              </w:rPr>
+              <w:t>mol cm</w:t>
+            </w:r>
+            <w:r>
+              <w:rPr>
+                <w:rFonts w:ascii="Verdana" w:hAnsi="Verdana"/>
+                <w:sz w:val="16"/>
+                <w:vertAlign w:val="superscript"/>
+              </w:rPr>
+              <w:t>-2</w:t>
+            </w:r>
+          </w:p>
+        </w:tc>
+        <w:tc>
+          <w:tcPr>
+            <w:tcW w:type="dxa" w:w="1514"/>
+          </w:tcPr>
+          <w:p>
+            <w:pPr>
+              <w:spacing w:before="20" w:after="20"/>
+            </w:pPr>
             <w:r/>
             <w:r>
               <w:rPr>
@@ -10364,6 +12676,9 @@
             <w:tcW w:type="dxa" w:w="1514"/>
           </w:tcPr>
           <w:p>
+            <w:pPr>
+              <w:spacing w:before="20" w:after="20"/>
+            </w:pPr>
             <w:r/>
             <w:r>
               <w:rPr>
@@ -10380,6 +12695,9 @@
             <w:tcW w:type="dxa" w:w="1514"/>
           </w:tcPr>
           <w:p>
+            <w:pPr>
+              <w:spacing w:before="20" w:after="20"/>
+            </w:pPr>
             <w:r/>
             <w:r>
               <w:rPr>
@@ -10400,6 +12718,9 @@
             <w:tcW w:type="dxa" w:w="1514"/>
           </w:tcPr>
           <w:p>
+            <w:pPr>
+              <w:spacing w:before="20" w:after="20"/>
+            </w:pPr>
             <w:r/>
             <w:r>
               <w:rPr>
@@ -10416,6 +12737,9 @@
             <w:tcW w:type="dxa" w:w="1514"/>
           </w:tcPr>
           <w:p>
+            <w:pPr>
+              <w:spacing w:before="20" w:after="20"/>
+            </w:pPr>
             <w:r/>
             <w:r>
               <w:rPr>
@@ -10432,11 +12756,13 @@
             <w:tcW w:type="dxa" w:w="1514"/>
           </w:tcPr>
           <w:p>
-            <w:r/>
-            <w:r>
-              <w:rPr>
-                <w:rFonts w:ascii="Verdana" w:hAnsi="Verdana"/>
-                <w:b w:val="0"/>
+            <w:pPr>
+              <w:spacing w:before="20" w:after="20"/>
+            </w:pPr>
+            <w:r/>
+            <w:r>
+              <w:rPr>
+                <w:rFonts w:ascii="Verdana" w:hAnsi="Verdana"/>
                 <w:sz w:val="16"/>
               </w:rPr>
               <w:t>Numérique</w:t>
@@ -10448,6 +12774,9 @@
             <w:tcW w:type="dxa" w:w="1514"/>
           </w:tcPr>
           <w:p>
+            <w:pPr>
+              <w:spacing w:before="20" w:after="20"/>
+            </w:pPr>
             <w:r/>
             <w:r>
               <w:rPr>
@@ -10464,6 +12793,9 @@
             <w:tcW w:type="dxa" w:w="1514"/>
           </w:tcPr>
           <w:p>
+            <w:pPr>
+              <w:spacing w:before="20" w:after="20"/>
+            </w:pPr>
             <w:r/>
             <w:r>
               <w:rPr>
@@ -10480,6 +12812,9 @@
             <w:tcW w:type="dxa" w:w="1514"/>
           </w:tcPr>
           <w:p>
+            <w:pPr>
+              <w:spacing w:before="20" w:after="20"/>
+            </w:pPr>
             <w:r/>
             <w:r>
               <w:rPr>
@@ -10496,11 +12831,13 @@
             <w:tcW w:type="dxa" w:w="1514"/>
           </w:tcPr>
           <w:p>
-            <w:r/>
-            <w:r>
-              <w:rPr>
-                <w:rFonts w:ascii="Verdana" w:hAnsi="Verdana"/>
-                <w:b w:val="0"/>
+            <w:pPr>
+              <w:spacing w:before="20" w:after="20"/>
+            </w:pPr>
+            <w:r/>
+            <w:r>
+              <w:rPr>
+                <w:rFonts w:ascii="Verdana" w:hAnsi="Verdana"/>
                 <w:sz w:val="16"/>
               </w:rPr>
               <w:t>Numérique</w:t>
@@ -10512,6 +12849,9 @@
             <w:tcW w:type="dxa" w:w="1514"/>
           </w:tcPr>
           <w:p>
+            <w:pPr>
+              <w:spacing w:before="20" w:after="20"/>
+            </w:pPr>
             <w:r/>
             <w:r>
               <w:rPr>
@@ -10528,6 +12868,9 @@
             <w:tcW w:type="dxa" w:w="1514"/>
           </w:tcPr>
           <w:p>
+            <w:pPr>
+              <w:spacing w:before="20" w:after="20"/>
+            </w:pPr>
             <w:r/>
             <w:r>
               <w:rPr>
@@ -10544,6 +12887,9 @@
             <w:tcW w:type="dxa" w:w="1514"/>
           </w:tcPr>
           <w:p>
+            <w:pPr>
+              <w:spacing w:before="20" w:after="20"/>
+            </w:pPr>
             <w:r/>
             <w:r>
               <w:rPr>
@@ -10564,6 +12910,9 @@
             <w:tcW w:type="dxa" w:w="1514"/>
           </w:tcPr>
           <w:p>
+            <w:pPr>
+              <w:spacing w:before="20" w:after="20"/>
+            </w:pPr>
             <w:r/>
             <w:r>
               <w:rPr>
@@ -10580,6 +12929,9 @@
             <w:tcW w:type="dxa" w:w="1514"/>
           </w:tcPr>
           <w:p>
+            <w:pPr>
+              <w:spacing w:before="20" w:after="20"/>
+            </w:pPr>
             <w:r/>
             <w:r>
               <w:rPr>
@@ -10596,11 +12948,13 @@
             <w:tcW w:type="dxa" w:w="1514"/>
           </w:tcPr>
           <w:p>
-            <w:r/>
-            <w:r>
-              <w:rPr>
-                <w:rFonts w:ascii="Verdana" w:hAnsi="Verdana"/>
-                <w:b w:val="0"/>
+            <w:pPr>
+              <w:spacing w:before="20" w:after="20"/>
+            </w:pPr>
+            <w:r/>
+            <w:r>
+              <w:rPr>
+                <w:rFonts w:ascii="Verdana" w:hAnsi="Verdana"/>
                 <w:sz w:val="16"/>
               </w:rPr>
               <w:t>Numérique</w:t>
@@ -10612,6 +12966,9 @@
             <w:tcW w:type="dxa" w:w="1514"/>
           </w:tcPr>
           <w:p>
+            <w:pPr>
+              <w:spacing w:before="20" w:after="20"/>
+            </w:pPr>
             <w:r/>
             <w:r>
               <w:rPr>
@@ -10628,6 +12985,9 @@
             <w:tcW w:type="dxa" w:w="1514"/>
           </w:tcPr>
           <w:p>
+            <w:pPr>
+              <w:spacing w:before="20" w:after="20"/>
+            </w:pPr>
             <w:r/>
             <w:r>
               <w:rPr>
@@ -10644,6 +13004,9 @@
             <w:tcW w:type="dxa" w:w="1514"/>
           </w:tcPr>
           <w:p>
+            <w:pPr>
+              <w:spacing w:before="20" w:after="20"/>
+            </w:pPr>
             <w:r/>
             <w:r>
               <w:rPr>
@@ -10660,11 +13023,13 @@
             <w:tcW w:type="dxa" w:w="1514"/>
           </w:tcPr>
           <w:p>
-            <w:r/>
-            <w:r>
-              <w:rPr>
-                <w:rFonts w:ascii="Verdana" w:hAnsi="Verdana"/>
-                <w:b w:val="0"/>
+            <w:pPr>
+              <w:spacing w:before="20" w:after="20"/>
+            </w:pPr>
+            <w:r/>
+            <w:r>
+              <w:rPr>
+                <w:rFonts w:ascii="Verdana" w:hAnsi="Verdana"/>
                 <w:sz w:val="16"/>
               </w:rPr>
               <w:t>Numérique</w:t>
@@ -10676,6 +13041,9 @@
             <w:tcW w:type="dxa" w:w="1514"/>
           </w:tcPr>
           <w:p>
+            <w:pPr>
+              <w:spacing w:before="20" w:after="20"/>
+            </w:pPr>
             <w:r/>
             <w:r>
               <w:rPr>
@@ -10692,6 +13060,9 @@
             <w:tcW w:type="dxa" w:w="1514"/>
           </w:tcPr>
           <w:p>
+            <w:pPr>
+              <w:spacing w:before="20" w:after="20"/>
+            </w:pPr>
             <w:r/>
             <w:r>
               <w:rPr>
@@ -10708,6 +13079,9 @@
             <w:tcW w:type="dxa" w:w="1514"/>
           </w:tcPr>
           <w:p>
+            <w:pPr>
+              <w:spacing w:before="20" w:after="20"/>
+            </w:pPr>
             <w:r/>
             <w:r>
               <w:rPr>
@@ -10728,6 +13102,9 @@
             <w:tcW w:type="dxa" w:w="1514"/>
           </w:tcPr>
           <w:p>
+            <w:pPr>
+              <w:spacing w:before="20" w:after="20"/>
+            </w:pPr>
             <w:r/>
             <w:r>
               <w:rPr>
@@ -10744,6 +13121,9 @@
             <w:tcW w:type="dxa" w:w="1514"/>
           </w:tcPr>
           <w:p>
+            <w:pPr>
+              <w:spacing w:before="20" w:after="20"/>
+            </w:pPr>
             <w:r/>
             <w:r>
               <w:rPr>
@@ -10760,11 +13140,13 @@
             <w:tcW w:type="dxa" w:w="1514"/>
           </w:tcPr>
           <w:p>
-            <w:r/>
-            <w:r>
-              <w:rPr>
-                <w:rFonts w:ascii="Verdana" w:hAnsi="Verdana"/>
-                <w:b w:val="0"/>
+            <w:pPr>
+              <w:spacing w:before="20" w:after="20"/>
+            </w:pPr>
+            <w:r/>
+            <w:r>
+              <w:rPr>
+                <w:rFonts w:ascii="Verdana" w:hAnsi="Verdana"/>
                 <w:sz w:val="16"/>
               </w:rPr>
               <w:t>Numérique</w:t>
@@ -10776,6 +13158,9 @@
             <w:tcW w:type="dxa" w:w="1514"/>
           </w:tcPr>
           <w:p>
+            <w:pPr>
+              <w:spacing w:before="20" w:after="20"/>
+            </w:pPr>
             <w:r/>
             <w:r>
               <w:rPr>
@@ -10792,6 +13177,9 @@
             <w:tcW w:type="dxa" w:w="1514"/>
           </w:tcPr>
           <w:p>
+            <w:pPr>
+              <w:spacing w:before="20" w:after="20"/>
+            </w:pPr>
             <w:r/>
             <w:r>
               <w:rPr>
@@ -10808,6 +13196,9 @@
             <w:tcW w:type="dxa" w:w="1514"/>
           </w:tcPr>
           <w:p>
+            <w:pPr>
+              <w:spacing w:before="20" w:after="20"/>
+            </w:pPr>
             <w:r/>
             <w:r>
               <w:rPr>
@@ -10824,11 +13215,13 @@
             <w:tcW w:type="dxa" w:w="1514"/>
           </w:tcPr>
           <w:p>
-            <w:r/>
-            <w:r>
-              <w:rPr>
-                <w:rFonts w:ascii="Verdana" w:hAnsi="Verdana"/>
-                <w:b w:val="0"/>
+            <w:pPr>
+              <w:spacing w:before="20" w:after="20"/>
+            </w:pPr>
+            <w:r/>
+            <w:r>
+              <w:rPr>
+                <w:rFonts w:ascii="Verdana" w:hAnsi="Verdana"/>
                 <w:sz w:val="16"/>
               </w:rPr>
               <w:t>Numérique</w:t>
@@ -10840,6 +13233,9 @@
             <w:tcW w:type="dxa" w:w="1514"/>
           </w:tcPr>
           <w:p>
+            <w:pPr>
+              <w:spacing w:before="20" w:after="20"/>
+            </w:pPr>
             <w:r/>
             <w:r>
               <w:rPr>
@@ -10856,6 +13252,9 @@
             <w:tcW w:type="dxa" w:w="1514"/>
           </w:tcPr>
           <w:p>
+            <w:pPr>
+              <w:spacing w:before="20" w:after="20"/>
+            </w:pPr>
             <w:r/>
             <w:r>
               <w:rPr>
@@ -10872,6 +13271,9 @@
             <w:tcW w:type="dxa" w:w="1514"/>
           </w:tcPr>
           <w:p>
+            <w:pPr>
+              <w:spacing w:before="20" w:after="20"/>
+            </w:pPr>
             <w:r/>
             <w:r>
               <w:rPr>
@@ -10892,6 +13294,9 @@
             <w:tcW w:type="dxa" w:w="1514"/>
           </w:tcPr>
           <w:p>
+            <w:pPr>
+              <w:spacing w:before="20" w:after="20"/>
+            </w:pPr>
             <w:r/>
             <w:r>
               <w:rPr>
@@ -10908,6 +13313,9 @@
             <w:tcW w:type="dxa" w:w="1514"/>
           </w:tcPr>
           <w:p>
+            <w:pPr>
+              <w:spacing w:before="20" w:after="20"/>
+            </w:pPr>
             <w:r/>
             <w:r>
               <w:rPr>
@@ -10924,11 +13332,13 @@
             <w:tcW w:type="dxa" w:w="1514"/>
           </w:tcPr>
           <w:p>
-            <w:r/>
-            <w:r>
-              <w:rPr>
-                <w:rFonts w:ascii="Verdana" w:hAnsi="Verdana"/>
-                <w:b w:val="0"/>
+            <w:pPr>
+              <w:spacing w:before="20" w:after="20"/>
+            </w:pPr>
+            <w:r/>
+            <w:r>
+              <w:rPr>
+                <w:rFonts w:ascii="Verdana" w:hAnsi="Verdana"/>
                 <w:sz w:val="16"/>
               </w:rPr>
               <w:t>Numérique</w:t>
@@ -10940,6 +13350,9 @@
             <w:tcW w:type="dxa" w:w="1514"/>
           </w:tcPr>
           <w:p>
+            <w:pPr>
+              <w:spacing w:before="20" w:after="20"/>
+            </w:pPr>
             <w:r/>
             <w:r>
               <w:rPr>
@@ -10956,6 +13369,9 @@
             <w:tcW w:type="dxa" w:w="1514"/>
           </w:tcPr>
           <w:p>
+            <w:pPr>
+              <w:spacing w:before="20" w:after="20"/>
+            </w:pPr>
             <w:r/>
             <w:r>
               <w:rPr>
@@ -10972,6 +13388,9 @@
             <w:tcW w:type="dxa" w:w="1514"/>
           </w:tcPr>
           <w:p>
+            <w:pPr>
+              <w:spacing w:before="20" w:after="20"/>
+            </w:pPr>
             <w:r/>
             <w:r>
               <w:rPr>
@@ -10988,11 +13407,13 @@
             <w:tcW w:type="dxa" w:w="1514"/>
           </w:tcPr>
           <w:p>
-            <w:r/>
-            <w:r>
-              <w:rPr>
-                <w:rFonts w:ascii="Verdana" w:hAnsi="Verdana"/>
-                <w:b w:val="0"/>
+            <w:pPr>
+              <w:spacing w:before="20" w:after="20"/>
+            </w:pPr>
+            <w:r/>
+            <w:r>
+              <w:rPr>
+                <w:rFonts w:ascii="Verdana" w:hAnsi="Verdana"/>
                 <w:sz w:val="16"/>
               </w:rPr>
               <w:t>Numérique</w:t>
@@ -11004,6 +13425,9 @@
             <w:tcW w:type="dxa" w:w="1514"/>
           </w:tcPr>
           <w:p>
+            <w:pPr>
+              <w:spacing w:before="20" w:after="20"/>
+            </w:pPr>
             <w:r/>
             <w:r>
               <w:rPr>
@@ -11020,6 +13444,9 @@
             <w:tcW w:type="dxa" w:w="1514"/>
           </w:tcPr>
           <w:p>
+            <w:pPr>
+              <w:spacing w:before="20" w:after="20"/>
+            </w:pPr>
             <w:r/>
             <w:r>
               <w:rPr>
@@ -11036,6 +13463,9 @@
             <w:tcW w:type="dxa" w:w="1514"/>
           </w:tcPr>
           <w:p>
+            <w:pPr>
+              <w:spacing w:before="20" w:after="20"/>
+            </w:pPr>
             <w:r/>
             <w:r>
               <w:rPr>
@@ -11056,6 +13486,9 @@
             <w:tcW w:type="dxa" w:w="1514"/>
           </w:tcPr>
           <w:p>
+            <w:pPr>
+              <w:spacing w:before="20" w:after="20"/>
+            </w:pPr>
             <w:r/>
             <w:r>
               <w:rPr>
@@ -11072,6 +13505,9 @@
             <w:tcW w:type="dxa" w:w="1514"/>
           </w:tcPr>
           <w:p>
+            <w:pPr>
+              <w:spacing w:before="20" w:after="20"/>
+            </w:pPr>
             <w:r/>
             <w:r>
               <w:rPr>
@@ -11088,11 +13524,13 @@
             <w:tcW w:type="dxa" w:w="1514"/>
           </w:tcPr>
           <w:p>
-            <w:r/>
-            <w:r>
-              <w:rPr>
-                <w:rFonts w:ascii="Verdana" w:hAnsi="Verdana"/>
-                <w:b w:val="0"/>
+            <w:pPr>
+              <w:spacing w:before="20" w:after="20"/>
+            </w:pPr>
+            <w:r/>
+            <w:r>
+              <w:rPr>
+                <w:rFonts w:ascii="Verdana" w:hAnsi="Verdana"/>
                 <w:sz w:val="16"/>
               </w:rPr>
               <w:t>Numérique</w:t>
@@ -11104,6 +13542,9 @@
             <w:tcW w:type="dxa" w:w="1514"/>
           </w:tcPr>
           <w:p>
+            <w:pPr>
+              <w:spacing w:before="20" w:after="20"/>
+            </w:pPr>
             <w:r/>
             <w:r>
               <w:rPr>
@@ -11120,6 +13561,9 @@
             <w:tcW w:type="dxa" w:w="1514"/>
           </w:tcPr>
           <w:p>
+            <w:pPr>
+              <w:spacing w:before="20" w:after="20"/>
+            </w:pPr>
             <w:r/>
             <w:r>
               <w:rPr>
@@ -11136,6 +13580,9 @@
             <w:tcW w:type="dxa" w:w="1514"/>
           </w:tcPr>
           <w:p>
+            <w:pPr>
+              <w:spacing w:before="20" w:after="20"/>
+            </w:pPr>
             <w:r/>
             <w:r>
               <w:rPr>
@@ -11152,11 +13599,13 @@
             <w:tcW w:type="dxa" w:w="1514"/>
           </w:tcPr>
           <w:p>
-            <w:r/>
-            <w:r>
-              <w:rPr>
-                <w:rFonts w:ascii="Verdana" w:hAnsi="Verdana"/>
-                <w:b w:val="0"/>
+            <w:pPr>
+              <w:spacing w:before="20" w:after="20"/>
+            </w:pPr>
+            <w:r/>
+            <w:r>
+              <w:rPr>
+                <w:rFonts w:ascii="Verdana" w:hAnsi="Verdana"/>
                 <w:sz w:val="16"/>
               </w:rPr>
               <w:t>Numérique</w:t>
@@ -11168,6 +13617,9 @@
             <w:tcW w:type="dxa" w:w="1514"/>
           </w:tcPr>
           <w:p>
+            <w:pPr>
+              <w:spacing w:before="20" w:after="20"/>
+            </w:pPr>
             <w:r/>
             <w:r>
               <w:rPr>
@@ -11184,6 +13636,9 @@
             <w:tcW w:type="dxa" w:w="1514"/>
           </w:tcPr>
           <w:p>
+            <w:pPr>
+              <w:spacing w:before="20" w:after="20"/>
+            </w:pPr>
             <w:r/>
             <w:r>
               <w:rPr>
@@ -11200,6 +13655,9 @@
             <w:tcW w:type="dxa" w:w="1514"/>
           </w:tcPr>
           <w:p>
+            <w:pPr>
+              <w:spacing w:before="20" w:after="20"/>
+            </w:pPr>
             <w:r/>
             <w:r>
               <w:rPr>
@@ -11220,6 +13678,9 @@
             <w:tcW w:type="dxa" w:w="1514"/>
           </w:tcPr>
           <w:p>
+            <w:pPr>
+              <w:spacing w:before="20" w:after="20"/>
+            </w:pPr>
             <w:r/>
             <w:r>
               <w:rPr>
@@ -11236,6 +13697,9 @@
             <w:tcW w:type="dxa" w:w="1514"/>
           </w:tcPr>
           <w:p>
+            <w:pPr>
+              <w:spacing w:before="20" w:after="20"/>
+            </w:pPr>
             <w:r/>
             <w:r>
               <w:rPr>
@@ -11252,11 +13716,13 @@
             <w:tcW w:type="dxa" w:w="1514"/>
           </w:tcPr>
           <w:p>
-            <w:r/>
-            <w:r>
-              <w:rPr>
-                <w:rFonts w:ascii="Verdana" w:hAnsi="Verdana"/>
-                <w:b w:val="0"/>
+            <w:pPr>
+              <w:spacing w:before="20" w:after="20"/>
+            </w:pPr>
+            <w:r/>
+            <w:r>
+              <w:rPr>
+                <w:rFonts w:ascii="Verdana" w:hAnsi="Verdana"/>
                 <w:sz w:val="16"/>
               </w:rPr>
               <w:t>Table de code</w:t>
@@ -11268,6 +13734,9 @@
             <w:tcW w:type="dxa" w:w="1514"/>
           </w:tcPr>
           <w:p>
+            <w:pPr>
+              <w:spacing w:before="20" w:after="20"/>
+            </w:pPr>
             <w:r/>
             <w:r>
               <w:rPr>
@@ -11284,6 +13753,9 @@
             <w:tcW w:type="dxa" w:w="1514"/>
           </w:tcPr>
           <w:p>
+            <w:pPr>
+              <w:spacing w:before="20" w:after="20"/>
+            </w:pPr>
             <w:r/>
             <w:r>
               <w:rPr>
@@ -11300,6 +13772,9 @@
             <w:tcW w:type="dxa" w:w="1514"/>
           </w:tcPr>
           <w:p>
+            <w:pPr>
+              <w:spacing w:before="20" w:after="20"/>
+            </w:pPr>
             <w:r/>
             <w:r>
               <w:rPr>
@@ -11316,11 +13791,13 @@
             <w:tcW w:type="dxa" w:w="1514"/>
           </w:tcPr>
           <w:p>
-            <w:r/>
-            <w:r>
-              <w:rPr>
-                <w:rFonts w:ascii="Verdana" w:hAnsi="Verdana"/>
-                <w:b w:val="0"/>
+            <w:pPr>
+              <w:spacing w:before="20" w:after="20"/>
+            </w:pPr>
+            <w:r/>
+            <w:r>
+              <w:rPr>
+                <w:rFonts w:ascii="Verdana" w:hAnsi="Verdana"/>
                 <w:sz w:val="16"/>
               </w:rPr>
               <w:t>Table de code</w:t>
@@ -11332,6 +13809,9 @@
             <w:tcW w:type="dxa" w:w="1514"/>
           </w:tcPr>
           <w:p>
+            <w:pPr>
+              <w:spacing w:before="20" w:after="20"/>
+            </w:pPr>
             <w:r/>
             <w:r>
               <w:rPr>
@@ -11348,6 +13828,9 @@
             <w:tcW w:type="dxa" w:w="1514"/>
           </w:tcPr>
           <w:p>
+            <w:pPr>
+              <w:spacing w:before="20" w:after="20"/>
+            </w:pPr>
             <w:r/>
             <w:r>
               <w:rPr>
@@ -11364,6 +13847,9 @@
             <w:tcW w:type="dxa" w:w="1514"/>
           </w:tcPr>
           <w:p>
+            <w:pPr>
+              <w:spacing w:before="20" w:after="20"/>
+            </w:pPr>
             <w:r/>
             <w:r>
               <w:rPr>
@@ -11384,6 +13870,9 @@
             <w:tcW w:type="dxa" w:w="1514"/>
           </w:tcPr>
           <w:p>
+            <w:pPr>
+              <w:spacing w:before="20" w:after="20"/>
+            </w:pPr>
             <w:r/>
             <w:r>
               <w:rPr>
@@ -11400,6 +13889,9 @@
             <w:tcW w:type="dxa" w:w="1514"/>
           </w:tcPr>
           <w:p>
+            <w:pPr>
+              <w:spacing w:before="20" w:after="20"/>
+            </w:pPr>
             <w:r/>
             <w:r>
               <w:rPr>
@@ -11416,11 +13908,13 @@
             <w:tcW w:type="dxa" w:w="1514"/>
           </w:tcPr>
           <w:p>
-            <w:r/>
-            <w:r>
-              <w:rPr>
-                <w:rFonts w:ascii="Verdana" w:hAnsi="Verdana"/>
-                <w:b w:val="0"/>
+            <w:pPr>
+              <w:spacing w:before="20" w:after="20"/>
+            </w:pPr>
+            <w:r/>
+            <w:r>
+              <w:rPr>
+                <w:rFonts w:ascii="Verdana" w:hAnsi="Verdana"/>
                 <w:sz w:val="16"/>
               </w:rPr>
               <w:t>K</w:t>
@@ -11432,6 +13926,9 @@
             <w:tcW w:type="dxa" w:w="1514"/>
           </w:tcPr>
           <w:p>
+            <w:pPr>
+              <w:spacing w:before="20" w:after="20"/>
+            </w:pPr>
             <w:r/>
             <w:r>
               <w:rPr>
@@ -11448,6 +13945,9 @@
             <w:tcW w:type="dxa" w:w="1514"/>
           </w:tcPr>
           <w:p>
+            <w:pPr>
+              <w:spacing w:before="20" w:after="20"/>
+            </w:pPr>
             <w:r/>
             <w:r>
               <w:rPr>
@@ -11464,6 +13964,9 @@
             <w:tcW w:type="dxa" w:w="1514"/>
           </w:tcPr>
           <w:p>
+            <w:pPr>
+              <w:spacing w:before="20" w:after="20"/>
+            </w:pPr>
             <w:r/>
             <w:r>
               <w:rPr>
@@ -11480,11 +13983,13 @@
             <w:tcW w:type="dxa" w:w="1514"/>
           </w:tcPr>
           <w:p>
-            <w:r/>
-            <w:r>
-              <w:rPr>
-                <w:rFonts w:ascii="Verdana" w:hAnsi="Verdana"/>
-                <w:b w:val="0"/>
+            <w:pPr>
+              <w:spacing w:before="20" w:after="20"/>
+            </w:pPr>
+            <w:r/>
+            <w:r>
+              <w:rPr>
+                <w:rFonts w:ascii="Verdana" w:hAnsi="Verdana"/>
                 <w:sz w:val="16"/>
               </w:rPr>
               <w:t>K</w:t>
@@ -11496,6 +14001,9 @@
             <w:tcW w:type="dxa" w:w="1514"/>
           </w:tcPr>
           <w:p>
+            <w:pPr>
+              <w:spacing w:before="20" w:after="20"/>
+            </w:pPr>
             <w:r/>
             <w:r>
               <w:rPr>
@@ -11512,6 +14020,9 @@
             <w:tcW w:type="dxa" w:w="1514"/>
           </w:tcPr>
           <w:p>
+            <w:pPr>
+              <w:spacing w:before="20" w:after="20"/>
+            </w:pPr>
             <w:r/>
             <w:r>
               <w:rPr>
@@ -11528,6 +14039,9 @@
             <w:tcW w:type="dxa" w:w="1514"/>
           </w:tcPr>
           <w:p>
+            <w:pPr>
+              <w:spacing w:before="20" w:after="20"/>
+            </w:pPr>
             <w:r/>
             <w:r>
               <w:rPr>
@@ -11549,6 +14063,9 @@
             <w:tcW w:type="dxa" w:w="1514"/>
           </w:tcPr>
           <w:p>
+            <w:pPr>
+              <w:spacing w:before="20" w:after="20"/>
+            </w:pPr>
             <w:r/>
             <w:r>
               <w:rPr>
@@ -11565,6 +14082,9 @@
             <w:tcW w:type="dxa" w:w="1514"/>
           </w:tcPr>
           <w:p>
+            <w:pPr>
+              <w:spacing w:before="20" w:after="20"/>
+            </w:pPr>
             <w:r/>
             <w:r>
               <w:rPr>
@@ -11581,11 +14101,13 @@
             <w:tcW w:type="dxa" w:w="1514"/>
           </w:tcPr>
           <w:p>
-            <w:r/>
-            <w:r>
-              <w:rPr>
-                <w:rFonts w:ascii="Verdana" w:hAnsi="Verdana"/>
-                <w:b w:val="0"/>
+            <w:pPr>
+              <w:spacing w:before="20" w:after="20"/>
+            </w:pPr>
+            <w:r/>
+            <w:r>
+              <w:rPr>
+                <w:rFonts w:ascii="Verdana" w:hAnsi="Verdana"/>
                 <w:sz w:val="16"/>
               </w:rPr>
               <w:t>K</w:t>
@@ -11597,6 +14119,9 @@
             <w:tcW w:type="dxa" w:w="1514"/>
           </w:tcPr>
           <w:p>
+            <w:pPr>
+              <w:spacing w:before="20" w:after="20"/>
+            </w:pPr>
             <w:r/>
             <w:r>
               <w:rPr>
@@ -11613,6 +14138,9 @@
             <w:tcW w:type="dxa" w:w="1514"/>
           </w:tcPr>
           <w:p>
+            <w:pPr>
+              <w:spacing w:before="20" w:after="20"/>
+            </w:pPr>
             <w:r/>
             <w:r>
               <w:rPr>
@@ -11629,6 +14157,9 @@
             <w:tcW w:type="dxa" w:w="1514"/>
           </w:tcPr>
           <w:p>
+            <w:pPr>
+              <w:spacing w:before="20" w:after="20"/>
+            </w:pPr>
             <w:r/>
             <w:r>
               <w:rPr>
@@ -11645,11 +14176,13 @@
             <w:tcW w:type="dxa" w:w="1514"/>
           </w:tcPr>
           <w:p>
-            <w:r/>
-            <w:r>
-              <w:rPr>
-                <w:rFonts w:ascii="Verdana" w:hAnsi="Verdana"/>
-                <w:b w:val="0"/>
+            <w:pPr>
+              <w:spacing w:before="20" w:after="20"/>
+            </w:pPr>
+            <w:r/>
+            <w:r>
+              <w:rPr>
+                <w:rFonts w:ascii="Verdana" w:hAnsi="Verdana"/>
                 <w:sz w:val="16"/>
               </w:rPr>
               <w:t>K</w:t>
@@ -11661,6 +14194,9 @@
             <w:tcW w:type="dxa" w:w="1514"/>
           </w:tcPr>
           <w:p>
+            <w:pPr>
+              <w:spacing w:before="20" w:after="20"/>
+            </w:pPr>
             <w:r/>
             <w:r>
               <w:rPr>
@@ -11677,6 +14213,9 @@
             <w:tcW w:type="dxa" w:w="1514"/>
           </w:tcPr>
           <w:p>
+            <w:pPr>
+              <w:spacing w:before="20" w:after="20"/>
+            </w:pPr>
             <w:r/>
             <w:r>
               <w:rPr>
@@ -11693,6 +14232,9 @@
             <w:tcW w:type="dxa" w:w="1514"/>
           </w:tcPr>
           <w:p>
+            <w:pPr>
+              <w:spacing w:before="20" w:after="20"/>
+            </w:pPr>
             <w:r/>
             <w:r>
               <w:rPr>
@@ -11713,6 +14255,9 @@
             <w:tcW w:type="dxa" w:w="1514"/>
           </w:tcPr>
           <w:p>
+            <w:pPr>
+              <w:spacing w:before="20" w:after="20"/>
+            </w:pPr>
             <w:r/>
             <w:r>
               <w:rPr>
@@ -11729,6 +14274,9 @@
             <w:tcW w:type="dxa" w:w="1514"/>
           </w:tcPr>
           <w:p>
+            <w:pPr>
+              <w:spacing w:before="20" w:after="20"/>
+            </w:pPr>
             <w:r/>
             <w:r>
               <w:rPr>
@@ -11745,11 +14293,13 @@
             <w:tcW w:type="dxa" w:w="1514"/>
           </w:tcPr>
           <w:p>
-            <w:r/>
-            <w:r>
-              <w:rPr>
-                <w:rFonts w:ascii="Verdana" w:hAnsi="Verdana"/>
-                <w:b w:val="0"/>
+            <w:pPr>
+              <w:spacing w:before="20" w:after="20"/>
+            </w:pPr>
+            <w:r/>
+            <w:r>
+              <w:rPr>
+                <w:rFonts w:ascii="Verdana" w:hAnsi="Verdana"/>
                 <w:sz w:val="16"/>
               </w:rPr>
               <w:t>Numérique</w:t>
@@ -11761,6 +14311,9 @@
             <w:tcW w:type="dxa" w:w="1514"/>
           </w:tcPr>
           <w:p>
+            <w:pPr>
+              <w:spacing w:before="20" w:after="20"/>
+            </w:pPr>
             <w:r/>
             <w:r>
               <w:rPr>
@@ -11777,6 +14330,9 @@
             <w:tcW w:type="dxa" w:w="1514"/>
           </w:tcPr>
           <w:p>
+            <w:pPr>
+              <w:spacing w:before="20" w:after="20"/>
+            </w:pPr>
             <w:r/>
             <w:r>
               <w:rPr>
@@ -11793,6 +14349,9 @@
             <w:tcW w:type="dxa" w:w="1514"/>
           </w:tcPr>
           <w:p>
+            <w:pPr>
+              <w:spacing w:before="20" w:after="20"/>
+            </w:pPr>
             <w:r/>
             <w:r>
               <w:rPr>
@@ -11809,11 +14368,13 @@
             <w:tcW w:type="dxa" w:w="1514"/>
           </w:tcPr>
           <w:p>
-            <w:r/>
-            <w:r>
-              <w:rPr>
-                <w:rFonts w:ascii="Verdana" w:hAnsi="Verdana"/>
-                <w:b w:val="0"/>
+            <w:pPr>
+              <w:spacing w:before="20" w:after="20"/>
+            </w:pPr>
+            <w:r/>
+            <w:r>
+              <w:rPr>
+                <w:rFonts w:ascii="Verdana" w:hAnsi="Verdana"/>
                 <w:sz w:val="16"/>
               </w:rPr>
               <w:t>Numérique</w:t>
@@ -11825,6 +14386,9 @@
             <w:tcW w:type="dxa" w:w="1514"/>
           </w:tcPr>
           <w:p>
+            <w:pPr>
+              <w:spacing w:before="20" w:after="20"/>
+            </w:pPr>
             <w:r/>
             <w:r>
               <w:rPr>
@@ -11841,6 +14405,9 @@
             <w:tcW w:type="dxa" w:w="1514"/>
           </w:tcPr>
           <w:p>
+            <w:pPr>
+              <w:spacing w:before="20" w:after="20"/>
+            </w:pPr>
             <w:r/>
             <w:r>
               <w:rPr>
@@ -11857,6 +14424,9 @@
             <w:tcW w:type="dxa" w:w="1514"/>
           </w:tcPr>
           <w:p>
+            <w:pPr>
+              <w:spacing w:before="20" w:after="20"/>
+            </w:pPr>
             <w:r/>
             <w:r>
               <w:rPr>
@@ -11877,6 +14447,9 @@
             <w:tcW w:type="dxa" w:w="1514"/>
           </w:tcPr>
           <w:p>
+            <w:pPr>
+              <w:spacing w:before="20" w:after="20"/>
+            </w:pPr>
             <w:r/>
             <w:r>
               <w:rPr>
@@ -11893,6 +14466,9 @@
             <w:tcW w:type="dxa" w:w="1514"/>
           </w:tcPr>
           <w:p>
+            <w:pPr>
+              <w:spacing w:before="20" w:after="20"/>
+            </w:pPr>
             <w:r/>
             <w:r>
               <w:rPr>
@@ -11909,11 +14485,13 @@
             <w:tcW w:type="dxa" w:w="1514"/>
           </w:tcPr>
           <w:p>
-            <w:r/>
-            <w:r>
-              <w:rPr>
-                <w:rFonts w:ascii="Verdana" w:hAnsi="Verdana"/>
-                <w:b w:val="0"/>
+            <w:pPr>
+              <w:spacing w:before="20" w:after="20"/>
+            </w:pPr>
+            <w:r/>
+            <w:r>
+              <w:rPr>
+                <w:rFonts w:ascii="Verdana" w:hAnsi="Verdana"/>
                 <w:sz w:val="16"/>
               </w:rPr>
               <w:t>Numérique</w:t>
@@ -11925,6 +14503,9 @@
             <w:tcW w:type="dxa" w:w="1514"/>
           </w:tcPr>
           <w:p>
+            <w:pPr>
+              <w:spacing w:before="20" w:after="20"/>
+            </w:pPr>
             <w:r/>
             <w:r>
               <w:rPr>
@@ -11941,6 +14522,9 @@
             <w:tcW w:type="dxa" w:w="1514"/>
           </w:tcPr>
           <w:p>
+            <w:pPr>
+              <w:spacing w:before="20" w:after="20"/>
+            </w:pPr>
             <w:r/>
             <w:r>
               <w:rPr>
@@ -11957,6 +14541,9 @@
             <w:tcW w:type="dxa" w:w="1514"/>
           </w:tcPr>
           <w:p>
+            <w:pPr>
+              <w:spacing w:before="20" w:after="20"/>
+            </w:pPr>
             <w:r/>
             <w:r>
               <w:rPr>
@@ -11973,11 +14560,13 @@
             <w:tcW w:type="dxa" w:w="1514"/>
           </w:tcPr>
           <w:p>
-            <w:r/>
-            <w:r>
-              <w:rPr>
-                <w:rFonts w:ascii="Verdana" w:hAnsi="Verdana"/>
-                <w:b w:val="0"/>
+            <w:pPr>
+              <w:spacing w:before="20" w:after="20"/>
+            </w:pPr>
+            <w:r/>
+            <w:r>
+              <w:rPr>
+                <w:rFonts w:ascii="Verdana" w:hAnsi="Verdana"/>
                 <w:sz w:val="16"/>
               </w:rPr>
               <w:t>Numérique</w:t>
@@ -11989,6 +14578,9 @@
             <w:tcW w:type="dxa" w:w="1514"/>
           </w:tcPr>
           <w:p>
+            <w:pPr>
+              <w:spacing w:before="20" w:after="20"/>
+            </w:pPr>
             <w:r/>
             <w:r>
               <w:rPr>
@@ -12005,6 +14597,9 @@
             <w:tcW w:type="dxa" w:w="1514"/>
           </w:tcPr>
           <w:p>
+            <w:pPr>
+              <w:spacing w:before="20" w:after="20"/>
+            </w:pPr>
             <w:r/>
             <w:r>
               <w:rPr>
@@ -12021,6 +14616,9 @@
             <w:tcW w:type="dxa" w:w="1514"/>
           </w:tcPr>
           <w:p>
+            <w:pPr>
+              <w:spacing w:before="20" w:after="20"/>
+            </w:pPr>
             <w:r/>
             <w:r>
               <w:rPr>
@@ -12041,6 +14639,9 @@
             <w:tcW w:type="dxa" w:w="1514"/>
           </w:tcPr>
           <w:p>
+            <w:pPr>
+              <w:spacing w:before="20" w:after="20"/>
+            </w:pPr>
             <w:r/>
             <w:r>
               <w:rPr>
@@ -12057,6 +14658,9 @@
             <w:tcW w:type="dxa" w:w="1514"/>
           </w:tcPr>
           <w:p>
+            <w:pPr>
+              <w:spacing w:before="20" w:after="20"/>
+            </w:pPr>
             <w:r/>
             <w:r>
               <w:rPr>
@@ -12073,11 +14677,13 @@
             <w:tcW w:type="dxa" w:w="1514"/>
           </w:tcPr>
           <w:p>
-            <w:r/>
-            <w:r>
-              <w:rPr>
-                <w:rFonts w:ascii="Verdana" w:hAnsi="Verdana"/>
-                <w:b w:val="0"/>
+            <w:pPr>
+              <w:spacing w:before="20" w:after="20"/>
+            </w:pPr>
+            <w:r/>
+            <w:r>
+              <w:rPr>
+                <w:rFonts w:ascii="Verdana" w:hAnsi="Verdana"/>
                 <w:sz w:val="16"/>
               </w:rPr>
               <w:t>K</w:t>
@@ -12089,6 +14695,9 @@
             <w:tcW w:type="dxa" w:w="1514"/>
           </w:tcPr>
           <w:p>
+            <w:pPr>
+              <w:spacing w:before="20" w:after="20"/>
+            </w:pPr>
             <w:r/>
             <w:r>
               <w:rPr>
@@ -12105,6 +14714,9 @@
             <w:tcW w:type="dxa" w:w="1514"/>
           </w:tcPr>
           <w:p>
+            <w:pPr>
+              <w:spacing w:before="20" w:after="20"/>
+            </w:pPr>
             <w:r/>
             <w:r>
               <w:rPr>
@@ -12121,6 +14733,9 @@
             <w:tcW w:type="dxa" w:w="1514"/>
           </w:tcPr>
           <w:p>
+            <w:pPr>
+              <w:spacing w:before="20" w:after="20"/>
+            </w:pPr>
             <w:r/>
             <w:r>
               <w:rPr>
@@ -12137,11 +14752,13 @@
             <w:tcW w:type="dxa" w:w="1514"/>
           </w:tcPr>
           <w:p>
-            <w:r/>
-            <w:r>
-              <w:rPr>
-                <w:rFonts w:ascii="Verdana" w:hAnsi="Verdana"/>
-                <w:b w:val="0"/>
+            <w:pPr>
+              <w:spacing w:before="20" w:after="20"/>
+            </w:pPr>
+            <w:r/>
+            <w:r>
+              <w:rPr>
+                <w:rFonts w:ascii="Verdana" w:hAnsi="Verdana"/>
                 <w:sz w:val="16"/>
               </w:rPr>
               <w:t>K</w:t>
@@ -12153,6 +14770,9 @@
             <w:tcW w:type="dxa" w:w="1514"/>
           </w:tcPr>
           <w:p>
+            <w:pPr>
+              <w:spacing w:before="20" w:after="20"/>
+            </w:pPr>
             <w:r/>
             <w:r>
               <w:rPr>
@@ -12169,6 +14789,9 @@
             <w:tcW w:type="dxa" w:w="1514"/>
           </w:tcPr>
           <w:p>
+            <w:pPr>
+              <w:spacing w:before="20" w:after="20"/>
+            </w:pPr>
             <w:r/>
             <w:r>
               <w:rPr>
@@ -12185,6 +14808,9 @@
             <w:tcW w:type="dxa" w:w="1514"/>
           </w:tcPr>
           <w:p>
+            <w:pPr>
+              <w:spacing w:before="20" w:after="20"/>
+            </w:pPr>
             <w:r/>
             <w:r>
               <w:rPr>

--- a/docx/fr/BUFRCREX_TableB_fr_40.docx
+++ b/docx/fr/BUFRCREX_TableB_fr_40.docx
@@ -14483,347 +14483,6 @@
         </w:tc>
       </w:tr>
     </w:tbl>
-    <w:p/>
-    <w:p>
-      <w:r>
-        <w:rPr>
-          <w:rFonts w:ascii="Verdana" w:hAnsi="Verdana"/>
-          <w:i/>
-          <w:sz w:val="14"/>
-        </w:rPr>
-        <w:t>Note 23: Une valeur de précipitation de –0,1 kg m –2 avant la mise à l’échelle (–1 après la mise à l’échelle ou en CREX) indique qu’il y a «trace» de précipitations (non mesurable, moins de 0,05 kg m –2 )</w:t>
-      </w:r>
-    </w:p>
-    <w:p>
-      <w:r>
-        <w:rPr>
-          <w:rFonts w:ascii="Verdana" w:hAnsi="Verdana"/>
-          <w:i/>
-          <w:sz w:val="14"/>
-        </w:rPr>
-        <w:t>Note 25: Il est possible d’annuler une signification précédemment définie en transmettant une «valeur manquante» à partir de la table de code ou de la table d’indicateurs appropriée.</w:t>
-      </w:r>
-    </w:p>
-    <w:p>
-      <w:r>
-        <w:rPr>
-          <w:rFonts w:ascii="Verdana" w:hAnsi="Verdana"/>
-          <w:i/>
-          <w:sz w:val="14"/>
-        </w:rPr>
-        <w:t>Note 27: Sauf indication contraire, tous les temps sont des temps universels coordonnés (UTC).</w:t>
-      </w:r>
-    </w:p>
-    <w:p>
-      <w:r>
-        <w:rPr>
-          <w:rFonts w:ascii="Verdana" w:hAnsi="Verdana"/>
-          <w:i/>
-          <w:sz w:val="14"/>
-        </w:rPr>
-        <w:t>Note 32: La direction ou l’azimut ne sont utilisés que par rapport à une position donnée; ils n’ont pas pour objet de définir à nouveau cette position.</w:t>
-      </w:r>
-    </w:p>
-    <w:p>
-      <w:r>
-        <w:rPr>
-          <w:rFonts w:ascii="Verdana" w:hAnsi="Verdana"/>
-          <w:i/>
-          <w:sz w:val="14"/>
-        </w:rPr>
-        <w:t>Note 62: La distance n’est indiquée que par rapport à une position donnée et une direction, un azimut ou une hauteur angulaire; elle n’a pas pour objet de définir à nouveau cette position.</w:t>
-      </w:r>
-    </w:p>
-    <w:p>
-      <w:r>
-        <w:rPr>
-          <w:rFonts w:ascii="Verdana" w:hAnsi="Verdana"/>
-          <w:i/>
-          <w:sz w:val="14"/>
-        </w:rPr>
-        <w:t>Note 63: Le rayonnement descendant est indiqué par des valeurs positives.</w:t>
-      </w:r>
-    </w:p>
-    <w:p>
-      <w:r>
-        <w:rPr>
-          <w:rFonts w:ascii="Verdana" w:hAnsi="Verdana"/>
-          <w:i/>
-          <w:sz w:val="14"/>
-        </w:rPr>
-        <w:t>Note 64: Les composantes w descendantes sont indiquées par des valeurs positives, pour lesquelles l’unité est le Pa s –1 .</w:t>
-      </w:r>
-    </w:p>
-    <w:p>
-      <w:r>
-        <w:rPr>
-          <w:rFonts w:ascii="Verdana" w:hAnsi="Verdana"/>
-          <w:i/>
-          <w:sz w:val="14"/>
-        </w:rPr>
-        <w:t>Note 66: Les incréments dans le sens est-ouest sont indiqués par des valeurs négatives.</w:t>
-      </w:r>
-    </w:p>
-    <w:p>
-      <w:r>
-        <w:rPr>
-          <w:rFonts w:ascii="Verdana" w:hAnsi="Verdana"/>
-          <w:i/>
-          <w:sz w:val="14"/>
-        </w:rPr>
-        <w:t>Note 92: Afin qu’il soit possible de distinguer sans ambiguïté les cas de valeurs manquantes et de pixels saturés, les données d’image de n bits doivent être codées à l’aide d’un champs de données de n+1. Lorsqu’un tel descripteur n’est pas déjà disponible dans la classe 30, on utilise un descripteur d’opération 2 01 YYY pour modifier le champ de données de l’entrée existante, selon les besoins.</w:t>
-      </w:r>
-    </w:p>
-    <w:p>
-      <w:r>
-        <w:rPr>
-          <w:rFonts w:ascii="Verdana" w:hAnsi="Verdana"/>
-          <w:i/>
-          <w:sz w:val="14"/>
-        </w:rPr>
-        <w:t>Note 105: Les périodes ou les décalages dans le temps négatifs sont utilisés pour indiquer les périodes ou les décalages dans le temps précédant le temps généralement défini.</w:t>
-      </w:r>
-    </w:p>
-    <w:p>
-      <w:r>
-        <w:rPr>
-          <w:rFonts w:ascii="Verdana" w:hAnsi="Verdana"/>
-          <w:i/>
-          <w:sz w:val="14"/>
-        </w:rPr>
-        <w:t>Note 110: Les incréments dans le sens nord–sud sont indiqués par des valeurs négatives.</w:t>
-      </w:r>
-    </w:p>
-    <w:p>
-      <w:r>
-        <w:rPr>
-          <w:rFonts w:ascii="Verdana" w:hAnsi="Verdana"/>
-          <w:i/>
-          <w:sz w:val="14"/>
-        </w:rPr>
-        <w:t>Note 115: Le champ de données des pixels peut être modifié au moyen du descripteur 2 01 YYY.</w:t>
-      </w:r>
-    </w:p>
-    <w:p>
-      <w:r>
-        <w:rPr>
-          <w:rFonts w:ascii="Verdana" w:hAnsi="Verdana"/>
-          <w:i/>
-          <w:sz w:val="14"/>
-        </w:rPr>
-        <w:t>Note 121: Pour certains éléments de cette classe, une indication de la précision escomptée peut être implicite.</w:t>
-      </w:r>
-    </w:p>
-    <w:p>
-      <w:r>
-        <w:rPr>
-          <w:rFonts w:ascii="Verdana" w:hAnsi="Verdana"/>
-          <w:i/>
-          <w:sz w:val="14"/>
-        </w:rPr>
-        <w:t>Note 122: On attribue aux latitudes sud des valeurs négatives.</w:t>
-      </w:r>
-    </w:p>
-    <w:p>
-      <w:r>
-        <w:rPr>
-          <w:rFonts w:ascii="Verdana" w:hAnsi="Verdana"/>
-          <w:i/>
-          <w:sz w:val="14"/>
-        </w:rPr>
-        <w:t>Note 123: Les composantes v dans le sens sud–nord sont indiquées par des valeurs positives.</w:t>
-      </w:r>
-    </w:p>
-    <w:p>
-      <w:r>
-        <w:rPr>
-          <w:rFonts w:ascii="Verdana" w:hAnsi="Verdana"/>
-          <w:i/>
-          <w:sz w:val="14"/>
-        </w:rPr>
-        <w:t>Note 126: Les stations situées à moins de 1° du pôle Nord ou du pôle Sud chiffrent leurs observations de la direction du vent de surface avec le limbe d’azimut orienté de sorte que son zéro coïncide avec le méridien de Greenwich.</w:t>
-      </w:r>
-    </w:p>
-    <w:p>
-      <w:r>
-        <w:rPr>
-          <w:rFonts w:ascii="Verdana" w:hAnsi="Verdana"/>
-          <w:i/>
-          <w:sz w:val="14"/>
-        </w:rPr>
-        <w:t>Note 145: Pour indiquer à quoi se rapportent les périodes ou les décalages dans le temps, on peut se servir du code donné pour la caractéristique temporelle dans la table 0 08 021.</w:t>
-      </w:r>
-    </w:p>
-    <w:p>
-      <w:r>
-        <w:rPr>
-          <w:rFonts w:ascii="Verdana" w:hAnsi="Verdana"/>
-          <w:i/>
-          <w:sz w:val="14"/>
-        </w:rPr>
-        <w:t>Note 149: Lorsque la situation dans le temps correspond à des valeurs de prévision, elle indique le temps de l'état initial ou le début de la période de prévision; si elle correspond à des moyennes d'ensemble de valeurs de prévisions, elle indique l'état initial ou le début de la première prévision d'où les moyennes d'ensemble sont dérivées.</w:t>
-      </w:r>
-    </w:p>
-    <w:p>
-      <w:r>
-        <w:rPr>
-          <w:rFonts w:ascii="Verdana" w:hAnsi="Verdana"/>
-          <w:i/>
-          <w:sz w:val="14"/>
-        </w:rPr>
-        <w:t>Note 155: Cette classe peut aussi contenir des éléments concernant les méthodes d’observation.</w:t>
-      </w:r>
-    </w:p>
-    <w:p>
-      <w:r>
-        <w:rPr>
-          <w:rFonts w:ascii="Verdana" w:hAnsi="Verdana"/>
-          <w:i/>
-          <w:sz w:val="14"/>
-        </w:rPr>
-        <w:t>Note 156: La présente classe doit contenir des éléments décrivant les instruments utilisés pour obtenir les éléments météorologiques représentés.</w:t>
-      </w:r>
-    </w:p>
-    <w:p>
-      <w:r>
-        <w:rPr>
-          <w:rFonts w:ascii="Verdana" w:hAnsi="Verdana"/>
-          <w:i/>
-          <w:sz w:val="14"/>
-        </w:rPr>
-        <w:t>Note 158: Pour les périodes ou les décalages dans le temps et pour les incréments temporels, il faut préalablement une définition de l'origine de la position dans le temps, suivie, le cas échéant, d'une définition de l'élément qualificatif temporel.</w:t>
-      </w:r>
-    </w:p>
-    <w:p>
-      <w:r>
-        <w:rPr>
-          <w:rFonts w:ascii="Verdana" w:hAnsi="Verdana"/>
-          <w:i/>
-          <w:sz w:val="14"/>
-        </w:rPr>
-        <w:t>Note 160: Le rayonnement ascendant est indiqué par des valeurs négatives.</w:t>
-      </w:r>
-    </w:p>
-    <w:p>
-      <w:r>
-        <w:rPr>
-          <w:rFonts w:ascii="Verdana" w:hAnsi="Verdana"/>
-          <w:i/>
-          <w:sz w:val="14"/>
-        </w:rPr>
-        <w:t>Note 161: Les composantes w ascendantes sont indiquées par des valeurs positives, pour lesquelles l’unité est le m s –1 .</w:t>
-      </w:r>
-    </w:p>
-    <w:p>
-      <w:r>
-        <w:rPr>
-          <w:rFonts w:ascii="Verdana" w:hAnsi="Verdana"/>
-          <w:i/>
-          <w:sz w:val="14"/>
-        </w:rPr>
-        <w:t>Note 162: Intervalles utiles utilisés ci-dessus: 10 11 Bq à 10 19 Bq pour les rejets; 10 –2 Bq à 10 7 Bq et 10 –2 mSv à 10 7 mSv pour la concentration et les doses.</w:t>
-      </w:r>
-    </w:p>
-    <w:p>
-      <w:r>
-        <w:rPr>
-          <w:rFonts w:ascii="Verdana" w:hAnsi="Verdana"/>
-          <w:i/>
-          <w:sz w:val="14"/>
-        </w:rPr>
-        <w:t>Note 163: Les valeurs de la latitude et de l’incrément de latitude se situent dans les limites de la plage allant de –90 degrés à +90 degrés.</w:t>
-      </w:r>
-    </w:p>
-    <w:p>
-      <w:r>
-        <w:rPr>
-          <w:rFonts w:ascii="Verdana" w:hAnsi="Verdana"/>
-          <w:i/>
-          <w:sz w:val="14"/>
-        </w:rPr>
-        <w:t>Note 164: Les valeurs de longitude se situent dans les limites de la plage allant de –180 degrés à +180 degrés.</w:t>
-      </w:r>
-    </w:p>
-    <w:p>
-      <w:r>
-        <w:rPr>
-          <w:rFonts w:ascii="Verdana" w:hAnsi="Verdana"/>
-          <w:i/>
-          <w:sz w:val="14"/>
-        </w:rPr>
-        <w:t>Note 165: Des données correspondant à des éléments verticaux et à la pression sont utilisées pour définir des valeurs de ces éléments indépendantes de l’élément ou de la variable déterminant la coordonnée verticale.</w:t>
-      </w:r>
-    </w:p>
-    <w:p>
-      <w:r>
-        <w:rPr>
-          <w:rFonts w:ascii="Verdana" w:hAnsi="Verdana"/>
-          <w:i/>
-          <w:sz w:val="14"/>
-        </w:rPr>
-        <w:t>Note 166: On attribue aux longitudes ouest des valeurs négatives.</w:t>
-      </w:r>
-    </w:p>
-    <w:p>
-      <w:r>
-        <w:rPr>
-          <w:rFonts w:ascii="Verdana" w:hAnsi="Verdana"/>
-          <w:i/>
-          <w:sz w:val="14"/>
-        </w:rPr>
-        <w:t>Note 167: Les composantes u dans le sens ouest–est sont indiquées par des valeurs positives.</w:t>
-      </w:r>
-    </w:p>
-    <w:p>
-      <w:r>
-        <w:rPr>
-          <w:rFonts w:ascii="Verdana" w:hAnsi="Verdana"/>
-          <w:i/>
-          <w:sz w:val="14"/>
-        </w:rPr>
-        <w:t>Note 176: Lorsqu'il faut plus d'une période ou d'un décalage dans le temps pour définir des indications temporelles complexes, les définitions se succèdent immédiatement, dans l'ordre suivant: période d'ensemble (le cas échéant); période de prévision (le cas échéant); période correspondant à une moyenne ou une accumulation (le cas échéant).</w:t>
-      </w:r>
-    </w:p>
-    <w:p>
-      <w:r>
-        <w:rPr>
-          <w:rFonts w:ascii="Verdana" w:hAnsi="Verdana"/>
-          <w:i/>
-          <w:sz w:val="14"/>
-        </w:rPr>
-        <w:t>Note 178: Lorsque la colonne Nom de l’élément porte la mention «sur une période déterminée», on précise, à l’aide de descripteurs de la classe 04, la période considérée.</w:t>
-      </w:r>
-    </w:p>
-    <w:p>
-      <w:r>
-        <w:rPr>
-          <w:rFonts w:ascii="Verdana" w:hAnsi="Verdana"/>
-          <w:i/>
-          <w:sz w:val="14"/>
-        </w:rPr>
-        <w:t>Note 179: Lorsqu’on établit une somme ou une moyenne (par exemple sur une certaine période), on peut représenter le nombre total de valeurs prises en considération pour obtenir cette somme ou cette moyenne en utilisant le descripteur 0 08 022.</w:t>
-      </w:r>
-    </w:p>
-    <w:p>
-      <w:r>
-        <w:rPr>
-          <w:rFonts w:ascii="Verdana" w:hAnsi="Verdana"/>
-          <w:i/>
-          <w:sz w:val="14"/>
-        </w:rPr>
-        <w:t>Note 180: Normes pour la transmission des vents: Vitesse Direction Pas d’observation Manquante Manquante Calme 0 0 Observation normale &gt; 0 1° – 360° Vitesse seulement &gt; 0 Manquante Direction seulement Manquante 1° – 360° «Léger et variable» &gt; 0 0</w:t>
-      </w:r>
-    </w:p>
-    <w:p>
-      <w:r>
-        <w:rPr>
-          <w:rFonts w:ascii="Verdana" w:hAnsi="Verdana"/>
-          <w:i/>
-          <w:sz w:val="14"/>
-        </w:rPr>
-        <w:t>Note 181: Normes pour la transmission des vagues de la mer du vent et des vagues: Observation Vitesse Direction Pas d’observation Manquante Manquante Calme 0 0 Observation normale &gt; 0 1° – 360° Vitesse seulement &gt; 0 Manquante Direction seulement Manquante 1° – 360° «Léger et variable» &gt; 0 0</w:t>
-      </w:r>
-    </w:p>
     <w:sectPr>
       <w:pgSz w:w="16838" w:h="11906" w:orient="landscape"/>
       <w:pgMar w:top="850" w:right="850" w:bottom="850" w:left="850" w:header="720" w:footer="720" w:gutter="0"/>
